--- a/public/labs/os/kmp-24/ЛР10_ОС_Командні_файли_в_середовищі_Linux.docx
+++ b/public/labs/os/kmp-24/ЛР10_ОС_Командні_файли_в_середовищі_Linux.docx
@@ -251,7 +251,40 @@
     <w:p>
       <w:pPr>
         <w:pStyle w:val="SourceCode"/>
-      </w:pPr>
+        <w:spacing w:before="120" w:after="0" w:line="200" w:lineRule="auto"/>
+      </w:pPr>
+      <w:r>
+        <w:t xml:space="preserve">#!/bin/bash</w:t>
+      </w:r>
+    </w:p>
+    <w:p>
+      <w:pPr>
+        <w:pStyle w:val="SourceCode"/>
+        <w:spacing w:before="0" w:after="0" w:line="200" w:lineRule="auto"/>
+      </w:pPr>
+      <w:r>
+        <w:t xml:space="preserve"># backup.sh — резервне копіювання документів</w:t>
+      </w:r>
+    </w:p>
+    <w:p>
+      <w:pPr>
+        <w:pStyle w:val="SourceCode"/>
+        <w:spacing w:before="0" w:after="120" w:line="200" w:lineRule="auto"/>
+      </w:pPr>
+      <w:r>
+        <w:t xml:space="preserve">echo "Скрипт: $0"</w:t>
+      </w:r>
+    </w:p>
+    <w:p>
+      <w:pPr>
+        <w:pStyle w:val="FirstParagraph"/>
+      </w:pPr>
+      <w:r>
+        <w:t xml:space="preserve">Перший рядок</w:t>
+      </w:r>
+      <w:r>
+        <w:t xml:space="preserve"> </w:t>
+      </w:r>
       <w:r>
         <w:rPr>
           <w:rStyle w:val="VerbatimChar"/>
@@ -259,41 +292,6 @@
         <w:t xml:space="preserve">#!/bin/bash</w:t>
       </w:r>
       <w:r>
-        <w:br/>
-      </w:r>
-      <w:r>
-        <w:rPr>
-          <w:rStyle w:val="VerbatimChar"/>
-        </w:rPr>
-        <w:t xml:space="preserve"># backup.sh — резервне копіювання документів</w:t>
-      </w:r>
-      <w:r>
-        <w:br/>
-      </w:r>
-      <w:r>
-        <w:rPr>
-          <w:rStyle w:val="VerbatimChar"/>
-        </w:rPr>
-        <w:t xml:space="preserve">echo "Скрипт: $0"</w:t>
-      </w:r>
-    </w:p>
-    <w:p>
-      <w:pPr>
-        <w:pStyle w:val="FirstParagraph"/>
-      </w:pPr>
-      <w:r>
-        <w:t xml:space="preserve">Перший рядок</w:t>
-      </w:r>
-      <w:r>
-        <w:t xml:space="preserve"> </w:t>
-      </w:r>
-      <w:r>
-        <w:rPr>
-          <w:rStyle w:val="VerbatimChar"/>
-        </w:rPr>
-        <w:t xml:space="preserve">#!/bin/bash</w:t>
-      </w:r>
-      <w:r>
         <w:t xml:space="preserve"> </w:t>
       </w:r>
       <w:r>
@@ -303,38 +301,36 @@
     <w:p>
       <w:pPr>
         <w:pStyle w:val="SourceCode"/>
-      </w:pPr>
-      <w:r>
-        <w:rPr>
-          <w:rStyle w:val="VerbatimChar"/>
-        </w:rPr>
+        <w:spacing w:before="120" w:after="0" w:line="200" w:lineRule="auto"/>
+      </w:pPr>
+      <w:r>
         <w:t xml:space="preserve">chmod +x backup.sh     # надати право виконання</w:t>
       </w:r>
-      <w:r>
-        <w:br/>
-      </w:r>
-      <w:r>
-        <w:rPr>
-          <w:rStyle w:val="VerbatimChar"/>
-        </w:rPr>
+    </w:p>
+    <w:p>
+      <w:pPr>
+        <w:pStyle w:val="SourceCode"/>
+        <w:spacing w:before="0" w:after="0" w:line="200" w:lineRule="auto"/>
+      </w:pPr>
+      <w:r>
         <w:t xml:space="preserve">./backup.sh            # запустити як програму</w:t>
       </w:r>
-      <w:r>
-        <w:br/>
-      </w:r>
-      <w:r>
-        <w:rPr>
-          <w:rStyle w:val="VerbatimChar"/>
-        </w:rPr>
+    </w:p>
+    <w:p>
+      <w:pPr>
+        <w:pStyle w:val="SourceCode"/>
+        <w:spacing w:before="0" w:after="0" w:line="200" w:lineRule="auto"/>
+      </w:pPr>
+      <w:r>
         <w:t xml:space="preserve">bash backup.sh         # запустити явним інтерпретатором</w:t>
       </w:r>
-      <w:r>
-        <w:br/>
-      </w:r>
-      <w:r>
-        <w:rPr>
-          <w:rStyle w:val="VerbatimChar"/>
-        </w:rPr>
+    </w:p>
+    <w:p>
+      <w:pPr>
+        <w:pStyle w:val="SourceCode"/>
+        <w:spacing w:before="0" w:after="120" w:line="200" w:lineRule="auto"/>
+      </w:pPr>
+      <w:r>
         <w:t xml:space="preserve">source backup.sh       # виконати в поточній оболонці</w:t>
       </w:r>
     </w:p>
@@ -389,47 +385,45 @@
     <w:p>
       <w:pPr>
         <w:pStyle w:val="SourceCode"/>
-      </w:pPr>
-      <w:r>
-        <w:rPr>
-          <w:rStyle w:val="VerbatimChar"/>
-        </w:rPr>
+        <w:spacing w:before="120" w:after="0" w:line="200" w:lineRule="auto"/>
+      </w:pPr>
+      <w:r>
         <w:t xml:space="preserve">name="LAB10"                     # без пробілів навколо =</w:t>
       </w:r>
-      <w:r>
-        <w:br/>
-      </w:r>
-      <w:r>
-        <w:rPr>
-          <w:rStyle w:val="VerbatimChar"/>
-        </w:rPr>
+    </w:p>
+    <w:p>
+      <w:pPr>
+        <w:pStyle w:val="SourceCode"/>
+        <w:spacing w:before="0" w:after="0" w:line="200" w:lineRule="auto"/>
+      </w:pPr>
+      <w:r>
         <w:t xml:space="preserve">dir="$HOME/lab10"                # підстановка іншої змінної</w:t>
       </w:r>
-      <w:r>
-        <w:br/>
-      </w:r>
-      <w:r>
-        <w:rPr>
-          <w:rStyle w:val="VerbatimChar"/>
-        </w:rPr>
+    </w:p>
+    <w:p>
+      <w:pPr>
+        <w:pStyle w:val="SourceCode"/>
+        <w:spacing w:before="0" w:after="0" w:line="200" w:lineRule="auto"/>
+      </w:pPr>
+      <w:r>
         <w:t xml:space="preserve">count=$(ls "$dir" | wc -l)       # підстановка результату команди</w:t>
       </w:r>
-      <w:r>
-        <w:br/>
-      </w:r>
-      <w:r>
-        <w:rPr>
-          <w:rStyle w:val="VerbatimChar"/>
-        </w:rPr>
+    </w:p>
+    <w:p>
+      <w:pPr>
+        <w:pStyle w:val="SourceCode"/>
+        <w:spacing w:before="0" w:after="0" w:line="200" w:lineRule="auto"/>
+      </w:pPr>
+      <w:r>
         <w:t xml:space="preserve">today=$(date +%F)                # 2026-09-18</w:t>
       </w:r>
-      <w:r>
-        <w:br/>
-      </w:r>
-      <w:r>
-        <w:rPr>
-          <w:rStyle w:val="VerbatimChar"/>
-        </w:rPr>
+    </w:p>
+    <w:p>
+      <w:pPr>
+        <w:pStyle w:val="SourceCode"/>
+        <w:spacing w:before="0" w:after="120" w:line="200" w:lineRule="auto"/>
+      </w:pPr>
+      <w:r>
         <w:t xml:space="preserve">echo "У каталозі $dir файлів: $count"</w:t>
       </w:r>
     </w:p>
@@ -750,113 +744,114 @@
     <w:p>
       <w:pPr>
         <w:pStyle w:val="SourceCode"/>
-      </w:pPr>
-      <w:r>
-        <w:rPr>
-          <w:rStyle w:val="VerbatimChar"/>
-        </w:rPr>
+        <w:spacing w:before="120" w:after="0" w:line="200" w:lineRule="auto"/>
+      </w:pPr>
+      <w:r>
         <w:t xml:space="preserve">if [[ $# -eq 0 ]]; then</w:t>
       </w:r>
-      <w:r>
-        <w:br/>
-      </w:r>
-      <w:r>
-        <w:rPr>
-          <w:rStyle w:val="VerbatimChar"/>
-        </w:rPr>
+    </w:p>
+    <w:p>
+      <w:pPr>
+        <w:pStyle w:val="SourceCode"/>
+        <w:spacing w:before="0" w:after="0" w:line="200" w:lineRule="auto"/>
+      </w:pPr>
+      <w:r>
         <w:t xml:space="preserve">    echo "Використання: $0 &lt;каталог&gt;" &gt;&amp;2</w:t>
       </w:r>
-      <w:r>
-        <w:br/>
-      </w:r>
-      <w:r>
-        <w:rPr>
-          <w:rStyle w:val="VerbatimChar"/>
-        </w:rPr>
+    </w:p>
+    <w:p>
+      <w:pPr>
+        <w:pStyle w:val="SourceCode"/>
+        <w:spacing w:before="0" w:after="0" w:line="200" w:lineRule="auto"/>
+      </w:pPr>
+      <w:r>
         <w:t xml:space="preserve">    exit 1</w:t>
       </w:r>
-      <w:r>
-        <w:br/>
-      </w:r>
-      <w:r>
-        <w:rPr>
-          <w:rStyle w:val="VerbatimChar"/>
-        </w:rPr>
+    </w:p>
+    <w:p>
+      <w:pPr>
+        <w:pStyle w:val="SourceCode"/>
+        <w:spacing w:before="0" w:after="0" w:line="200" w:lineRule="auto"/>
+      </w:pPr>
+      <w:r>
         <w:t xml:space="preserve">fi</w:t>
       </w:r>
-      <w:r>
-        <w:br/>
-      </w:r>
-      <w:r>
-        <w:br/>
-      </w:r>
-      <w:r>
-        <w:rPr>
-          <w:rStyle w:val="VerbatimChar"/>
-        </w:rPr>
+    </w:p>
+    <w:p>
+      <w:pPr>
+        <w:pStyle w:val="SourceCode"/>
+        <w:spacing w:before="0" w:after="0" w:line="200" w:lineRule="auto"/>
+      </w:pPr>
+    </w:p>
+    <w:p>
+      <w:pPr>
+        <w:pStyle w:val="SourceCode"/>
+        <w:spacing w:before="0" w:after="0" w:line="200" w:lineRule="auto"/>
+      </w:pPr>
+      <w:r>
         <w:t xml:space="preserve">if [[ -d "$1" ]]; then</w:t>
       </w:r>
-      <w:r>
-        <w:br/>
-      </w:r>
-      <w:r>
-        <w:rPr>
-          <w:rStyle w:val="VerbatimChar"/>
-        </w:rPr>
+    </w:p>
+    <w:p>
+      <w:pPr>
+        <w:pStyle w:val="SourceCode"/>
+        <w:spacing w:before="0" w:after="0" w:line="200" w:lineRule="auto"/>
+      </w:pPr>
+      <w:r>
         <w:t xml:space="preserve">    echo "Це каталог"</w:t>
       </w:r>
-      <w:r>
-        <w:br/>
-      </w:r>
-      <w:r>
-        <w:rPr>
-          <w:rStyle w:val="VerbatimChar"/>
-        </w:rPr>
+    </w:p>
+    <w:p>
+      <w:pPr>
+        <w:pStyle w:val="SourceCode"/>
+        <w:spacing w:before="0" w:after="0" w:line="200" w:lineRule="auto"/>
+      </w:pPr>
+      <w:r>
         <w:t xml:space="preserve">elif [[ -f "$1" ]]; then</w:t>
       </w:r>
-      <w:r>
-        <w:br/>
-      </w:r>
-      <w:r>
-        <w:rPr>
-          <w:rStyle w:val="VerbatimChar"/>
-        </w:rPr>
+    </w:p>
+    <w:p>
+      <w:pPr>
+        <w:pStyle w:val="SourceCode"/>
+        <w:spacing w:before="0" w:after="0" w:line="200" w:lineRule="auto"/>
+      </w:pPr>
+      <w:r>
         <w:t xml:space="preserve">    echo "Це файл"</w:t>
       </w:r>
-      <w:r>
-        <w:br/>
-      </w:r>
-      <w:r>
-        <w:rPr>
-          <w:rStyle w:val="VerbatimChar"/>
-        </w:rPr>
+    </w:p>
+    <w:p>
+      <w:pPr>
+        <w:pStyle w:val="SourceCode"/>
+        <w:spacing w:before="0" w:after="0" w:line="200" w:lineRule="auto"/>
+      </w:pPr>
+      <w:r>
         <w:t xml:space="preserve">else</w:t>
       </w:r>
-      <w:r>
-        <w:br/>
-      </w:r>
-      <w:r>
-        <w:rPr>
-          <w:rStyle w:val="VerbatimChar"/>
-        </w:rPr>
+    </w:p>
+    <w:p>
+      <w:pPr>
+        <w:pStyle w:val="SourceCode"/>
+        <w:spacing w:before="0" w:after="0" w:line="200" w:lineRule="auto"/>
+      </w:pPr>
+      <w:r>
         <w:t xml:space="preserve">    echo "Об'єкт не знайдено" &gt;&amp;2</w:t>
       </w:r>
-      <w:r>
-        <w:br/>
-      </w:r>
-      <w:r>
-        <w:rPr>
-          <w:rStyle w:val="VerbatimChar"/>
-        </w:rPr>
+    </w:p>
+    <w:p>
+      <w:pPr>
+        <w:pStyle w:val="SourceCode"/>
+        <w:spacing w:before="0" w:after="0" w:line="200" w:lineRule="auto"/>
+      </w:pPr>
+      <w:r>
         <w:t xml:space="preserve">    exit 2</w:t>
       </w:r>
-      <w:r>
-        <w:br/>
-      </w:r>
-      <w:r>
-        <w:rPr>
-          <w:rStyle w:val="VerbatimChar"/>
-        </w:rPr>
+    </w:p>
+    <w:p>
+      <w:pPr>
+        <w:pStyle w:val="SourceCode"/>
+        <w:spacing w:before="0" w:after="120" w:line="200" w:lineRule="auto"/>
+      </w:pPr>
+      <w:r>
         <w:t xml:space="preserve">fi</w:t>
       </w:r>
     </w:p>
@@ -1279,128 +1274,135 @@
     <w:p>
       <w:pPr>
         <w:pStyle w:val="SourceCode"/>
-      </w:pPr>
-      <w:r>
-        <w:rPr>
-          <w:rStyle w:val="VerbatimChar"/>
-        </w:rPr>
+        <w:spacing w:before="120" w:after="0" w:line="200" w:lineRule="auto"/>
+      </w:pPr>
+      <w:r>
         <w:t xml:space="preserve">for file in "$dir"/*.log; do</w:t>
       </w:r>
-      <w:r>
-        <w:br/>
-      </w:r>
-      <w:r>
-        <w:rPr>
-          <w:rStyle w:val="VerbatimChar"/>
-        </w:rPr>
+    </w:p>
+    <w:p>
+      <w:pPr>
+        <w:pStyle w:val="SourceCode"/>
+        <w:spacing w:before="0" w:after="0" w:line="200" w:lineRule="auto"/>
+      </w:pPr>
+      <w:r>
         <w:t xml:space="preserve">    echo "Обробляю $file"</w:t>
       </w:r>
-      <w:r>
-        <w:br/>
-      </w:r>
-      <w:r>
-        <w:rPr>
-          <w:rStyle w:val="VerbatimChar"/>
-        </w:rPr>
+    </w:p>
+    <w:p>
+      <w:pPr>
+        <w:pStyle w:val="SourceCode"/>
+        <w:spacing w:before="0" w:after="0" w:line="200" w:lineRule="auto"/>
+      </w:pPr>
+      <w:r>
         <w:t xml:space="preserve">done</w:t>
       </w:r>
-      <w:r>
-        <w:br/>
-      </w:r>
-      <w:r>
-        <w:br/>
-      </w:r>
-      <w:r>
-        <w:rPr>
-          <w:rStyle w:val="VerbatimChar"/>
-        </w:rPr>
+    </w:p>
+    <w:p>
+      <w:pPr>
+        <w:pStyle w:val="SourceCode"/>
+        <w:spacing w:before="0" w:after="0" w:line="200" w:lineRule="auto"/>
+      </w:pPr>
+    </w:p>
+    <w:p>
+      <w:pPr>
+        <w:pStyle w:val="SourceCode"/>
+        <w:spacing w:before="0" w:after="0" w:line="200" w:lineRule="auto"/>
+      </w:pPr>
+      <w:r>
         <w:t xml:space="preserve">for i in {1..5}; do</w:t>
       </w:r>
-      <w:r>
-        <w:br/>
-      </w:r>
-      <w:r>
-        <w:rPr>
-          <w:rStyle w:val="VerbatimChar"/>
-        </w:rPr>
+    </w:p>
+    <w:p>
+      <w:pPr>
+        <w:pStyle w:val="SourceCode"/>
+        <w:spacing w:before="0" w:after="0" w:line="200" w:lineRule="auto"/>
+      </w:pPr>
+      <w:r>
         <w:t xml:space="preserve">    echo "Ітерація $i"</w:t>
       </w:r>
-      <w:r>
-        <w:br/>
-      </w:r>
-      <w:r>
-        <w:rPr>
-          <w:rStyle w:val="VerbatimChar"/>
-        </w:rPr>
+    </w:p>
+    <w:p>
+      <w:pPr>
+        <w:pStyle w:val="SourceCode"/>
+        <w:spacing w:before="0" w:after="0" w:line="200" w:lineRule="auto"/>
+      </w:pPr>
+      <w:r>
         <w:t xml:space="preserve">done</w:t>
       </w:r>
-      <w:r>
-        <w:br/>
-      </w:r>
-      <w:r>
-        <w:br/>
-      </w:r>
-      <w:r>
-        <w:rPr>
-          <w:rStyle w:val="VerbatimChar"/>
-        </w:rPr>
+    </w:p>
+    <w:p>
+      <w:pPr>
+        <w:pStyle w:val="SourceCode"/>
+        <w:spacing w:before="0" w:after="0" w:line="200" w:lineRule="auto"/>
+      </w:pPr>
+    </w:p>
+    <w:p>
+      <w:pPr>
+        <w:pStyle w:val="SourceCode"/>
+        <w:spacing w:before="0" w:after="0" w:line="200" w:lineRule="auto"/>
+      </w:pPr>
+      <w:r>
         <w:t xml:space="preserve">while read -r line; do</w:t>
       </w:r>
-      <w:r>
-        <w:br/>
-      </w:r>
-      <w:r>
-        <w:rPr>
-          <w:rStyle w:val="VerbatimChar"/>
-        </w:rPr>
+    </w:p>
+    <w:p>
+      <w:pPr>
+        <w:pStyle w:val="SourceCode"/>
+        <w:spacing w:before="0" w:after="0" w:line="200" w:lineRule="auto"/>
+      </w:pPr>
+      <w:r>
         <w:t xml:space="preserve">    echo "Рядок: $line"</w:t>
       </w:r>
-      <w:r>
-        <w:br/>
-      </w:r>
-      <w:r>
-        <w:rPr>
-          <w:rStyle w:val="VerbatimChar"/>
-        </w:rPr>
+    </w:p>
+    <w:p>
+      <w:pPr>
+        <w:pStyle w:val="SourceCode"/>
+        <w:spacing w:before="0" w:after="0" w:line="200" w:lineRule="auto"/>
+      </w:pPr>
+      <w:r>
         <w:t xml:space="preserve">done &lt; users.txt</w:t>
       </w:r>
-      <w:r>
-        <w:br/>
-      </w:r>
-      <w:r>
-        <w:br/>
-      </w:r>
-      <w:r>
-        <w:rPr>
-          <w:rStyle w:val="VerbatimChar"/>
-        </w:rPr>
+    </w:p>
+    <w:p>
+      <w:pPr>
+        <w:pStyle w:val="SourceCode"/>
+        <w:spacing w:before="0" w:after="0" w:line="200" w:lineRule="auto"/>
+      </w:pPr>
+    </w:p>
+    <w:p>
+      <w:pPr>
+        <w:pStyle w:val="SourceCode"/>
+        <w:spacing w:before="0" w:after="0" w:line="200" w:lineRule="auto"/>
+      </w:pPr>
+      <w:r>
         <w:t xml:space="preserve">until ping -c1 -W1 "$host" &amp;&gt;/dev/null; do</w:t>
       </w:r>
-      <w:r>
-        <w:br/>
-      </w:r>
-      <w:r>
-        <w:rPr>
-          <w:rStyle w:val="VerbatimChar"/>
-        </w:rPr>
+    </w:p>
+    <w:p>
+      <w:pPr>
+        <w:pStyle w:val="SourceCode"/>
+        <w:spacing w:before="0" w:after="0" w:line="200" w:lineRule="auto"/>
+      </w:pPr>
+      <w:r>
         <w:t xml:space="preserve">    echo "Чекаю на $host"</w:t>
       </w:r>
-      <w:r>
-        <w:br/>
-      </w:r>
-      <w:r>
-        <w:rPr>
-          <w:rStyle w:val="VerbatimChar"/>
-        </w:rPr>
+    </w:p>
+    <w:p>
+      <w:pPr>
+        <w:pStyle w:val="SourceCode"/>
+        <w:spacing w:before="0" w:after="0" w:line="200" w:lineRule="auto"/>
+      </w:pPr>
+      <w:r>
         <w:t xml:space="preserve">    sleep 2</w:t>
       </w:r>
-      <w:r>
-        <w:br/>
-      </w:r>
-      <w:r>
-        <w:rPr>
-          <w:rStyle w:val="VerbatimChar"/>
-        </w:rPr>
+    </w:p>
+    <w:p>
+      <w:pPr>
+        <w:pStyle w:val="SourceCode"/>
+        <w:spacing w:before="0" w:after="120" w:line="200" w:lineRule="auto"/>
+      </w:pPr>
+      <w:r>
         <w:t xml:space="preserve">done</w:t>
       </w:r>
     </w:p>
@@ -1455,125 +1457,129 @@
     <w:p>
       <w:pPr>
         <w:pStyle w:val="SourceCode"/>
-      </w:pPr>
-      <w:r>
-        <w:rPr>
-          <w:rStyle w:val="VerbatimChar"/>
-        </w:rPr>
+        <w:spacing w:before="120" w:after="0" w:line="200" w:lineRule="auto"/>
+      </w:pPr>
+      <w:r>
         <w:t xml:space="preserve">log() {</w:t>
       </w:r>
-      <w:r>
-        <w:br/>
-      </w:r>
-      <w:r>
-        <w:rPr>
-          <w:rStyle w:val="VerbatimChar"/>
-        </w:rPr>
+    </w:p>
+    <w:p>
+      <w:pPr>
+        <w:pStyle w:val="SourceCode"/>
+        <w:spacing w:before="0" w:after="0" w:line="200" w:lineRule="auto"/>
+      </w:pPr>
+      <w:r>
         <w:t xml:space="preserve">    echo "[$(date '+%F %T')] $*" &gt;&gt; "$LOG"</w:t>
       </w:r>
-      <w:r>
-        <w:br/>
-      </w:r>
-      <w:r>
-        <w:rPr>
-          <w:rStyle w:val="VerbatimChar"/>
-        </w:rPr>
+    </w:p>
+    <w:p>
+      <w:pPr>
+        <w:pStyle w:val="SourceCode"/>
+        <w:spacing w:before="0" w:after="0" w:line="200" w:lineRule="auto"/>
+      </w:pPr>
+      <w:r>
         <w:t xml:space="preserve">}</w:t>
       </w:r>
-      <w:r>
-        <w:br/>
-      </w:r>
-      <w:r>
-        <w:br/>
-      </w:r>
-      <w:r>
-        <w:rPr>
-          <w:rStyle w:val="VerbatimChar"/>
-        </w:rPr>
+    </w:p>
+    <w:p>
+      <w:pPr>
+        <w:pStyle w:val="SourceCode"/>
+        <w:spacing w:before="0" w:after="0" w:line="200" w:lineRule="auto"/>
+      </w:pPr>
+    </w:p>
+    <w:p>
+      <w:pPr>
+        <w:pStyle w:val="SourceCode"/>
+        <w:spacing w:before="0" w:after="0" w:line="200" w:lineRule="auto"/>
+      </w:pPr>
+      <w:r>
         <w:t xml:space="preserve">check_dir() {</w:t>
       </w:r>
-      <w:r>
-        <w:br/>
-      </w:r>
-      <w:r>
-        <w:rPr>
-          <w:rStyle w:val="VerbatimChar"/>
-        </w:rPr>
+    </w:p>
+    <w:p>
+      <w:pPr>
+        <w:pStyle w:val="SourceCode"/>
+        <w:spacing w:before="0" w:after="0" w:line="200" w:lineRule="auto"/>
+      </w:pPr>
+      <w:r>
         <w:t xml:space="preserve">    local dir="$1"</w:t>
       </w:r>
-      <w:r>
-        <w:br/>
-      </w:r>
-      <w:r>
-        <w:rPr>
-          <w:rStyle w:val="VerbatimChar"/>
-        </w:rPr>
+    </w:p>
+    <w:p>
+      <w:pPr>
+        <w:pStyle w:val="SourceCode"/>
+        <w:spacing w:before="0" w:after="0" w:line="200" w:lineRule="auto"/>
+      </w:pPr>
+      <w:r>
         <w:t xml:space="preserve">    if [[ ! -d "$dir" ]]; then</w:t>
       </w:r>
-      <w:r>
-        <w:br/>
-      </w:r>
-      <w:r>
-        <w:rPr>
-          <w:rStyle w:val="VerbatimChar"/>
-        </w:rPr>
+    </w:p>
+    <w:p>
+      <w:pPr>
+        <w:pStyle w:val="SourceCode"/>
+        <w:spacing w:before="0" w:after="0" w:line="200" w:lineRule="auto"/>
+      </w:pPr>
+      <w:r>
         <w:t xml:space="preserve">        log "ПОМИЛКА: каталогу $dir немає"</w:t>
       </w:r>
-      <w:r>
-        <w:br/>
-      </w:r>
-      <w:r>
-        <w:rPr>
-          <w:rStyle w:val="VerbatimChar"/>
-        </w:rPr>
+    </w:p>
+    <w:p>
+      <w:pPr>
+        <w:pStyle w:val="SourceCode"/>
+        <w:spacing w:before="0" w:after="0" w:line="200" w:lineRule="auto"/>
+      </w:pPr>
+      <w:r>
         <w:t xml:space="preserve">        return 1</w:t>
       </w:r>
-      <w:r>
-        <w:br/>
-      </w:r>
-      <w:r>
-        <w:rPr>
-          <w:rStyle w:val="VerbatimChar"/>
-        </w:rPr>
+    </w:p>
+    <w:p>
+      <w:pPr>
+        <w:pStyle w:val="SourceCode"/>
+        <w:spacing w:before="0" w:after="0" w:line="200" w:lineRule="auto"/>
+      </w:pPr>
+      <w:r>
         <w:t xml:space="preserve">    fi</w:t>
       </w:r>
-      <w:r>
-        <w:br/>
-      </w:r>
-      <w:r>
-        <w:rPr>
-          <w:rStyle w:val="VerbatimChar"/>
-        </w:rPr>
+    </w:p>
+    <w:p>
+      <w:pPr>
+        <w:pStyle w:val="SourceCode"/>
+        <w:spacing w:before="0" w:after="0" w:line="200" w:lineRule="auto"/>
+      </w:pPr>
+      <w:r>
         <w:t xml:space="preserve">    return 0</w:t>
       </w:r>
-      <w:r>
-        <w:br/>
-      </w:r>
-      <w:r>
-        <w:rPr>
-          <w:rStyle w:val="VerbatimChar"/>
-        </w:rPr>
+    </w:p>
+    <w:p>
+      <w:pPr>
+        <w:pStyle w:val="SourceCode"/>
+        <w:spacing w:before="0" w:after="0" w:line="200" w:lineRule="auto"/>
+      </w:pPr>
+      <w:r>
         <w:t xml:space="preserve">}</w:t>
       </w:r>
-      <w:r>
-        <w:br/>
-      </w:r>
-      <w:r>
-        <w:br/>
-      </w:r>
-      <w:r>
-        <w:rPr>
-          <w:rStyle w:val="VerbatimChar"/>
-        </w:rPr>
+    </w:p>
+    <w:p>
+      <w:pPr>
+        <w:pStyle w:val="SourceCode"/>
+        <w:spacing w:before="0" w:after="0" w:line="200" w:lineRule="auto"/>
+      </w:pPr>
+    </w:p>
+    <w:p>
+      <w:pPr>
+        <w:pStyle w:val="SourceCode"/>
+        <w:spacing w:before="0" w:after="0" w:line="200" w:lineRule="auto"/>
+      </w:pPr>
+      <w:r>
         <w:t xml:space="preserve">check_dir "$1" || exit 2</w:t>
       </w:r>
-      <w:r>
-        <w:br/>
-      </w:r>
-      <w:r>
-        <w:rPr>
-          <w:rStyle w:val="VerbatimChar"/>
-        </w:rPr>
+    </w:p>
+    <w:p>
+      <w:pPr>
+        <w:pStyle w:val="SourceCode"/>
+        <w:spacing w:before="0" w:after="120" w:line="200" w:lineRule="auto"/>
+      </w:pPr>
+      <w:r>
         <w:t xml:space="preserve">log "Каталог перевірено"</w:t>
       </w:r>
     </w:p>
@@ -1693,11 +1699,9 @@
     <w:p>
       <w:pPr>
         <w:pStyle w:val="SourceCode"/>
-      </w:pPr>
-      <w:r>
-        <w:rPr>
-          <w:rStyle w:val="VerbatimChar"/>
-        </w:rPr>
+        <w:spacing w:before="120" w:after="120" w:line="200" w:lineRule="auto"/>
+      </w:pPr>
+      <w:r>
         <w:t xml:space="preserve">set -euo pipefail</w:t>
       </w:r>
     </w:p>
@@ -1757,20 +1761,18 @@
     <w:p>
       <w:pPr>
         <w:pStyle w:val="SourceCode"/>
-      </w:pPr>
-      <w:r>
-        <w:rPr>
-          <w:rStyle w:val="VerbatimChar"/>
-        </w:rPr>
+        <w:spacing w:before="120" w:after="0" w:line="200" w:lineRule="auto"/>
+      </w:pPr>
+      <w:r>
         <w:t xml:space="preserve">trap 'rm -f "$tmp"' EXIT          # прибрати тимчасовий файл за будь-якого виходу</w:t>
       </w:r>
-      <w:r>
-        <w:br/>
-      </w:r>
-      <w:r>
-        <w:rPr>
-          <w:rStyle w:val="VerbatimChar"/>
-        </w:rPr>
+    </w:p>
+    <w:p>
+      <w:pPr>
+        <w:pStyle w:val="SourceCode"/>
+        <w:spacing w:before="0" w:after="120" w:line="200" w:lineRule="auto"/>
+      </w:pPr>
+      <w:r>
         <w:t xml:space="preserve">tmp=$(mktemp)                     # безпечне створення тимчасового файлу</w:t>
       </w:r>
     </w:p>
@@ -1787,39 +1789,37 @@
     <w:p>
       <w:pPr>
         <w:pStyle w:val="SourceCode"/>
-      </w:pPr>
-      <w:r>
-        <w:rPr>
-          <w:rStyle w:val="VerbatimChar"/>
-        </w:rPr>
+        <w:spacing w:before="120" w:after="0" w:line="200" w:lineRule="auto"/>
+      </w:pPr>
+      <w:r>
         <w:t xml:space="preserve">crontab -e                        # редагувати розклад користувача</w:t>
       </w:r>
-      <w:r>
-        <w:br/>
-      </w:r>
-      <w:r>
-        <w:rPr>
-          <w:rStyle w:val="VerbatimChar"/>
-        </w:rPr>
+    </w:p>
+    <w:p>
+      <w:pPr>
+        <w:pStyle w:val="SourceCode"/>
+        <w:spacing w:before="0" w:after="0" w:line="200" w:lineRule="auto"/>
+      </w:pPr>
+      <w:r>
         <w:t xml:space="preserve">crontab -l                        # переглянути</w:t>
       </w:r>
-      <w:r>
-        <w:br/>
-      </w:r>
-      <w:r>
-        <w:rPr>
-          <w:rStyle w:val="VerbatimChar"/>
-        </w:rPr>
-        <w:t xml:space="preserve"># ┌ хвилина ┌ година ┌ день ┌ місяць ┌ день тижня</w:t>
-      </w:r>
-      <w:r>
-        <w:br/>
-      </w:r>
-      <w:r>
-        <w:rPr>
-          <w:rStyle w:val="VerbatimChar"/>
-        </w:rPr>
-        <w:t xml:space="preserve">  0          3        *      *       *   /home/student/lab10/backup.sh &gt;&gt; /home/student/lab10/cron.log 2&gt;&amp;1</w:t>
+    </w:p>
+    <w:p>
+      <w:pPr>
+        <w:pStyle w:val="SourceCode"/>
+        <w:spacing w:before="0" w:after="0" w:line="200" w:lineRule="auto"/>
+      </w:pPr>
+      <w:r>
+        <w:t xml:space="preserve"># ┌ хв ┌ год ┌ день ┌ міс ┌ день тижня</w:t>
+      </w:r>
+    </w:p>
+    <w:p>
+      <w:pPr>
+        <w:pStyle w:val="SourceCode"/>
+        <w:spacing w:before="0" w:after="120" w:line="200" w:lineRule="auto"/>
+      </w:pPr>
+      <w:r>
+        <w:t xml:space="preserve">  0     3     *      *     *   /home/student/lab10/backup.sh &gt;&gt; lab10/cron.log 2&gt;&amp;1</w:t>
       </w:r>
     </w:p>
     <w:p>
@@ -1868,180 +1868,177 @@
     <w:p>
       <w:pPr>
         <w:pStyle w:val="SourceCode"/>
-      </w:pPr>
-      <w:r>
-        <w:rPr>
-          <w:rStyle w:val="VerbatimChar"/>
-        </w:rPr>
+        <w:spacing w:before="120" w:after="0" w:line="200" w:lineRule="auto"/>
+      </w:pPr>
+      <w:r>
         <w:t xml:space="preserve">student@lab-vm:~$ mkdir -p ~/lab10/{src,bak,logs} &amp;&amp; cd ~/lab10</w:t>
       </w:r>
-      <w:r>
-        <w:br/>
-      </w:r>
-      <w:r>
-        <w:rPr>
-          <w:rStyle w:val="VerbatimChar"/>
-        </w:rPr>
+    </w:p>
+    <w:p>
+      <w:pPr>
+        <w:pStyle w:val="SourceCode"/>
+        <w:spacing w:before="0" w:after="0" w:line="200" w:lineRule="auto"/>
+      </w:pPr>
+      <w:r>
         <w:t xml:space="preserve">student@lab-vm:~/lab10$ cp /etc/hosts /etc/passwd /etc/services src/</w:t>
       </w:r>
-      <w:r>
-        <w:br/>
-      </w:r>
-      <w:r>
-        <w:rPr>
-          <w:rStyle w:val="VerbatimChar"/>
-        </w:rPr>
+    </w:p>
+    <w:p>
+      <w:pPr>
+        <w:pStyle w:val="SourceCode"/>
+        <w:spacing w:before="0" w:after="120" w:line="200" w:lineRule="auto"/>
+      </w:pPr>
+      <w:r>
         <w:t xml:space="preserve">student@lab-vm:~/lab10$ vi hello.sh</w:t>
       </w:r>
     </w:p>
     <w:p>
       <w:pPr>
         <w:pStyle w:val="SourceCode"/>
-      </w:pPr>
-      <w:r>
-        <w:rPr>
-          <w:rStyle w:val="VerbatimChar"/>
-        </w:rPr>
+        <w:spacing w:before="120" w:after="0" w:line="200" w:lineRule="auto"/>
+      </w:pPr>
+      <w:r>
         <w:t xml:space="preserve">#!/bin/bash</w:t>
       </w:r>
-      <w:r>
-        <w:br/>
-      </w:r>
-      <w:r>
-        <w:rPr>
-          <w:rStyle w:val="VerbatimChar"/>
-        </w:rPr>
+    </w:p>
+    <w:p>
+      <w:pPr>
+        <w:pStyle w:val="SourceCode"/>
+        <w:spacing w:before="0" w:after="0" w:line="200" w:lineRule="auto"/>
+      </w:pPr>
+      <w:r>
         <w:t xml:space="preserve"># hello.sh — перший скрипт</w:t>
       </w:r>
-      <w:r>
-        <w:br/>
-      </w:r>
-      <w:r>
-        <w:rPr>
-          <w:rStyle w:val="VerbatimChar"/>
-        </w:rPr>
+    </w:p>
+    <w:p>
+      <w:pPr>
+        <w:pStyle w:val="SourceCode"/>
+        <w:spacing w:before="0" w:after="0" w:line="200" w:lineRule="auto"/>
+      </w:pPr>
+      <w:r>
         <w:t xml:space="preserve">echo "Скрипт:      $0"</w:t>
       </w:r>
-      <w:r>
-        <w:br/>
-      </w:r>
-      <w:r>
-        <w:rPr>
-          <w:rStyle w:val="VerbatimChar"/>
-        </w:rPr>
+    </w:p>
+    <w:p>
+      <w:pPr>
+        <w:pStyle w:val="SourceCode"/>
+        <w:spacing w:before="0" w:after="0" w:line="200" w:lineRule="auto"/>
+      </w:pPr>
+      <w:r>
         <w:t xml:space="preserve">echo "Параметрів:  $#"</w:t>
       </w:r>
-      <w:r>
-        <w:br/>
-      </w:r>
-      <w:r>
-        <w:rPr>
-          <w:rStyle w:val="VerbatimChar"/>
-        </w:rPr>
+    </w:p>
+    <w:p>
+      <w:pPr>
+        <w:pStyle w:val="SourceCode"/>
+        <w:spacing w:before="0" w:after="0" w:line="200" w:lineRule="auto"/>
+      </w:pPr>
+      <w:r>
         <w:t xml:space="preserve">echo "Користувач:  $USER"</w:t>
       </w:r>
-      <w:r>
-        <w:br/>
-      </w:r>
-      <w:r>
-        <w:rPr>
-          <w:rStyle w:val="VerbatimChar"/>
-        </w:rPr>
+    </w:p>
+    <w:p>
+      <w:pPr>
+        <w:pStyle w:val="SourceCode"/>
+        <w:spacing w:before="0" w:after="0" w:line="200" w:lineRule="auto"/>
+      </w:pPr>
+      <w:r>
         <w:t xml:space="preserve">echo "Каталог:     $PWD"</w:t>
       </w:r>
-      <w:r>
-        <w:br/>
-      </w:r>
-      <w:r>
-        <w:rPr>
-          <w:rStyle w:val="VerbatimChar"/>
-        </w:rPr>
+    </w:p>
+    <w:p>
+      <w:pPr>
+        <w:pStyle w:val="SourceCode"/>
+        <w:spacing w:before="0" w:after="120" w:line="200" w:lineRule="auto"/>
+      </w:pPr>
+      <w:r>
         <w:t xml:space="preserve">echo "PID:         $$"</w:t>
       </w:r>
     </w:p>
     <w:p>
       <w:pPr>
         <w:pStyle w:val="SourceCode"/>
-      </w:pPr>
-      <w:r>
-        <w:rPr>
-          <w:rStyle w:val="VerbatimChar"/>
-        </w:rPr>
+        <w:spacing w:before="120" w:after="0" w:line="200" w:lineRule="auto"/>
+      </w:pPr>
+      <w:r>
         <w:t xml:space="preserve">student@lab-vm:~/lab10$ ./hello.sh</w:t>
       </w:r>
-      <w:r>
-        <w:br/>
-      </w:r>
-      <w:r>
-        <w:rPr>
-          <w:rStyle w:val="VerbatimChar"/>
-        </w:rPr>
+    </w:p>
+    <w:p>
+      <w:pPr>
+        <w:pStyle w:val="SourceCode"/>
+        <w:spacing w:before="0" w:after="0" w:line="200" w:lineRule="auto"/>
+      </w:pPr>
+      <w:r>
         <w:t xml:space="preserve">bash: ./hello.sh: Permission denied</w:t>
       </w:r>
-      <w:r>
-        <w:br/>
-      </w:r>
-      <w:r>
-        <w:br/>
-      </w:r>
-      <w:r>
-        <w:rPr>
-          <w:rStyle w:val="VerbatimChar"/>
-        </w:rPr>
+    </w:p>
+    <w:p>
+      <w:pPr>
+        <w:pStyle w:val="SourceCode"/>
+        <w:spacing w:before="0" w:after="0" w:line="200" w:lineRule="auto"/>
+      </w:pPr>
+    </w:p>
+    <w:p>
+      <w:pPr>
+        <w:pStyle w:val="SourceCode"/>
+        <w:spacing w:before="0" w:after="0" w:line="200" w:lineRule="auto"/>
+      </w:pPr>
+      <w:r>
         <w:t xml:space="preserve">student@lab-vm:~/lab10$ chmod +x hello.sh</w:t>
       </w:r>
-      <w:r>
-        <w:br/>
-      </w:r>
-      <w:r>
-        <w:rPr>
-          <w:rStyle w:val="VerbatimChar"/>
-        </w:rPr>
+    </w:p>
+    <w:p>
+      <w:pPr>
+        <w:pStyle w:val="SourceCode"/>
+        <w:spacing w:before="0" w:after="0" w:line="200" w:lineRule="auto"/>
+      </w:pPr>
+      <w:r>
         <w:t xml:space="preserve">student@lab-vm:~/lab10$ ./hello.sh Студент</w:t>
       </w:r>
-      <w:r>
-        <w:br/>
-      </w:r>
-      <w:r>
-        <w:rPr>
-          <w:rStyle w:val="VerbatimChar"/>
-        </w:rPr>
+    </w:p>
+    <w:p>
+      <w:pPr>
+        <w:pStyle w:val="SourceCode"/>
+        <w:spacing w:before="0" w:after="0" w:line="200" w:lineRule="auto"/>
+      </w:pPr>
+      <w:r>
         <w:t xml:space="preserve">Скрипт:      ./hello.sh</w:t>
       </w:r>
-      <w:r>
-        <w:br/>
-      </w:r>
-      <w:r>
-        <w:rPr>
-          <w:rStyle w:val="VerbatimChar"/>
-        </w:rPr>
+    </w:p>
+    <w:p>
+      <w:pPr>
+        <w:pStyle w:val="SourceCode"/>
+        <w:spacing w:before="0" w:after="0" w:line="200" w:lineRule="auto"/>
+      </w:pPr>
+      <w:r>
         <w:t xml:space="preserve">Параметрів:  1</w:t>
       </w:r>
-      <w:r>
-        <w:br/>
-      </w:r>
-      <w:r>
-        <w:rPr>
-          <w:rStyle w:val="VerbatimChar"/>
-        </w:rPr>
+    </w:p>
+    <w:p>
+      <w:pPr>
+        <w:pStyle w:val="SourceCode"/>
+        <w:spacing w:before="0" w:after="0" w:line="200" w:lineRule="auto"/>
+      </w:pPr>
+      <w:r>
         <w:t xml:space="preserve">Користувач:  student</w:t>
       </w:r>
-      <w:r>
-        <w:br/>
-      </w:r>
-      <w:r>
-        <w:rPr>
-          <w:rStyle w:val="VerbatimChar"/>
-        </w:rPr>
+    </w:p>
+    <w:p>
+      <w:pPr>
+        <w:pStyle w:val="SourceCode"/>
+        <w:spacing w:before="0" w:after="0" w:line="200" w:lineRule="auto"/>
+      </w:pPr>
+      <w:r>
         <w:t xml:space="preserve">Каталог:     /home/student/lab10</w:t>
       </w:r>
-      <w:r>
-        <w:br/>
-      </w:r>
-      <w:r>
-        <w:rPr>
-          <w:rStyle w:val="VerbatimChar"/>
-        </w:rPr>
+    </w:p>
+    <w:p>
+      <w:pPr>
+        <w:pStyle w:val="SourceCode"/>
+        <w:spacing w:before="0" w:after="120" w:line="200" w:lineRule="auto"/>
+      </w:pPr>
+      <w:r>
         <w:t xml:space="preserve">PID:         4821</w:t>
       </w:r>
     </w:p>
@@ -2066,346 +2063,360 @@
     <w:p>
       <w:pPr>
         <w:pStyle w:val="SourceCode"/>
-      </w:pPr>
-      <w:r>
-        <w:rPr>
-          <w:rStyle w:val="VerbatimChar"/>
-        </w:rPr>
+        <w:spacing w:before="120" w:after="0" w:line="200" w:lineRule="auto"/>
+      </w:pPr>
+      <w:r>
         <w:t xml:space="preserve">#!/bin/bash</w:t>
       </w:r>
-      <w:r>
-        <w:br/>
-      </w:r>
-      <w:r>
-        <w:rPr>
-          <w:rStyle w:val="VerbatimChar"/>
-        </w:rPr>
+    </w:p>
+    <w:p>
+      <w:pPr>
+        <w:pStyle w:val="SourceCode"/>
+        <w:spacing w:before="0" w:after="0" w:line="200" w:lineRule="auto"/>
+      </w:pPr>
+      <w:r>
         <w:t xml:space="preserve"># info.sh — відомості про об'єкт файлової системи</w:t>
       </w:r>
-      <w:r>
-        <w:br/>
-      </w:r>
-      <w:r>
-        <w:rPr>
-          <w:rStyle w:val="VerbatimChar"/>
-        </w:rPr>
+    </w:p>
+    <w:p>
+      <w:pPr>
+        <w:pStyle w:val="SourceCode"/>
+        <w:spacing w:before="0" w:after="0" w:line="200" w:lineRule="auto"/>
+      </w:pPr>
+      <w:r>
         <w:t xml:space="preserve">set -euo pipefail</w:t>
       </w:r>
-      <w:r>
-        <w:br/>
-      </w:r>
-      <w:r>
-        <w:br/>
-      </w:r>
-      <w:r>
-        <w:rPr>
-          <w:rStyle w:val="VerbatimChar"/>
-        </w:rPr>
+    </w:p>
+    <w:p>
+      <w:pPr>
+        <w:pStyle w:val="SourceCode"/>
+        <w:spacing w:before="0" w:after="0" w:line="200" w:lineRule="auto"/>
+      </w:pPr>
+    </w:p>
+    <w:p>
+      <w:pPr>
+        <w:pStyle w:val="SourceCode"/>
+        <w:spacing w:before="0" w:after="0" w:line="200" w:lineRule="auto"/>
+      </w:pPr>
+      <w:r>
         <w:t xml:space="preserve">if [[ $# -eq 0 ]]; then</w:t>
       </w:r>
-      <w:r>
-        <w:br/>
-      </w:r>
-      <w:r>
-        <w:rPr>
-          <w:rStyle w:val="VerbatimChar"/>
-        </w:rPr>
+    </w:p>
+    <w:p>
+      <w:pPr>
+        <w:pStyle w:val="SourceCode"/>
+        <w:spacing w:before="0" w:after="0" w:line="200" w:lineRule="auto"/>
+      </w:pPr>
+      <w:r>
         <w:t xml:space="preserve">    echo "Використання: $0 &lt;шлях&gt;" &gt;&amp;2</w:t>
       </w:r>
-      <w:r>
-        <w:br/>
-      </w:r>
-      <w:r>
-        <w:rPr>
-          <w:rStyle w:val="VerbatimChar"/>
-        </w:rPr>
+    </w:p>
+    <w:p>
+      <w:pPr>
+        <w:pStyle w:val="SourceCode"/>
+        <w:spacing w:before="0" w:after="0" w:line="200" w:lineRule="auto"/>
+      </w:pPr>
+      <w:r>
         <w:t xml:space="preserve">    exit 1</w:t>
       </w:r>
-      <w:r>
-        <w:br/>
-      </w:r>
-      <w:r>
-        <w:rPr>
-          <w:rStyle w:val="VerbatimChar"/>
-        </w:rPr>
+    </w:p>
+    <w:p>
+      <w:pPr>
+        <w:pStyle w:val="SourceCode"/>
+        <w:spacing w:before="0" w:after="0" w:line="200" w:lineRule="auto"/>
+      </w:pPr>
+      <w:r>
         <w:t xml:space="preserve">fi</w:t>
       </w:r>
-      <w:r>
-        <w:br/>
-      </w:r>
-      <w:r>
-        <w:br/>
-      </w:r>
-      <w:r>
-        <w:rPr>
-          <w:rStyle w:val="VerbatimChar"/>
-        </w:rPr>
+    </w:p>
+    <w:p>
+      <w:pPr>
+        <w:pStyle w:val="SourceCode"/>
+        <w:spacing w:before="0" w:after="0" w:line="200" w:lineRule="auto"/>
+      </w:pPr>
+    </w:p>
+    <w:p>
+      <w:pPr>
+        <w:pStyle w:val="SourceCode"/>
+        <w:spacing w:before="0" w:after="0" w:line="200" w:lineRule="auto"/>
+      </w:pPr>
+      <w:r>
         <w:t xml:space="preserve">target="$1"</w:t>
       </w:r>
-      <w:r>
-        <w:br/>
-      </w:r>
-      <w:r>
-        <w:br/>
-      </w:r>
-      <w:r>
-        <w:rPr>
-          <w:rStyle w:val="VerbatimChar"/>
-        </w:rPr>
+    </w:p>
+    <w:p>
+      <w:pPr>
+        <w:pStyle w:val="SourceCode"/>
+        <w:spacing w:before="0" w:after="0" w:line="200" w:lineRule="auto"/>
+      </w:pPr>
+    </w:p>
+    <w:p>
+      <w:pPr>
+        <w:pStyle w:val="SourceCode"/>
+        <w:spacing w:before="0" w:after="0" w:line="200" w:lineRule="auto"/>
+      </w:pPr>
+      <w:r>
         <w:t xml:space="preserve">if [[ ! -e "$target" ]]; then</w:t>
       </w:r>
-      <w:r>
-        <w:br/>
-      </w:r>
-      <w:r>
-        <w:rPr>
-          <w:rStyle w:val="VerbatimChar"/>
-        </w:rPr>
+    </w:p>
+    <w:p>
+      <w:pPr>
+        <w:pStyle w:val="SourceCode"/>
+        <w:spacing w:before="0" w:after="0" w:line="200" w:lineRule="auto"/>
+      </w:pPr>
+      <w:r>
         <w:t xml:space="preserve">    echo "Об'єкт '$target' не існує" &gt;&amp;2</w:t>
       </w:r>
-      <w:r>
-        <w:br/>
-      </w:r>
-      <w:r>
-        <w:rPr>
-          <w:rStyle w:val="VerbatimChar"/>
-        </w:rPr>
+    </w:p>
+    <w:p>
+      <w:pPr>
+        <w:pStyle w:val="SourceCode"/>
+        <w:spacing w:before="0" w:after="0" w:line="200" w:lineRule="auto"/>
+      </w:pPr>
+      <w:r>
         <w:t xml:space="preserve">    exit 2</w:t>
       </w:r>
-      <w:r>
-        <w:br/>
-      </w:r>
-      <w:r>
-        <w:rPr>
-          <w:rStyle w:val="VerbatimChar"/>
-        </w:rPr>
+    </w:p>
+    <w:p>
+      <w:pPr>
+        <w:pStyle w:val="SourceCode"/>
+        <w:spacing w:before="0" w:after="0" w:line="200" w:lineRule="auto"/>
+      </w:pPr>
+      <w:r>
         <w:t xml:space="preserve">fi</w:t>
       </w:r>
-      <w:r>
-        <w:br/>
-      </w:r>
-      <w:r>
-        <w:br/>
-      </w:r>
-      <w:r>
-        <w:rPr>
-          <w:rStyle w:val="VerbatimChar"/>
-        </w:rPr>
+    </w:p>
+    <w:p>
+      <w:pPr>
+        <w:pStyle w:val="SourceCode"/>
+        <w:spacing w:before="0" w:after="0" w:line="200" w:lineRule="auto"/>
+      </w:pPr>
+    </w:p>
+    <w:p>
+      <w:pPr>
+        <w:pStyle w:val="SourceCode"/>
+        <w:spacing w:before="0" w:after="0" w:line="200" w:lineRule="auto"/>
+      </w:pPr>
+      <w:r>
         <w:t xml:space="preserve">if [[ -d "$target" ]]; then</w:t>
       </w:r>
-      <w:r>
-        <w:br/>
-      </w:r>
-      <w:r>
-        <w:rPr>
-          <w:rStyle w:val="VerbatimChar"/>
-        </w:rPr>
+    </w:p>
+    <w:p>
+      <w:pPr>
+        <w:pStyle w:val="SourceCode"/>
+        <w:spacing w:before="0" w:after="0" w:line="200" w:lineRule="auto"/>
+      </w:pPr>
+      <w:r>
         <w:t xml:space="preserve">    echo "Тип:     каталог"</w:t>
       </w:r>
-      <w:r>
-        <w:br/>
-      </w:r>
-      <w:r>
-        <w:rPr>
-          <w:rStyle w:val="VerbatimChar"/>
-        </w:rPr>
+    </w:p>
+    <w:p>
+      <w:pPr>
+        <w:pStyle w:val="SourceCode"/>
+        <w:spacing w:before="0" w:after="0" w:line="200" w:lineRule="auto"/>
+      </w:pPr>
+      <w:r>
         <w:t xml:space="preserve">    echo "Файлів:  $(find "$target" -maxdepth 1 -type f | wc -l)"</w:t>
       </w:r>
-      <w:r>
-        <w:br/>
-      </w:r>
-      <w:r>
-        <w:rPr>
-          <w:rStyle w:val="VerbatimChar"/>
-        </w:rPr>
+    </w:p>
+    <w:p>
+      <w:pPr>
+        <w:pStyle w:val="SourceCode"/>
+        <w:spacing w:before="0" w:after="0" w:line="200" w:lineRule="auto"/>
+      </w:pPr>
+      <w:r>
         <w:t xml:space="preserve">else</w:t>
       </w:r>
-      <w:r>
-        <w:br/>
-      </w:r>
-      <w:r>
-        <w:rPr>
-          <w:rStyle w:val="VerbatimChar"/>
-        </w:rPr>
+    </w:p>
+    <w:p>
+      <w:pPr>
+        <w:pStyle w:val="SourceCode"/>
+        <w:spacing w:before="0" w:after="0" w:line="200" w:lineRule="auto"/>
+      </w:pPr>
+      <w:r>
         <w:t xml:space="preserve">    echo "Тип:     файл"</w:t>
       </w:r>
-      <w:r>
-        <w:br/>
-      </w:r>
-      <w:r>
-        <w:rPr>
-          <w:rStyle w:val="VerbatimChar"/>
-        </w:rPr>
+    </w:p>
+    <w:p>
+      <w:pPr>
+        <w:pStyle w:val="SourceCode"/>
+        <w:spacing w:before="0" w:after="0" w:line="200" w:lineRule="auto"/>
+      </w:pPr>
+      <w:r>
         <w:t xml:space="preserve">    echo "Розмір:  $(stat -c%s "$target") байт"</w:t>
       </w:r>
-      <w:r>
-        <w:br/>
-      </w:r>
-      <w:r>
-        <w:rPr>
-          <w:rStyle w:val="VerbatimChar"/>
-        </w:rPr>
+    </w:p>
+    <w:p>
+      <w:pPr>
+        <w:pStyle w:val="SourceCode"/>
+        <w:spacing w:before="0" w:after="0" w:line="200" w:lineRule="auto"/>
+      </w:pPr>
+      <w:r>
         <w:t xml:space="preserve">    echo "Рядків:  $(wc -l &lt; "$target")"</w:t>
       </w:r>
-      <w:r>
-        <w:br/>
-      </w:r>
-      <w:r>
-        <w:rPr>
-          <w:rStyle w:val="VerbatimChar"/>
-        </w:rPr>
+    </w:p>
+    <w:p>
+      <w:pPr>
+        <w:pStyle w:val="SourceCode"/>
+        <w:spacing w:before="0" w:after="0" w:line="200" w:lineRule="auto"/>
+      </w:pPr>
+      <w:r>
         <w:t xml:space="preserve">fi</w:t>
       </w:r>
-      <w:r>
-        <w:br/>
-      </w:r>
-      <w:r>
-        <w:rPr>
-          <w:rStyle w:val="VerbatimChar"/>
-        </w:rPr>
+    </w:p>
+    <w:p>
+      <w:pPr>
+        <w:pStyle w:val="SourceCode"/>
+        <w:spacing w:before="0" w:after="0" w:line="200" w:lineRule="auto"/>
+      </w:pPr>
+      <w:r>
         <w:t xml:space="preserve">echo "Власник: $(stat -c%U "$target")"</w:t>
       </w:r>
-      <w:r>
-        <w:br/>
-      </w:r>
-      <w:r>
-        <w:rPr>
-          <w:rStyle w:val="VerbatimChar"/>
-        </w:rPr>
+    </w:p>
+    <w:p>
+      <w:pPr>
+        <w:pStyle w:val="SourceCode"/>
+        <w:spacing w:before="0" w:after="120" w:line="200" w:lineRule="auto"/>
+      </w:pPr>
+      <w:r>
         <w:t xml:space="preserve">echo "Права:   $(stat -c%A "$target")"</w:t>
       </w:r>
     </w:p>
     <w:p>
       <w:pPr>
         <w:pStyle w:val="SourceCode"/>
-      </w:pPr>
-      <w:r>
-        <w:rPr>
-          <w:rStyle w:val="VerbatimChar"/>
-        </w:rPr>
+        <w:spacing w:before="120" w:after="0" w:line="200" w:lineRule="auto"/>
+      </w:pPr>
+      <w:r>
         <w:t xml:space="preserve">student@lab-vm:~/lab10$ ./info.sh</w:t>
       </w:r>
-      <w:r>
-        <w:br/>
-      </w:r>
-      <w:r>
-        <w:rPr>
-          <w:rStyle w:val="VerbatimChar"/>
-        </w:rPr>
+    </w:p>
+    <w:p>
+      <w:pPr>
+        <w:pStyle w:val="SourceCode"/>
+        <w:spacing w:before="0" w:after="0" w:line="200" w:lineRule="auto"/>
+      </w:pPr>
+      <w:r>
         <w:t xml:space="preserve">Використання: ./info.sh &lt;шлях&gt;</w:t>
       </w:r>
-      <w:r>
-        <w:br/>
-      </w:r>
-      <w:r>
-        <w:rPr>
-          <w:rStyle w:val="VerbatimChar"/>
-        </w:rPr>
+    </w:p>
+    <w:p>
+      <w:pPr>
+        <w:pStyle w:val="SourceCode"/>
+        <w:spacing w:before="0" w:after="0" w:line="200" w:lineRule="auto"/>
+      </w:pPr>
+      <w:r>
         <w:t xml:space="preserve">student@lab-vm:~/lab10$ echo $?</w:t>
       </w:r>
-      <w:r>
-        <w:br/>
-      </w:r>
-      <w:r>
-        <w:rPr>
-          <w:rStyle w:val="VerbatimChar"/>
-        </w:rPr>
+    </w:p>
+    <w:p>
+      <w:pPr>
+        <w:pStyle w:val="SourceCode"/>
+        <w:spacing w:before="0" w:after="0" w:line="200" w:lineRule="auto"/>
+      </w:pPr>
+      <w:r>
         <w:t xml:space="preserve">1</w:t>
       </w:r>
-      <w:r>
-        <w:br/>
-      </w:r>
-      <w:r>
-        <w:br/>
-      </w:r>
-      <w:r>
-        <w:rPr>
-          <w:rStyle w:val="VerbatimChar"/>
-        </w:rPr>
+    </w:p>
+    <w:p>
+      <w:pPr>
+        <w:pStyle w:val="SourceCode"/>
+        <w:spacing w:before="0" w:after="0" w:line="200" w:lineRule="auto"/>
+      </w:pPr>
+    </w:p>
+    <w:p>
+      <w:pPr>
+        <w:pStyle w:val="SourceCode"/>
+        <w:spacing w:before="0" w:after="0" w:line="200" w:lineRule="auto"/>
+      </w:pPr>
+      <w:r>
         <w:t xml:space="preserve">student@lab-vm:~/lab10$ ./info.sh src/hosts</w:t>
       </w:r>
-      <w:r>
-        <w:br/>
-      </w:r>
-      <w:r>
-        <w:rPr>
-          <w:rStyle w:val="VerbatimChar"/>
-        </w:rPr>
+    </w:p>
+    <w:p>
+      <w:pPr>
+        <w:pStyle w:val="SourceCode"/>
+        <w:spacing w:before="0" w:after="0" w:line="200" w:lineRule="auto"/>
+      </w:pPr>
+      <w:r>
         <w:t xml:space="preserve">Тип:     файл</w:t>
       </w:r>
-      <w:r>
-        <w:br/>
-      </w:r>
-      <w:r>
-        <w:rPr>
-          <w:rStyle w:val="VerbatimChar"/>
-        </w:rPr>
+    </w:p>
+    <w:p>
+      <w:pPr>
+        <w:pStyle w:val="SourceCode"/>
+        <w:spacing w:before="0" w:after="0" w:line="200" w:lineRule="auto"/>
+      </w:pPr>
+      <w:r>
         <w:t xml:space="preserve">Розмір:  221 байт</w:t>
       </w:r>
-      <w:r>
-        <w:br/>
-      </w:r>
-      <w:r>
-        <w:rPr>
-          <w:rStyle w:val="VerbatimChar"/>
-        </w:rPr>
+    </w:p>
+    <w:p>
+      <w:pPr>
+        <w:pStyle w:val="SourceCode"/>
+        <w:spacing w:before="0" w:after="0" w:line="200" w:lineRule="auto"/>
+      </w:pPr>
+      <w:r>
         <w:t xml:space="preserve">Рядків:  12</w:t>
       </w:r>
-      <w:r>
-        <w:br/>
-      </w:r>
-      <w:r>
-        <w:rPr>
-          <w:rStyle w:val="VerbatimChar"/>
-        </w:rPr>
+    </w:p>
+    <w:p>
+      <w:pPr>
+        <w:pStyle w:val="SourceCode"/>
+        <w:spacing w:before="0" w:after="0" w:line="200" w:lineRule="auto"/>
+      </w:pPr>
+      <w:r>
         <w:t xml:space="preserve">Власник: student</w:t>
       </w:r>
-      <w:r>
-        <w:br/>
-      </w:r>
-      <w:r>
-        <w:rPr>
-          <w:rStyle w:val="VerbatimChar"/>
-        </w:rPr>
+    </w:p>
+    <w:p>
+      <w:pPr>
+        <w:pStyle w:val="SourceCode"/>
+        <w:spacing w:before="0" w:after="0" w:line="200" w:lineRule="auto"/>
+      </w:pPr>
+      <w:r>
         <w:t xml:space="preserve">Права:   -rw-r--r--</w:t>
       </w:r>
-      <w:r>
-        <w:br/>
-      </w:r>
-      <w:r>
-        <w:br/>
-      </w:r>
-      <w:r>
-        <w:rPr>
-          <w:rStyle w:val="VerbatimChar"/>
-        </w:rPr>
+    </w:p>
+    <w:p>
+      <w:pPr>
+        <w:pStyle w:val="SourceCode"/>
+        <w:spacing w:before="0" w:after="0" w:line="200" w:lineRule="auto"/>
+      </w:pPr>
+    </w:p>
+    <w:p>
+      <w:pPr>
+        <w:pStyle w:val="SourceCode"/>
+        <w:spacing w:before="0" w:after="0" w:line="200" w:lineRule="auto"/>
+      </w:pPr>
+      <w:r>
         <w:t xml:space="preserve">student@lab-vm:~/lab10$ ./info.sh /nonexistent</w:t>
       </w:r>
-      <w:r>
-        <w:br/>
-      </w:r>
-      <w:r>
-        <w:rPr>
-          <w:rStyle w:val="VerbatimChar"/>
-        </w:rPr>
+    </w:p>
+    <w:p>
+      <w:pPr>
+        <w:pStyle w:val="SourceCode"/>
+        <w:spacing w:before="0" w:after="0" w:line="200" w:lineRule="auto"/>
+      </w:pPr>
+      <w:r>
         <w:t xml:space="preserve">Об'єкт '/nonexistent' не існує</w:t>
       </w:r>
-      <w:r>
-        <w:br/>
-      </w:r>
-      <w:r>
-        <w:rPr>
-          <w:rStyle w:val="VerbatimChar"/>
-        </w:rPr>
+    </w:p>
+    <w:p>
+      <w:pPr>
+        <w:pStyle w:val="SourceCode"/>
+        <w:spacing w:before="0" w:after="0" w:line="200" w:lineRule="auto"/>
+      </w:pPr>
+      <w:r>
         <w:t xml:space="preserve">student@lab-vm:~/lab10$ echo $?</w:t>
       </w:r>
-      <w:r>
-        <w:br/>
-      </w:r>
-      <w:r>
-        <w:rPr>
-          <w:rStyle w:val="VerbatimChar"/>
-        </w:rPr>
+    </w:p>
+    <w:p>
+      <w:pPr>
+        <w:pStyle w:val="SourceCode"/>
+        <w:spacing w:before="0" w:after="120" w:line="200" w:lineRule="auto"/>
+      </w:pPr>
+      <w:r>
         <w:t xml:space="preserve">2</w:t>
       </w:r>
     </w:p>
@@ -2430,199 +2441,201 @@
     <w:p>
       <w:pPr>
         <w:pStyle w:val="SourceCode"/>
-      </w:pPr>
-      <w:r>
-        <w:rPr>
-          <w:rStyle w:val="VerbatimChar"/>
-        </w:rPr>
+        <w:spacing w:before="120" w:after="0" w:line="200" w:lineRule="auto"/>
+      </w:pPr>
+      <w:r>
         <w:t xml:space="preserve">#!/bin/bash</w:t>
       </w:r>
-      <w:r>
-        <w:br/>
-      </w:r>
-      <w:r>
-        <w:rPr>
-          <w:rStyle w:val="VerbatimChar"/>
-        </w:rPr>
+    </w:p>
+    <w:p>
+      <w:pPr>
+        <w:pStyle w:val="SourceCode"/>
+        <w:spacing w:before="0" w:after="0" w:line="200" w:lineRule="auto"/>
+      </w:pPr>
+      <w:r>
         <w:t xml:space="preserve"># count.sh — статистика каталогу</w:t>
       </w:r>
-      <w:r>
-        <w:br/>
-      </w:r>
-      <w:r>
-        <w:rPr>
-          <w:rStyle w:val="VerbatimChar"/>
-        </w:rPr>
+    </w:p>
+    <w:p>
+      <w:pPr>
+        <w:pStyle w:val="SourceCode"/>
+        <w:spacing w:before="0" w:after="0" w:line="200" w:lineRule="auto"/>
+      </w:pPr>
+      <w:r>
         <w:t xml:space="preserve">set -euo pipefail</w:t>
       </w:r>
-      <w:r>
-        <w:br/>
-      </w:r>
-      <w:r>
-        <w:rPr>
-          <w:rStyle w:val="VerbatimChar"/>
-        </w:rPr>
+    </w:p>
+    <w:p>
+      <w:pPr>
+        <w:pStyle w:val="SourceCode"/>
+        <w:spacing w:before="0" w:after="0" w:line="200" w:lineRule="auto"/>
+      </w:pPr>
+      <w:r>
         <w:t xml:space="preserve">dir="${1:-$PWD}"</w:t>
       </w:r>
-      <w:r>
-        <w:br/>
-      </w:r>
-      <w:r>
-        <w:rPr>
-          <w:rStyle w:val="VerbatimChar"/>
-        </w:rPr>
+    </w:p>
+    <w:p>
+      <w:pPr>
+        <w:pStyle w:val="SourceCode"/>
+        <w:spacing w:before="0" w:after="0" w:line="200" w:lineRule="auto"/>
+      </w:pPr>
+      <w:r>
         <w:t xml:space="preserve">count=0</w:t>
       </w:r>
-      <w:r>
-        <w:br/>
-      </w:r>
-      <w:r>
-        <w:rPr>
-          <w:rStyle w:val="VerbatimChar"/>
-        </w:rPr>
+    </w:p>
+    <w:p>
+      <w:pPr>
+        <w:pStyle w:val="SourceCode"/>
+        <w:spacing w:before="0" w:after="0" w:line="200" w:lineRule="auto"/>
+      </w:pPr>
+      <w:r>
         <w:t xml:space="preserve">bytes=0</w:t>
       </w:r>
-      <w:r>
-        <w:br/>
-      </w:r>
-      <w:r>
-        <w:br/>
-      </w:r>
-      <w:r>
-        <w:rPr>
-          <w:rStyle w:val="VerbatimChar"/>
-        </w:rPr>
+    </w:p>
+    <w:p>
+      <w:pPr>
+        <w:pStyle w:val="SourceCode"/>
+        <w:spacing w:before="0" w:after="0" w:line="200" w:lineRule="auto"/>
+      </w:pPr>
+    </w:p>
+    <w:p>
+      <w:pPr>
+        <w:pStyle w:val="SourceCode"/>
+        <w:spacing w:before="0" w:after="0" w:line="200" w:lineRule="auto"/>
+      </w:pPr>
+      <w:r>
         <w:t xml:space="preserve">for file in "$dir"/*; do</w:t>
       </w:r>
-      <w:r>
-        <w:br/>
-      </w:r>
-      <w:r>
-        <w:rPr>
-          <w:rStyle w:val="VerbatimChar"/>
-        </w:rPr>
+    </w:p>
+    <w:p>
+      <w:pPr>
+        <w:pStyle w:val="SourceCode"/>
+        <w:spacing w:before="0" w:after="0" w:line="200" w:lineRule="auto"/>
+      </w:pPr>
+      <w:r>
         <w:t xml:space="preserve">    [[ -f "$file" ]] || continue</w:t>
       </w:r>
-      <w:r>
-        <w:br/>
-      </w:r>
-      <w:r>
-        <w:rPr>
-          <w:rStyle w:val="VerbatimChar"/>
-        </w:rPr>
+    </w:p>
+    <w:p>
+      <w:pPr>
+        <w:pStyle w:val="SourceCode"/>
+        <w:spacing w:before="0" w:after="0" w:line="200" w:lineRule="auto"/>
+      </w:pPr>
+      <w:r>
         <w:t xml:space="preserve">    size=$(stat -c%s "$file")</w:t>
       </w:r>
-      <w:r>
-        <w:br/>
-      </w:r>
-      <w:r>
-        <w:rPr>
-          <w:rStyle w:val="VerbatimChar"/>
-        </w:rPr>
+    </w:p>
+    <w:p>
+      <w:pPr>
+        <w:pStyle w:val="SourceCode"/>
+        <w:spacing w:before="0" w:after="0" w:line="200" w:lineRule="auto"/>
+      </w:pPr>
+      <w:r>
         <w:t xml:space="preserve">    count=$((count + 1))</w:t>
       </w:r>
-      <w:r>
-        <w:br/>
-      </w:r>
-      <w:r>
-        <w:rPr>
-          <w:rStyle w:val="VerbatimChar"/>
-        </w:rPr>
+    </w:p>
+    <w:p>
+      <w:pPr>
+        <w:pStyle w:val="SourceCode"/>
+        <w:spacing w:before="0" w:after="0" w:line="200" w:lineRule="auto"/>
+      </w:pPr>
+      <w:r>
         <w:t xml:space="preserve">    bytes=$((bytes + size))</w:t>
       </w:r>
-      <w:r>
-        <w:br/>
-      </w:r>
-      <w:r>
-        <w:rPr>
-          <w:rStyle w:val="VerbatimChar"/>
-        </w:rPr>
+    </w:p>
+    <w:p>
+      <w:pPr>
+        <w:pStyle w:val="SourceCode"/>
+        <w:spacing w:before="0" w:after="0" w:line="200" w:lineRule="auto"/>
+      </w:pPr>
+      <w:r>
         <w:t xml:space="preserve">    printf "%2d) %-20s %8d байт\n" "$count" "$(basename "$file")" "$size"</w:t>
       </w:r>
-      <w:r>
-        <w:br/>
-      </w:r>
-      <w:r>
-        <w:rPr>
-          <w:rStyle w:val="VerbatimChar"/>
-        </w:rPr>
+    </w:p>
+    <w:p>
+      <w:pPr>
+        <w:pStyle w:val="SourceCode"/>
+        <w:spacing w:before="0" w:after="0" w:line="200" w:lineRule="auto"/>
+      </w:pPr>
+      <w:r>
         <w:t xml:space="preserve">done</w:t>
       </w:r>
-      <w:r>
-        <w:br/>
-      </w:r>
-      <w:r>
-        <w:br/>
-      </w:r>
-      <w:r>
-        <w:rPr>
-          <w:rStyle w:val="VerbatimChar"/>
-        </w:rPr>
+    </w:p>
+    <w:p>
+      <w:pPr>
+        <w:pStyle w:val="SourceCode"/>
+        <w:spacing w:before="0" w:after="0" w:line="200" w:lineRule="auto"/>
+      </w:pPr>
+    </w:p>
+    <w:p>
+      <w:pPr>
+        <w:pStyle w:val="SourceCode"/>
+        <w:spacing w:before="0" w:after="0" w:line="200" w:lineRule="auto"/>
+      </w:pPr>
+      <w:r>
         <w:t xml:space="preserve">echo "Разом: $count файлів, $bytes байт"</w:t>
       </w:r>
-      <w:r>
-        <w:br/>
-      </w:r>
-      <w:r>
-        <w:rPr>
-          <w:rStyle w:val="VerbatimChar"/>
-        </w:rPr>
+    </w:p>
+    <w:p>
+      <w:pPr>
+        <w:pStyle w:val="SourceCode"/>
+        <w:spacing w:before="0" w:after="120" w:line="200" w:lineRule="auto"/>
+      </w:pPr>
+      <w:r>
         <w:t xml:space="preserve">[[ $count -gt 0 ]] &amp;&amp; echo "Середній розмір: $((bytes / count)) байт"</w:t>
       </w:r>
     </w:p>
     <w:p>
       <w:pPr>
         <w:pStyle w:val="SourceCode"/>
-      </w:pPr>
-      <w:r>
-        <w:rPr>
-          <w:rStyle w:val="VerbatimChar"/>
-        </w:rPr>
+        <w:spacing w:before="120" w:after="0" w:line="200" w:lineRule="auto"/>
+      </w:pPr>
+      <w:r>
         <w:t xml:space="preserve">student@lab-vm:~/lab10$ ./count.sh src</w:t>
       </w:r>
-      <w:r>
-        <w:br/>
-      </w:r>
-      <w:r>
-        <w:rPr>
-          <w:rStyle w:val="VerbatimChar"/>
-        </w:rPr>
+    </w:p>
+    <w:p>
+      <w:pPr>
+        <w:pStyle w:val="SourceCode"/>
+        <w:spacing w:before="0" w:after="0" w:line="200" w:lineRule="auto"/>
+      </w:pPr>
+      <w:r>
         <w:t xml:space="preserve"> 1) hosts                     221 байт</w:t>
       </w:r>
-      <w:r>
-        <w:br/>
-      </w:r>
-      <w:r>
-        <w:rPr>
-          <w:rStyle w:val="VerbatimChar"/>
-        </w:rPr>
+    </w:p>
+    <w:p>
+      <w:pPr>
+        <w:pStyle w:val="SourceCode"/>
+        <w:spacing w:before="0" w:after="0" w:line="200" w:lineRule="auto"/>
+      </w:pPr>
+      <w:r>
         <w:t xml:space="preserve"> 2) passwd                   3020 байт</w:t>
       </w:r>
-      <w:r>
-        <w:br/>
-      </w:r>
-      <w:r>
-        <w:rPr>
-          <w:rStyle w:val="VerbatimChar"/>
-        </w:rPr>
+    </w:p>
+    <w:p>
+      <w:pPr>
+        <w:pStyle w:val="SourceCode"/>
+        <w:spacing w:before="0" w:after="0" w:line="200" w:lineRule="auto"/>
+      </w:pPr>
+      <w:r>
         <w:t xml:space="preserve"> 3) services                19183 байт</w:t>
       </w:r>
-      <w:r>
-        <w:br/>
-      </w:r>
-      <w:r>
-        <w:rPr>
-          <w:rStyle w:val="VerbatimChar"/>
-        </w:rPr>
+    </w:p>
+    <w:p>
+      <w:pPr>
+        <w:pStyle w:val="SourceCode"/>
+        <w:spacing w:before="0" w:after="0" w:line="200" w:lineRule="auto"/>
+      </w:pPr>
+      <w:r>
         <w:t xml:space="preserve">Разом: 3 файлів, 22424 байт</w:t>
       </w:r>
-      <w:r>
-        <w:br/>
-      </w:r>
-      <w:r>
-        <w:rPr>
-          <w:rStyle w:val="VerbatimChar"/>
-        </w:rPr>
+    </w:p>
+    <w:p>
+      <w:pPr>
+        <w:pStyle w:val="SourceCode"/>
+        <w:spacing w:before="0" w:after="120" w:line="200" w:lineRule="auto"/>
+      </w:pPr>
+      <w:r>
         <w:t xml:space="preserve">Середній розмір: 7474 байт</w:t>
       </w:r>
     </w:p>
@@ -2662,322 +2675,357 @@
     <w:p>
       <w:pPr>
         <w:pStyle w:val="SourceCode"/>
-      </w:pPr>
-      <w:r>
-        <w:rPr>
-          <w:rStyle w:val="VerbatimChar"/>
-        </w:rPr>
+        <w:spacing w:before="120" w:after="0" w:line="200" w:lineRule="auto"/>
+      </w:pPr>
+      <w:r>
         <w:t xml:space="preserve">#!/bin/bash</w:t>
       </w:r>
-      <w:r>
-        <w:br/>
-      </w:r>
-      <w:r>
-        <w:rPr>
-          <w:rStyle w:val="VerbatimChar"/>
-        </w:rPr>
+    </w:p>
+    <w:p>
+      <w:pPr>
+        <w:pStyle w:val="SourceCode"/>
+        <w:spacing w:before="0" w:after="0" w:line="200" w:lineRule="auto"/>
+      </w:pPr>
+      <w:r>
         <w:t xml:space="preserve"># backup.sh — резервне копіювання з журналом</w:t>
       </w:r>
-      <w:r>
-        <w:br/>
-      </w:r>
-      <w:r>
-        <w:rPr>
-          <w:rStyle w:val="VerbatimChar"/>
-        </w:rPr>
+    </w:p>
+    <w:p>
+      <w:pPr>
+        <w:pStyle w:val="SourceCode"/>
+        <w:spacing w:before="0" w:after="0" w:line="200" w:lineRule="auto"/>
+      </w:pPr>
+      <w:r>
         <w:t xml:space="preserve">set -euo pipefail</w:t>
       </w:r>
-      <w:r>
-        <w:br/>
-      </w:r>
-      <w:r>
-        <w:br/>
-      </w:r>
-      <w:r>
-        <w:rPr>
-          <w:rStyle w:val="VerbatimChar"/>
-        </w:rPr>
+    </w:p>
+    <w:p>
+      <w:pPr>
+        <w:pStyle w:val="SourceCode"/>
+        <w:spacing w:before="0" w:after="0" w:line="200" w:lineRule="auto"/>
+      </w:pPr>
+    </w:p>
+    <w:p>
+      <w:pPr>
+        <w:pStyle w:val="SourceCode"/>
+        <w:spacing w:before="0" w:after="0" w:line="200" w:lineRule="auto"/>
+      </w:pPr>
+      <w:r>
         <w:t xml:space="preserve">readonly SRC="${1:-$HOME/lab10/src}"</w:t>
       </w:r>
-      <w:r>
-        <w:br/>
-      </w:r>
-      <w:r>
-        <w:rPr>
-          <w:rStyle w:val="VerbatimChar"/>
-        </w:rPr>
+    </w:p>
+    <w:p>
+      <w:pPr>
+        <w:pStyle w:val="SourceCode"/>
+        <w:spacing w:before="0" w:after="0" w:line="200" w:lineRule="auto"/>
+      </w:pPr>
+      <w:r>
         <w:t xml:space="preserve">readonly DST="$HOME/lab10/bak/$(date +%F)"</w:t>
       </w:r>
-      <w:r>
-        <w:br/>
-      </w:r>
-      <w:r>
-        <w:rPr>
-          <w:rStyle w:val="VerbatimChar"/>
-        </w:rPr>
+    </w:p>
+    <w:p>
+      <w:pPr>
+        <w:pStyle w:val="SourceCode"/>
+        <w:spacing w:before="0" w:after="0" w:line="200" w:lineRule="auto"/>
+      </w:pPr>
+      <w:r>
         <w:t xml:space="preserve">readonly LOG="$HOME/lab10/logs/backup.log"</w:t>
       </w:r>
-      <w:r>
-        <w:br/>
-      </w:r>
-      <w:r>
-        <w:br/>
-      </w:r>
-      <w:r>
-        <w:rPr>
-          <w:rStyle w:val="VerbatimChar"/>
-        </w:rPr>
+    </w:p>
+    <w:p>
+      <w:pPr>
+        <w:pStyle w:val="SourceCode"/>
+        <w:spacing w:before="0" w:after="0" w:line="200" w:lineRule="auto"/>
+      </w:pPr>
+    </w:p>
+    <w:p>
+      <w:pPr>
+        <w:pStyle w:val="SourceCode"/>
+        <w:spacing w:before="0" w:after="0" w:line="200" w:lineRule="auto"/>
+      </w:pPr>
+      <w:r>
         <w:t xml:space="preserve">log() {</w:t>
       </w:r>
-      <w:r>
-        <w:br/>
-      </w:r>
-      <w:r>
-        <w:rPr>
-          <w:rStyle w:val="VerbatimChar"/>
-        </w:rPr>
+    </w:p>
+    <w:p>
+      <w:pPr>
+        <w:pStyle w:val="SourceCode"/>
+        <w:spacing w:before="0" w:after="0" w:line="200" w:lineRule="auto"/>
+      </w:pPr>
+      <w:r>
         <w:t xml:space="preserve">    echo "[$(date '+%F %T')] $*" | tee -a "$LOG"</w:t>
       </w:r>
-      <w:r>
-        <w:br/>
-      </w:r>
-      <w:r>
-        <w:rPr>
-          <w:rStyle w:val="VerbatimChar"/>
-        </w:rPr>
+    </w:p>
+    <w:p>
+      <w:pPr>
+        <w:pStyle w:val="SourceCode"/>
+        <w:spacing w:before="0" w:after="0" w:line="200" w:lineRule="auto"/>
+      </w:pPr>
+      <w:r>
         <w:t xml:space="preserve">}</w:t>
       </w:r>
-      <w:r>
-        <w:br/>
-      </w:r>
-      <w:r>
-        <w:br/>
-      </w:r>
-      <w:r>
-        <w:rPr>
-          <w:rStyle w:val="VerbatimChar"/>
-        </w:rPr>
+    </w:p>
+    <w:p>
+      <w:pPr>
+        <w:pStyle w:val="SourceCode"/>
+        <w:spacing w:before="0" w:after="0" w:line="200" w:lineRule="auto"/>
+      </w:pPr>
+    </w:p>
+    <w:p>
+      <w:pPr>
+        <w:pStyle w:val="SourceCode"/>
+        <w:spacing w:before="0" w:after="0" w:line="200" w:lineRule="auto"/>
+      </w:pPr>
+      <w:r>
         <w:t xml:space="preserve">die() {</w:t>
       </w:r>
-      <w:r>
-        <w:br/>
-      </w:r>
-      <w:r>
-        <w:rPr>
-          <w:rStyle w:val="VerbatimChar"/>
-        </w:rPr>
+    </w:p>
+    <w:p>
+      <w:pPr>
+        <w:pStyle w:val="SourceCode"/>
+        <w:spacing w:before="0" w:after="0" w:line="200" w:lineRule="auto"/>
+      </w:pPr>
+      <w:r>
         <w:t xml:space="preserve">    log "ПОМИЛКА: $*"</w:t>
       </w:r>
-      <w:r>
-        <w:br/>
-      </w:r>
-      <w:r>
-        <w:rPr>
-          <w:rStyle w:val="VerbatimChar"/>
-        </w:rPr>
+    </w:p>
+    <w:p>
+      <w:pPr>
+        <w:pStyle w:val="SourceCode"/>
+        <w:spacing w:before="0" w:after="0" w:line="200" w:lineRule="auto"/>
+      </w:pPr>
+      <w:r>
         <w:t xml:space="preserve">    exit 1</w:t>
       </w:r>
-      <w:r>
-        <w:br/>
-      </w:r>
-      <w:r>
-        <w:rPr>
-          <w:rStyle w:val="VerbatimChar"/>
-        </w:rPr>
+    </w:p>
+    <w:p>
+      <w:pPr>
+        <w:pStyle w:val="SourceCode"/>
+        <w:spacing w:before="0" w:after="0" w:line="200" w:lineRule="auto"/>
+      </w:pPr>
+      <w:r>
         <w:t xml:space="preserve">}</w:t>
       </w:r>
-      <w:r>
-        <w:br/>
-      </w:r>
-      <w:r>
-        <w:br/>
-      </w:r>
-      <w:r>
-        <w:rPr>
-          <w:rStyle w:val="VerbatimChar"/>
-        </w:rPr>
+    </w:p>
+    <w:p>
+      <w:pPr>
+        <w:pStyle w:val="SourceCode"/>
+        <w:spacing w:before="0" w:after="0" w:line="200" w:lineRule="auto"/>
+      </w:pPr>
+    </w:p>
+    <w:p>
+      <w:pPr>
+        <w:pStyle w:val="SourceCode"/>
+        <w:spacing w:before="0" w:after="0" w:line="200" w:lineRule="auto"/>
+      </w:pPr>
+      <w:r>
         <w:t xml:space="preserve">[[ -d "$SRC" ]] || die "каталог $SRC не існує"</w:t>
       </w:r>
-      <w:r>
-        <w:br/>
-      </w:r>
-      <w:r>
-        <w:rPr>
-          <w:rStyle w:val="VerbatimChar"/>
-        </w:rPr>
+    </w:p>
+    <w:p>
+      <w:pPr>
+        <w:pStyle w:val="SourceCode"/>
+        <w:spacing w:before="0" w:after="0" w:line="200" w:lineRule="auto"/>
+      </w:pPr>
+      <w:r>
         <w:t xml:space="preserve">mkdir -p "$DST" "$(dirname "$LOG")"</w:t>
       </w:r>
-      <w:r>
-        <w:br/>
-      </w:r>
-      <w:r>
-        <w:br/>
-      </w:r>
-      <w:r>
-        <w:rPr>
-          <w:rStyle w:val="VerbatimChar"/>
-        </w:rPr>
-        <w:t xml:space="preserve">log "Початок копіювання $SRC → $DST"</w:t>
-      </w:r>
-      <w:r>
-        <w:br/>
-      </w:r>
-      <w:r>
-        <w:rPr>
-          <w:rStyle w:val="VerbatimChar"/>
-        </w:rPr>
+    </w:p>
+    <w:p>
+      <w:pPr>
+        <w:pStyle w:val="SourceCode"/>
+        <w:spacing w:before="0" w:after="0" w:line="200" w:lineRule="auto"/>
+      </w:pPr>
+    </w:p>
+    <w:p>
+      <w:pPr>
+        <w:pStyle w:val="SourceCode"/>
+        <w:spacing w:before="0" w:after="0" w:line="200" w:lineRule="auto"/>
+      </w:pPr>
+      <w:r>
+        <w:t xml:space="preserve">log "Джерело: $SRC"</w:t>
+      </w:r>
+    </w:p>
+    <w:p>
+      <w:pPr>
+        <w:pStyle w:val="SourceCode"/>
+        <w:spacing w:before="0" w:after="0" w:line="200" w:lineRule="auto"/>
+      </w:pPr>
+      <w:r>
+        <w:t xml:space="preserve">log "Призначення: $DST"</w:t>
+      </w:r>
+    </w:p>
+    <w:p>
+      <w:pPr>
+        <w:pStyle w:val="SourceCode"/>
+        <w:spacing w:before="0" w:after="0" w:line="200" w:lineRule="auto"/>
+      </w:pPr>
+      <w:r>
         <w:t xml:space="preserve">if cp -a "$SRC"/. "$DST"/; then</w:t>
       </w:r>
-      <w:r>
-        <w:br/>
-      </w:r>
-      <w:r>
-        <w:rPr>
-          <w:rStyle w:val="VerbatimChar"/>
-        </w:rPr>
+    </w:p>
+    <w:p>
+      <w:pPr>
+        <w:pStyle w:val="SourceCode"/>
+        <w:spacing w:before="0" w:after="0" w:line="200" w:lineRule="auto"/>
+      </w:pPr>
+      <w:r>
         <w:t xml:space="preserve">    files=$(find "$DST" -type f | wc -l)</w:t>
       </w:r>
-      <w:r>
-        <w:br/>
-      </w:r>
-      <w:r>
-        <w:rPr>
-          <w:rStyle w:val="VerbatimChar"/>
-        </w:rPr>
+    </w:p>
+    <w:p>
+      <w:pPr>
+        <w:pStyle w:val="SourceCode"/>
+        <w:spacing w:before="0" w:after="0" w:line="200" w:lineRule="auto"/>
+      </w:pPr>
+      <w:r>
         <w:t xml:space="preserve">    log "Скопійовано файлів: $files"</w:t>
       </w:r>
-      <w:r>
-        <w:br/>
-      </w:r>
-      <w:r>
-        <w:rPr>
-          <w:rStyle w:val="VerbatimChar"/>
-        </w:rPr>
+    </w:p>
+    <w:p>
+      <w:pPr>
+        <w:pStyle w:val="SourceCode"/>
+        <w:spacing w:before="0" w:after="0" w:line="200" w:lineRule="auto"/>
+      </w:pPr>
+      <w:r>
         <w:t xml:space="preserve">else</w:t>
       </w:r>
-      <w:r>
-        <w:br/>
-      </w:r>
-      <w:r>
-        <w:rPr>
-          <w:rStyle w:val="VerbatimChar"/>
-        </w:rPr>
+    </w:p>
+    <w:p>
+      <w:pPr>
+        <w:pStyle w:val="SourceCode"/>
+        <w:spacing w:before="0" w:after="0" w:line="200" w:lineRule="auto"/>
+      </w:pPr>
+      <w:r>
         <w:t xml:space="preserve">    die "копіювання не вдалося (код $?)"</w:t>
       </w:r>
-      <w:r>
-        <w:br/>
-      </w:r>
-      <w:r>
-        <w:rPr>
-          <w:rStyle w:val="VerbatimChar"/>
-        </w:rPr>
+    </w:p>
+    <w:p>
+      <w:pPr>
+        <w:pStyle w:val="SourceCode"/>
+        <w:spacing w:before="0" w:after="0" w:line="200" w:lineRule="auto"/>
+      </w:pPr>
+      <w:r>
         <w:t xml:space="preserve">fi</w:t>
       </w:r>
-      <w:r>
-        <w:br/>
-      </w:r>
-      <w:r>
-        <w:br/>
-      </w:r>
-      <w:r>
-        <w:rPr>
-          <w:rStyle w:val="VerbatimChar"/>
-        </w:rPr>
+    </w:p>
+    <w:p>
+      <w:pPr>
+        <w:pStyle w:val="SourceCode"/>
+        <w:spacing w:before="0" w:after="0" w:line="200" w:lineRule="auto"/>
+      </w:pPr>
+    </w:p>
+    <w:p>
+      <w:pPr>
+        <w:pStyle w:val="SourceCode"/>
+        <w:spacing w:before="0" w:after="0" w:line="200" w:lineRule="auto"/>
+      </w:pPr>
+      <w:r>
         <w:t xml:space="preserve">archive="$HOME/lab10/bak/backup-$(date +%F).tar.gz"</w:t>
       </w:r>
-      <w:r>
-        <w:br/>
-      </w:r>
-      <w:r>
-        <w:rPr>
-          <w:rStyle w:val="VerbatimChar"/>
-        </w:rPr>
+    </w:p>
+    <w:p>
+      <w:pPr>
+        <w:pStyle w:val="SourceCode"/>
+        <w:spacing w:before="0" w:after="0" w:line="200" w:lineRule="auto"/>
+      </w:pPr>
+      <w:r>
         <w:t xml:space="preserve">tar -czf "$archive" -C "$DST" . || die "архівування не вдалося"</w:t>
       </w:r>
-      <w:r>
-        <w:br/>
-      </w:r>
-      <w:r>
-        <w:rPr>
-          <w:rStyle w:val="VerbatimChar"/>
-        </w:rPr>
-        <w:t xml:space="preserve">log "Архів: $archive ($(stat -c%s "$archive") байт)"</w:t>
-      </w:r>
-    </w:p>
-    <w:p>
-      <w:pPr>
-        <w:pStyle w:val="SourceCode"/>
-      </w:pPr>
-      <w:r>
-        <w:rPr>
-          <w:rStyle w:val="VerbatimChar"/>
-        </w:rPr>
+    </w:p>
+    <w:p>
+      <w:pPr>
+        <w:pStyle w:val="SourceCode"/>
+        <w:spacing w:before="0" w:after="120" w:line="200" w:lineRule="auto"/>
+      </w:pPr>
+      <w:r>
+        <w:t xml:space="preserve">log "Архів: $archive ($(stat -c%s "$archive") Б)"</w:t>
+      </w:r>
+    </w:p>
+    <w:p>
+      <w:pPr>
+        <w:pStyle w:val="SourceCode"/>
+        <w:spacing w:before="120" w:after="0" w:line="200" w:lineRule="auto"/>
+      </w:pPr>
+      <w:r>
         <w:t xml:space="preserve">student@lab-vm:~/lab10$ ./backup.sh</w:t>
       </w:r>
-      <w:r>
-        <w:br/>
-      </w:r>
-      <w:r>
-        <w:rPr>
-          <w:rStyle w:val="VerbatimChar"/>
-        </w:rPr>
-        <w:t xml:space="preserve">[2026-09-18 12:05:11] Початок копіювання /home/student/lab10/src → /home/student/lab10/bak/2026-09-18</w:t>
-      </w:r>
-      <w:r>
-        <w:br/>
-      </w:r>
-      <w:r>
-        <w:rPr>
-          <w:rStyle w:val="VerbatimChar"/>
-        </w:rPr>
+    </w:p>
+    <w:p>
+      <w:pPr>
+        <w:pStyle w:val="SourceCode"/>
+        <w:spacing w:before="0" w:after="0" w:line="200" w:lineRule="auto"/>
+      </w:pPr>
+      <w:r>
+        <w:t xml:space="preserve">[2026-09-18 12:05:11] Джерело: /home/student/lab10/src</w:t>
+      </w:r>
+    </w:p>
+    <w:p>
+      <w:pPr>
+        <w:pStyle w:val="SourceCode"/>
+        <w:spacing w:before="0" w:after="0" w:line="200" w:lineRule="auto"/>
+      </w:pPr>
+      <w:r>
+        <w:t xml:space="preserve">[2026-09-18 12:05:11] Призначення: /home/student/lab10/bak/2026-09-18</w:t>
+      </w:r>
+    </w:p>
+    <w:p>
+      <w:pPr>
+        <w:pStyle w:val="SourceCode"/>
+        <w:spacing w:before="0" w:after="0" w:line="200" w:lineRule="auto"/>
+      </w:pPr>
+      <w:r>
         <w:t xml:space="preserve">[2026-09-18 12:05:11] Скопійовано файлів: 3</w:t>
       </w:r>
-      <w:r>
-        <w:br/>
-      </w:r>
-      <w:r>
-        <w:rPr>
-          <w:rStyle w:val="VerbatimChar"/>
-        </w:rPr>
-        <w:t xml:space="preserve">[2026-09-18 12:05:11] Архів: /home/student/lab10/bak/backup-2026-09-18.tar.gz (6482 байт)</w:t>
-      </w:r>
-      <w:r>
-        <w:br/>
-      </w:r>
-      <w:r>
-        <w:br/>
-      </w:r>
-      <w:r>
-        <w:rPr>
-          <w:rStyle w:val="VerbatimChar"/>
-        </w:rPr>
+    </w:p>
+    <w:p>
+      <w:pPr>
+        <w:pStyle w:val="SourceCode"/>
+        <w:spacing w:before="0" w:after="0" w:line="200" w:lineRule="auto"/>
+      </w:pPr>
+      <w:r>
+        <w:t xml:space="preserve">[2026-09-18 12:05:11] Архів: /home/student/lab10/bak/backup-2026-09-18.tar.gz (6482 Б)</w:t>
+      </w:r>
+    </w:p>
+    <w:p>
+      <w:pPr>
+        <w:pStyle w:val="SourceCode"/>
+        <w:spacing w:before="0" w:after="0" w:line="200" w:lineRule="auto"/>
+      </w:pPr>
+    </w:p>
+    <w:p>
+      <w:pPr>
+        <w:pStyle w:val="SourceCode"/>
+        <w:spacing w:before="0" w:after="0" w:line="200" w:lineRule="auto"/>
+      </w:pPr>
+      <w:r>
         <w:t xml:space="preserve">student@lab-vm:~/lab10$ ./backup.sh /nonexistent</w:t>
       </w:r>
-      <w:r>
-        <w:br/>
-      </w:r>
-      <w:r>
-        <w:rPr>
-          <w:rStyle w:val="VerbatimChar"/>
-        </w:rPr>
+    </w:p>
+    <w:p>
+      <w:pPr>
+        <w:pStyle w:val="SourceCode"/>
+        <w:spacing w:before="0" w:after="0" w:line="200" w:lineRule="auto"/>
+      </w:pPr>
+      <w:r>
         <w:t xml:space="preserve">[2026-09-18 12:06:02] ПОМИЛКА: каталог /nonexistent не існує</w:t>
       </w:r>
-      <w:r>
-        <w:br/>
-      </w:r>
-      <w:r>
-        <w:rPr>
-          <w:rStyle w:val="VerbatimChar"/>
-        </w:rPr>
+    </w:p>
+    <w:p>
+      <w:pPr>
+        <w:pStyle w:val="SourceCode"/>
+        <w:spacing w:before="0" w:after="0" w:line="200" w:lineRule="auto"/>
+      </w:pPr>
+      <w:r>
         <w:t xml:space="preserve">student@lab-vm:~/lab10$ echo $?</w:t>
       </w:r>
-      <w:r>
-        <w:br/>
-      </w:r>
-      <w:r>
-        <w:rPr>
-          <w:rStyle w:val="VerbatimChar"/>
-        </w:rPr>
+    </w:p>
+    <w:p>
+      <w:pPr>
+        <w:pStyle w:val="SourceCode"/>
+        <w:spacing w:before="0" w:after="120" w:line="200" w:lineRule="auto"/>
+      </w:pPr>
+      <w:r>
         <w:t xml:space="preserve">1</w:t>
       </w:r>
     </w:p>
@@ -3017,193 +3065,198 @@
     <w:p>
       <w:pPr>
         <w:pStyle w:val="SourceCode"/>
-      </w:pPr>
-      <w:r>
-        <w:rPr>
-          <w:rStyle w:val="VerbatimChar"/>
-        </w:rPr>
+        <w:spacing w:before="120" w:after="0" w:line="200" w:lineRule="auto"/>
+      </w:pPr>
+      <w:r>
         <w:t xml:space="preserve">#!/bin/bash</w:t>
       </w:r>
-      <w:r>
-        <w:br/>
-      </w:r>
-      <w:r>
-        <w:rPr>
-          <w:rStyle w:val="VerbatimChar"/>
-        </w:rPr>
+    </w:p>
+    <w:p>
+      <w:pPr>
+        <w:pStyle w:val="SourceCode"/>
+        <w:spacing w:before="0" w:after="0" w:line="200" w:lineRule="auto"/>
+      </w:pPr>
+      <w:r>
         <w:t xml:space="preserve"># users.sh — розбір текстового файлу з роздільниками</w:t>
       </w:r>
-      <w:r>
-        <w:br/>
-      </w:r>
-      <w:r>
-        <w:rPr>
-          <w:rStyle w:val="VerbatimChar"/>
-        </w:rPr>
+    </w:p>
+    <w:p>
+      <w:pPr>
+        <w:pStyle w:val="SourceCode"/>
+        <w:spacing w:before="0" w:after="0" w:line="200" w:lineRule="auto"/>
+      </w:pPr>
+      <w:r>
         <w:t xml:space="preserve">set -euo pipefail</w:t>
       </w:r>
-      <w:r>
-        <w:br/>
-      </w:r>
-      <w:r>
-        <w:rPr>
-          <w:rStyle w:val="VerbatimChar"/>
-        </w:rPr>
+    </w:p>
+    <w:p>
+      <w:pPr>
+        <w:pStyle w:val="SourceCode"/>
+        <w:spacing w:before="0" w:after="0" w:line="200" w:lineRule="auto"/>
+      </w:pPr>
+      <w:r>
         <w:t xml:space="preserve">input="${1:?Вкажіть файл}"</w:t>
       </w:r>
-      <w:r>
-        <w:br/>
-      </w:r>
-      <w:r>
-        <w:br/>
-      </w:r>
-      <w:r>
-        <w:rPr>
-          <w:rStyle w:val="VerbatimChar"/>
-        </w:rPr>
+    </w:p>
+    <w:p>
+      <w:pPr>
+        <w:pStyle w:val="SourceCode"/>
+        <w:spacing w:before="0" w:after="0" w:line="200" w:lineRule="auto"/>
+      </w:pPr>
+    </w:p>
+    <w:p>
+      <w:pPr>
+        <w:pStyle w:val="SourceCode"/>
+        <w:spacing w:before="0" w:after="0" w:line="200" w:lineRule="auto"/>
+      </w:pPr>
+      <w:r>
         <w:t xml:space="preserve">while IFS=';' read -r name dept quota; do</w:t>
       </w:r>
-      <w:r>
-        <w:br/>
-      </w:r>
-      <w:r>
-        <w:rPr>
-          <w:rStyle w:val="VerbatimChar"/>
-        </w:rPr>
+    </w:p>
+    <w:p>
+      <w:pPr>
+        <w:pStyle w:val="SourceCode"/>
+        <w:spacing w:before="0" w:after="0" w:line="200" w:lineRule="auto"/>
+      </w:pPr>
+      <w:r>
         <w:t xml:space="preserve">    [[ "$name" == \#* || -z "$name" ]] &amp;&amp; continue</w:t>
       </w:r>
-      <w:r>
-        <w:br/>
-      </w:r>
-      <w:r>
-        <w:rPr>
-          <w:rStyle w:val="VerbatimChar"/>
-        </w:rPr>
+    </w:p>
+    <w:p>
+      <w:pPr>
+        <w:pStyle w:val="SourceCode"/>
+        <w:spacing w:before="0" w:after="0" w:line="200" w:lineRule="auto"/>
+      </w:pPr>
+      <w:r>
         <w:t xml:space="preserve">    printf "%-12s %-12s %s МБ\n" "$name" "$dept" "$quota"</w:t>
       </w:r>
-      <w:r>
-        <w:br/>
-      </w:r>
-      <w:r>
-        <w:rPr>
-          <w:rStyle w:val="VerbatimChar"/>
-        </w:rPr>
+    </w:p>
+    <w:p>
+      <w:pPr>
+        <w:pStyle w:val="SourceCode"/>
+        <w:spacing w:before="0" w:after="0" w:line="200" w:lineRule="auto"/>
+      </w:pPr>
+      <w:r>
         <w:t xml:space="preserve">    total=$((${total:-0} + quota))</w:t>
       </w:r>
-      <w:r>
-        <w:br/>
-      </w:r>
-      <w:r>
-        <w:rPr>
-          <w:rStyle w:val="VerbatimChar"/>
-        </w:rPr>
+    </w:p>
+    <w:p>
+      <w:pPr>
+        <w:pStyle w:val="SourceCode"/>
+        <w:spacing w:before="0" w:after="0" w:line="200" w:lineRule="auto"/>
+      </w:pPr>
+      <w:r>
         <w:t xml:space="preserve">done &lt; "$input"</w:t>
       </w:r>
-      <w:r>
-        <w:br/>
-      </w:r>
-      <w:r>
-        <w:br/>
-      </w:r>
-      <w:r>
-        <w:rPr>
-          <w:rStyle w:val="VerbatimChar"/>
-        </w:rPr>
+    </w:p>
+    <w:p>
+      <w:pPr>
+        <w:pStyle w:val="SourceCode"/>
+        <w:spacing w:before="0" w:after="0" w:line="200" w:lineRule="auto"/>
+      </w:pPr>
+    </w:p>
+    <w:p>
+      <w:pPr>
+        <w:pStyle w:val="SourceCode"/>
+        <w:spacing w:before="0" w:after="120" w:line="200" w:lineRule="auto"/>
+      </w:pPr>
+      <w:r>
         <w:t xml:space="preserve">echo "Загальна квота: ${total:-0} МБ"</w:t>
       </w:r>
     </w:p>
     <w:p>
       <w:pPr>
         <w:pStyle w:val="SourceCode"/>
-      </w:pPr>
-      <w:r>
-        <w:rPr>
-          <w:rStyle w:val="VerbatimChar"/>
-        </w:rPr>
+        <w:spacing w:before="120" w:after="0" w:line="200" w:lineRule="auto"/>
+      </w:pPr>
+      <w:r>
         <w:t xml:space="preserve">student@lab-vm:~/lab10$ cat users.csv</w:t>
       </w:r>
-      <w:r>
-        <w:br/>
-      </w:r>
-      <w:r>
-        <w:rPr>
-          <w:rStyle w:val="VerbatimChar"/>
-        </w:rPr>
+    </w:p>
+    <w:p>
+      <w:pPr>
+        <w:pStyle w:val="SourceCode"/>
+        <w:spacing w:before="0" w:after="0" w:line="200" w:lineRule="auto"/>
+      </w:pPr>
+      <w:r>
         <w:t xml:space="preserve"># name;department;quota</w:t>
       </w:r>
-      <w:r>
-        <w:br/>
-      </w:r>
-      <w:r>
-        <w:rPr>
-          <w:rStyle w:val="VerbatimChar"/>
-        </w:rPr>
+    </w:p>
+    <w:p>
+      <w:pPr>
+        <w:pStyle w:val="SourceCode"/>
+        <w:spacing w:before="0" w:after="0" w:line="200" w:lineRule="auto"/>
+      </w:pPr>
+      <w:r>
         <w:t xml:space="preserve">ivanov;IT;500</w:t>
       </w:r>
-      <w:r>
-        <w:br/>
-      </w:r>
-      <w:r>
-        <w:rPr>
-          <w:rStyle w:val="VerbatimChar"/>
-        </w:rPr>
+    </w:p>
+    <w:p>
+      <w:pPr>
+        <w:pStyle w:val="SourceCode"/>
+        <w:spacing w:before="0" w:after="0" w:line="200" w:lineRule="auto"/>
+      </w:pPr>
+      <w:r>
         <w:t xml:space="preserve">petrenko;Accounting;200</w:t>
       </w:r>
-      <w:r>
-        <w:br/>
-      </w:r>
-      <w:r>
-        <w:rPr>
-          <w:rStyle w:val="VerbatimChar"/>
-        </w:rPr>
+    </w:p>
+    <w:p>
+      <w:pPr>
+        <w:pStyle w:val="SourceCode"/>
+        <w:spacing w:before="0" w:after="0" w:line="200" w:lineRule="auto"/>
+      </w:pPr>
+      <w:r>
         <w:t xml:space="preserve">kovalenko;IT;800</w:t>
       </w:r>
-      <w:r>
-        <w:br/>
-      </w:r>
-      <w:r>
-        <w:br/>
-      </w:r>
-      <w:r>
-        <w:rPr>
-          <w:rStyle w:val="VerbatimChar"/>
-        </w:rPr>
+    </w:p>
+    <w:p>
+      <w:pPr>
+        <w:pStyle w:val="SourceCode"/>
+        <w:spacing w:before="0" w:after="0" w:line="200" w:lineRule="auto"/>
+      </w:pPr>
+    </w:p>
+    <w:p>
+      <w:pPr>
+        <w:pStyle w:val="SourceCode"/>
+        <w:spacing w:before="0" w:after="0" w:line="200" w:lineRule="auto"/>
+      </w:pPr>
+      <w:r>
         <w:t xml:space="preserve">student@lab-vm:~/lab10$ ./users.sh users.csv</w:t>
       </w:r>
-      <w:r>
-        <w:br/>
-      </w:r>
-      <w:r>
-        <w:rPr>
-          <w:rStyle w:val="VerbatimChar"/>
-        </w:rPr>
+    </w:p>
+    <w:p>
+      <w:pPr>
+        <w:pStyle w:val="SourceCode"/>
+        <w:spacing w:before="0" w:after="0" w:line="200" w:lineRule="auto"/>
+      </w:pPr>
+      <w:r>
         <w:t xml:space="preserve">ivanov       IT           500 МБ</w:t>
       </w:r>
-      <w:r>
-        <w:br/>
-      </w:r>
-      <w:r>
-        <w:rPr>
-          <w:rStyle w:val="VerbatimChar"/>
-        </w:rPr>
+    </w:p>
+    <w:p>
+      <w:pPr>
+        <w:pStyle w:val="SourceCode"/>
+        <w:spacing w:before="0" w:after="0" w:line="200" w:lineRule="auto"/>
+      </w:pPr>
+      <w:r>
         <w:t xml:space="preserve">petrenko     Accounting   200 МБ</w:t>
       </w:r>
-      <w:r>
-        <w:br/>
-      </w:r>
-      <w:r>
-        <w:rPr>
-          <w:rStyle w:val="VerbatimChar"/>
-        </w:rPr>
+    </w:p>
+    <w:p>
+      <w:pPr>
+        <w:pStyle w:val="SourceCode"/>
+        <w:spacing w:before="0" w:after="0" w:line="200" w:lineRule="auto"/>
+      </w:pPr>
+      <w:r>
         <w:t xml:space="preserve">kovalenko    IT           800 МБ</w:t>
       </w:r>
-      <w:r>
-        <w:br/>
-      </w:r>
-      <w:r>
-        <w:rPr>
-          <w:rStyle w:val="VerbatimChar"/>
-        </w:rPr>
+    </w:p>
+    <w:p>
+      <w:pPr>
+        <w:pStyle w:val="SourceCode"/>
+        <w:spacing w:before="0" w:after="120" w:line="200" w:lineRule="auto"/>
+      </w:pPr>
+      <w:r>
         <w:t xml:space="preserve">Загальна квота: 1500 МБ</w:t>
       </w:r>
     </w:p>
@@ -3243,89 +3296,120 @@
     <w:p>
       <w:pPr>
         <w:pStyle w:val="SourceCode"/>
-      </w:pPr>
-      <w:r>
-        <w:rPr>
-          <w:rStyle w:val="VerbatimChar"/>
-        </w:rPr>
+        <w:spacing w:before="120" w:after="0" w:line="200" w:lineRule="auto"/>
+      </w:pPr>
+      <w:r>
         <w:t xml:space="preserve">student@lab-vm:~/lab10$ crontab -e</w:t>
       </w:r>
-      <w:r>
-        <w:br/>
-      </w:r>
-      <w:r>
-        <w:rPr>
-          <w:rStyle w:val="VerbatimChar"/>
-        </w:rPr>
+    </w:p>
+    <w:p>
+      <w:pPr>
+        <w:pStyle w:val="SourceCode"/>
+        <w:spacing w:before="0" w:after="0" w:line="200" w:lineRule="auto"/>
+      </w:pPr>
+      <w:r>
         <w:t xml:space="preserve"># додати рядок:</w:t>
       </w:r>
-      <w:r>
-        <w:br/>
-      </w:r>
-      <w:r>
-        <w:rPr>
-          <w:rStyle w:val="VerbatimChar"/>
-        </w:rPr>
+    </w:p>
+    <w:p>
+      <w:pPr>
+        <w:pStyle w:val="SourceCode"/>
+        <w:spacing w:before="0" w:after="0" w:line="200" w:lineRule="auto"/>
+      </w:pPr>
+      <w:r>
         <w:t xml:space="preserve">0 3 * * * /home/student/lab10/backup.sh &gt;&gt; /home/student/lab10/logs/cron.log 2&gt;&amp;1</w:t>
       </w:r>
-      <w:r>
-        <w:br/>
-      </w:r>
-      <w:r>
-        <w:br/>
-      </w:r>
-      <w:r>
-        <w:rPr>
-          <w:rStyle w:val="VerbatimChar"/>
-        </w:rPr>
+    </w:p>
+    <w:p>
+      <w:pPr>
+        <w:pStyle w:val="SourceCode"/>
+        <w:spacing w:before="0" w:after="0" w:line="200" w:lineRule="auto"/>
+      </w:pPr>
+    </w:p>
+    <w:p>
+      <w:pPr>
+        <w:pStyle w:val="SourceCode"/>
+        <w:spacing w:before="0" w:after="0" w:line="200" w:lineRule="auto"/>
+      </w:pPr>
+      <w:r>
         <w:t xml:space="preserve">student@lab-vm:~/lab10$ crontab -l | tail -1</w:t>
       </w:r>
-      <w:r>
-        <w:br/>
-      </w:r>
-      <w:r>
-        <w:rPr>
-          <w:rStyle w:val="VerbatimChar"/>
-        </w:rPr>
+    </w:p>
+    <w:p>
+      <w:pPr>
+        <w:pStyle w:val="SourceCode"/>
+        <w:spacing w:before="0" w:after="0" w:line="200" w:lineRule="auto"/>
+      </w:pPr>
+      <w:r>
         <w:t xml:space="preserve">0 3 * * * /home/student/lab10/backup.sh &gt;&gt; /home/student/lab10/logs/cron.log 2&gt;&amp;1</w:t>
       </w:r>
-      <w:r>
-        <w:br/>
-      </w:r>
-      <w:r>
-        <w:br/>
-      </w:r>
-      <w:r>
-        <w:rPr>
-          <w:rStyle w:val="VerbatimChar"/>
-        </w:rPr>
-        <w:t xml:space="preserve">student@lab-vm:~/lab10$ ( crontab -l; echo "*/2 * * * * /home/student/lab10/backup.sh &gt;&gt; /home/student/lab10/logs/cron.log 2&gt;&amp;1" ) | crontab -</w:t>
-      </w:r>
-      <w:r>
-        <w:br/>
-      </w:r>
-      <w:r>
-        <w:rPr>
-          <w:rStyle w:val="VerbatimChar"/>
-        </w:rPr>
+    </w:p>
+    <w:p>
+      <w:pPr>
+        <w:pStyle w:val="SourceCode"/>
+        <w:spacing w:before="0" w:after="0" w:line="200" w:lineRule="auto"/>
+      </w:pPr>
+    </w:p>
+    <w:p>
+      <w:pPr>
+        <w:pStyle w:val="SourceCode"/>
+        <w:spacing w:before="0" w:after="0" w:line="200" w:lineRule="auto"/>
+      </w:pPr>
+      <w:r>
+        <w:t xml:space="preserve">student@lab-vm:~/lab10$ ( crontab -l; \</w:t>
+      </w:r>
+    </w:p>
+    <w:p>
+      <w:pPr>
+        <w:pStyle w:val="SourceCode"/>
+        <w:spacing w:before="0" w:after="0" w:line="200" w:lineRule="auto"/>
+      </w:pPr>
+      <w:r>
+        <w:t xml:space="preserve">&gt;     echo "*/2 * * * * /home/student/lab10/backup.sh &gt;&gt; logs/cron.log 2&gt;&amp;1" \</w:t>
+      </w:r>
+    </w:p>
+    <w:p>
+      <w:pPr>
+        <w:pStyle w:val="SourceCode"/>
+        <w:spacing w:before="0" w:after="0" w:line="200" w:lineRule="auto"/>
+      </w:pPr>
+      <w:r>
+        <w:t xml:space="preserve">&gt; ) | crontab -</w:t>
+      </w:r>
+    </w:p>
+    <w:p>
+      <w:pPr>
+        <w:pStyle w:val="SourceCode"/>
+        <w:spacing w:before="0" w:after="0" w:line="200" w:lineRule="auto"/>
+      </w:pPr>
+      <w:r>
         <w:t xml:space="preserve">student@lab-vm:~/lab10$ sleep 130 &amp;&amp; tail -2 logs/cron.log</w:t>
       </w:r>
-      <w:r>
-        <w:br/>
-      </w:r>
-      <w:r>
-        <w:rPr>
-          <w:rStyle w:val="VerbatimChar"/>
-        </w:rPr>
-        <w:t xml:space="preserve">[2026-09-18 12:14:01] Початок копіювання /home/student/lab10/src → /home/student/lab10/bak/2026-09-18</w:t>
-      </w:r>
-      <w:r>
-        <w:br/>
-      </w:r>
-      <w:r>
-        <w:rPr>
-          <w:rStyle w:val="VerbatimChar"/>
-        </w:rPr>
+    </w:p>
+    <w:p>
+      <w:pPr>
+        <w:pStyle w:val="SourceCode"/>
+        <w:spacing w:before="0" w:after="0" w:line="200" w:lineRule="auto"/>
+      </w:pPr>
+      <w:r>
+        <w:t xml:space="preserve">[2026-09-18 12:14:01] Джерело: /home/student/lab10/src</w:t>
+      </w:r>
+    </w:p>
+    <w:p>
+      <w:pPr>
+        <w:pStyle w:val="SourceCode"/>
+        <w:spacing w:before="0" w:after="0" w:line="200" w:lineRule="auto"/>
+      </w:pPr>
+      <w:r>
+        <w:t xml:space="preserve">[2026-09-18 12:14:01] Призначення: /home/student/lab10/bak/2026-09-18</w:t>
+      </w:r>
+    </w:p>
+    <w:p>
+      <w:pPr>
+        <w:pStyle w:val="SourceCode"/>
+        <w:spacing w:before="0" w:after="120" w:line="200" w:lineRule="auto"/>
+      </w:pPr>
+      <w:r>
         <w:t xml:space="preserve">[2026-09-18 12:14:01] Скопійовано файлів: 3</w:t>
       </w:r>
     </w:p>
@@ -6656,15 +6740,8 @@
     <w:basedOn w:val="Normal"/>
     <w:qFormat/>
     <w:pPr>
-      <w:pBdr>
-        <w:top w:color="BFBFBF" w:space="4" w:sz="4" w:val="single"/>
-        <w:left w:color="BFBFBF" w:space="4" w:sz="4" w:val="single"/>
-        <w:bottom w:color="BFBFBF" w:space="4" w:sz="4" w:val="single"/>
-        <w:right w:color="BFBFBF" w:space="4" w:sz="4" w:val="single"/>
-      </w:pBdr>
-      <w:shd w:color="auto" w:fill="F4F4F4" w:val="clear"/>
       <w:spacing w:after="120" w:before="120" w:line="200" w:lineRule="auto"/>
-      <w:ind w:firstLine="0" w:left="284" w:right="284"/>
+      <w:ind w:hanging="340" w:left="340" w:right="0"/>
       <w:jc w:val="left"/>
     </w:pPr>
     <w:rPr>

--- a/public/labs/os/kmp-24/ЛР10_ОС_Командні_файли_в_середовищі_Linux.docx
+++ b/public/labs/os/kmp-24/ЛР10_ОС_Командні_файли_в_середовищі_Linux.docx
@@ -250,47 +250,96 @@
     </w:p>
     <w:p>
       <w:pPr>
-        <w:pStyle w:val="SourceCode"/>
-        <w:spacing w:before="120" w:after="0" w:line="200" w:lineRule="auto"/>
-      </w:pPr>
-      <w:r>
+        <w:spacing w:before="0" w:after="0" w:line="120" w:lineRule="exact"/>
+        <w:rPr>
+          <w:sz w:val="4"/>
+          <w:szCs w:val="4"/>
+        </w:rPr>
+      </w:pPr>
+    </w:p>
+    <w:tbl>
+      <w:tblPr>
+        <w:tblStyle w:val="SourceCodeTable"/>
+        <w:tblW w:type="dxa" w:w="9637"/>
+        <w:tblInd w:w="0" w:type="dxa"/>
+        <w:tblBorders>
+          <w:top w:color="BFBFBF" w:space="0" w:sz="4" w:val="single"/>
+          <w:left w:color="BFBFBF" w:space="0" w:sz="4" w:val="single"/>
+          <w:bottom w:color="BFBFBF" w:space="0" w:sz="4" w:val="single"/>
+          <w:right w:color="BFBFBF" w:space="0" w:sz="4" w:val="single"/>
+        </w:tblBorders>
+        <w:tblLayout w:type="fixed"/>
+        <w:tblCellMar>
+          <w:top w:type="dxa" w:w="113"/>
+          <w:left w:type="dxa" w:w="113"/>
+          <w:bottom w:type="dxa" w:w="113"/>
+          <w:right w:type="dxa" w:w="113"/>
+        </w:tblCellMar>
+        <w:tblLook w:val="0000" w:firstRow="0" w:lastRow="0" w:firstColumn="0" w:lastColumn="0" w:noHBand="1" w:noVBand="1"/>
+      </w:tblPr>
+      <w:tblGrid>
+        <w:gridCol w:w="9637"/>
+      </w:tblGrid>
+      <w:tr>
+        <w:tc>
+          <w:tcPr>
+            <w:tcW w:type="dxa" w:w="9637"/>
+          </w:tcPr>
+          <w:p>
+            <w:pPr>
+              <w:pStyle w:val="SourceCode"/>
+              <w:spacing w:before="0" w:after="0" w:line="200" w:lineRule="auto"/>
+            </w:pPr>
+            <w:r>
+              <w:t xml:space="preserve">#!/bin/bash</w:t>
+            </w:r>
+          </w:p>
+          <w:p>
+            <w:pPr>
+              <w:pStyle w:val="SourceCode"/>
+              <w:spacing w:before="0" w:after="0" w:line="200" w:lineRule="auto"/>
+            </w:pPr>
+            <w:r>
+              <w:t xml:space="preserve"># backup.sh — резервне копіювання документів</w:t>
+            </w:r>
+          </w:p>
+          <w:p>
+            <w:pPr>
+              <w:pStyle w:val="SourceCode"/>
+              <w:spacing w:before="0" w:after="0" w:line="200" w:lineRule="auto"/>
+            </w:pPr>
+            <w:r>
+              <w:t xml:space="preserve">echo "Скрипт: $0"</w:t>
+            </w:r>
+          </w:p>
+        </w:tc>
+      </w:tr>
+    </w:tbl>
+    <w:p>
+      <w:pPr>
+        <w:spacing w:before="0" w:after="0" w:line="120" w:lineRule="exact"/>
+        <w:rPr>
+          <w:sz w:val="4"/>
+          <w:szCs w:val="4"/>
+        </w:rPr>
+      </w:pPr>
+    </w:p>
+    <w:p>
+      <w:pPr>
+        <w:pStyle w:val="FirstParagraph"/>
+      </w:pPr>
+      <w:r>
+        <w:t xml:space="preserve">Перший рядок</w:t>
+      </w:r>
+      <w:r>
+        <w:t xml:space="preserve"> </w:t>
+      </w:r>
+      <w:r>
+        <w:rPr>
+          <w:rStyle w:val="VerbatimChar"/>
+        </w:rPr>
         <w:t xml:space="preserve">#!/bin/bash</w:t>
       </w:r>
-    </w:p>
-    <w:p>
-      <w:pPr>
-        <w:pStyle w:val="SourceCode"/>
-        <w:spacing w:before="0" w:after="0" w:line="200" w:lineRule="auto"/>
-      </w:pPr>
-      <w:r>
-        <w:t xml:space="preserve"># backup.sh — резервне копіювання документів</w:t>
-      </w:r>
-    </w:p>
-    <w:p>
-      <w:pPr>
-        <w:pStyle w:val="SourceCode"/>
-        <w:spacing w:before="0" w:after="120" w:line="200" w:lineRule="auto"/>
-      </w:pPr>
-      <w:r>
-        <w:t xml:space="preserve">echo "Скрипт: $0"</w:t>
-      </w:r>
-    </w:p>
-    <w:p>
-      <w:pPr>
-        <w:pStyle w:val="FirstParagraph"/>
-      </w:pPr>
-      <w:r>
-        <w:t xml:space="preserve">Перший рядок</w:t>
-      </w:r>
-      <w:r>
-        <w:t xml:space="preserve"> </w:t>
-      </w:r>
-      <w:r>
-        <w:rPr>
-          <w:rStyle w:val="VerbatimChar"/>
-        </w:rPr>
-        <w:t xml:space="preserve">#!/bin/bash</w:t>
-      </w:r>
       <w:r>
         <w:t xml:space="preserve"> </w:t>
       </w:r>
@@ -300,39 +349,88 @@
     </w:p>
     <w:p>
       <w:pPr>
-        <w:pStyle w:val="SourceCode"/>
-        <w:spacing w:before="120" w:after="0" w:line="200" w:lineRule="auto"/>
-      </w:pPr>
-      <w:r>
-        <w:t xml:space="preserve">chmod +x backup.sh     # надати право виконання</w:t>
-      </w:r>
-    </w:p>
-    <w:p>
-      <w:pPr>
-        <w:pStyle w:val="SourceCode"/>
-        <w:spacing w:before="0" w:after="0" w:line="200" w:lineRule="auto"/>
-      </w:pPr>
-      <w:r>
-        <w:t xml:space="preserve">./backup.sh            # запустити як програму</w:t>
-      </w:r>
-    </w:p>
-    <w:p>
-      <w:pPr>
-        <w:pStyle w:val="SourceCode"/>
-        <w:spacing w:before="0" w:after="0" w:line="200" w:lineRule="auto"/>
-      </w:pPr>
-      <w:r>
-        <w:t xml:space="preserve">bash backup.sh         # запустити явним інтерпретатором</w:t>
-      </w:r>
-    </w:p>
-    <w:p>
-      <w:pPr>
-        <w:pStyle w:val="SourceCode"/>
-        <w:spacing w:before="0" w:after="120" w:line="200" w:lineRule="auto"/>
-      </w:pPr>
-      <w:r>
-        <w:t xml:space="preserve">source backup.sh       # виконати в поточній оболонці</w:t>
-      </w:r>
+        <w:spacing w:before="0" w:after="0" w:line="120" w:lineRule="exact"/>
+        <w:rPr>
+          <w:sz w:val="4"/>
+          <w:szCs w:val="4"/>
+        </w:rPr>
+      </w:pPr>
+    </w:p>
+    <w:tbl>
+      <w:tblPr>
+        <w:tblStyle w:val="SourceCodeTable"/>
+        <w:tblW w:type="dxa" w:w="9637"/>
+        <w:tblInd w:w="0" w:type="dxa"/>
+        <w:tblBorders>
+          <w:top w:color="BFBFBF" w:space="0" w:sz="4" w:val="single"/>
+          <w:left w:color="BFBFBF" w:space="0" w:sz="4" w:val="single"/>
+          <w:bottom w:color="BFBFBF" w:space="0" w:sz="4" w:val="single"/>
+          <w:right w:color="BFBFBF" w:space="0" w:sz="4" w:val="single"/>
+        </w:tblBorders>
+        <w:tblLayout w:type="fixed"/>
+        <w:tblCellMar>
+          <w:top w:type="dxa" w:w="113"/>
+          <w:left w:type="dxa" w:w="113"/>
+          <w:bottom w:type="dxa" w:w="113"/>
+          <w:right w:type="dxa" w:w="113"/>
+        </w:tblCellMar>
+        <w:tblLook w:val="0000" w:firstRow="0" w:lastRow="0" w:firstColumn="0" w:lastColumn="0" w:noHBand="1" w:noVBand="1"/>
+      </w:tblPr>
+      <w:tblGrid>
+        <w:gridCol w:w="9637"/>
+      </w:tblGrid>
+      <w:tr>
+        <w:tc>
+          <w:tcPr>
+            <w:tcW w:type="dxa" w:w="9637"/>
+          </w:tcPr>
+          <w:p>
+            <w:pPr>
+              <w:pStyle w:val="SourceCode"/>
+              <w:spacing w:before="0" w:after="0" w:line="200" w:lineRule="auto"/>
+            </w:pPr>
+            <w:r>
+              <w:t xml:space="preserve">chmod +x backup.sh     # надати право виконання</w:t>
+            </w:r>
+          </w:p>
+          <w:p>
+            <w:pPr>
+              <w:pStyle w:val="SourceCode"/>
+              <w:spacing w:before="0" w:after="0" w:line="200" w:lineRule="auto"/>
+            </w:pPr>
+            <w:r>
+              <w:t xml:space="preserve">./backup.sh            # запустити як програму</w:t>
+            </w:r>
+          </w:p>
+          <w:p>
+            <w:pPr>
+              <w:pStyle w:val="SourceCode"/>
+              <w:spacing w:before="0" w:after="0" w:line="200" w:lineRule="auto"/>
+            </w:pPr>
+            <w:r>
+              <w:t xml:space="preserve">bash backup.sh         # запустити явним інтерпретатором</w:t>
+            </w:r>
+          </w:p>
+          <w:p>
+            <w:pPr>
+              <w:pStyle w:val="SourceCode"/>
+              <w:spacing w:before="0" w:after="0" w:line="200" w:lineRule="auto"/>
+            </w:pPr>
+            <w:r>
+              <w:t xml:space="preserve">source backup.sh       # виконати в поточній оболонці</w:t>
+            </w:r>
+          </w:p>
+        </w:tc>
+      </w:tr>
+    </w:tbl>
+    <w:p>
+      <w:pPr>
+        <w:spacing w:before="0" w:after="0" w:line="120" w:lineRule="exact"/>
+        <w:rPr>
+          <w:sz w:val="4"/>
+          <w:szCs w:val="4"/>
+        </w:rPr>
+      </w:pPr>
     </w:p>
     <w:p>
       <w:pPr>
@@ -384,48 +482,97 @@
     </w:p>
     <w:p>
       <w:pPr>
-        <w:pStyle w:val="SourceCode"/>
-        <w:spacing w:before="120" w:after="0" w:line="200" w:lineRule="auto"/>
-      </w:pPr>
-      <w:r>
-        <w:t xml:space="preserve">name="LAB10"                     # без пробілів навколо =</w:t>
-      </w:r>
-    </w:p>
-    <w:p>
-      <w:pPr>
-        <w:pStyle w:val="SourceCode"/>
-        <w:spacing w:before="0" w:after="0" w:line="200" w:lineRule="auto"/>
-      </w:pPr>
-      <w:r>
-        <w:t xml:space="preserve">dir="$HOME/lab10"                # підстановка іншої змінної</w:t>
-      </w:r>
-    </w:p>
-    <w:p>
-      <w:pPr>
-        <w:pStyle w:val="SourceCode"/>
-        <w:spacing w:before="0" w:after="0" w:line="200" w:lineRule="auto"/>
-      </w:pPr>
-      <w:r>
-        <w:t xml:space="preserve">count=$(ls "$dir" | wc -l)       # підстановка результату команди</w:t>
-      </w:r>
-    </w:p>
-    <w:p>
-      <w:pPr>
-        <w:pStyle w:val="SourceCode"/>
-        <w:spacing w:before="0" w:after="0" w:line="200" w:lineRule="auto"/>
-      </w:pPr>
-      <w:r>
-        <w:t xml:space="preserve">today=$(date +%F)                # 2026-09-18</w:t>
-      </w:r>
-    </w:p>
-    <w:p>
-      <w:pPr>
-        <w:pStyle w:val="SourceCode"/>
-        <w:spacing w:before="0" w:after="120" w:line="200" w:lineRule="auto"/>
-      </w:pPr>
-      <w:r>
-        <w:t xml:space="preserve">echo "У каталозі $dir файлів: $count"</w:t>
-      </w:r>
+        <w:spacing w:before="0" w:after="0" w:line="120" w:lineRule="exact"/>
+        <w:rPr>
+          <w:sz w:val="4"/>
+          <w:szCs w:val="4"/>
+        </w:rPr>
+      </w:pPr>
+    </w:p>
+    <w:tbl>
+      <w:tblPr>
+        <w:tblStyle w:val="SourceCodeTable"/>
+        <w:tblW w:type="dxa" w:w="9637"/>
+        <w:tblInd w:w="0" w:type="dxa"/>
+        <w:tblBorders>
+          <w:top w:color="BFBFBF" w:space="0" w:sz="4" w:val="single"/>
+          <w:left w:color="BFBFBF" w:space="0" w:sz="4" w:val="single"/>
+          <w:bottom w:color="BFBFBF" w:space="0" w:sz="4" w:val="single"/>
+          <w:right w:color="BFBFBF" w:space="0" w:sz="4" w:val="single"/>
+        </w:tblBorders>
+        <w:tblLayout w:type="fixed"/>
+        <w:tblCellMar>
+          <w:top w:type="dxa" w:w="113"/>
+          <w:left w:type="dxa" w:w="113"/>
+          <w:bottom w:type="dxa" w:w="113"/>
+          <w:right w:type="dxa" w:w="113"/>
+        </w:tblCellMar>
+        <w:tblLook w:val="0000" w:firstRow="0" w:lastRow="0" w:firstColumn="0" w:lastColumn="0" w:noHBand="1" w:noVBand="1"/>
+      </w:tblPr>
+      <w:tblGrid>
+        <w:gridCol w:w="9637"/>
+      </w:tblGrid>
+      <w:tr>
+        <w:tc>
+          <w:tcPr>
+            <w:tcW w:type="dxa" w:w="9637"/>
+          </w:tcPr>
+          <w:p>
+            <w:pPr>
+              <w:pStyle w:val="SourceCode"/>
+              <w:spacing w:before="0" w:after="0" w:line="200" w:lineRule="auto"/>
+            </w:pPr>
+            <w:r>
+              <w:t xml:space="preserve">name="LAB10"                     # без пробілів навколо =</w:t>
+            </w:r>
+          </w:p>
+          <w:p>
+            <w:pPr>
+              <w:pStyle w:val="SourceCode"/>
+              <w:spacing w:before="0" w:after="0" w:line="200" w:lineRule="auto"/>
+            </w:pPr>
+            <w:r>
+              <w:t xml:space="preserve">dir="$HOME/lab10"                # підстановка іншої змінної</w:t>
+            </w:r>
+          </w:p>
+          <w:p>
+            <w:pPr>
+              <w:pStyle w:val="SourceCode"/>
+              <w:spacing w:before="0" w:after="0" w:line="200" w:lineRule="auto"/>
+            </w:pPr>
+            <w:r>
+              <w:t xml:space="preserve">count=$(ls "$dir" | wc -l)       # підстановка результату команди</w:t>
+            </w:r>
+          </w:p>
+          <w:p>
+            <w:pPr>
+              <w:pStyle w:val="SourceCode"/>
+              <w:spacing w:before="0" w:after="0" w:line="200" w:lineRule="auto"/>
+            </w:pPr>
+            <w:r>
+              <w:t xml:space="preserve">today=$(date +%F)                # 2026-09-18</w:t>
+            </w:r>
+          </w:p>
+          <w:p>
+            <w:pPr>
+              <w:pStyle w:val="SourceCode"/>
+              <w:spacing w:before="0" w:after="0" w:line="200" w:lineRule="auto"/>
+            </w:pPr>
+            <w:r>
+              <w:t xml:space="preserve">echo "У каталозі $dir файлів: $count"</w:t>
+            </w:r>
+          </w:p>
+        </w:tc>
+      </w:tr>
+    </w:tbl>
+    <w:p>
+      <w:pPr>
+        <w:spacing w:before="0" w:after="0" w:line="120" w:lineRule="exact"/>
+        <w:rPr>
+          <w:sz w:val="4"/>
+          <w:szCs w:val="4"/>
+        </w:rPr>
+      </w:pPr>
     </w:p>
     <w:p>
       <w:pPr>
@@ -743,117 +890,166 @@
     </w:p>
     <w:p>
       <w:pPr>
-        <w:pStyle w:val="SourceCode"/>
-        <w:spacing w:before="120" w:after="0" w:line="200" w:lineRule="auto"/>
-      </w:pPr>
-      <w:r>
-        <w:t xml:space="preserve">if [[ $# -eq 0 ]]; then</w:t>
-      </w:r>
-    </w:p>
-    <w:p>
-      <w:pPr>
-        <w:pStyle w:val="SourceCode"/>
-        <w:spacing w:before="0" w:after="0" w:line="200" w:lineRule="auto"/>
-      </w:pPr>
-      <w:r>
-        <w:t xml:space="preserve">    echo "Використання: $0 &lt;каталог&gt;" &gt;&amp;2</w:t>
-      </w:r>
-    </w:p>
-    <w:p>
-      <w:pPr>
-        <w:pStyle w:val="SourceCode"/>
-        <w:spacing w:before="0" w:after="0" w:line="200" w:lineRule="auto"/>
-      </w:pPr>
-      <w:r>
-        <w:t xml:space="preserve">    exit 1</w:t>
-      </w:r>
-    </w:p>
-    <w:p>
-      <w:pPr>
-        <w:pStyle w:val="SourceCode"/>
-        <w:spacing w:before="0" w:after="0" w:line="200" w:lineRule="auto"/>
-      </w:pPr>
-      <w:r>
-        <w:t xml:space="preserve">fi</w:t>
-      </w:r>
-    </w:p>
-    <w:p>
-      <w:pPr>
-        <w:pStyle w:val="SourceCode"/>
-        <w:spacing w:before="0" w:after="0" w:line="200" w:lineRule="auto"/>
-      </w:pPr>
-    </w:p>
-    <w:p>
-      <w:pPr>
-        <w:pStyle w:val="SourceCode"/>
-        <w:spacing w:before="0" w:after="0" w:line="200" w:lineRule="auto"/>
-      </w:pPr>
-      <w:r>
-        <w:t xml:space="preserve">if [[ -d "$1" ]]; then</w:t>
-      </w:r>
-    </w:p>
-    <w:p>
-      <w:pPr>
-        <w:pStyle w:val="SourceCode"/>
-        <w:spacing w:before="0" w:after="0" w:line="200" w:lineRule="auto"/>
-      </w:pPr>
-      <w:r>
-        <w:t xml:space="preserve">    echo "Це каталог"</w:t>
-      </w:r>
-    </w:p>
-    <w:p>
-      <w:pPr>
-        <w:pStyle w:val="SourceCode"/>
-        <w:spacing w:before="0" w:after="0" w:line="200" w:lineRule="auto"/>
-      </w:pPr>
-      <w:r>
-        <w:t xml:space="preserve">elif [[ -f "$1" ]]; then</w:t>
-      </w:r>
-    </w:p>
-    <w:p>
-      <w:pPr>
-        <w:pStyle w:val="SourceCode"/>
-        <w:spacing w:before="0" w:after="0" w:line="200" w:lineRule="auto"/>
-      </w:pPr>
-      <w:r>
-        <w:t xml:space="preserve">    echo "Це файл"</w:t>
-      </w:r>
-    </w:p>
-    <w:p>
-      <w:pPr>
-        <w:pStyle w:val="SourceCode"/>
-        <w:spacing w:before="0" w:after="0" w:line="200" w:lineRule="auto"/>
-      </w:pPr>
-      <w:r>
-        <w:t xml:space="preserve">else</w:t>
-      </w:r>
-    </w:p>
-    <w:p>
-      <w:pPr>
-        <w:pStyle w:val="SourceCode"/>
-        <w:spacing w:before="0" w:after="0" w:line="200" w:lineRule="auto"/>
-      </w:pPr>
-      <w:r>
-        <w:t xml:space="preserve">    echo "Об'єкт не знайдено" &gt;&amp;2</w:t>
-      </w:r>
-    </w:p>
-    <w:p>
-      <w:pPr>
-        <w:pStyle w:val="SourceCode"/>
-        <w:spacing w:before="0" w:after="0" w:line="200" w:lineRule="auto"/>
-      </w:pPr>
-      <w:r>
-        <w:t xml:space="preserve">    exit 2</w:t>
-      </w:r>
-    </w:p>
-    <w:p>
-      <w:pPr>
-        <w:pStyle w:val="SourceCode"/>
-        <w:spacing w:before="0" w:after="120" w:line="200" w:lineRule="auto"/>
-      </w:pPr>
-      <w:r>
-        <w:t xml:space="preserve">fi</w:t>
-      </w:r>
+        <w:spacing w:before="0" w:after="0" w:line="120" w:lineRule="exact"/>
+        <w:rPr>
+          <w:sz w:val="4"/>
+          <w:szCs w:val="4"/>
+        </w:rPr>
+      </w:pPr>
+    </w:p>
+    <w:tbl>
+      <w:tblPr>
+        <w:tblStyle w:val="SourceCodeTable"/>
+        <w:tblW w:type="dxa" w:w="9637"/>
+        <w:tblInd w:w="0" w:type="dxa"/>
+        <w:tblBorders>
+          <w:top w:color="BFBFBF" w:space="0" w:sz="4" w:val="single"/>
+          <w:left w:color="BFBFBF" w:space="0" w:sz="4" w:val="single"/>
+          <w:bottom w:color="BFBFBF" w:space="0" w:sz="4" w:val="single"/>
+          <w:right w:color="BFBFBF" w:space="0" w:sz="4" w:val="single"/>
+        </w:tblBorders>
+        <w:tblLayout w:type="fixed"/>
+        <w:tblCellMar>
+          <w:top w:type="dxa" w:w="113"/>
+          <w:left w:type="dxa" w:w="113"/>
+          <w:bottom w:type="dxa" w:w="113"/>
+          <w:right w:type="dxa" w:w="113"/>
+        </w:tblCellMar>
+        <w:tblLook w:val="0000" w:firstRow="0" w:lastRow="0" w:firstColumn="0" w:lastColumn="0" w:noHBand="1" w:noVBand="1"/>
+      </w:tblPr>
+      <w:tblGrid>
+        <w:gridCol w:w="9637"/>
+      </w:tblGrid>
+      <w:tr>
+        <w:tc>
+          <w:tcPr>
+            <w:tcW w:type="dxa" w:w="9637"/>
+          </w:tcPr>
+          <w:p>
+            <w:pPr>
+              <w:pStyle w:val="SourceCode"/>
+              <w:spacing w:before="0" w:after="0" w:line="200" w:lineRule="auto"/>
+            </w:pPr>
+            <w:r>
+              <w:t xml:space="preserve">if [[ $# -eq 0 ]]; then</w:t>
+            </w:r>
+          </w:p>
+          <w:p>
+            <w:pPr>
+              <w:pStyle w:val="SourceCode"/>
+              <w:spacing w:before="0" w:after="0" w:line="200" w:lineRule="auto"/>
+            </w:pPr>
+            <w:r>
+              <w:t xml:space="preserve">    echo "Використання: $0 &lt;каталог&gt;" &gt;&amp;2</w:t>
+            </w:r>
+          </w:p>
+          <w:p>
+            <w:pPr>
+              <w:pStyle w:val="SourceCode"/>
+              <w:spacing w:before="0" w:after="0" w:line="200" w:lineRule="auto"/>
+            </w:pPr>
+            <w:r>
+              <w:t xml:space="preserve">    exit 1</w:t>
+            </w:r>
+          </w:p>
+          <w:p>
+            <w:pPr>
+              <w:pStyle w:val="SourceCode"/>
+              <w:spacing w:before="0" w:after="0" w:line="200" w:lineRule="auto"/>
+            </w:pPr>
+            <w:r>
+              <w:t xml:space="preserve">fi</w:t>
+            </w:r>
+          </w:p>
+          <w:p>
+            <w:pPr>
+              <w:pStyle w:val="SourceCode"/>
+              <w:spacing w:before="0" w:after="0" w:line="200" w:lineRule="auto"/>
+            </w:pPr>
+          </w:p>
+          <w:p>
+            <w:pPr>
+              <w:pStyle w:val="SourceCode"/>
+              <w:spacing w:before="0" w:after="0" w:line="200" w:lineRule="auto"/>
+            </w:pPr>
+            <w:r>
+              <w:t xml:space="preserve">if [[ -d "$1" ]]; then</w:t>
+            </w:r>
+          </w:p>
+          <w:p>
+            <w:pPr>
+              <w:pStyle w:val="SourceCode"/>
+              <w:spacing w:before="0" w:after="0" w:line="200" w:lineRule="auto"/>
+            </w:pPr>
+            <w:r>
+              <w:t xml:space="preserve">    echo "Це каталог"</w:t>
+            </w:r>
+          </w:p>
+          <w:p>
+            <w:pPr>
+              <w:pStyle w:val="SourceCode"/>
+              <w:spacing w:before="0" w:after="0" w:line="200" w:lineRule="auto"/>
+            </w:pPr>
+            <w:r>
+              <w:t xml:space="preserve">elif [[ -f "$1" ]]; then</w:t>
+            </w:r>
+          </w:p>
+          <w:p>
+            <w:pPr>
+              <w:pStyle w:val="SourceCode"/>
+              <w:spacing w:before="0" w:after="0" w:line="200" w:lineRule="auto"/>
+            </w:pPr>
+            <w:r>
+              <w:t xml:space="preserve">    echo "Це файл"</w:t>
+            </w:r>
+          </w:p>
+          <w:p>
+            <w:pPr>
+              <w:pStyle w:val="SourceCode"/>
+              <w:spacing w:before="0" w:after="0" w:line="200" w:lineRule="auto"/>
+            </w:pPr>
+            <w:r>
+              <w:t xml:space="preserve">else</w:t>
+            </w:r>
+          </w:p>
+          <w:p>
+            <w:pPr>
+              <w:pStyle w:val="SourceCode"/>
+              <w:spacing w:before="0" w:after="0" w:line="200" w:lineRule="auto"/>
+            </w:pPr>
+            <w:r>
+              <w:t xml:space="preserve">    echo "Об'єкт не знайдено" &gt;&amp;2</w:t>
+            </w:r>
+          </w:p>
+          <w:p>
+            <w:pPr>
+              <w:pStyle w:val="SourceCode"/>
+              <w:spacing w:before="0" w:after="0" w:line="200" w:lineRule="auto"/>
+            </w:pPr>
+            <w:r>
+              <w:t xml:space="preserve">    exit 2</w:t>
+            </w:r>
+          </w:p>
+          <w:p>
+            <w:pPr>
+              <w:pStyle w:val="SourceCode"/>
+              <w:spacing w:before="0" w:after="0" w:line="200" w:lineRule="auto"/>
+            </w:pPr>
+            <w:r>
+              <w:t xml:space="preserve">fi</w:t>
+            </w:r>
+          </w:p>
+        </w:tc>
+      </w:tr>
+    </w:tbl>
+    <w:p>
+      <w:pPr>
+        <w:spacing w:before="0" w:after="0" w:line="120" w:lineRule="exact"/>
+        <w:rPr>
+          <w:sz w:val="4"/>
+          <w:szCs w:val="4"/>
+        </w:rPr>
+      </w:pPr>
     </w:p>
     <w:p>
       <w:pPr>
@@ -1273,138 +1469,187 @@
     </w:p>
     <w:p>
       <w:pPr>
-        <w:pStyle w:val="SourceCode"/>
-        <w:spacing w:before="120" w:after="0" w:line="200" w:lineRule="auto"/>
-      </w:pPr>
-      <w:r>
-        <w:t xml:space="preserve">for file in "$dir"/*.log; do</w:t>
-      </w:r>
-    </w:p>
-    <w:p>
-      <w:pPr>
-        <w:pStyle w:val="SourceCode"/>
-        <w:spacing w:before="0" w:after="0" w:line="200" w:lineRule="auto"/>
-      </w:pPr>
-      <w:r>
-        <w:t xml:space="preserve">    echo "Обробляю $file"</w:t>
-      </w:r>
-    </w:p>
-    <w:p>
-      <w:pPr>
-        <w:pStyle w:val="SourceCode"/>
-        <w:spacing w:before="0" w:after="0" w:line="200" w:lineRule="auto"/>
-      </w:pPr>
-      <w:r>
-        <w:t xml:space="preserve">done</w:t>
-      </w:r>
-    </w:p>
-    <w:p>
-      <w:pPr>
-        <w:pStyle w:val="SourceCode"/>
-        <w:spacing w:before="0" w:after="0" w:line="200" w:lineRule="auto"/>
-      </w:pPr>
-    </w:p>
-    <w:p>
-      <w:pPr>
-        <w:pStyle w:val="SourceCode"/>
-        <w:spacing w:before="0" w:after="0" w:line="200" w:lineRule="auto"/>
-      </w:pPr>
-      <w:r>
-        <w:t xml:space="preserve">for i in {1..5}; do</w:t>
-      </w:r>
-    </w:p>
-    <w:p>
-      <w:pPr>
-        <w:pStyle w:val="SourceCode"/>
-        <w:spacing w:before="0" w:after="0" w:line="200" w:lineRule="auto"/>
-      </w:pPr>
-      <w:r>
-        <w:t xml:space="preserve">    echo "Ітерація $i"</w:t>
-      </w:r>
-    </w:p>
-    <w:p>
-      <w:pPr>
-        <w:pStyle w:val="SourceCode"/>
-        <w:spacing w:before="0" w:after="0" w:line="200" w:lineRule="auto"/>
-      </w:pPr>
-      <w:r>
-        <w:t xml:space="preserve">done</w:t>
-      </w:r>
-    </w:p>
-    <w:p>
-      <w:pPr>
-        <w:pStyle w:val="SourceCode"/>
-        <w:spacing w:before="0" w:after="0" w:line="200" w:lineRule="auto"/>
-      </w:pPr>
-    </w:p>
-    <w:p>
-      <w:pPr>
-        <w:pStyle w:val="SourceCode"/>
-        <w:spacing w:before="0" w:after="0" w:line="200" w:lineRule="auto"/>
-      </w:pPr>
-      <w:r>
-        <w:t xml:space="preserve">while read -r line; do</w:t>
-      </w:r>
-    </w:p>
-    <w:p>
-      <w:pPr>
-        <w:pStyle w:val="SourceCode"/>
-        <w:spacing w:before="0" w:after="0" w:line="200" w:lineRule="auto"/>
-      </w:pPr>
-      <w:r>
-        <w:t xml:space="preserve">    echo "Рядок: $line"</w:t>
-      </w:r>
-    </w:p>
-    <w:p>
-      <w:pPr>
-        <w:pStyle w:val="SourceCode"/>
-        <w:spacing w:before="0" w:after="0" w:line="200" w:lineRule="auto"/>
-      </w:pPr>
-      <w:r>
-        <w:t xml:space="preserve">done &lt; users.txt</w:t>
-      </w:r>
-    </w:p>
-    <w:p>
-      <w:pPr>
-        <w:pStyle w:val="SourceCode"/>
-        <w:spacing w:before="0" w:after="0" w:line="200" w:lineRule="auto"/>
-      </w:pPr>
-    </w:p>
-    <w:p>
-      <w:pPr>
-        <w:pStyle w:val="SourceCode"/>
-        <w:spacing w:before="0" w:after="0" w:line="200" w:lineRule="auto"/>
-      </w:pPr>
-      <w:r>
-        <w:t xml:space="preserve">until ping -c1 -W1 "$host" &amp;&gt;/dev/null; do</w:t>
-      </w:r>
-    </w:p>
-    <w:p>
-      <w:pPr>
-        <w:pStyle w:val="SourceCode"/>
-        <w:spacing w:before="0" w:after="0" w:line="200" w:lineRule="auto"/>
-      </w:pPr>
-      <w:r>
-        <w:t xml:space="preserve">    echo "Чекаю на $host"</w:t>
-      </w:r>
-    </w:p>
-    <w:p>
-      <w:pPr>
-        <w:pStyle w:val="SourceCode"/>
-        <w:spacing w:before="0" w:after="0" w:line="200" w:lineRule="auto"/>
-      </w:pPr>
-      <w:r>
-        <w:t xml:space="preserve">    sleep 2</w:t>
-      </w:r>
-    </w:p>
-    <w:p>
-      <w:pPr>
-        <w:pStyle w:val="SourceCode"/>
-        <w:spacing w:before="0" w:after="120" w:line="200" w:lineRule="auto"/>
-      </w:pPr>
-      <w:r>
-        <w:t xml:space="preserve">done</w:t>
-      </w:r>
+        <w:spacing w:before="0" w:after="0" w:line="120" w:lineRule="exact"/>
+        <w:rPr>
+          <w:sz w:val="4"/>
+          <w:szCs w:val="4"/>
+        </w:rPr>
+      </w:pPr>
+    </w:p>
+    <w:tbl>
+      <w:tblPr>
+        <w:tblStyle w:val="SourceCodeTable"/>
+        <w:tblW w:type="dxa" w:w="9637"/>
+        <w:tblInd w:w="0" w:type="dxa"/>
+        <w:tblBorders>
+          <w:top w:color="BFBFBF" w:space="0" w:sz="4" w:val="single"/>
+          <w:left w:color="BFBFBF" w:space="0" w:sz="4" w:val="single"/>
+          <w:bottom w:color="BFBFBF" w:space="0" w:sz="4" w:val="single"/>
+          <w:right w:color="BFBFBF" w:space="0" w:sz="4" w:val="single"/>
+        </w:tblBorders>
+        <w:tblLayout w:type="fixed"/>
+        <w:tblCellMar>
+          <w:top w:type="dxa" w:w="113"/>
+          <w:left w:type="dxa" w:w="113"/>
+          <w:bottom w:type="dxa" w:w="113"/>
+          <w:right w:type="dxa" w:w="113"/>
+        </w:tblCellMar>
+        <w:tblLook w:val="0000" w:firstRow="0" w:lastRow="0" w:firstColumn="0" w:lastColumn="0" w:noHBand="1" w:noVBand="1"/>
+      </w:tblPr>
+      <w:tblGrid>
+        <w:gridCol w:w="9637"/>
+      </w:tblGrid>
+      <w:tr>
+        <w:tc>
+          <w:tcPr>
+            <w:tcW w:type="dxa" w:w="9637"/>
+          </w:tcPr>
+          <w:p>
+            <w:pPr>
+              <w:pStyle w:val="SourceCode"/>
+              <w:spacing w:before="0" w:after="0" w:line="200" w:lineRule="auto"/>
+            </w:pPr>
+            <w:r>
+              <w:t xml:space="preserve">for file in "$dir"/*.log; do</w:t>
+            </w:r>
+          </w:p>
+          <w:p>
+            <w:pPr>
+              <w:pStyle w:val="SourceCode"/>
+              <w:spacing w:before="0" w:after="0" w:line="200" w:lineRule="auto"/>
+            </w:pPr>
+            <w:r>
+              <w:t xml:space="preserve">    echo "Обробляю $file"</w:t>
+            </w:r>
+          </w:p>
+          <w:p>
+            <w:pPr>
+              <w:pStyle w:val="SourceCode"/>
+              <w:spacing w:before="0" w:after="0" w:line="200" w:lineRule="auto"/>
+            </w:pPr>
+            <w:r>
+              <w:t xml:space="preserve">done</w:t>
+            </w:r>
+          </w:p>
+          <w:p>
+            <w:pPr>
+              <w:pStyle w:val="SourceCode"/>
+              <w:spacing w:before="0" w:after="0" w:line="200" w:lineRule="auto"/>
+            </w:pPr>
+          </w:p>
+          <w:p>
+            <w:pPr>
+              <w:pStyle w:val="SourceCode"/>
+              <w:spacing w:before="0" w:after="0" w:line="200" w:lineRule="auto"/>
+            </w:pPr>
+            <w:r>
+              <w:t xml:space="preserve">for i in {1..5}; do</w:t>
+            </w:r>
+          </w:p>
+          <w:p>
+            <w:pPr>
+              <w:pStyle w:val="SourceCode"/>
+              <w:spacing w:before="0" w:after="0" w:line="200" w:lineRule="auto"/>
+            </w:pPr>
+            <w:r>
+              <w:t xml:space="preserve">    echo "Ітерація $i"</w:t>
+            </w:r>
+          </w:p>
+          <w:p>
+            <w:pPr>
+              <w:pStyle w:val="SourceCode"/>
+              <w:spacing w:before="0" w:after="0" w:line="200" w:lineRule="auto"/>
+            </w:pPr>
+            <w:r>
+              <w:t xml:space="preserve">done</w:t>
+            </w:r>
+          </w:p>
+          <w:p>
+            <w:pPr>
+              <w:pStyle w:val="SourceCode"/>
+              <w:spacing w:before="0" w:after="0" w:line="200" w:lineRule="auto"/>
+            </w:pPr>
+          </w:p>
+          <w:p>
+            <w:pPr>
+              <w:pStyle w:val="SourceCode"/>
+              <w:spacing w:before="0" w:after="0" w:line="200" w:lineRule="auto"/>
+            </w:pPr>
+            <w:r>
+              <w:t xml:space="preserve">while read -r line; do</w:t>
+            </w:r>
+          </w:p>
+          <w:p>
+            <w:pPr>
+              <w:pStyle w:val="SourceCode"/>
+              <w:spacing w:before="0" w:after="0" w:line="200" w:lineRule="auto"/>
+            </w:pPr>
+            <w:r>
+              <w:t xml:space="preserve">    echo "Рядок: $line"</w:t>
+            </w:r>
+          </w:p>
+          <w:p>
+            <w:pPr>
+              <w:pStyle w:val="SourceCode"/>
+              <w:spacing w:before="0" w:after="0" w:line="200" w:lineRule="auto"/>
+            </w:pPr>
+            <w:r>
+              <w:t xml:space="preserve">done &lt; users.txt</w:t>
+            </w:r>
+          </w:p>
+          <w:p>
+            <w:pPr>
+              <w:pStyle w:val="SourceCode"/>
+              <w:spacing w:before="0" w:after="0" w:line="200" w:lineRule="auto"/>
+            </w:pPr>
+          </w:p>
+          <w:p>
+            <w:pPr>
+              <w:pStyle w:val="SourceCode"/>
+              <w:spacing w:before="0" w:after="0" w:line="200" w:lineRule="auto"/>
+            </w:pPr>
+            <w:r>
+              <w:t xml:space="preserve">until ping -c1 -W1 "$host" &amp;&gt;/dev/null; do</w:t>
+            </w:r>
+          </w:p>
+          <w:p>
+            <w:pPr>
+              <w:pStyle w:val="SourceCode"/>
+              <w:spacing w:before="0" w:after="0" w:line="200" w:lineRule="auto"/>
+            </w:pPr>
+            <w:r>
+              <w:t xml:space="preserve">    echo "Чекаю на $host"</w:t>
+            </w:r>
+          </w:p>
+          <w:p>
+            <w:pPr>
+              <w:pStyle w:val="SourceCode"/>
+              <w:spacing w:before="0" w:after="0" w:line="200" w:lineRule="auto"/>
+            </w:pPr>
+            <w:r>
+              <w:t xml:space="preserve">    sleep 2</w:t>
+            </w:r>
+          </w:p>
+          <w:p>
+            <w:pPr>
+              <w:pStyle w:val="SourceCode"/>
+              <w:spacing w:before="0" w:after="0" w:line="200" w:lineRule="auto"/>
+            </w:pPr>
+            <w:r>
+              <w:t xml:space="preserve">done</w:t>
+            </w:r>
+          </w:p>
+        </w:tc>
+      </w:tr>
+    </w:tbl>
+    <w:p>
+      <w:pPr>
+        <w:spacing w:before="0" w:after="0" w:line="120" w:lineRule="exact"/>
+        <w:rPr>
+          <w:sz w:val="4"/>
+          <w:szCs w:val="4"/>
+        </w:rPr>
+      </w:pPr>
     </w:p>
     <w:p>
       <w:pPr>
@@ -1456,132 +1701,181 @@
     </w:p>
     <w:p>
       <w:pPr>
-        <w:pStyle w:val="SourceCode"/>
-        <w:spacing w:before="120" w:after="0" w:line="200" w:lineRule="auto"/>
-      </w:pPr>
-      <w:r>
-        <w:t xml:space="preserve">log() {</w:t>
-      </w:r>
-    </w:p>
-    <w:p>
-      <w:pPr>
-        <w:pStyle w:val="SourceCode"/>
-        <w:spacing w:before="0" w:after="0" w:line="200" w:lineRule="auto"/>
-      </w:pPr>
-      <w:r>
-        <w:t xml:space="preserve">    echo "[$(date '+%F %T')] $*" &gt;&gt; "$LOG"</w:t>
-      </w:r>
-    </w:p>
-    <w:p>
-      <w:pPr>
-        <w:pStyle w:val="SourceCode"/>
-        <w:spacing w:before="0" w:after="0" w:line="200" w:lineRule="auto"/>
-      </w:pPr>
-      <w:r>
-        <w:t xml:space="preserve">}</w:t>
-      </w:r>
-    </w:p>
-    <w:p>
-      <w:pPr>
-        <w:pStyle w:val="SourceCode"/>
-        <w:spacing w:before="0" w:after="0" w:line="200" w:lineRule="auto"/>
-      </w:pPr>
-    </w:p>
-    <w:p>
-      <w:pPr>
-        <w:pStyle w:val="SourceCode"/>
-        <w:spacing w:before="0" w:after="0" w:line="200" w:lineRule="auto"/>
-      </w:pPr>
-      <w:r>
-        <w:t xml:space="preserve">check_dir() {</w:t>
-      </w:r>
-    </w:p>
-    <w:p>
-      <w:pPr>
-        <w:pStyle w:val="SourceCode"/>
-        <w:spacing w:before="0" w:after="0" w:line="200" w:lineRule="auto"/>
-      </w:pPr>
-      <w:r>
-        <w:t xml:space="preserve">    local dir="$1"</w:t>
-      </w:r>
-    </w:p>
-    <w:p>
-      <w:pPr>
-        <w:pStyle w:val="SourceCode"/>
-        <w:spacing w:before="0" w:after="0" w:line="200" w:lineRule="auto"/>
-      </w:pPr>
-      <w:r>
-        <w:t xml:space="preserve">    if [[ ! -d "$dir" ]]; then</w:t>
-      </w:r>
-    </w:p>
-    <w:p>
-      <w:pPr>
-        <w:pStyle w:val="SourceCode"/>
-        <w:spacing w:before="0" w:after="0" w:line="200" w:lineRule="auto"/>
-      </w:pPr>
-      <w:r>
-        <w:t xml:space="preserve">        log "ПОМИЛКА: каталогу $dir немає"</w:t>
-      </w:r>
-    </w:p>
-    <w:p>
-      <w:pPr>
-        <w:pStyle w:val="SourceCode"/>
-        <w:spacing w:before="0" w:after="0" w:line="200" w:lineRule="auto"/>
-      </w:pPr>
-      <w:r>
-        <w:t xml:space="preserve">        return 1</w:t>
-      </w:r>
-    </w:p>
-    <w:p>
-      <w:pPr>
-        <w:pStyle w:val="SourceCode"/>
-        <w:spacing w:before="0" w:after="0" w:line="200" w:lineRule="auto"/>
-      </w:pPr>
-      <w:r>
-        <w:t xml:space="preserve">    fi</w:t>
-      </w:r>
-    </w:p>
-    <w:p>
-      <w:pPr>
-        <w:pStyle w:val="SourceCode"/>
-        <w:spacing w:before="0" w:after="0" w:line="200" w:lineRule="auto"/>
-      </w:pPr>
-      <w:r>
-        <w:t xml:space="preserve">    return 0</w:t>
-      </w:r>
-    </w:p>
-    <w:p>
-      <w:pPr>
-        <w:pStyle w:val="SourceCode"/>
-        <w:spacing w:before="0" w:after="0" w:line="200" w:lineRule="auto"/>
-      </w:pPr>
-      <w:r>
-        <w:t xml:space="preserve">}</w:t>
-      </w:r>
-    </w:p>
-    <w:p>
-      <w:pPr>
-        <w:pStyle w:val="SourceCode"/>
-        <w:spacing w:before="0" w:after="0" w:line="200" w:lineRule="auto"/>
-      </w:pPr>
-    </w:p>
-    <w:p>
-      <w:pPr>
-        <w:pStyle w:val="SourceCode"/>
-        <w:spacing w:before="0" w:after="0" w:line="200" w:lineRule="auto"/>
-      </w:pPr>
-      <w:r>
-        <w:t xml:space="preserve">check_dir "$1" || exit 2</w:t>
-      </w:r>
-    </w:p>
-    <w:p>
-      <w:pPr>
-        <w:pStyle w:val="SourceCode"/>
-        <w:spacing w:before="0" w:after="120" w:line="200" w:lineRule="auto"/>
-      </w:pPr>
-      <w:r>
-        <w:t xml:space="preserve">log "Каталог перевірено"</w:t>
-      </w:r>
+        <w:spacing w:before="0" w:after="0" w:line="120" w:lineRule="exact"/>
+        <w:rPr>
+          <w:sz w:val="4"/>
+          <w:szCs w:val="4"/>
+        </w:rPr>
+      </w:pPr>
+    </w:p>
+    <w:tbl>
+      <w:tblPr>
+        <w:tblStyle w:val="SourceCodeTable"/>
+        <w:tblW w:type="dxa" w:w="9637"/>
+        <w:tblInd w:w="0" w:type="dxa"/>
+        <w:tblBorders>
+          <w:top w:color="BFBFBF" w:space="0" w:sz="4" w:val="single"/>
+          <w:left w:color="BFBFBF" w:space="0" w:sz="4" w:val="single"/>
+          <w:bottom w:color="BFBFBF" w:space="0" w:sz="4" w:val="single"/>
+          <w:right w:color="BFBFBF" w:space="0" w:sz="4" w:val="single"/>
+        </w:tblBorders>
+        <w:tblLayout w:type="fixed"/>
+        <w:tblCellMar>
+          <w:top w:type="dxa" w:w="113"/>
+          <w:left w:type="dxa" w:w="113"/>
+          <w:bottom w:type="dxa" w:w="113"/>
+          <w:right w:type="dxa" w:w="113"/>
+        </w:tblCellMar>
+        <w:tblLook w:val="0000" w:firstRow="0" w:lastRow="0" w:firstColumn="0" w:lastColumn="0" w:noHBand="1" w:noVBand="1"/>
+      </w:tblPr>
+      <w:tblGrid>
+        <w:gridCol w:w="9637"/>
+      </w:tblGrid>
+      <w:tr>
+        <w:tc>
+          <w:tcPr>
+            <w:tcW w:type="dxa" w:w="9637"/>
+          </w:tcPr>
+          <w:p>
+            <w:pPr>
+              <w:pStyle w:val="SourceCode"/>
+              <w:spacing w:before="0" w:after="0" w:line="200" w:lineRule="auto"/>
+            </w:pPr>
+            <w:r>
+              <w:t xml:space="preserve">log() {</w:t>
+            </w:r>
+          </w:p>
+          <w:p>
+            <w:pPr>
+              <w:pStyle w:val="SourceCode"/>
+              <w:spacing w:before="0" w:after="0" w:line="200" w:lineRule="auto"/>
+            </w:pPr>
+            <w:r>
+              <w:t xml:space="preserve">    echo "[$(date '+%F %T')] $*" &gt;&gt; "$LOG"</w:t>
+            </w:r>
+          </w:p>
+          <w:p>
+            <w:pPr>
+              <w:pStyle w:val="SourceCode"/>
+              <w:spacing w:before="0" w:after="0" w:line="200" w:lineRule="auto"/>
+            </w:pPr>
+            <w:r>
+              <w:t xml:space="preserve">}</w:t>
+            </w:r>
+          </w:p>
+          <w:p>
+            <w:pPr>
+              <w:pStyle w:val="SourceCode"/>
+              <w:spacing w:before="0" w:after="0" w:line="200" w:lineRule="auto"/>
+            </w:pPr>
+          </w:p>
+          <w:p>
+            <w:pPr>
+              <w:pStyle w:val="SourceCode"/>
+              <w:spacing w:before="0" w:after="0" w:line="200" w:lineRule="auto"/>
+            </w:pPr>
+            <w:r>
+              <w:t xml:space="preserve">check_dir() {</w:t>
+            </w:r>
+          </w:p>
+          <w:p>
+            <w:pPr>
+              <w:pStyle w:val="SourceCode"/>
+              <w:spacing w:before="0" w:after="0" w:line="200" w:lineRule="auto"/>
+            </w:pPr>
+            <w:r>
+              <w:t xml:space="preserve">    local dir="$1"</w:t>
+            </w:r>
+          </w:p>
+          <w:p>
+            <w:pPr>
+              <w:pStyle w:val="SourceCode"/>
+              <w:spacing w:before="0" w:after="0" w:line="200" w:lineRule="auto"/>
+            </w:pPr>
+            <w:r>
+              <w:t xml:space="preserve">    if [[ ! -d "$dir" ]]; then</w:t>
+            </w:r>
+          </w:p>
+          <w:p>
+            <w:pPr>
+              <w:pStyle w:val="SourceCode"/>
+              <w:spacing w:before="0" w:after="0" w:line="200" w:lineRule="auto"/>
+            </w:pPr>
+            <w:r>
+              <w:t xml:space="preserve">        log "ПОМИЛКА: каталогу $dir немає"</w:t>
+            </w:r>
+          </w:p>
+          <w:p>
+            <w:pPr>
+              <w:pStyle w:val="SourceCode"/>
+              <w:spacing w:before="0" w:after="0" w:line="200" w:lineRule="auto"/>
+            </w:pPr>
+            <w:r>
+              <w:t xml:space="preserve">        return 1</w:t>
+            </w:r>
+          </w:p>
+          <w:p>
+            <w:pPr>
+              <w:pStyle w:val="SourceCode"/>
+              <w:spacing w:before="0" w:after="0" w:line="200" w:lineRule="auto"/>
+            </w:pPr>
+            <w:r>
+              <w:t xml:space="preserve">    fi</w:t>
+            </w:r>
+          </w:p>
+          <w:p>
+            <w:pPr>
+              <w:pStyle w:val="SourceCode"/>
+              <w:spacing w:before="0" w:after="0" w:line="200" w:lineRule="auto"/>
+            </w:pPr>
+            <w:r>
+              <w:t xml:space="preserve">    return 0</w:t>
+            </w:r>
+          </w:p>
+          <w:p>
+            <w:pPr>
+              <w:pStyle w:val="SourceCode"/>
+              <w:spacing w:before="0" w:after="0" w:line="200" w:lineRule="auto"/>
+            </w:pPr>
+            <w:r>
+              <w:t xml:space="preserve">}</w:t>
+            </w:r>
+          </w:p>
+          <w:p>
+            <w:pPr>
+              <w:pStyle w:val="SourceCode"/>
+              <w:spacing w:before="0" w:after="0" w:line="200" w:lineRule="auto"/>
+            </w:pPr>
+          </w:p>
+          <w:p>
+            <w:pPr>
+              <w:pStyle w:val="SourceCode"/>
+              <w:spacing w:before="0" w:after="0" w:line="200" w:lineRule="auto"/>
+            </w:pPr>
+            <w:r>
+              <w:t xml:space="preserve">check_dir "$1" || exit 2</w:t>
+            </w:r>
+          </w:p>
+          <w:p>
+            <w:pPr>
+              <w:pStyle w:val="SourceCode"/>
+              <w:spacing w:before="0" w:after="0" w:line="200" w:lineRule="auto"/>
+            </w:pPr>
+            <w:r>
+              <w:t xml:space="preserve">log "Каталог перевірено"</w:t>
+            </w:r>
+          </w:p>
+        </w:tc>
+      </w:tr>
+    </w:tbl>
+    <w:p>
+      <w:pPr>
+        <w:spacing w:before="0" w:after="0" w:line="120" w:lineRule="exact"/>
+        <w:rPr>
+          <w:sz w:val="4"/>
+          <w:szCs w:val="4"/>
+        </w:rPr>
+      </w:pPr>
     </w:p>
     <w:p>
       <w:pPr>
@@ -1698,12 +1992,61 @@
     </w:p>
     <w:p>
       <w:pPr>
-        <w:pStyle w:val="SourceCode"/>
-        <w:spacing w:before="120" w:after="120" w:line="200" w:lineRule="auto"/>
-      </w:pPr>
-      <w:r>
-        <w:t xml:space="preserve">set -euo pipefail</w:t>
-      </w:r>
+        <w:spacing w:before="0" w:after="0" w:line="120" w:lineRule="exact"/>
+        <w:rPr>
+          <w:sz w:val="4"/>
+          <w:szCs w:val="4"/>
+        </w:rPr>
+      </w:pPr>
+    </w:p>
+    <w:tbl>
+      <w:tblPr>
+        <w:tblStyle w:val="SourceCodeTable"/>
+        <w:tblW w:type="dxa" w:w="9637"/>
+        <w:tblInd w:w="0" w:type="dxa"/>
+        <w:tblBorders>
+          <w:top w:color="BFBFBF" w:space="0" w:sz="4" w:val="single"/>
+          <w:left w:color="BFBFBF" w:space="0" w:sz="4" w:val="single"/>
+          <w:bottom w:color="BFBFBF" w:space="0" w:sz="4" w:val="single"/>
+          <w:right w:color="BFBFBF" w:space="0" w:sz="4" w:val="single"/>
+        </w:tblBorders>
+        <w:tblLayout w:type="fixed"/>
+        <w:tblCellMar>
+          <w:top w:type="dxa" w:w="113"/>
+          <w:left w:type="dxa" w:w="113"/>
+          <w:bottom w:type="dxa" w:w="113"/>
+          <w:right w:type="dxa" w:w="113"/>
+        </w:tblCellMar>
+        <w:tblLook w:val="0000" w:firstRow="0" w:lastRow="0" w:firstColumn="0" w:lastColumn="0" w:noHBand="1" w:noVBand="1"/>
+      </w:tblPr>
+      <w:tblGrid>
+        <w:gridCol w:w="9637"/>
+      </w:tblGrid>
+      <w:tr>
+        <w:tc>
+          <w:tcPr>
+            <w:tcW w:type="dxa" w:w="9637"/>
+          </w:tcPr>
+          <w:p>
+            <w:pPr>
+              <w:pStyle w:val="SourceCode"/>
+              <w:spacing w:before="0" w:after="0" w:line="200" w:lineRule="auto"/>
+            </w:pPr>
+            <w:r>
+              <w:t xml:space="preserve">set -euo pipefail</w:t>
+            </w:r>
+          </w:p>
+        </w:tc>
+      </w:tr>
+    </w:tbl>
+    <w:p>
+      <w:pPr>
+        <w:spacing w:before="0" w:after="0" w:line="120" w:lineRule="exact"/>
+        <w:rPr>
+          <w:sz w:val="4"/>
+          <w:szCs w:val="4"/>
+        </w:rPr>
+      </w:pPr>
     </w:p>
     <w:p>
       <w:pPr>
@@ -1760,21 +2103,70 @@
     </w:p>
     <w:p>
       <w:pPr>
-        <w:pStyle w:val="SourceCode"/>
-        <w:spacing w:before="120" w:after="0" w:line="200" w:lineRule="auto"/>
-      </w:pPr>
-      <w:r>
-        <w:t xml:space="preserve">trap 'rm -f "$tmp"' EXIT          # прибрати тимчасовий файл за будь-якого виходу</w:t>
-      </w:r>
-    </w:p>
-    <w:p>
-      <w:pPr>
-        <w:pStyle w:val="SourceCode"/>
-        <w:spacing w:before="0" w:after="120" w:line="200" w:lineRule="auto"/>
-      </w:pPr>
-      <w:r>
-        <w:t xml:space="preserve">tmp=$(mktemp)                     # безпечне створення тимчасового файлу</w:t>
-      </w:r>
+        <w:spacing w:before="0" w:after="0" w:line="120" w:lineRule="exact"/>
+        <w:rPr>
+          <w:sz w:val="4"/>
+          <w:szCs w:val="4"/>
+        </w:rPr>
+      </w:pPr>
+    </w:p>
+    <w:tbl>
+      <w:tblPr>
+        <w:tblStyle w:val="SourceCodeTable"/>
+        <w:tblW w:type="dxa" w:w="9637"/>
+        <w:tblInd w:w="0" w:type="dxa"/>
+        <w:tblBorders>
+          <w:top w:color="BFBFBF" w:space="0" w:sz="4" w:val="single"/>
+          <w:left w:color="BFBFBF" w:space="0" w:sz="4" w:val="single"/>
+          <w:bottom w:color="BFBFBF" w:space="0" w:sz="4" w:val="single"/>
+          <w:right w:color="BFBFBF" w:space="0" w:sz="4" w:val="single"/>
+        </w:tblBorders>
+        <w:tblLayout w:type="fixed"/>
+        <w:tblCellMar>
+          <w:top w:type="dxa" w:w="113"/>
+          <w:left w:type="dxa" w:w="113"/>
+          <w:bottom w:type="dxa" w:w="113"/>
+          <w:right w:type="dxa" w:w="113"/>
+        </w:tblCellMar>
+        <w:tblLook w:val="0000" w:firstRow="0" w:lastRow="0" w:firstColumn="0" w:lastColumn="0" w:noHBand="1" w:noVBand="1"/>
+      </w:tblPr>
+      <w:tblGrid>
+        <w:gridCol w:w="9637"/>
+      </w:tblGrid>
+      <w:tr>
+        <w:tc>
+          <w:tcPr>
+            <w:tcW w:type="dxa" w:w="9637"/>
+          </w:tcPr>
+          <w:p>
+            <w:pPr>
+              <w:pStyle w:val="SourceCode"/>
+              <w:spacing w:before="0" w:after="0" w:line="200" w:lineRule="auto"/>
+            </w:pPr>
+            <w:r>
+              <w:t xml:space="preserve">trap 'rm -f "$tmp"' EXIT          # прибрати тимчасовий файл за будь-якого виходу</w:t>
+            </w:r>
+          </w:p>
+          <w:p>
+            <w:pPr>
+              <w:pStyle w:val="SourceCode"/>
+              <w:spacing w:before="0" w:after="0" w:line="200" w:lineRule="auto"/>
+            </w:pPr>
+            <w:r>
+              <w:t xml:space="preserve">tmp=$(mktemp)                     # безпечне створення тимчасового файлу</w:t>
+            </w:r>
+          </w:p>
+        </w:tc>
+      </w:tr>
+    </w:tbl>
+    <w:p>
+      <w:pPr>
+        <w:spacing w:before="0" w:after="0" w:line="120" w:lineRule="exact"/>
+        <w:rPr>
+          <w:sz w:val="4"/>
+          <w:szCs w:val="4"/>
+        </w:rPr>
+      </w:pPr>
     </w:p>
     <w:bookmarkEnd w:id="14"/>
     <w:bookmarkStart w:id="15" w:name="запуск-за-розкладом"/>
@@ -1788,39 +2180,88 @@
     </w:p>
     <w:p>
       <w:pPr>
-        <w:pStyle w:val="SourceCode"/>
-        <w:spacing w:before="120" w:after="0" w:line="200" w:lineRule="auto"/>
-      </w:pPr>
-      <w:r>
-        <w:t xml:space="preserve">crontab -e                        # редагувати розклад користувача</w:t>
-      </w:r>
-    </w:p>
-    <w:p>
-      <w:pPr>
-        <w:pStyle w:val="SourceCode"/>
-        <w:spacing w:before="0" w:after="0" w:line="200" w:lineRule="auto"/>
-      </w:pPr>
-      <w:r>
-        <w:t xml:space="preserve">crontab -l                        # переглянути</w:t>
-      </w:r>
-    </w:p>
-    <w:p>
-      <w:pPr>
-        <w:pStyle w:val="SourceCode"/>
-        <w:spacing w:before="0" w:after="0" w:line="200" w:lineRule="auto"/>
-      </w:pPr>
-      <w:r>
-        <w:t xml:space="preserve"># ┌ хв ┌ год ┌ день ┌ міс ┌ день тижня</w:t>
-      </w:r>
-    </w:p>
-    <w:p>
-      <w:pPr>
-        <w:pStyle w:val="SourceCode"/>
-        <w:spacing w:before="0" w:after="120" w:line="200" w:lineRule="auto"/>
-      </w:pPr>
-      <w:r>
-        <w:t xml:space="preserve">  0     3     *      *     *   /home/student/lab10/backup.sh &gt;&gt; lab10/cron.log 2&gt;&amp;1</w:t>
-      </w:r>
+        <w:spacing w:before="0" w:after="0" w:line="120" w:lineRule="exact"/>
+        <w:rPr>
+          <w:sz w:val="4"/>
+          <w:szCs w:val="4"/>
+        </w:rPr>
+      </w:pPr>
+    </w:p>
+    <w:tbl>
+      <w:tblPr>
+        <w:tblStyle w:val="SourceCodeTable"/>
+        <w:tblW w:type="dxa" w:w="9637"/>
+        <w:tblInd w:w="0" w:type="dxa"/>
+        <w:tblBorders>
+          <w:top w:color="BFBFBF" w:space="0" w:sz="4" w:val="single"/>
+          <w:left w:color="BFBFBF" w:space="0" w:sz="4" w:val="single"/>
+          <w:bottom w:color="BFBFBF" w:space="0" w:sz="4" w:val="single"/>
+          <w:right w:color="BFBFBF" w:space="0" w:sz="4" w:val="single"/>
+        </w:tblBorders>
+        <w:tblLayout w:type="fixed"/>
+        <w:tblCellMar>
+          <w:top w:type="dxa" w:w="113"/>
+          <w:left w:type="dxa" w:w="113"/>
+          <w:bottom w:type="dxa" w:w="113"/>
+          <w:right w:type="dxa" w:w="113"/>
+        </w:tblCellMar>
+        <w:tblLook w:val="0000" w:firstRow="0" w:lastRow="0" w:firstColumn="0" w:lastColumn="0" w:noHBand="1" w:noVBand="1"/>
+      </w:tblPr>
+      <w:tblGrid>
+        <w:gridCol w:w="9637"/>
+      </w:tblGrid>
+      <w:tr>
+        <w:tc>
+          <w:tcPr>
+            <w:tcW w:type="dxa" w:w="9637"/>
+          </w:tcPr>
+          <w:p>
+            <w:pPr>
+              <w:pStyle w:val="SourceCode"/>
+              <w:spacing w:before="0" w:after="0" w:line="200" w:lineRule="auto"/>
+            </w:pPr>
+            <w:r>
+              <w:t xml:space="preserve">crontab -e                        # редагувати розклад користувача</w:t>
+            </w:r>
+          </w:p>
+          <w:p>
+            <w:pPr>
+              <w:pStyle w:val="SourceCode"/>
+              <w:spacing w:before="0" w:after="0" w:line="200" w:lineRule="auto"/>
+            </w:pPr>
+            <w:r>
+              <w:t xml:space="preserve">crontab -l                        # переглянути</w:t>
+            </w:r>
+          </w:p>
+          <w:p>
+            <w:pPr>
+              <w:pStyle w:val="SourceCode"/>
+              <w:spacing w:before="0" w:after="0" w:line="200" w:lineRule="auto"/>
+            </w:pPr>
+            <w:r>
+              <w:t xml:space="preserve"># ┌ хв ┌ год ┌ день ┌ міс ┌ день тижня</w:t>
+            </w:r>
+          </w:p>
+          <w:p>
+            <w:pPr>
+              <w:pStyle w:val="SourceCode"/>
+              <w:spacing w:before="0" w:after="0" w:line="200" w:lineRule="auto"/>
+            </w:pPr>
+            <w:r>
+              <w:t xml:space="preserve">  0     3     *      *     *   /home/student/lab10/backup.sh &gt;&gt; lab10/cron.log 2&gt;&amp;1</w:t>
+            </w:r>
+          </w:p>
+        </w:tc>
+      </w:tr>
+    </w:tbl>
+    <w:p>
+      <w:pPr>
+        <w:spacing w:before="0" w:after="0" w:line="120" w:lineRule="exact"/>
+        <w:rPr>
+          <w:sz w:val="4"/>
+          <w:szCs w:val="4"/>
+        </w:rPr>
+      </w:pPr>
     </w:p>
     <w:p>
       <w:pPr>
@@ -1867,180 +2308,327 @@
     </w:p>
     <w:p>
       <w:pPr>
-        <w:pStyle w:val="SourceCode"/>
-        <w:spacing w:before="120" w:after="0" w:line="200" w:lineRule="auto"/>
-      </w:pPr>
-      <w:r>
-        <w:t xml:space="preserve">student@lab-vm:~$ mkdir -p ~/lab10/{src,bak,logs} &amp;&amp; cd ~/lab10</w:t>
-      </w:r>
-    </w:p>
-    <w:p>
-      <w:pPr>
-        <w:pStyle w:val="SourceCode"/>
-        <w:spacing w:before="0" w:after="0" w:line="200" w:lineRule="auto"/>
-      </w:pPr>
-      <w:r>
-        <w:t xml:space="preserve">student@lab-vm:~/lab10$ cp /etc/hosts /etc/passwd /etc/services src/</w:t>
-      </w:r>
-    </w:p>
-    <w:p>
-      <w:pPr>
-        <w:pStyle w:val="SourceCode"/>
-        <w:spacing w:before="0" w:after="120" w:line="200" w:lineRule="auto"/>
-      </w:pPr>
-      <w:r>
-        <w:t xml:space="preserve">student@lab-vm:~/lab10$ vi hello.sh</w:t>
-      </w:r>
-    </w:p>
-    <w:p>
-      <w:pPr>
-        <w:pStyle w:val="SourceCode"/>
-        <w:spacing w:before="120" w:after="0" w:line="200" w:lineRule="auto"/>
-      </w:pPr>
-      <w:r>
-        <w:t xml:space="preserve">#!/bin/bash</w:t>
-      </w:r>
-    </w:p>
-    <w:p>
-      <w:pPr>
-        <w:pStyle w:val="SourceCode"/>
-        <w:spacing w:before="0" w:after="0" w:line="200" w:lineRule="auto"/>
-      </w:pPr>
-      <w:r>
-        <w:t xml:space="preserve"># hello.sh — перший скрипт</w:t>
-      </w:r>
-    </w:p>
-    <w:p>
-      <w:pPr>
-        <w:pStyle w:val="SourceCode"/>
-        <w:spacing w:before="0" w:after="0" w:line="200" w:lineRule="auto"/>
-      </w:pPr>
-      <w:r>
-        <w:t xml:space="preserve">echo "Скрипт:      $0"</w:t>
-      </w:r>
-    </w:p>
-    <w:p>
-      <w:pPr>
-        <w:pStyle w:val="SourceCode"/>
-        <w:spacing w:before="0" w:after="0" w:line="200" w:lineRule="auto"/>
-      </w:pPr>
-      <w:r>
-        <w:t xml:space="preserve">echo "Параметрів:  $#"</w:t>
-      </w:r>
-    </w:p>
-    <w:p>
-      <w:pPr>
-        <w:pStyle w:val="SourceCode"/>
-        <w:spacing w:before="0" w:after="0" w:line="200" w:lineRule="auto"/>
-      </w:pPr>
-      <w:r>
-        <w:t xml:space="preserve">echo "Користувач:  $USER"</w:t>
-      </w:r>
-    </w:p>
-    <w:p>
-      <w:pPr>
-        <w:pStyle w:val="SourceCode"/>
-        <w:spacing w:before="0" w:after="0" w:line="200" w:lineRule="auto"/>
-      </w:pPr>
-      <w:r>
-        <w:t xml:space="preserve">echo "Каталог:     $PWD"</w:t>
-      </w:r>
-    </w:p>
-    <w:p>
-      <w:pPr>
-        <w:pStyle w:val="SourceCode"/>
-        <w:spacing w:before="0" w:after="120" w:line="200" w:lineRule="auto"/>
-      </w:pPr>
-      <w:r>
-        <w:t xml:space="preserve">echo "PID:         $$"</w:t>
-      </w:r>
-    </w:p>
-    <w:p>
-      <w:pPr>
-        <w:pStyle w:val="SourceCode"/>
-        <w:spacing w:before="120" w:after="0" w:line="200" w:lineRule="auto"/>
-      </w:pPr>
-      <w:r>
-        <w:t xml:space="preserve">student@lab-vm:~/lab10$ ./hello.sh</w:t>
-      </w:r>
-    </w:p>
-    <w:p>
-      <w:pPr>
-        <w:pStyle w:val="SourceCode"/>
-        <w:spacing w:before="0" w:after="0" w:line="200" w:lineRule="auto"/>
-      </w:pPr>
-      <w:r>
-        <w:t xml:space="preserve">bash: ./hello.sh: Permission denied</w:t>
-      </w:r>
-    </w:p>
-    <w:p>
-      <w:pPr>
-        <w:pStyle w:val="SourceCode"/>
-        <w:spacing w:before="0" w:after="0" w:line="200" w:lineRule="auto"/>
-      </w:pPr>
-    </w:p>
-    <w:p>
-      <w:pPr>
-        <w:pStyle w:val="SourceCode"/>
-        <w:spacing w:before="0" w:after="0" w:line="200" w:lineRule="auto"/>
-      </w:pPr>
-      <w:r>
-        <w:t xml:space="preserve">student@lab-vm:~/lab10$ chmod +x hello.sh</w:t>
-      </w:r>
-    </w:p>
-    <w:p>
-      <w:pPr>
-        <w:pStyle w:val="SourceCode"/>
-        <w:spacing w:before="0" w:after="0" w:line="200" w:lineRule="auto"/>
-      </w:pPr>
-      <w:r>
-        <w:t xml:space="preserve">student@lab-vm:~/lab10$ ./hello.sh Студент</w:t>
-      </w:r>
-    </w:p>
-    <w:p>
-      <w:pPr>
-        <w:pStyle w:val="SourceCode"/>
-        <w:spacing w:before="0" w:after="0" w:line="200" w:lineRule="auto"/>
-      </w:pPr>
-      <w:r>
-        <w:t xml:space="preserve">Скрипт:      ./hello.sh</w:t>
-      </w:r>
-    </w:p>
-    <w:p>
-      <w:pPr>
-        <w:pStyle w:val="SourceCode"/>
-        <w:spacing w:before="0" w:after="0" w:line="200" w:lineRule="auto"/>
-      </w:pPr>
-      <w:r>
-        <w:t xml:space="preserve">Параметрів:  1</w:t>
-      </w:r>
-    </w:p>
-    <w:p>
-      <w:pPr>
-        <w:pStyle w:val="SourceCode"/>
-        <w:spacing w:before="0" w:after="0" w:line="200" w:lineRule="auto"/>
-      </w:pPr>
-      <w:r>
-        <w:t xml:space="preserve">Користувач:  student</w:t>
-      </w:r>
-    </w:p>
-    <w:p>
-      <w:pPr>
-        <w:pStyle w:val="SourceCode"/>
-        <w:spacing w:before="0" w:after="0" w:line="200" w:lineRule="auto"/>
-      </w:pPr>
-      <w:r>
-        <w:t xml:space="preserve">Каталог:     /home/student/lab10</w:t>
-      </w:r>
-    </w:p>
-    <w:p>
-      <w:pPr>
-        <w:pStyle w:val="SourceCode"/>
-        <w:spacing w:before="0" w:after="120" w:line="200" w:lineRule="auto"/>
-      </w:pPr>
-      <w:r>
-        <w:t xml:space="preserve">PID:         4821</w:t>
-      </w:r>
+        <w:spacing w:before="0" w:after="0" w:line="120" w:lineRule="exact"/>
+        <w:rPr>
+          <w:sz w:val="4"/>
+          <w:szCs w:val="4"/>
+        </w:rPr>
+      </w:pPr>
+    </w:p>
+    <w:tbl>
+      <w:tblPr>
+        <w:tblStyle w:val="SourceCodeTable"/>
+        <w:tblW w:type="dxa" w:w="9637"/>
+        <w:tblInd w:w="0" w:type="dxa"/>
+        <w:tblBorders>
+          <w:top w:color="BFBFBF" w:space="0" w:sz="4" w:val="single"/>
+          <w:left w:color="BFBFBF" w:space="0" w:sz="4" w:val="single"/>
+          <w:bottom w:color="BFBFBF" w:space="0" w:sz="4" w:val="single"/>
+          <w:right w:color="BFBFBF" w:space="0" w:sz="4" w:val="single"/>
+        </w:tblBorders>
+        <w:tblLayout w:type="fixed"/>
+        <w:tblCellMar>
+          <w:top w:type="dxa" w:w="113"/>
+          <w:left w:type="dxa" w:w="113"/>
+          <w:bottom w:type="dxa" w:w="113"/>
+          <w:right w:type="dxa" w:w="113"/>
+        </w:tblCellMar>
+        <w:tblLook w:val="0000" w:firstRow="0" w:lastRow="0" w:firstColumn="0" w:lastColumn="0" w:noHBand="1" w:noVBand="1"/>
+      </w:tblPr>
+      <w:tblGrid>
+        <w:gridCol w:w="9637"/>
+      </w:tblGrid>
+      <w:tr>
+        <w:tc>
+          <w:tcPr>
+            <w:tcW w:type="dxa" w:w="9637"/>
+          </w:tcPr>
+          <w:p>
+            <w:pPr>
+              <w:pStyle w:val="SourceCode"/>
+              <w:spacing w:before="0" w:after="0" w:line="200" w:lineRule="auto"/>
+            </w:pPr>
+            <w:r>
+              <w:t xml:space="preserve">student@lab-vm:~$ mkdir -p ~/lab10/{src,bak,logs} &amp;&amp; cd ~/lab10</w:t>
+            </w:r>
+          </w:p>
+          <w:p>
+            <w:pPr>
+              <w:pStyle w:val="SourceCode"/>
+              <w:spacing w:before="0" w:after="0" w:line="200" w:lineRule="auto"/>
+            </w:pPr>
+            <w:r>
+              <w:t xml:space="preserve">student@lab-vm:~/lab10$ cp /etc/hosts /etc/passwd /etc/services src/</w:t>
+            </w:r>
+          </w:p>
+          <w:p>
+            <w:pPr>
+              <w:pStyle w:val="SourceCode"/>
+              <w:spacing w:before="0" w:after="0" w:line="200" w:lineRule="auto"/>
+            </w:pPr>
+            <w:r>
+              <w:t xml:space="preserve">student@lab-vm:~/lab10$ vi hello.sh</w:t>
+            </w:r>
+          </w:p>
+        </w:tc>
+      </w:tr>
+    </w:tbl>
+    <w:p>
+      <w:pPr>
+        <w:spacing w:before="0" w:after="0" w:line="120" w:lineRule="exact"/>
+        <w:rPr>
+          <w:sz w:val="4"/>
+          <w:szCs w:val="4"/>
+        </w:rPr>
+      </w:pPr>
+    </w:p>
+    <w:p>
+      <w:pPr>
+        <w:spacing w:before="0" w:after="0" w:line="120" w:lineRule="exact"/>
+        <w:rPr>
+          <w:sz w:val="4"/>
+          <w:szCs w:val="4"/>
+        </w:rPr>
+      </w:pPr>
+    </w:p>
+    <w:tbl>
+      <w:tblPr>
+        <w:tblStyle w:val="SourceCodeTable"/>
+        <w:tblW w:type="dxa" w:w="9637"/>
+        <w:tblInd w:w="0" w:type="dxa"/>
+        <w:tblBorders>
+          <w:top w:color="BFBFBF" w:space="0" w:sz="4" w:val="single"/>
+          <w:left w:color="BFBFBF" w:space="0" w:sz="4" w:val="single"/>
+          <w:bottom w:color="BFBFBF" w:space="0" w:sz="4" w:val="single"/>
+          <w:right w:color="BFBFBF" w:space="0" w:sz="4" w:val="single"/>
+        </w:tblBorders>
+        <w:tblLayout w:type="fixed"/>
+        <w:tblCellMar>
+          <w:top w:type="dxa" w:w="113"/>
+          <w:left w:type="dxa" w:w="113"/>
+          <w:bottom w:type="dxa" w:w="113"/>
+          <w:right w:type="dxa" w:w="113"/>
+        </w:tblCellMar>
+        <w:tblLook w:val="0000" w:firstRow="0" w:lastRow="0" w:firstColumn="0" w:lastColumn="0" w:noHBand="1" w:noVBand="1"/>
+      </w:tblPr>
+      <w:tblGrid>
+        <w:gridCol w:w="9637"/>
+      </w:tblGrid>
+      <w:tr>
+        <w:tc>
+          <w:tcPr>
+            <w:tcW w:type="dxa" w:w="9637"/>
+          </w:tcPr>
+          <w:p>
+            <w:pPr>
+              <w:pStyle w:val="SourceCode"/>
+              <w:spacing w:before="0" w:after="0" w:line="200" w:lineRule="auto"/>
+            </w:pPr>
+            <w:r>
+              <w:t xml:space="preserve">#!/bin/bash</w:t>
+            </w:r>
+          </w:p>
+          <w:p>
+            <w:pPr>
+              <w:pStyle w:val="SourceCode"/>
+              <w:spacing w:before="0" w:after="0" w:line="200" w:lineRule="auto"/>
+            </w:pPr>
+            <w:r>
+              <w:t xml:space="preserve"># hello.sh — перший скрипт</w:t>
+            </w:r>
+          </w:p>
+          <w:p>
+            <w:pPr>
+              <w:pStyle w:val="SourceCode"/>
+              <w:spacing w:before="0" w:after="0" w:line="200" w:lineRule="auto"/>
+            </w:pPr>
+            <w:r>
+              <w:t xml:space="preserve">echo "Скрипт:      $0"</w:t>
+            </w:r>
+          </w:p>
+          <w:p>
+            <w:pPr>
+              <w:pStyle w:val="SourceCode"/>
+              <w:spacing w:before="0" w:after="0" w:line="200" w:lineRule="auto"/>
+            </w:pPr>
+            <w:r>
+              <w:t xml:space="preserve">echo "Параметрів:  $#"</w:t>
+            </w:r>
+          </w:p>
+          <w:p>
+            <w:pPr>
+              <w:pStyle w:val="SourceCode"/>
+              <w:spacing w:before="0" w:after="0" w:line="200" w:lineRule="auto"/>
+            </w:pPr>
+            <w:r>
+              <w:t xml:space="preserve">echo "Користувач:  $USER"</w:t>
+            </w:r>
+          </w:p>
+          <w:p>
+            <w:pPr>
+              <w:pStyle w:val="SourceCode"/>
+              <w:spacing w:before="0" w:after="0" w:line="200" w:lineRule="auto"/>
+            </w:pPr>
+            <w:r>
+              <w:t xml:space="preserve">echo "Каталог:     $PWD"</w:t>
+            </w:r>
+          </w:p>
+          <w:p>
+            <w:pPr>
+              <w:pStyle w:val="SourceCode"/>
+              <w:spacing w:before="0" w:after="0" w:line="200" w:lineRule="auto"/>
+            </w:pPr>
+            <w:r>
+              <w:t xml:space="preserve">echo "PID:         $$"</w:t>
+            </w:r>
+          </w:p>
+        </w:tc>
+      </w:tr>
+    </w:tbl>
+    <w:p>
+      <w:pPr>
+        <w:spacing w:before="0" w:after="0" w:line="120" w:lineRule="exact"/>
+        <w:rPr>
+          <w:sz w:val="4"/>
+          <w:szCs w:val="4"/>
+        </w:rPr>
+      </w:pPr>
+    </w:p>
+    <w:p>
+      <w:pPr>
+        <w:spacing w:before="0" w:after="0" w:line="120" w:lineRule="exact"/>
+        <w:rPr>
+          <w:sz w:val="4"/>
+          <w:szCs w:val="4"/>
+        </w:rPr>
+      </w:pPr>
+    </w:p>
+    <w:tbl>
+      <w:tblPr>
+        <w:tblStyle w:val="SourceCodeTable"/>
+        <w:tblW w:type="dxa" w:w="9637"/>
+        <w:tblInd w:w="0" w:type="dxa"/>
+        <w:tblBorders>
+          <w:top w:color="BFBFBF" w:space="0" w:sz="4" w:val="single"/>
+          <w:left w:color="BFBFBF" w:space="0" w:sz="4" w:val="single"/>
+          <w:bottom w:color="BFBFBF" w:space="0" w:sz="4" w:val="single"/>
+          <w:right w:color="BFBFBF" w:space="0" w:sz="4" w:val="single"/>
+        </w:tblBorders>
+        <w:tblLayout w:type="fixed"/>
+        <w:tblCellMar>
+          <w:top w:type="dxa" w:w="113"/>
+          <w:left w:type="dxa" w:w="113"/>
+          <w:bottom w:type="dxa" w:w="113"/>
+          <w:right w:type="dxa" w:w="113"/>
+        </w:tblCellMar>
+        <w:tblLook w:val="0000" w:firstRow="0" w:lastRow="0" w:firstColumn="0" w:lastColumn="0" w:noHBand="1" w:noVBand="1"/>
+      </w:tblPr>
+      <w:tblGrid>
+        <w:gridCol w:w="9637"/>
+      </w:tblGrid>
+      <w:tr>
+        <w:tc>
+          <w:tcPr>
+            <w:tcW w:type="dxa" w:w="9637"/>
+          </w:tcPr>
+          <w:p>
+            <w:pPr>
+              <w:pStyle w:val="SourceCode"/>
+              <w:spacing w:before="0" w:after="0" w:line="200" w:lineRule="auto"/>
+            </w:pPr>
+            <w:r>
+              <w:t xml:space="preserve">student@lab-vm:~/lab10$ ./hello.sh</w:t>
+            </w:r>
+          </w:p>
+          <w:p>
+            <w:pPr>
+              <w:pStyle w:val="SourceCode"/>
+              <w:spacing w:before="0" w:after="0" w:line="200" w:lineRule="auto"/>
+            </w:pPr>
+            <w:r>
+              <w:t xml:space="preserve">bash: ./hello.sh: Permission denied</w:t>
+            </w:r>
+          </w:p>
+          <w:p>
+            <w:pPr>
+              <w:pStyle w:val="SourceCode"/>
+              <w:spacing w:before="0" w:after="0" w:line="200" w:lineRule="auto"/>
+            </w:pPr>
+          </w:p>
+          <w:p>
+            <w:pPr>
+              <w:pStyle w:val="SourceCode"/>
+              <w:spacing w:before="0" w:after="0" w:line="200" w:lineRule="auto"/>
+            </w:pPr>
+            <w:r>
+              <w:t xml:space="preserve">student@lab-vm:~/lab10$ chmod +x hello.sh</w:t>
+            </w:r>
+          </w:p>
+          <w:p>
+            <w:pPr>
+              <w:pStyle w:val="SourceCode"/>
+              <w:spacing w:before="0" w:after="0" w:line="200" w:lineRule="auto"/>
+            </w:pPr>
+            <w:r>
+              <w:t xml:space="preserve">student@lab-vm:~/lab10$ ./hello.sh Студент</w:t>
+            </w:r>
+          </w:p>
+          <w:p>
+            <w:pPr>
+              <w:pStyle w:val="SourceCode"/>
+              <w:spacing w:before="0" w:after="0" w:line="200" w:lineRule="auto"/>
+            </w:pPr>
+            <w:r>
+              <w:t xml:space="preserve">Скрипт:      ./hello.sh</w:t>
+            </w:r>
+          </w:p>
+          <w:p>
+            <w:pPr>
+              <w:pStyle w:val="SourceCode"/>
+              <w:spacing w:before="0" w:after="0" w:line="200" w:lineRule="auto"/>
+            </w:pPr>
+            <w:r>
+              <w:t xml:space="preserve">Параметрів:  1</w:t>
+            </w:r>
+          </w:p>
+          <w:p>
+            <w:pPr>
+              <w:pStyle w:val="SourceCode"/>
+              <w:spacing w:before="0" w:after="0" w:line="200" w:lineRule="auto"/>
+            </w:pPr>
+            <w:r>
+              <w:t xml:space="preserve">Користувач:  student</w:t>
+            </w:r>
+          </w:p>
+          <w:p>
+            <w:pPr>
+              <w:pStyle w:val="SourceCode"/>
+              <w:spacing w:before="0" w:after="0" w:line="200" w:lineRule="auto"/>
+            </w:pPr>
+            <w:r>
+              <w:t xml:space="preserve">Каталог:     /home/student/lab10</w:t>
+            </w:r>
+          </w:p>
+          <w:p>
+            <w:pPr>
+              <w:pStyle w:val="SourceCode"/>
+              <w:spacing w:before="0" w:after="0" w:line="200" w:lineRule="auto"/>
+            </w:pPr>
+            <w:r>
+              <w:t xml:space="preserve">PID:         4821</w:t>
+            </w:r>
+          </w:p>
+        </w:tc>
+      </w:tr>
+    </w:tbl>
+    <w:p>
+      <w:pPr>
+        <w:spacing w:before="0" w:after="0" w:line="120" w:lineRule="exact"/>
+        <w:rPr>
+          <w:sz w:val="4"/>
+          <w:szCs w:val="4"/>
+        </w:rPr>
+      </w:pPr>
     </w:p>
     <w:p>
       <w:pPr>
@@ -2062,363 +2650,461 @@
     </w:p>
     <w:p>
       <w:pPr>
-        <w:pStyle w:val="SourceCode"/>
-        <w:spacing w:before="120" w:after="0" w:line="200" w:lineRule="auto"/>
-      </w:pPr>
-      <w:r>
-        <w:t xml:space="preserve">#!/bin/bash</w:t>
-      </w:r>
-    </w:p>
-    <w:p>
-      <w:pPr>
-        <w:pStyle w:val="SourceCode"/>
-        <w:spacing w:before="0" w:after="0" w:line="200" w:lineRule="auto"/>
-      </w:pPr>
-      <w:r>
-        <w:t xml:space="preserve"># info.sh — відомості про об'єкт файлової системи</w:t>
-      </w:r>
-    </w:p>
-    <w:p>
-      <w:pPr>
-        <w:pStyle w:val="SourceCode"/>
-        <w:spacing w:before="0" w:after="0" w:line="200" w:lineRule="auto"/>
-      </w:pPr>
-      <w:r>
-        <w:t xml:space="preserve">set -euo pipefail</w:t>
-      </w:r>
-    </w:p>
-    <w:p>
-      <w:pPr>
-        <w:pStyle w:val="SourceCode"/>
-        <w:spacing w:before="0" w:after="0" w:line="200" w:lineRule="auto"/>
-      </w:pPr>
-    </w:p>
-    <w:p>
-      <w:pPr>
-        <w:pStyle w:val="SourceCode"/>
-        <w:spacing w:before="0" w:after="0" w:line="200" w:lineRule="auto"/>
-      </w:pPr>
-      <w:r>
-        <w:t xml:space="preserve">if [[ $# -eq 0 ]]; then</w:t>
-      </w:r>
-    </w:p>
-    <w:p>
-      <w:pPr>
-        <w:pStyle w:val="SourceCode"/>
-        <w:spacing w:before="0" w:after="0" w:line="200" w:lineRule="auto"/>
-      </w:pPr>
-      <w:r>
-        <w:t xml:space="preserve">    echo "Використання: $0 &lt;шлях&gt;" &gt;&amp;2</w:t>
-      </w:r>
-    </w:p>
-    <w:p>
-      <w:pPr>
-        <w:pStyle w:val="SourceCode"/>
-        <w:spacing w:before="0" w:after="0" w:line="200" w:lineRule="auto"/>
-      </w:pPr>
-      <w:r>
-        <w:t xml:space="preserve">    exit 1</w:t>
-      </w:r>
-    </w:p>
-    <w:p>
-      <w:pPr>
-        <w:pStyle w:val="SourceCode"/>
-        <w:spacing w:before="0" w:after="0" w:line="200" w:lineRule="auto"/>
-      </w:pPr>
-      <w:r>
-        <w:t xml:space="preserve">fi</w:t>
-      </w:r>
-    </w:p>
-    <w:p>
-      <w:pPr>
-        <w:pStyle w:val="SourceCode"/>
-        <w:spacing w:before="0" w:after="0" w:line="200" w:lineRule="auto"/>
-      </w:pPr>
-    </w:p>
-    <w:p>
-      <w:pPr>
-        <w:pStyle w:val="SourceCode"/>
-        <w:spacing w:before="0" w:after="0" w:line="200" w:lineRule="auto"/>
-      </w:pPr>
-      <w:r>
-        <w:t xml:space="preserve">target="$1"</w:t>
-      </w:r>
-    </w:p>
-    <w:p>
-      <w:pPr>
-        <w:pStyle w:val="SourceCode"/>
-        <w:spacing w:before="0" w:after="0" w:line="200" w:lineRule="auto"/>
-      </w:pPr>
-    </w:p>
-    <w:p>
-      <w:pPr>
-        <w:pStyle w:val="SourceCode"/>
-        <w:spacing w:before="0" w:after="0" w:line="200" w:lineRule="auto"/>
-      </w:pPr>
-      <w:r>
-        <w:t xml:space="preserve">if [[ ! -e "$target" ]]; then</w:t>
-      </w:r>
-    </w:p>
-    <w:p>
-      <w:pPr>
-        <w:pStyle w:val="SourceCode"/>
-        <w:spacing w:before="0" w:after="0" w:line="200" w:lineRule="auto"/>
-      </w:pPr>
-      <w:r>
-        <w:t xml:space="preserve">    echo "Об'єкт '$target' не існує" &gt;&amp;2</w:t>
-      </w:r>
-    </w:p>
-    <w:p>
-      <w:pPr>
-        <w:pStyle w:val="SourceCode"/>
-        <w:spacing w:before="0" w:after="0" w:line="200" w:lineRule="auto"/>
-      </w:pPr>
-      <w:r>
-        <w:t xml:space="preserve">    exit 2</w:t>
-      </w:r>
-    </w:p>
-    <w:p>
-      <w:pPr>
-        <w:pStyle w:val="SourceCode"/>
-        <w:spacing w:before="0" w:after="0" w:line="200" w:lineRule="auto"/>
-      </w:pPr>
-      <w:r>
-        <w:t xml:space="preserve">fi</w:t>
-      </w:r>
-    </w:p>
-    <w:p>
-      <w:pPr>
-        <w:pStyle w:val="SourceCode"/>
-        <w:spacing w:before="0" w:after="0" w:line="200" w:lineRule="auto"/>
-      </w:pPr>
-    </w:p>
-    <w:p>
-      <w:pPr>
-        <w:pStyle w:val="SourceCode"/>
-        <w:spacing w:before="0" w:after="0" w:line="200" w:lineRule="auto"/>
-      </w:pPr>
-      <w:r>
-        <w:t xml:space="preserve">if [[ -d "$target" ]]; then</w:t>
-      </w:r>
-    </w:p>
-    <w:p>
-      <w:pPr>
-        <w:pStyle w:val="SourceCode"/>
-        <w:spacing w:before="0" w:after="0" w:line="200" w:lineRule="auto"/>
-      </w:pPr>
-      <w:r>
-        <w:t xml:space="preserve">    echo "Тип:     каталог"</w:t>
-      </w:r>
-    </w:p>
-    <w:p>
-      <w:pPr>
-        <w:pStyle w:val="SourceCode"/>
-        <w:spacing w:before="0" w:after="0" w:line="200" w:lineRule="auto"/>
-      </w:pPr>
-      <w:r>
-        <w:t xml:space="preserve">    echo "Файлів:  $(find "$target" -maxdepth 1 -type f | wc -l)"</w:t>
-      </w:r>
-    </w:p>
-    <w:p>
-      <w:pPr>
-        <w:pStyle w:val="SourceCode"/>
-        <w:spacing w:before="0" w:after="0" w:line="200" w:lineRule="auto"/>
-      </w:pPr>
-      <w:r>
-        <w:t xml:space="preserve">else</w:t>
-      </w:r>
-    </w:p>
-    <w:p>
-      <w:pPr>
-        <w:pStyle w:val="SourceCode"/>
-        <w:spacing w:before="0" w:after="0" w:line="200" w:lineRule="auto"/>
-      </w:pPr>
-      <w:r>
-        <w:t xml:space="preserve">    echo "Тип:     файл"</w:t>
-      </w:r>
-    </w:p>
-    <w:p>
-      <w:pPr>
-        <w:pStyle w:val="SourceCode"/>
-        <w:spacing w:before="0" w:after="0" w:line="200" w:lineRule="auto"/>
-      </w:pPr>
-      <w:r>
-        <w:t xml:space="preserve">    echo "Розмір:  $(stat -c%s "$target") байт"</w:t>
-      </w:r>
-    </w:p>
-    <w:p>
-      <w:pPr>
-        <w:pStyle w:val="SourceCode"/>
-        <w:spacing w:before="0" w:after="0" w:line="200" w:lineRule="auto"/>
-      </w:pPr>
-      <w:r>
-        <w:t xml:space="preserve">    echo "Рядків:  $(wc -l &lt; "$target")"</w:t>
-      </w:r>
-    </w:p>
-    <w:p>
-      <w:pPr>
-        <w:pStyle w:val="SourceCode"/>
-        <w:spacing w:before="0" w:after="0" w:line="200" w:lineRule="auto"/>
-      </w:pPr>
-      <w:r>
-        <w:t xml:space="preserve">fi</w:t>
-      </w:r>
-    </w:p>
-    <w:p>
-      <w:pPr>
-        <w:pStyle w:val="SourceCode"/>
-        <w:spacing w:before="0" w:after="0" w:line="200" w:lineRule="auto"/>
-      </w:pPr>
-      <w:r>
-        <w:t xml:space="preserve">echo "Власник: $(stat -c%U "$target")"</w:t>
-      </w:r>
-    </w:p>
-    <w:p>
-      <w:pPr>
-        <w:pStyle w:val="SourceCode"/>
-        <w:spacing w:before="0" w:after="120" w:line="200" w:lineRule="auto"/>
-      </w:pPr>
-      <w:r>
-        <w:t xml:space="preserve">echo "Права:   $(stat -c%A "$target")"</w:t>
-      </w:r>
-    </w:p>
-    <w:p>
-      <w:pPr>
-        <w:pStyle w:val="SourceCode"/>
-        <w:spacing w:before="120" w:after="0" w:line="200" w:lineRule="auto"/>
-      </w:pPr>
-      <w:r>
-        <w:t xml:space="preserve">student@lab-vm:~/lab10$ ./info.sh</w:t>
-      </w:r>
-    </w:p>
-    <w:p>
-      <w:pPr>
-        <w:pStyle w:val="SourceCode"/>
-        <w:spacing w:before="0" w:after="0" w:line="200" w:lineRule="auto"/>
-      </w:pPr>
-      <w:r>
-        <w:t xml:space="preserve">Використання: ./info.sh &lt;шлях&gt;</w:t>
-      </w:r>
-    </w:p>
-    <w:p>
-      <w:pPr>
-        <w:pStyle w:val="SourceCode"/>
-        <w:spacing w:before="0" w:after="0" w:line="200" w:lineRule="auto"/>
-      </w:pPr>
-      <w:r>
-        <w:t xml:space="preserve">student@lab-vm:~/lab10$ echo $?</w:t>
-      </w:r>
-    </w:p>
-    <w:p>
-      <w:pPr>
-        <w:pStyle w:val="SourceCode"/>
-        <w:spacing w:before="0" w:after="0" w:line="200" w:lineRule="auto"/>
-      </w:pPr>
-      <w:r>
-        <w:t xml:space="preserve">1</w:t>
-      </w:r>
-    </w:p>
-    <w:p>
-      <w:pPr>
-        <w:pStyle w:val="SourceCode"/>
-        <w:spacing w:before="0" w:after="0" w:line="200" w:lineRule="auto"/>
-      </w:pPr>
-    </w:p>
-    <w:p>
-      <w:pPr>
-        <w:pStyle w:val="SourceCode"/>
-        <w:spacing w:before="0" w:after="0" w:line="200" w:lineRule="auto"/>
-      </w:pPr>
-      <w:r>
-        <w:t xml:space="preserve">student@lab-vm:~/lab10$ ./info.sh src/hosts</w:t>
-      </w:r>
-    </w:p>
-    <w:p>
-      <w:pPr>
-        <w:pStyle w:val="SourceCode"/>
-        <w:spacing w:before="0" w:after="0" w:line="200" w:lineRule="auto"/>
-      </w:pPr>
-      <w:r>
-        <w:t xml:space="preserve">Тип:     файл</w:t>
-      </w:r>
-    </w:p>
-    <w:p>
-      <w:pPr>
-        <w:pStyle w:val="SourceCode"/>
-        <w:spacing w:before="0" w:after="0" w:line="200" w:lineRule="auto"/>
-      </w:pPr>
-      <w:r>
-        <w:t xml:space="preserve">Розмір:  221 байт</w:t>
-      </w:r>
-    </w:p>
-    <w:p>
-      <w:pPr>
-        <w:pStyle w:val="SourceCode"/>
-        <w:spacing w:before="0" w:after="0" w:line="200" w:lineRule="auto"/>
-      </w:pPr>
-      <w:r>
-        <w:t xml:space="preserve">Рядків:  12</w:t>
-      </w:r>
-    </w:p>
-    <w:p>
-      <w:pPr>
-        <w:pStyle w:val="SourceCode"/>
-        <w:spacing w:before="0" w:after="0" w:line="200" w:lineRule="auto"/>
-      </w:pPr>
-      <w:r>
-        <w:t xml:space="preserve">Власник: student</w:t>
-      </w:r>
-    </w:p>
-    <w:p>
-      <w:pPr>
-        <w:pStyle w:val="SourceCode"/>
-        <w:spacing w:before="0" w:after="0" w:line="200" w:lineRule="auto"/>
-      </w:pPr>
-      <w:r>
-        <w:t xml:space="preserve">Права:   -rw-r--r--</w:t>
-      </w:r>
-    </w:p>
-    <w:p>
-      <w:pPr>
-        <w:pStyle w:val="SourceCode"/>
-        <w:spacing w:before="0" w:after="0" w:line="200" w:lineRule="auto"/>
-      </w:pPr>
-    </w:p>
-    <w:p>
-      <w:pPr>
-        <w:pStyle w:val="SourceCode"/>
-        <w:spacing w:before="0" w:after="0" w:line="200" w:lineRule="auto"/>
-      </w:pPr>
-      <w:r>
-        <w:t xml:space="preserve">student@lab-vm:~/lab10$ ./info.sh /nonexistent</w:t>
-      </w:r>
-    </w:p>
-    <w:p>
-      <w:pPr>
-        <w:pStyle w:val="SourceCode"/>
-        <w:spacing w:before="0" w:after="0" w:line="200" w:lineRule="auto"/>
-      </w:pPr>
-      <w:r>
-        <w:t xml:space="preserve">Об'єкт '/nonexistent' не існує</w:t>
-      </w:r>
-    </w:p>
-    <w:p>
-      <w:pPr>
-        <w:pStyle w:val="SourceCode"/>
-        <w:spacing w:before="0" w:after="0" w:line="200" w:lineRule="auto"/>
-      </w:pPr>
-      <w:r>
-        <w:t xml:space="preserve">student@lab-vm:~/lab10$ echo $?</w:t>
-      </w:r>
-    </w:p>
-    <w:p>
-      <w:pPr>
-        <w:pStyle w:val="SourceCode"/>
-        <w:spacing w:before="0" w:after="120" w:line="200" w:lineRule="auto"/>
-      </w:pPr>
-      <w:r>
-        <w:t xml:space="preserve">2</w:t>
-      </w:r>
+        <w:spacing w:before="0" w:after="0" w:line="120" w:lineRule="exact"/>
+        <w:rPr>
+          <w:sz w:val="4"/>
+          <w:szCs w:val="4"/>
+        </w:rPr>
+      </w:pPr>
+    </w:p>
+    <w:tbl>
+      <w:tblPr>
+        <w:tblStyle w:val="SourceCodeTable"/>
+        <w:tblW w:type="dxa" w:w="9637"/>
+        <w:tblInd w:w="0" w:type="dxa"/>
+        <w:tblBorders>
+          <w:top w:color="BFBFBF" w:space="0" w:sz="4" w:val="single"/>
+          <w:left w:color="BFBFBF" w:space="0" w:sz="4" w:val="single"/>
+          <w:bottom w:color="BFBFBF" w:space="0" w:sz="4" w:val="single"/>
+          <w:right w:color="BFBFBF" w:space="0" w:sz="4" w:val="single"/>
+        </w:tblBorders>
+        <w:tblLayout w:type="fixed"/>
+        <w:tblCellMar>
+          <w:top w:type="dxa" w:w="113"/>
+          <w:left w:type="dxa" w:w="113"/>
+          <w:bottom w:type="dxa" w:w="113"/>
+          <w:right w:type="dxa" w:w="113"/>
+        </w:tblCellMar>
+        <w:tblLook w:val="0000" w:firstRow="0" w:lastRow="0" w:firstColumn="0" w:lastColumn="0" w:noHBand="1" w:noVBand="1"/>
+      </w:tblPr>
+      <w:tblGrid>
+        <w:gridCol w:w="9637"/>
+      </w:tblGrid>
+      <w:tr>
+        <w:tc>
+          <w:tcPr>
+            <w:tcW w:type="dxa" w:w="9637"/>
+          </w:tcPr>
+          <w:p>
+            <w:pPr>
+              <w:pStyle w:val="SourceCode"/>
+              <w:spacing w:before="0" w:after="0" w:line="200" w:lineRule="auto"/>
+            </w:pPr>
+            <w:r>
+              <w:t xml:space="preserve">#!/bin/bash</w:t>
+            </w:r>
+          </w:p>
+          <w:p>
+            <w:pPr>
+              <w:pStyle w:val="SourceCode"/>
+              <w:spacing w:before="0" w:after="0" w:line="200" w:lineRule="auto"/>
+            </w:pPr>
+            <w:r>
+              <w:t xml:space="preserve"># info.sh — відомості про об'єкт файлової системи</w:t>
+            </w:r>
+          </w:p>
+          <w:p>
+            <w:pPr>
+              <w:pStyle w:val="SourceCode"/>
+              <w:spacing w:before="0" w:after="0" w:line="200" w:lineRule="auto"/>
+            </w:pPr>
+            <w:r>
+              <w:t xml:space="preserve">set -euo pipefail</w:t>
+            </w:r>
+          </w:p>
+          <w:p>
+            <w:pPr>
+              <w:pStyle w:val="SourceCode"/>
+              <w:spacing w:before="0" w:after="0" w:line="200" w:lineRule="auto"/>
+            </w:pPr>
+          </w:p>
+          <w:p>
+            <w:pPr>
+              <w:pStyle w:val="SourceCode"/>
+              <w:spacing w:before="0" w:after="0" w:line="200" w:lineRule="auto"/>
+            </w:pPr>
+            <w:r>
+              <w:t xml:space="preserve">if [[ $# -eq 0 ]]; then</w:t>
+            </w:r>
+          </w:p>
+          <w:p>
+            <w:pPr>
+              <w:pStyle w:val="SourceCode"/>
+              <w:spacing w:before="0" w:after="0" w:line="200" w:lineRule="auto"/>
+            </w:pPr>
+            <w:r>
+              <w:t xml:space="preserve">    echo "Використання: $0 &lt;шлях&gt;" &gt;&amp;2</w:t>
+            </w:r>
+          </w:p>
+          <w:p>
+            <w:pPr>
+              <w:pStyle w:val="SourceCode"/>
+              <w:spacing w:before="0" w:after="0" w:line="200" w:lineRule="auto"/>
+            </w:pPr>
+            <w:r>
+              <w:t xml:space="preserve">    exit 1</w:t>
+            </w:r>
+          </w:p>
+          <w:p>
+            <w:pPr>
+              <w:pStyle w:val="SourceCode"/>
+              <w:spacing w:before="0" w:after="0" w:line="200" w:lineRule="auto"/>
+            </w:pPr>
+            <w:r>
+              <w:t xml:space="preserve">fi</w:t>
+            </w:r>
+          </w:p>
+          <w:p>
+            <w:pPr>
+              <w:pStyle w:val="SourceCode"/>
+              <w:spacing w:before="0" w:after="0" w:line="200" w:lineRule="auto"/>
+            </w:pPr>
+          </w:p>
+          <w:p>
+            <w:pPr>
+              <w:pStyle w:val="SourceCode"/>
+              <w:spacing w:before="0" w:after="0" w:line="200" w:lineRule="auto"/>
+            </w:pPr>
+            <w:r>
+              <w:t xml:space="preserve">target="$1"</w:t>
+            </w:r>
+          </w:p>
+          <w:p>
+            <w:pPr>
+              <w:pStyle w:val="SourceCode"/>
+              <w:spacing w:before="0" w:after="0" w:line="200" w:lineRule="auto"/>
+            </w:pPr>
+          </w:p>
+          <w:p>
+            <w:pPr>
+              <w:pStyle w:val="SourceCode"/>
+              <w:spacing w:before="0" w:after="0" w:line="200" w:lineRule="auto"/>
+            </w:pPr>
+            <w:r>
+              <w:t xml:space="preserve">if [[ ! -e "$target" ]]; then</w:t>
+            </w:r>
+          </w:p>
+          <w:p>
+            <w:pPr>
+              <w:pStyle w:val="SourceCode"/>
+              <w:spacing w:before="0" w:after="0" w:line="200" w:lineRule="auto"/>
+            </w:pPr>
+            <w:r>
+              <w:t xml:space="preserve">    echo "Об'єкт '$target' не існує" &gt;&amp;2</w:t>
+            </w:r>
+          </w:p>
+          <w:p>
+            <w:pPr>
+              <w:pStyle w:val="SourceCode"/>
+              <w:spacing w:before="0" w:after="0" w:line="200" w:lineRule="auto"/>
+            </w:pPr>
+            <w:r>
+              <w:t xml:space="preserve">    exit 2</w:t>
+            </w:r>
+          </w:p>
+          <w:p>
+            <w:pPr>
+              <w:pStyle w:val="SourceCode"/>
+              <w:spacing w:before="0" w:after="0" w:line="200" w:lineRule="auto"/>
+            </w:pPr>
+            <w:r>
+              <w:t xml:space="preserve">fi</w:t>
+            </w:r>
+          </w:p>
+          <w:p>
+            <w:pPr>
+              <w:pStyle w:val="SourceCode"/>
+              <w:spacing w:before="0" w:after="0" w:line="200" w:lineRule="auto"/>
+            </w:pPr>
+          </w:p>
+          <w:p>
+            <w:pPr>
+              <w:pStyle w:val="SourceCode"/>
+              <w:spacing w:before="0" w:after="0" w:line="200" w:lineRule="auto"/>
+            </w:pPr>
+            <w:r>
+              <w:t xml:space="preserve">if [[ -d "$target" ]]; then</w:t>
+            </w:r>
+          </w:p>
+          <w:p>
+            <w:pPr>
+              <w:pStyle w:val="SourceCode"/>
+              <w:spacing w:before="0" w:after="0" w:line="200" w:lineRule="auto"/>
+            </w:pPr>
+            <w:r>
+              <w:t xml:space="preserve">    echo "Тип:     каталог"</w:t>
+            </w:r>
+          </w:p>
+          <w:p>
+            <w:pPr>
+              <w:pStyle w:val="SourceCode"/>
+              <w:spacing w:before="0" w:after="0" w:line="200" w:lineRule="auto"/>
+            </w:pPr>
+            <w:r>
+              <w:t xml:space="preserve">    echo "Файлів:  $(find "$target" -maxdepth 1 -type f | wc -l)"</w:t>
+            </w:r>
+          </w:p>
+          <w:p>
+            <w:pPr>
+              <w:pStyle w:val="SourceCode"/>
+              <w:spacing w:before="0" w:after="0" w:line="200" w:lineRule="auto"/>
+            </w:pPr>
+            <w:r>
+              <w:t xml:space="preserve">else</w:t>
+            </w:r>
+          </w:p>
+          <w:p>
+            <w:pPr>
+              <w:pStyle w:val="SourceCode"/>
+              <w:spacing w:before="0" w:after="0" w:line="200" w:lineRule="auto"/>
+            </w:pPr>
+            <w:r>
+              <w:t xml:space="preserve">    echo "Тип:     файл"</w:t>
+            </w:r>
+          </w:p>
+          <w:p>
+            <w:pPr>
+              <w:pStyle w:val="SourceCode"/>
+              <w:spacing w:before="0" w:after="0" w:line="200" w:lineRule="auto"/>
+            </w:pPr>
+            <w:r>
+              <w:t xml:space="preserve">    echo "Розмір:  $(stat -c%s "$target") байт"</w:t>
+            </w:r>
+          </w:p>
+          <w:p>
+            <w:pPr>
+              <w:pStyle w:val="SourceCode"/>
+              <w:spacing w:before="0" w:after="0" w:line="200" w:lineRule="auto"/>
+            </w:pPr>
+            <w:r>
+              <w:t xml:space="preserve">    echo "Рядків:  $(wc -l &lt; "$target")"</w:t>
+            </w:r>
+          </w:p>
+          <w:p>
+            <w:pPr>
+              <w:pStyle w:val="SourceCode"/>
+              <w:spacing w:before="0" w:after="0" w:line="200" w:lineRule="auto"/>
+            </w:pPr>
+            <w:r>
+              <w:t xml:space="preserve">fi</w:t>
+            </w:r>
+          </w:p>
+          <w:p>
+            <w:pPr>
+              <w:pStyle w:val="SourceCode"/>
+              <w:spacing w:before="0" w:after="0" w:line="200" w:lineRule="auto"/>
+            </w:pPr>
+            <w:r>
+              <w:t xml:space="preserve">echo "Власник: $(stat -c%U "$target")"</w:t>
+            </w:r>
+          </w:p>
+          <w:p>
+            <w:pPr>
+              <w:pStyle w:val="SourceCode"/>
+              <w:spacing w:before="0" w:after="0" w:line="200" w:lineRule="auto"/>
+            </w:pPr>
+            <w:r>
+              <w:t xml:space="preserve">echo "Права:   $(stat -c%A "$target")"</w:t>
+            </w:r>
+          </w:p>
+        </w:tc>
+      </w:tr>
+    </w:tbl>
+    <w:p>
+      <w:pPr>
+        <w:spacing w:before="0" w:after="0" w:line="120" w:lineRule="exact"/>
+        <w:rPr>
+          <w:sz w:val="4"/>
+          <w:szCs w:val="4"/>
+        </w:rPr>
+      </w:pPr>
+    </w:p>
+    <w:p>
+      <w:pPr>
+        <w:spacing w:before="0" w:after="0" w:line="120" w:lineRule="exact"/>
+        <w:rPr>
+          <w:sz w:val="4"/>
+          <w:szCs w:val="4"/>
+        </w:rPr>
+      </w:pPr>
+    </w:p>
+    <w:tbl>
+      <w:tblPr>
+        <w:tblStyle w:val="SourceCodeTable"/>
+        <w:tblW w:type="dxa" w:w="9637"/>
+        <w:tblInd w:w="0" w:type="dxa"/>
+        <w:tblBorders>
+          <w:top w:color="BFBFBF" w:space="0" w:sz="4" w:val="single"/>
+          <w:left w:color="BFBFBF" w:space="0" w:sz="4" w:val="single"/>
+          <w:bottom w:color="BFBFBF" w:space="0" w:sz="4" w:val="single"/>
+          <w:right w:color="BFBFBF" w:space="0" w:sz="4" w:val="single"/>
+        </w:tblBorders>
+        <w:tblLayout w:type="fixed"/>
+        <w:tblCellMar>
+          <w:top w:type="dxa" w:w="113"/>
+          <w:left w:type="dxa" w:w="113"/>
+          <w:bottom w:type="dxa" w:w="113"/>
+          <w:right w:type="dxa" w:w="113"/>
+        </w:tblCellMar>
+        <w:tblLook w:val="0000" w:firstRow="0" w:lastRow="0" w:firstColumn="0" w:lastColumn="0" w:noHBand="1" w:noVBand="1"/>
+      </w:tblPr>
+      <w:tblGrid>
+        <w:gridCol w:w="9637"/>
+      </w:tblGrid>
+      <w:tr>
+        <w:tc>
+          <w:tcPr>
+            <w:tcW w:type="dxa" w:w="9637"/>
+          </w:tcPr>
+          <w:p>
+            <w:pPr>
+              <w:pStyle w:val="SourceCode"/>
+              <w:spacing w:before="0" w:after="0" w:line="200" w:lineRule="auto"/>
+            </w:pPr>
+            <w:r>
+              <w:t xml:space="preserve">student@lab-vm:~/lab10$ ./info.sh</w:t>
+            </w:r>
+          </w:p>
+          <w:p>
+            <w:pPr>
+              <w:pStyle w:val="SourceCode"/>
+              <w:spacing w:before="0" w:after="0" w:line="200" w:lineRule="auto"/>
+            </w:pPr>
+            <w:r>
+              <w:t xml:space="preserve">Використання: ./info.sh &lt;шлях&gt;</w:t>
+            </w:r>
+          </w:p>
+          <w:p>
+            <w:pPr>
+              <w:pStyle w:val="SourceCode"/>
+              <w:spacing w:before="0" w:after="0" w:line="200" w:lineRule="auto"/>
+            </w:pPr>
+            <w:r>
+              <w:t xml:space="preserve">student@lab-vm:~/lab10$ echo $?</w:t>
+            </w:r>
+          </w:p>
+          <w:p>
+            <w:pPr>
+              <w:pStyle w:val="SourceCode"/>
+              <w:spacing w:before="0" w:after="0" w:line="200" w:lineRule="auto"/>
+            </w:pPr>
+            <w:r>
+              <w:t xml:space="preserve">1</w:t>
+            </w:r>
+          </w:p>
+          <w:p>
+            <w:pPr>
+              <w:pStyle w:val="SourceCode"/>
+              <w:spacing w:before="0" w:after="0" w:line="200" w:lineRule="auto"/>
+            </w:pPr>
+          </w:p>
+          <w:p>
+            <w:pPr>
+              <w:pStyle w:val="SourceCode"/>
+              <w:spacing w:before="0" w:after="0" w:line="200" w:lineRule="auto"/>
+            </w:pPr>
+            <w:r>
+              <w:t xml:space="preserve">student@lab-vm:~/lab10$ ./info.sh src/hosts</w:t>
+            </w:r>
+          </w:p>
+          <w:p>
+            <w:pPr>
+              <w:pStyle w:val="SourceCode"/>
+              <w:spacing w:before="0" w:after="0" w:line="200" w:lineRule="auto"/>
+            </w:pPr>
+            <w:r>
+              <w:t xml:space="preserve">Тип:     файл</w:t>
+            </w:r>
+          </w:p>
+          <w:p>
+            <w:pPr>
+              <w:pStyle w:val="SourceCode"/>
+              <w:spacing w:before="0" w:after="0" w:line="200" w:lineRule="auto"/>
+            </w:pPr>
+            <w:r>
+              <w:t xml:space="preserve">Розмір:  221 байт</w:t>
+            </w:r>
+          </w:p>
+          <w:p>
+            <w:pPr>
+              <w:pStyle w:val="SourceCode"/>
+              <w:spacing w:before="0" w:after="0" w:line="200" w:lineRule="auto"/>
+            </w:pPr>
+            <w:r>
+              <w:t xml:space="preserve">Рядків:  12</w:t>
+            </w:r>
+          </w:p>
+          <w:p>
+            <w:pPr>
+              <w:pStyle w:val="SourceCode"/>
+              <w:spacing w:before="0" w:after="0" w:line="200" w:lineRule="auto"/>
+            </w:pPr>
+            <w:r>
+              <w:t xml:space="preserve">Власник: student</w:t>
+            </w:r>
+          </w:p>
+          <w:p>
+            <w:pPr>
+              <w:pStyle w:val="SourceCode"/>
+              <w:spacing w:before="0" w:after="0" w:line="200" w:lineRule="auto"/>
+            </w:pPr>
+            <w:r>
+              <w:t xml:space="preserve">Права:   -rw-r--r--</w:t>
+            </w:r>
+          </w:p>
+          <w:p>
+            <w:pPr>
+              <w:pStyle w:val="SourceCode"/>
+              <w:spacing w:before="0" w:after="0" w:line="200" w:lineRule="auto"/>
+            </w:pPr>
+          </w:p>
+          <w:p>
+            <w:pPr>
+              <w:pStyle w:val="SourceCode"/>
+              <w:spacing w:before="0" w:after="0" w:line="200" w:lineRule="auto"/>
+            </w:pPr>
+            <w:r>
+              <w:t xml:space="preserve">student@lab-vm:~/lab10$ ./info.sh /nonexistent</w:t>
+            </w:r>
+          </w:p>
+          <w:p>
+            <w:pPr>
+              <w:pStyle w:val="SourceCode"/>
+              <w:spacing w:before="0" w:after="0" w:line="200" w:lineRule="auto"/>
+            </w:pPr>
+            <w:r>
+              <w:t xml:space="preserve">Об'єкт '/nonexistent' не існує</w:t>
+            </w:r>
+          </w:p>
+          <w:p>
+            <w:pPr>
+              <w:pStyle w:val="SourceCode"/>
+              <w:spacing w:before="0" w:after="0" w:line="200" w:lineRule="auto"/>
+            </w:pPr>
+            <w:r>
+              <w:t xml:space="preserve">student@lab-vm:~/lab10$ echo $?</w:t>
+            </w:r>
+          </w:p>
+          <w:p>
+            <w:pPr>
+              <w:pStyle w:val="SourceCode"/>
+              <w:spacing w:before="0" w:after="0" w:line="200" w:lineRule="auto"/>
+            </w:pPr>
+            <w:r>
+              <w:t xml:space="preserve">2</w:t>
+            </w:r>
+          </w:p>
+        </w:tc>
+      </w:tr>
+    </w:tbl>
+    <w:p>
+      <w:pPr>
+        <w:spacing w:before="0" w:after="0" w:line="120" w:lineRule="exact"/>
+        <w:rPr>
+          <w:sz w:val="4"/>
+          <w:szCs w:val="4"/>
+        </w:rPr>
+      </w:pPr>
     </w:p>
     <w:p>
       <w:pPr>
@@ -2440,204 +3126,302 @@
     </w:p>
     <w:p>
       <w:pPr>
-        <w:pStyle w:val="SourceCode"/>
-        <w:spacing w:before="120" w:after="0" w:line="200" w:lineRule="auto"/>
-      </w:pPr>
-      <w:r>
-        <w:t xml:space="preserve">#!/bin/bash</w:t>
-      </w:r>
-    </w:p>
-    <w:p>
-      <w:pPr>
-        <w:pStyle w:val="SourceCode"/>
-        <w:spacing w:before="0" w:after="0" w:line="200" w:lineRule="auto"/>
-      </w:pPr>
-      <w:r>
-        <w:t xml:space="preserve"># count.sh — статистика каталогу</w:t>
-      </w:r>
-    </w:p>
-    <w:p>
-      <w:pPr>
-        <w:pStyle w:val="SourceCode"/>
-        <w:spacing w:before="0" w:after="0" w:line="200" w:lineRule="auto"/>
-      </w:pPr>
-      <w:r>
-        <w:t xml:space="preserve">set -euo pipefail</w:t>
-      </w:r>
-    </w:p>
-    <w:p>
-      <w:pPr>
-        <w:pStyle w:val="SourceCode"/>
-        <w:spacing w:before="0" w:after="0" w:line="200" w:lineRule="auto"/>
-      </w:pPr>
-      <w:r>
-        <w:t xml:space="preserve">dir="${1:-$PWD}"</w:t>
-      </w:r>
-    </w:p>
-    <w:p>
-      <w:pPr>
-        <w:pStyle w:val="SourceCode"/>
-        <w:spacing w:before="0" w:after="0" w:line="200" w:lineRule="auto"/>
-      </w:pPr>
-      <w:r>
-        <w:t xml:space="preserve">count=0</w:t>
-      </w:r>
-    </w:p>
-    <w:p>
-      <w:pPr>
-        <w:pStyle w:val="SourceCode"/>
-        <w:spacing w:before="0" w:after="0" w:line="200" w:lineRule="auto"/>
-      </w:pPr>
-      <w:r>
-        <w:t xml:space="preserve">bytes=0</w:t>
-      </w:r>
-    </w:p>
-    <w:p>
-      <w:pPr>
-        <w:pStyle w:val="SourceCode"/>
-        <w:spacing w:before="0" w:after="0" w:line="200" w:lineRule="auto"/>
-      </w:pPr>
-    </w:p>
-    <w:p>
-      <w:pPr>
-        <w:pStyle w:val="SourceCode"/>
-        <w:spacing w:before="0" w:after="0" w:line="200" w:lineRule="auto"/>
-      </w:pPr>
-      <w:r>
-        <w:t xml:space="preserve">for file in "$dir"/*; do</w:t>
-      </w:r>
-    </w:p>
-    <w:p>
-      <w:pPr>
-        <w:pStyle w:val="SourceCode"/>
-        <w:spacing w:before="0" w:after="0" w:line="200" w:lineRule="auto"/>
-      </w:pPr>
-      <w:r>
-        <w:t xml:space="preserve">    [[ -f "$file" ]] || continue</w:t>
-      </w:r>
-    </w:p>
-    <w:p>
-      <w:pPr>
-        <w:pStyle w:val="SourceCode"/>
-        <w:spacing w:before="0" w:after="0" w:line="200" w:lineRule="auto"/>
-      </w:pPr>
-      <w:r>
-        <w:t xml:space="preserve">    size=$(stat -c%s "$file")</w:t>
-      </w:r>
-    </w:p>
-    <w:p>
-      <w:pPr>
-        <w:pStyle w:val="SourceCode"/>
-        <w:spacing w:before="0" w:after="0" w:line="200" w:lineRule="auto"/>
-      </w:pPr>
-      <w:r>
-        <w:t xml:space="preserve">    count=$((count + 1))</w:t>
-      </w:r>
-    </w:p>
-    <w:p>
-      <w:pPr>
-        <w:pStyle w:val="SourceCode"/>
-        <w:spacing w:before="0" w:after="0" w:line="200" w:lineRule="auto"/>
-      </w:pPr>
-      <w:r>
-        <w:t xml:space="preserve">    bytes=$((bytes + size))</w:t>
-      </w:r>
-    </w:p>
-    <w:p>
-      <w:pPr>
-        <w:pStyle w:val="SourceCode"/>
-        <w:spacing w:before="0" w:after="0" w:line="200" w:lineRule="auto"/>
-      </w:pPr>
-      <w:r>
-        <w:t xml:space="preserve">    printf "%2d) %-20s %8d байт\n" "$count" "$(basename "$file")" "$size"</w:t>
-      </w:r>
-    </w:p>
-    <w:p>
-      <w:pPr>
-        <w:pStyle w:val="SourceCode"/>
-        <w:spacing w:before="0" w:after="0" w:line="200" w:lineRule="auto"/>
-      </w:pPr>
-      <w:r>
-        <w:t xml:space="preserve">done</w:t>
-      </w:r>
-    </w:p>
-    <w:p>
-      <w:pPr>
-        <w:pStyle w:val="SourceCode"/>
-        <w:spacing w:before="0" w:after="0" w:line="200" w:lineRule="auto"/>
-      </w:pPr>
-    </w:p>
-    <w:p>
-      <w:pPr>
-        <w:pStyle w:val="SourceCode"/>
-        <w:spacing w:before="0" w:after="0" w:line="200" w:lineRule="auto"/>
-      </w:pPr>
-      <w:r>
-        <w:t xml:space="preserve">echo "Разом: $count файлів, $bytes байт"</w:t>
-      </w:r>
-    </w:p>
-    <w:p>
-      <w:pPr>
-        <w:pStyle w:val="SourceCode"/>
-        <w:spacing w:before="0" w:after="120" w:line="200" w:lineRule="auto"/>
-      </w:pPr>
-      <w:r>
-        <w:t xml:space="preserve">[[ $count -gt 0 ]] &amp;&amp; echo "Середній розмір: $((bytes / count)) байт"</w:t>
-      </w:r>
-    </w:p>
-    <w:p>
-      <w:pPr>
-        <w:pStyle w:val="SourceCode"/>
-        <w:spacing w:before="120" w:after="0" w:line="200" w:lineRule="auto"/>
-      </w:pPr>
-      <w:r>
-        <w:t xml:space="preserve">student@lab-vm:~/lab10$ ./count.sh src</w:t>
-      </w:r>
-    </w:p>
-    <w:p>
-      <w:pPr>
-        <w:pStyle w:val="SourceCode"/>
-        <w:spacing w:before="0" w:after="0" w:line="200" w:lineRule="auto"/>
-      </w:pPr>
-      <w:r>
-        <w:t xml:space="preserve"> 1) hosts                     221 байт</w:t>
-      </w:r>
-    </w:p>
-    <w:p>
-      <w:pPr>
-        <w:pStyle w:val="SourceCode"/>
-        <w:spacing w:before="0" w:after="0" w:line="200" w:lineRule="auto"/>
-      </w:pPr>
-      <w:r>
-        <w:t xml:space="preserve"> 2) passwd                   3020 байт</w:t>
-      </w:r>
-    </w:p>
-    <w:p>
-      <w:pPr>
-        <w:pStyle w:val="SourceCode"/>
-        <w:spacing w:before="0" w:after="0" w:line="200" w:lineRule="auto"/>
-      </w:pPr>
-      <w:r>
-        <w:t xml:space="preserve"> 3) services                19183 байт</w:t>
-      </w:r>
-    </w:p>
-    <w:p>
-      <w:pPr>
-        <w:pStyle w:val="SourceCode"/>
-        <w:spacing w:before="0" w:after="0" w:line="200" w:lineRule="auto"/>
-      </w:pPr>
-      <w:r>
-        <w:t xml:space="preserve">Разом: 3 файлів, 22424 байт</w:t>
-      </w:r>
-    </w:p>
-    <w:p>
-      <w:pPr>
-        <w:pStyle w:val="SourceCode"/>
-        <w:spacing w:before="0" w:after="120" w:line="200" w:lineRule="auto"/>
-      </w:pPr>
-      <w:r>
-        <w:t xml:space="preserve">Середній розмір: 7474 байт</w:t>
-      </w:r>
+        <w:spacing w:before="0" w:after="0" w:line="120" w:lineRule="exact"/>
+        <w:rPr>
+          <w:sz w:val="4"/>
+          <w:szCs w:val="4"/>
+        </w:rPr>
+      </w:pPr>
+    </w:p>
+    <w:tbl>
+      <w:tblPr>
+        <w:tblStyle w:val="SourceCodeTable"/>
+        <w:tblW w:type="dxa" w:w="9637"/>
+        <w:tblInd w:w="0" w:type="dxa"/>
+        <w:tblBorders>
+          <w:top w:color="BFBFBF" w:space="0" w:sz="4" w:val="single"/>
+          <w:left w:color="BFBFBF" w:space="0" w:sz="4" w:val="single"/>
+          <w:bottom w:color="BFBFBF" w:space="0" w:sz="4" w:val="single"/>
+          <w:right w:color="BFBFBF" w:space="0" w:sz="4" w:val="single"/>
+        </w:tblBorders>
+        <w:tblLayout w:type="fixed"/>
+        <w:tblCellMar>
+          <w:top w:type="dxa" w:w="113"/>
+          <w:left w:type="dxa" w:w="113"/>
+          <w:bottom w:type="dxa" w:w="113"/>
+          <w:right w:type="dxa" w:w="113"/>
+        </w:tblCellMar>
+        <w:tblLook w:val="0000" w:firstRow="0" w:lastRow="0" w:firstColumn="0" w:lastColumn="0" w:noHBand="1" w:noVBand="1"/>
+      </w:tblPr>
+      <w:tblGrid>
+        <w:gridCol w:w="9637"/>
+      </w:tblGrid>
+      <w:tr>
+        <w:tc>
+          <w:tcPr>
+            <w:tcW w:type="dxa" w:w="9637"/>
+          </w:tcPr>
+          <w:p>
+            <w:pPr>
+              <w:pStyle w:val="SourceCode"/>
+              <w:spacing w:before="0" w:after="0" w:line="200" w:lineRule="auto"/>
+            </w:pPr>
+            <w:r>
+              <w:t xml:space="preserve">#!/bin/bash</w:t>
+            </w:r>
+          </w:p>
+          <w:p>
+            <w:pPr>
+              <w:pStyle w:val="SourceCode"/>
+              <w:spacing w:before="0" w:after="0" w:line="200" w:lineRule="auto"/>
+            </w:pPr>
+            <w:r>
+              <w:t xml:space="preserve"># count.sh — статистика каталогу</w:t>
+            </w:r>
+          </w:p>
+          <w:p>
+            <w:pPr>
+              <w:pStyle w:val="SourceCode"/>
+              <w:spacing w:before="0" w:after="0" w:line="200" w:lineRule="auto"/>
+            </w:pPr>
+            <w:r>
+              <w:t xml:space="preserve">set -euo pipefail</w:t>
+            </w:r>
+          </w:p>
+          <w:p>
+            <w:pPr>
+              <w:pStyle w:val="SourceCode"/>
+              <w:spacing w:before="0" w:after="0" w:line="200" w:lineRule="auto"/>
+            </w:pPr>
+            <w:r>
+              <w:t xml:space="preserve">dir="${1:-$PWD}"</w:t>
+            </w:r>
+          </w:p>
+          <w:p>
+            <w:pPr>
+              <w:pStyle w:val="SourceCode"/>
+              <w:spacing w:before="0" w:after="0" w:line="200" w:lineRule="auto"/>
+            </w:pPr>
+            <w:r>
+              <w:t xml:space="preserve">count=0</w:t>
+            </w:r>
+          </w:p>
+          <w:p>
+            <w:pPr>
+              <w:pStyle w:val="SourceCode"/>
+              <w:spacing w:before="0" w:after="0" w:line="200" w:lineRule="auto"/>
+            </w:pPr>
+            <w:r>
+              <w:t xml:space="preserve">bytes=0</w:t>
+            </w:r>
+          </w:p>
+          <w:p>
+            <w:pPr>
+              <w:pStyle w:val="SourceCode"/>
+              <w:spacing w:before="0" w:after="0" w:line="200" w:lineRule="auto"/>
+            </w:pPr>
+          </w:p>
+          <w:p>
+            <w:pPr>
+              <w:pStyle w:val="SourceCode"/>
+              <w:spacing w:before="0" w:after="0" w:line="200" w:lineRule="auto"/>
+            </w:pPr>
+            <w:r>
+              <w:t xml:space="preserve">for file in "$dir"/*; do</w:t>
+            </w:r>
+          </w:p>
+          <w:p>
+            <w:pPr>
+              <w:pStyle w:val="SourceCode"/>
+              <w:spacing w:before="0" w:after="0" w:line="200" w:lineRule="auto"/>
+            </w:pPr>
+            <w:r>
+              <w:t xml:space="preserve">    [[ -f "$file" ]] || continue</w:t>
+            </w:r>
+          </w:p>
+          <w:p>
+            <w:pPr>
+              <w:pStyle w:val="SourceCode"/>
+              <w:spacing w:before="0" w:after="0" w:line="200" w:lineRule="auto"/>
+            </w:pPr>
+            <w:r>
+              <w:t xml:space="preserve">    size=$(stat -c%s "$file")</w:t>
+            </w:r>
+          </w:p>
+          <w:p>
+            <w:pPr>
+              <w:pStyle w:val="SourceCode"/>
+              <w:spacing w:before="0" w:after="0" w:line="200" w:lineRule="auto"/>
+            </w:pPr>
+            <w:r>
+              <w:t xml:space="preserve">    count=$((count + 1))</w:t>
+            </w:r>
+          </w:p>
+          <w:p>
+            <w:pPr>
+              <w:pStyle w:val="SourceCode"/>
+              <w:spacing w:before="0" w:after="0" w:line="200" w:lineRule="auto"/>
+            </w:pPr>
+            <w:r>
+              <w:t xml:space="preserve">    bytes=$((bytes + size))</w:t>
+            </w:r>
+          </w:p>
+          <w:p>
+            <w:pPr>
+              <w:pStyle w:val="SourceCode"/>
+              <w:spacing w:before="0" w:after="0" w:line="200" w:lineRule="auto"/>
+            </w:pPr>
+            <w:r>
+              <w:t xml:space="preserve">    printf "%2d) %-20s %8d байт\n" "$count" "$(basename "$file")" "$size"</w:t>
+            </w:r>
+          </w:p>
+          <w:p>
+            <w:pPr>
+              <w:pStyle w:val="SourceCode"/>
+              <w:spacing w:before="0" w:after="0" w:line="200" w:lineRule="auto"/>
+            </w:pPr>
+            <w:r>
+              <w:t xml:space="preserve">done</w:t>
+            </w:r>
+          </w:p>
+          <w:p>
+            <w:pPr>
+              <w:pStyle w:val="SourceCode"/>
+              <w:spacing w:before="0" w:after="0" w:line="200" w:lineRule="auto"/>
+            </w:pPr>
+          </w:p>
+          <w:p>
+            <w:pPr>
+              <w:pStyle w:val="SourceCode"/>
+              <w:spacing w:before="0" w:after="0" w:line="200" w:lineRule="auto"/>
+            </w:pPr>
+            <w:r>
+              <w:t xml:space="preserve">echo "Разом: $count файлів, $bytes байт"</w:t>
+            </w:r>
+          </w:p>
+          <w:p>
+            <w:pPr>
+              <w:pStyle w:val="SourceCode"/>
+              <w:spacing w:before="0" w:after="0" w:line="200" w:lineRule="auto"/>
+            </w:pPr>
+            <w:r>
+              <w:t xml:space="preserve">[[ $count -gt 0 ]] &amp;&amp; echo "Середній розмір: $((bytes / count)) байт"</w:t>
+            </w:r>
+          </w:p>
+        </w:tc>
+      </w:tr>
+    </w:tbl>
+    <w:p>
+      <w:pPr>
+        <w:spacing w:before="0" w:after="0" w:line="120" w:lineRule="exact"/>
+        <w:rPr>
+          <w:sz w:val="4"/>
+          <w:szCs w:val="4"/>
+        </w:rPr>
+      </w:pPr>
+    </w:p>
+    <w:p>
+      <w:pPr>
+        <w:spacing w:before="0" w:after="0" w:line="120" w:lineRule="exact"/>
+        <w:rPr>
+          <w:sz w:val="4"/>
+          <w:szCs w:val="4"/>
+        </w:rPr>
+      </w:pPr>
+    </w:p>
+    <w:tbl>
+      <w:tblPr>
+        <w:tblStyle w:val="SourceCodeTable"/>
+        <w:tblW w:type="dxa" w:w="9637"/>
+        <w:tblInd w:w="0" w:type="dxa"/>
+        <w:tblBorders>
+          <w:top w:color="BFBFBF" w:space="0" w:sz="4" w:val="single"/>
+          <w:left w:color="BFBFBF" w:space="0" w:sz="4" w:val="single"/>
+          <w:bottom w:color="BFBFBF" w:space="0" w:sz="4" w:val="single"/>
+          <w:right w:color="BFBFBF" w:space="0" w:sz="4" w:val="single"/>
+        </w:tblBorders>
+        <w:tblLayout w:type="fixed"/>
+        <w:tblCellMar>
+          <w:top w:type="dxa" w:w="113"/>
+          <w:left w:type="dxa" w:w="113"/>
+          <w:bottom w:type="dxa" w:w="113"/>
+          <w:right w:type="dxa" w:w="113"/>
+        </w:tblCellMar>
+        <w:tblLook w:val="0000" w:firstRow="0" w:lastRow="0" w:firstColumn="0" w:lastColumn="0" w:noHBand="1" w:noVBand="1"/>
+      </w:tblPr>
+      <w:tblGrid>
+        <w:gridCol w:w="9637"/>
+      </w:tblGrid>
+      <w:tr>
+        <w:tc>
+          <w:tcPr>
+            <w:tcW w:type="dxa" w:w="9637"/>
+          </w:tcPr>
+          <w:p>
+            <w:pPr>
+              <w:pStyle w:val="SourceCode"/>
+              <w:spacing w:before="0" w:after="0" w:line="200" w:lineRule="auto"/>
+            </w:pPr>
+            <w:r>
+              <w:t xml:space="preserve">student@lab-vm:~/lab10$ ./count.sh src</w:t>
+            </w:r>
+          </w:p>
+          <w:p>
+            <w:pPr>
+              <w:pStyle w:val="SourceCode"/>
+              <w:spacing w:before="0" w:after="0" w:line="200" w:lineRule="auto"/>
+            </w:pPr>
+            <w:r>
+              <w:t xml:space="preserve"> 1) hosts                     221 байт</w:t>
+            </w:r>
+          </w:p>
+          <w:p>
+            <w:pPr>
+              <w:pStyle w:val="SourceCode"/>
+              <w:spacing w:before="0" w:after="0" w:line="200" w:lineRule="auto"/>
+            </w:pPr>
+            <w:r>
+              <w:t xml:space="preserve"> 2) passwd                   3020 байт</w:t>
+            </w:r>
+          </w:p>
+          <w:p>
+            <w:pPr>
+              <w:pStyle w:val="SourceCode"/>
+              <w:spacing w:before="0" w:after="0" w:line="200" w:lineRule="auto"/>
+            </w:pPr>
+            <w:r>
+              <w:t xml:space="preserve"> 3) services                19183 байт</w:t>
+            </w:r>
+          </w:p>
+          <w:p>
+            <w:pPr>
+              <w:pStyle w:val="SourceCode"/>
+              <w:spacing w:before="0" w:after="0" w:line="200" w:lineRule="auto"/>
+            </w:pPr>
+            <w:r>
+              <w:t xml:space="preserve">Разом: 3 файлів, 22424 байт</w:t>
+            </w:r>
+          </w:p>
+          <w:p>
+            <w:pPr>
+              <w:pStyle w:val="SourceCode"/>
+              <w:spacing w:before="0" w:after="0" w:line="200" w:lineRule="auto"/>
+            </w:pPr>
+            <w:r>
+              <w:t xml:space="preserve">Середній розмір: 7474 байт</w:t>
+            </w:r>
+          </w:p>
+        </w:tc>
+      </w:tr>
+    </w:tbl>
+    <w:p>
+      <w:pPr>
+        <w:spacing w:before="0" w:after="0" w:line="120" w:lineRule="exact"/>
+        <w:rPr>
+          <w:sz w:val="4"/>
+          <w:szCs w:val="4"/>
+        </w:rPr>
+      </w:pPr>
     </w:p>
     <w:p>
       <w:pPr>
@@ -2674,360 +3458,458 @@
     </w:p>
     <w:p>
       <w:pPr>
-        <w:pStyle w:val="SourceCode"/>
-        <w:spacing w:before="120" w:after="0" w:line="200" w:lineRule="auto"/>
-      </w:pPr>
-      <w:r>
-        <w:t xml:space="preserve">#!/bin/bash</w:t>
-      </w:r>
-    </w:p>
-    <w:p>
-      <w:pPr>
-        <w:pStyle w:val="SourceCode"/>
-        <w:spacing w:before="0" w:after="0" w:line="200" w:lineRule="auto"/>
-      </w:pPr>
-      <w:r>
-        <w:t xml:space="preserve"># backup.sh — резервне копіювання з журналом</w:t>
-      </w:r>
-    </w:p>
-    <w:p>
-      <w:pPr>
-        <w:pStyle w:val="SourceCode"/>
-        <w:spacing w:before="0" w:after="0" w:line="200" w:lineRule="auto"/>
-      </w:pPr>
-      <w:r>
-        <w:t xml:space="preserve">set -euo pipefail</w:t>
-      </w:r>
-    </w:p>
-    <w:p>
-      <w:pPr>
-        <w:pStyle w:val="SourceCode"/>
-        <w:spacing w:before="0" w:after="0" w:line="200" w:lineRule="auto"/>
-      </w:pPr>
-    </w:p>
-    <w:p>
-      <w:pPr>
-        <w:pStyle w:val="SourceCode"/>
-        <w:spacing w:before="0" w:after="0" w:line="200" w:lineRule="auto"/>
-      </w:pPr>
-      <w:r>
-        <w:t xml:space="preserve">readonly SRC="${1:-$HOME/lab10/src}"</w:t>
-      </w:r>
-    </w:p>
-    <w:p>
-      <w:pPr>
-        <w:pStyle w:val="SourceCode"/>
-        <w:spacing w:before="0" w:after="0" w:line="200" w:lineRule="auto"/>
-      </w:pPr>
-      <w:r>
-        <w:t xml:space="preserve">readonly DST="$HOME/lab10/bak/$(date +%F)"</w:t>
-      </w:r>
-    </w:p>
-    <w:p>
-      <w:pPr>
-        <w:pStyle w:val="SourceCode"/>
-        <w:spacing w:before="0" w:after="0" w:line="200" w:lineRule="auto"/>
-      </w:pPr>
-      <w:r>
-        <w:t xml:space="preserve">readonly LOG="$HOME/lab10/logs/backup.log"</w:t>
-      </w:r>
-    </w:p>
-    <w:p>
-      <w:pPr>
-        <w:pStyle w:val="SourceCode"/>
-        <w:spacing w:before="0" w:after="0" w:line="200" w:lineRule="auto"/>
-      </w:pPr>
-    </w:p>
-    <w:p>
-      <w:pPr>
-        <w:pStyle w:val="SourceCode"/>
-        <w:spacing w:before="0" w:after="0" w:line="200" w:lineRule="auto"/>
-      </w:pPr>
-      <w:r>
-        <w:t xml:space="preserve">log() {</w:t>
-      </w:r>
-    </w:p>
-    <w:p>
-      <w:pPr>
-        <w:pStyle w:val="SourceCode"/>
-        <w:spacing w:before="0" w:after="0" w:line="200" w:lineRule="auto"/>
-      </w:pPr>
-      <w:r>
-        <w:t xml:space="preserve">    echo "[$(date '+%F %T')] $*" | tee -a "$LOG"</w:t>
-      </w:r>
-    </w:p>
-    <w:p>
-      <w:pPr>
-        <w:pStyle w:val="SourceCode"/>
-        <w:spacing w:before="0" w:after="0" w:line="200" w:lineRule="auto"/>
-      </w:pPr>
-      <w:r>
-        <w:t xml:space="preserve">}</w:t>
-      </w:r>
-    </w:p>
-    <w:p>
-      <w:pPr>
-        <w:pStyle w:val="SourceCode"/>
-        <w:spacing w:before="0" w:after="0" w:line="200" w:lineRule="auto"/>
-      </w:pPr>
-    </w:p>
-    <w:p>
-      <w:pPr>
-        <w:pStyle w:val="SourceCode"/>
-        <w:spacing w:before="0" w:after="0" w:line="200" w:lineRule="auto"/>
-      </w:pPr>
-      <w:r>
-        <w:t xml:space="preserve">die() {</w:t>
-      </w:r>
-    </w:p>
-    <w:p>
-      <w:pPr>
-        <w:pStyle w:val="SourceCode"/>
-        <w:spacing w:before="0" w:after="0" w:line="200" w:lineRule="auto"/>
-      </w:pPr>
-      <w:r>
-        <w:t xml:space="preserve">    log "ПОМИЛКА: $*"</w:t>
-      </w:r>
-    </w:p>
-    <w:p>
-      <w:pPr>
-        <w:pStyle w:val="SourceCode"/>
-        <w:spacing w:before="0" w:after="0" w:line="200" w:lineRule="auto"/>
-      </w:pPr>
-      <w:r>
-        <w:t xml:space="preserve">    exit 1</w:t>
-      </w:r>
-    </w:p>
-    <w:p>
-      <w:pPr>
-        <w:pStyle w:val="SourceCode"/>
-        <w:spacing w:before="0" w:after="0" w:line="200" w:lineRule="auto"/>
-      </w:pPr>
-      <w:r>
-        <w:t xml:space="preserve">}</w:t>
-      </w:r>
-    </w:p>
-    <w:p>
-      <w:pPr>
-        <w:pStyle w:val="SourceCode"/>
-        <w:spacing w:before="0" w:after="0" w:line="200" w:lineRule="auto"/>
-      </w:pPr>
-    </w:p>
-    <w:p>
-      <w:pPr>
-        <w:pStyle w:val="SourceCode"/>
-        <w:spacing w:before="0" w:after="0" w:line="200" w:lineRule="auto"/>
-      </w:pPr>
-      <w:r>
-        <w:t xml:space="preserve">[[ -d "$SRC" ]] || die "каталог $SRC не існує"</w:t>
-      </w:r>
-    </w:p>
-    <w:p>
-      <w:pPr>
-        <w:pStyle w:val="SourceCode"/>
-        <w:spacing w:before="0" w:after="0" w:line="200" w:lineRule="auto"/>
-      </w:pPr>
-      <w:r>
-        <w:t xml:space="preserve">mkdir -p "$DST" "$(dirname "$LOG")"</w:t>
-      </w:r>
-    </w:p>
-    <w:p>
-      <w:pPr>
-        <w:pStyle w:val="SourceCode"/>
-        <w:spacing w:before="0" w:after="0" w:line="200" w:lineRule="auto"/>
-      </w:pPr>
-    </w:p>
-    <w:p>
-      <w:pPr>
-        <w:pStyle w:val="SourceCode"/>
-        <w:spacing w:before="0" w:after="0" w:line="200" w:lineRule="auto"/>
-      </w:pPr>
-      <w:r>
-        <w:t xml:space="preserve">log "Джерело: $SRC"</w:t>
-      </w:r>
-    </w:p>
-    <w:p>
-      <w:pPr>
-        <w:pStyle w:val="SourceCode"/>
-        <w:spacing w:before="0" w:after="0" w:line="200" w:lineRule="auto"/>
-      </w:pPr>
-      <w:r>
-        <w:t xml:space="preserve">log "Призначення: $DST"</w:t>
-      </w:r>
-    </w:p>
-    <w:p>
-      <w:pPr>
-        <w:pStyle w:val="SourceCode"/>
-        <w:spacing w:before="0" w:after="0" w:line="200" w:lineRule="auto"/>
-      </w:pPr>
-      <w:r>
-        <w:t xml:space="preserve">if cp -a "$SRC"/. "$DST"/; then</w:t>
-      </w:r>
-    </w:p>
-    <w:p>
-      <w:pPr>
-        <w:pStyle w:val="SourceCode"/>
-        <w:spacing w:before="0" w:after="0" w:line="200" w:lineRule="auto"/>
-      </w:pPr>
-      <w:r>
-        <w:t xml:space="preserve">    files=$(find "$DST" -type f | wc -l)</w:t>
-      </w:r>
-    </w:p>
-    <w:p>
-      <w:pPr>
-        <w:pStyle w:val="SourceCode"/>
-        <w:spacing w:before="0" w:after="0" w:line="200" w:lineRule="auto"/>
-      </w:pPr>
-      <w:r>
-        <w:t xml:space="preserve">    log "Скопійовано файлів: $files"</w:t>
-      </w:r>
-    </w:p>
-    <w:p>
-      <w:pPr>
-        <w:pStyle w:val="SourceCode"/>
-        <w:spacing w:before="0" w:after="0" w:line="200" w:lineRule="auto"/>
-      </w:pPr>
-      <w:r>
-        <w:t xml:space="preserve">else</w:t>
-      </w:r>
-    </w:p>
-    <w:p>
-      <w:pPr>
-        <w:pStyle w:val="SourceCode"/>
-        <w:spacing w:before="0" w:after="0" w:line="200" w:lineRule="auto"/>
-      </w:pPr>
-      <w:r>
-        <w:t xml:space="preserve">    die "копіювання не вдалося (код $?)"</w:t>
-      </w:r>
-    </w:p>
-    <w:p>
-      <w:pPr>
-        <w:pStyle w:val="SourceCode"/>
-        <w:spacing w:before="0" w:after="0" w:line="200" w:lineRule="auto"/>
-      </w:pPr>
-      <w:r>
-        <w:t xml:space="preserve">fi</w:t>
-      </w:r>
-    </w:p>
-    <w:p>
-      <w:pPr>
-        <w:pStyle w:val="SourceCode"/>
-        <w:spacing w:before="0" w:after="0" w:line="200" w:lineRule="auto"/>
-      </w:pPr>
-    </w:p>
-    <w:p>
-      <w:pPr>
-        <w:pStyle w:val="SourceCode"/>
-        <w:spacing w:before="0" w:after="0" w:line="200" w:lineRule="auto"/>
-      </w:pPr>
-      <w:r>
-        <w:t xml:space="preserve">archive="$HOME/lab10/bak/backup-$(date +%F).tar.gz"</w:t>
-      </w:r>
-    </w:p>
-    <w:p>
-      <w:pPr>
-        <w:pStyle w:val="SourceCode"/>
-        <w:spacing w:before="0" w:after="0" w:line="200" w:lineRule="auto"/>
-      </w:pPr>
-      <w:r>
-        <w:t xml:space="preserve">tar -czf "$archive" -C "$DST" . || die "архівування не вдалося"</w:t>
-      </w:r>
-    </w:p>
-    <w:p>
-      <w:pPr>
-        <w:pStyle w:val="SourceCode"/>
-        <w:spacing w:before="0" w:after="120" w:line="200" w:lineRule="auto"/>
-      </w:pPr>
-      <w:r>
-        <w:t xml:space="preserve">log "Архів: $archive ($(stat -c%s "$archive") Б)"</w:t>
-      </w:r>
-    </w:p>
-    <w:p>
-      <w:pPr>
-        <w:pStyle w:val="SourceCode"/>
-        <w:spacing w:before="120" w:after="0" w:line="200" w:lineRule="auto"/>
-      </w:pPr>
-      <w:r>
-        <w:t xml:space="preserve">student@lab-vm:~/lab10$ ./backup.sh</w:t>
-      </w:r>
-    </w:p>
-    <w:p>
-      <w:pPr>
-        <w:pStyle w:val="SourceCode"/>
-        <w:spacing w:before="0" w:after="0" w:line="200" w:lineRule="auto"/>
-      </w:pPr>
-      <w:r>
-        <w:t xml:space="preserve">[2026-09-18 12:05:11] Джерело: /home/student/lab10/src</w:t>
-      </w:r>
-    </w:p>
-    <w:p>
-      <w:pPr>
-        <w:pStyle w:val="SourceCode"/>
-        <w:spacing w:before="0" w:after="0" w:line="200" w:lineRule="auto"/>
-      </w:pPr>
-      <w:r>
-        <w:t xml:space="preserve">[2026-09-18 12:05:11] Призначення: /home/student/lab10/bak/2026-09-18</w:t>
-      </w:r>
-    </w:p>
-    <w:p>
-      <w:pPr>
-        <w:pStyle w:val="SourceCode"/>
-        <w:spacing w:before="0" w:after="0" w:line="200" w:lineRule="auto"/>
-      </w:pPr>
-      <w:r>
-        <w:t xml:space="preserve">[2026-09-18 12:05:11] Скопійовано файлів: 3</w:t>
-      </w:r>
-    </w:p>
-    <w:p>
-      <w:pPr>
-        <w:pStyle w:val="SourceCode"/>
-        <w:spacing w:before="0" w:after="0" w:line="200" w:lineRule="auto"/>
-      </w:pPr>
-      <w:r>
-        <w:t xml:space="preserve">[2026-09-18 12:05:11] Архів: /home/student/lab10/bak/backup-2026-09-18.tar.gz (6482 Б)</w:t>
-      </w:r>
-    </w:p>
-    <w:p>
-      <w:pPr>
-        <w:pStyle w:val="SourceCode"/>
-        <w:spacing w:before="0" w:after="0" w:line="200" w:lineRule="auto"/>
-      </w:pPr>
-    </w:p>
-    <w:p>
-      <w:pPr>
-        <w:pStyle w:val="SourceCode"/>
-        <w:spacing w:before="0" w:after="0" w:line="200" w:lineRule="auto"/>
-      </w:pPr>
-      <w:r>
-        <w:t xml:space="preserve">student@lab-vm:~/lab10$ ./backup.sh /nonexistent</w:t>
-      </w:r>
-    </w:p>
-    <w:p>
-      <w:pPr>
-        <w:pStyle w:val="SourceCode"/>
-        <w:spacing w:before="0" w:after="0" w:line="200" w:lineRule="auto"/>
-      </w:pPr>
-      <w:r>
-        <w:t xml:space="preserve">[2026-09-18 12:06:02] ПОМИЛКА: каталог /nonexistent не існує</w:t>
-      </w:r>
-    </w:p>
-    <w:p>
-      <w:pPr>
-        <w:pStyle w:val="SourceCode"/>
-        <w:spacing w:before="0" w:after="0" w:line="200" w:lineRule="auto"/>
-      </w:pPr>
-      <w:r>
-        <w:t xml:space="preserve">student@lab-vm:~/lab10$ echo $?</w:t>
-      </w:r>
-    </w:p>
-    <w:p>
-      <w:pPr>
-        <w:pStyle w:val="SourceCode"/>
-        <w:spacing w:before="0" w:after="120" w:line="200" w:lineRule="auto"/>
-      </w:pPr>
-      <w:r>
-        <w:t xml:space="preserve">1</w:t>
-      </w:r>
+        <w:spacing w:before="0" w:after="0" w:line="120" w:lineRule="exact"/>
+        <w:rPr>
+          <w:sz w:val="4"/>
+          <w:szCs w:val="4"/>
+        </w:rPr>
+      </w:pPr>
+    </w:p>
+    <w:tbl>
+      <w:tblPr>
+        <w:tblStyle w:val="SourceCodeTable"/>
+        <w:tblW w:type="dxa" w:w="9637"/>
+        <w:tblInd w:w="0" w:type="dxa"/>
+        <w:tblBorders>
+          <w:top w:color="BFBFBF" w:space="0" w:sz="4" w:val="single"/>
+          <w:left w:color="BFBFBF" w:space="0" w:sz="4" w:val="single"/>
+          <w:bottom w:color="BFBFBF" w:space="0" w:sz="4" w:val="single"/>
+          <w:right w:color="BFBFBF" w:space="0" w:sz="4" w:val="single"/>
+        </w:tblBorders>
+        <w:tblLayout w:type="fixed"/>
+        <w:tblCellMar>
+          <w:top w:type="dxa" w:w="113"/>
+          <w:left w:type="dxa" w:w="113"/>
+          <w:bottom w:type="dxa" w:w="113"/>
+          <w:right w:type="dxa" w:w="113"/>
+        </w:tblCellMar>
+        <w:tblLook w:val="0000" w:firstRow="0" w:lastRow="0" w:firstColumn="0" w:lastColumn="0" w:noHBand="1" w:noVBand="1"/>
+      </w:tblPr>
+      <w:tblGrid>
+        <w:gridCol w:w="9637"/>
+      </w:tblGrid>
+      <w:tr>
+        <w:tc>
+          <w:tcPr>
+            <w:tcW w:type="dxa" w:w="9637"/>
+          </w:tcPr>
+          <w:p>
+            <w:pPr>
+              <w:pStyle w:val="SourceCode"/>
+              <w:spacing w:before="0" w:after="0" w:line="200" w:lineRule="auto"/>
+            </w:pPr>
+            <w:r>
+              <w:t xml:space="preserve">#!/bin/bash</w:t>
+            </w:r>
+          </w:p>
+          <w:p>
+            <w:pPr>
+              <w:pStyle w:val="SourceCode"/>
+              <w:spacing w:before="0" w:after="0" w:line="200" w:lineRule="auto"/>
+            </w:pPr>
+            <w:r>
+              <w:t xml:space="preserve"># backup.sh — резервне копіювання з журналом</w:t>
+            </w:r>
+          </w:p>
+          <w:p>
+            <w:pPr>
+              <w:pStyle w:val="SourceCode"/>
+              <w:spacing w:before="0" w:after="0" w:line="200" w:lineRule="auto"/>
+            </w:pPr>
+            <w:r>
+              <w:t xml:space="preserve">set -euo pipefail</w:t>
+            </w:r>
+          </w:p>
+          <w:p>
+            <w:pPr>
+              <w:pStyle w:val="SourceCode"/>
+              <w:spacing w:before="0" w:after="0" w:line="200" w:lineRule="auto"/>
+            </w:pPr>
+          </w:p>
+          <w:p>
+            <w:pPr>
+              <w:pStyle w:val="SourceCode"/>
+              <w:spacing w:before="0" w:after="0" w:line="200" w:lineRule="auto"/>
+            </w:pPr>
+            <w:r>
+              <w:t xml:space="preserve">readonly SRC="${1:-$HOME/lab10/src}"</w:t>
+            </w:r>
+          </w:p>
+          <w:p>
+            <w:pPr>
+              <w:pStyle w:val="SourceCode"/>
+              <w:spacing w:before="0" w:after="0" w:line="200" w:lineRule="auto"/>
+            </w:pPr>
+            <w:r>
+              <w:t xml:space="preserve">readonly DST="$HOME/lab10/bak/$(date +%F)"</w:t>
+            </w:r>
+          </w:p>
+          <w:p>
+            <w:pPr>
+              <w:pStyle w:val="SourceCode"/>
+              <w:spacing w:before="0" w:after="0" w:line="200" w:lineRule="auto"/>
+            </w:pPr>
+            <w:r>
+              <w:t xml:space="preserve">readonly LOG="$HOME/lab10/logs/backup.log"</w:t>
+            </w:r>
+          </w:p>
+          <w:p>
+            <w:pPr>
+              <w:pStyle w:val="SourceCode"/>
+              <w:spacing w:before="0" w:after="0" w:line="200" w:lineRule="auto"/>
+            </w:pPr>
+          </w:p>
+          <w:p>
+            <w:pPr>
+              <w:pStyle w:val="SourceCode"/>
+              <w:spacing w:before="0" w:after="0" w:line="200" w:lineRule="auto"/>
+            </w:pPr>
+            <w:r>
+              <w:t xml:space="preserve">log() {</w:t>
+            </w:r>
+          </w:p>
+          <w:p>
+            <w:pPr>
+              <w:pStyle w:val="SourceCode"/>
+              <w:spacing w:before="0" w:after="0" w:line="200" w:lineRule="auto"/>
+            </w:pPr>
+            <w:r>
+              <w:t xml:space="preserve">    echo "[$(date '+%F %T')] $*" | tee -a "$LOG"</w:t>
+            </w:r>
+          </w:p>
+          <w:p>
+            <w:pPr>
+              <w:pStyle w:val="SourceCode"/>
+              <w:spacing w:before="0" w:after="0" w:line="200" w:lineRule="auto"/>
+            </w:pPr>
+            <w:r>
+              <w:t xml:space="preserve">}</w:t>
+            </w:r>
+          </w:p>
+          <w:p>
+            <w:pPr>
+              <w:pStyle w:val="SourceCode"/>
+              <w:spacing w:before="0" w:after="0" w:line="200" w:lineRule="auto"/>
+            </w:pPr>
+          </w:p>
+          <w:p>
+            <w:pPr>
+              <w:pStyle w:val="SourceCode"/>
+              <w:spacing w:before="0" w:after="0" w:line="200" w:lineRule="auto"/>
+            </w:pPr>
+            <w:r>
+              <w:t xml:space="preserve">die() {</w:t>
+            </w:r>
+          </w:p>
+          <w:p>
+            <w:pPr>
+              <w:pStyle w:val="SourceCode"/>
+              <w:spacing w:before="0" w:after="0" w:line="200" w:lineRule="auto"/>
+            </w:pPr>
+            <w:r>
+              <w:t xml:space="preserve">    log "ПОМИЛКА: $*"</w:t>
+            </w:r>
+          </w:p>
+          <w:p>
+            <w:pPr>
+              <w:pStyle w:val="SourceCode"/>
+              <w:spacing w:before="0" w:after="0" w:line="200" w:lineRule="auto"/>
+            </w:pPr>
+            <w:r>
+              <w:t xml:space="preserve">    exit 1</w:t>
+            </w:r>
+          </w:p>
+          <w:p>
+            <w:pPr>
+              <w:pStyle w:val="SourceCode"/>
+              <w:spacing w:before="0" w:after="0" w:line="200" w:lineRule="auto"/>
+            </w:pPr>
+            <w:r>
+              <w:t xml:space="preserve">}</w:t>
+            </w:r>
+          </w:p>
+          <w:p>
+            <w:pPr>
+              <w:pStyle w:val="SourceCode"/>
+              <w:spacing w:before="0" w:after="0" w:line="200" w:lineRule="auto"/>
+            </w:pPr>
+          </w:p>
+          <w:p>
+            <w:pPr>
+              <w:pStyle w:val="SourceCode"/>
+              <w:spacing w:before="0" w:after="0" w:line="200" w:lineRule="auto"/>
+            </w:pPr>
+            <w:r>
+              <w:t xml:space="preserve">[[ -d "$SRC" ]] || die "каталог $SRC не існує"</w:t>
+            </w:r>
+          </w:p>
+          <w:p>
+            <w:pPr>
+              <w:pStyle w:val="SourceCode"/>
+              <w:spacing w:before="0" w:after="0" w:line="200" w:lineRule="auto"/>
+            </w:pPr>
+            <w:r>
+              <w:t xml:space="preserve">mkdir -p "$DST" "$(dirname "$LOG")"</w:t>
+            </w:r>
+          </w:p>
+          <w:p>
+            <w:pPr>
+              <w:pStyle w:val="SourceCode"/>
+              <w:spacing w:before="0" w:after="0" w:line="200" w:lineRule="auto"/>
+            </w:pPr>
+          </w:p>
+          <w:p>
+            <w:pPr>
+              <w:pStyle w:val="SourceCode"/>
+              <w:spacing w:before="0" w:after="0" w:line="200" w:lineRule="auto"/>
+            </w:pPr>
+            <w:r>
+              <w:t xml:space="preserve">log "Джерело: $SRC"</w:t>
+            </w:r>
+          </w:p>
+          <w:p>
+            <w:pPr>
+              <w:pStyle w:val="SourceCode"/>
+              <w:spacing w:before="0" w:after="0" w:line="200" w:lineRule="auto"/>
+            </w:pPr>
+            <w:r>
+              <w:t xml:space="preserve">log "Призначення: $DST"</w:t>
+            </w:r>
+          </w:p>
+          <w:p>
+            <w:pPr>
+              <w:pStyle w:val="SourceCode"/>
+              <w:spacing w:before="0" w:after="0" w:line="200" w:lineRule="auto"/>
+            </w:pPr>
+            <w:r>
+              <w:t xml:space="preserve">if cp -a "$SRC"/. "$DST"/; then</w:t>
+            </w:r>
+          </w:p>
+          <w:p>
+            <w:pPr>
+              <w:pStyle w:val="SourceCode"/>
+              <w:spacing w:before="0" w:after="0" w:line="200" w:lineRule="auto"/>
+            </w:pPr>
+            <w:r>
+              <w:t xml:space="preserve">    files=$(find "$DST" -type f | wc -l)</w:t>
+            </w:r>
+          </w:p>
+          <w:p>
+            <w:pPr>
+              <w:pStyle w:val="SourceCode"/>
+              <w:spacing w:before="0" w:after="0" w:line="200" w:lineRule="auto"/>
+            </w:pPr>
+            <w:r>
+              <w:t xml:space="preserve">    log "Скопійовано файлів: $files"</w:t>
+            </w:r>
+          </w:p>
+          <w:p>
+            <w:pPr>
+              <w:pStyle w:val="SourceCode"/>
+              <w:spacing w:before="0" w:after="0" w:line="200" w:lineRule="auto"/>
+            </w:pPr>
+            <w:r>
+              <w:t xml:space="preserve">else</w:t>
+            </w:r>
+          </w:p>
+          <w:p>
+            <w:pPr>
+              <w:pStyle w:val="SourceCode"/>
+              <w:spacing w:before="0" w:after="0" w:line="200" w:lineRule="auto"/>
+            </w:pPr>
+            <w:r>
+              <w:t xml:space="preserve">    die "копіювання не вдалося (код $?)"</w:t>
+            </w:r>
+          </w:p>
+          <w:p>
+            <w:pPr>
+              <w:pStyle w:val="SourceCode"/>
+              <w:spacing w:before="0" w:after="0" w:line="200" w:lineRule="auto"/>
+            </w:pPr>
+            <w:r>
+              <w:t xml:space="preserve">fi</w:t>
+            </w:r>
+          </w:p>
+          <w:p>
+            <w:pPr>
+              <w:pStyle w:val="SourceCode"/>
+              <w:spacing w:before="0" w:after="0" w:line="200" w:lineRule="auto"/>
+            </w:pPr>
+          </w:p>
+          <w:p>
+            <w:pPr>
+              <w:pStyle w:val="SourceCode"/>
+              <w:spacing w:before="0" w:after="0" w:line="200" w:lineRule="auto"/>
+            </w:pPr>
+            <w:r>
+              <w:t xml:space="preserve">archive="$HOME/lab10/bak/backup-$(date +%F).tar.gz"</w:t>
+            </w:r>
+          </w:p>
+          <w:p>
+            <w:pPr>
+              <w:pStyle w:val="SourceCode"/>
+              <w:spacing w:before="0" w:after="0" w:line="200" w:lineRule="auto"/>
+            </w:pPr>
+            <w:r>
+              <w:t xml:space="preserve">tar -czf "$archive" -C "$DST" . || die "архівування не вдалося"</w:t>
+            </w:r>
+          </w:p>
+          <w:p>
+            <w:pPr>
+              <w:pStyle w:val="SourceCode"/>
+              <w:spacing w:before="0" w:after="0" w:line="200" w:lineRule="auto"/>
+            </w:pPr>
+            <w:r>
+              <w:t xml:space="preserve">log "Архів: $archive ($(stat -c%s "$archive") Б)"</w:t>
+            </w:r>
+          </w:p>
+        </w:tc>
+      </w:tr>
+    </w:tbl>
+    <w:p>
+      <w:pPr>
+        <w:spacing w:before="0" w:after="0" w:line="120" w:lineRule="exact"/>
+        <w:rPr>
+          <w:sz w:val="4"/>
+          <w:szCs w:val="4"/>
+        </w:rPr>
+      </w:pPr>
+    </w:p>
+    <w:p>
+      <w:pPr>
+        <w:spacing w:before="0" w:after="0" w:line="120" w:lineRule="exact"/>
+        <w:rPr>
+          <w:sz w:val="4"/>
+          <w:szCs w:val="4"/>
+        </w:rPr>
+      </w:pPr>
+    </w:p>
+    <w:tbl>
+      <w:tblPr>
+        <w:tblStyle w:val="SourceCodeTable"/>
+        <w:tblW w:type="dxa" w:w="9637"/>
+        <w:tblInd w:w="0" w:type="dxa"/>
+        <w:tblBorders>
+          <w:top w:color="BFBFBF" w:space="0" w:sz="4" w:val="single"/>
+          <w:left w:color="BFBFBF" w:space="0" w:sz="4" w:val="single"/>
+          <w:bottom w:color="BFBFBF" w:space="0" w:sz="4" w:val="single"/>
+          <w:right w:color="BFBFBF" w:space="0" w:sz="4" w:val="single"/>
+        </w:tblBorders>
+        <w:tblLayout w:type="fixed"/>
+        <w:tblCellMar>
+          <w:top w:type="dxa" w:w="113"/>
+          <w:left w:type="dxa" w:w="113"/>
+          <w:bottom w:type="dxa" w:w="113"/>
+          <w:right w:type="dxa" w:w="113"/>
+        </w:tblCellMar>
+        <w:tblLook w:val="0000" w:firstRow="0" w:lastRow="0" w:firstColumn="0" w:lastColumn="0" w:noHBand="1" w:noVBand="1"/>
+      </w:tblPr>
+      <w:tblGrid>
+        <w:gridCol w:w="9637"/>
+      </w:tblGrid>
+      <w:tr>
+        <w:tc>
+          <w:tcPr>
+            <w:tcW w:type="dxa" w:w="9637"/>
+          </w:tcPr>
+          <w:p>
+            <w:pPr>
+              <w:pStyle w:val="SourceCode"/>
+              <w:spacing w:before="0" w:after="0" w:line="200" w:lineRule="auto"/>
+            </w:pPr>
+            <w:r>
+              <w:t xml:space="preserve">student@lab-vm:~/lab10$ ./backup.sh</w:t>
+            </w:r>
+          </w:p>
+          <w:p>
+            <w:pPr>
+              <w:pStyle w:val="SourceCode"/>
+              <w:spacing w:before="0" w:after="0" w:line="200" w:lineRule="auto"/>
+            </w:pPr>
+            <w:r>
+              <w:t xml:space="preserve">[2026-09-18 12:05:11] Джерело: /home/student/lab10/src</w:t>
+            </w:r>
+          </w:p>
+          <w:p>
+            <w:pPr>
+              <w:pStyle w:val="SourceCode"/>
+              <w:spacing w:before="0" w:after="0" w:line="200" w:lineRule="auto"/>
+            </w:pPr>
+            <w:r>
+              <w:t xml:space="preserve">[2026-09-18 12:05:11] Призначення: /home/student/lab10/bak/2026-09-18</w:t>
+            </w:r>
+          </w:p>
+          <w:p>
+            <w:pPr>
+              <w:pStyle w:val="SourceCode"/>
+              <w:spacing w:before="0" w:after="0" w:line="200" w:lineRule="auto"/>
+            </w:pPr>
+            <w:r>
+              <w:t xml:space="preserve">[2026-09-18 12:05:11] Скопійовано файлів: 3</w:t>
+            </w:r>
+          </w:p>
+          <w:p>
+            <w:pPr>
+              <w:pStyle w:val="SourceCode"/>
+              <w:spacing w:before="0" w:after="0" w:line="200" w:lineRule="auto"/>
+            </w:pPr>
+            <w:r>
+              <w:t xml:space="preserve">[2026-09-18 12:05:11] Архів: /home/student/lab10/bak/backup-2026-09-18.tar.gz (6482 Б)</w:t>
+            </w:r>
+          </w:p>
+          <w:p>
+            <w:pPr>
+              <w:pStyle w:val="SourceCode"/>
+              <w:spacing w:before="0" w:after="0" w:line="200" w:lineRule="auto"/>
+            </w:pPr>
+          </w:p>
+          <w:p>
+            <w:pPr>
+              <w:pStyle w:val="SourceCode"/>
+              <w:spacing w:before="0" w:after="0" w:line="200" w:lineRule="auto"/>
+            </w:pPr>
+            <w:r>
+              <w:t xml:space="preserve">student@lab-vm:~/lab10$ ./backup.sh /nonexistent</w:t>
+            </w:r>
+          </w:p>
+          <w:p>
+            <w:pPr>
+              <w:pStyle w:val="SourceCode"/>
+              <w:spacing w:before="0" w:after="0" w:line="200" w:lineRule="auto"/>
+            </w:pPr>
+            <w:r>
+              <w:t xml:space="preserve">[2026-09-18 12:06:02] ПОМИЛКА: каталог /nonexistent не існує</w:t>
+            </w:r>
+          </w:p>
+          <w:p>
+            <w:pPr>
+              <w:pStyle w:val="SourceCode"/>
+              <w:spacing w:before="0" w:after="0" w:line="200" w:lineRule="auto"/>
+            </w:pPr>
+            <w:r>
+              <w:t xml:space="preserve">student@lab-vm:~/lab10$ echo $?</w:t>
+            </w:r>
+          </w:p>
+          <w:p>
+            <w:pPr>
+              <w:pStyle w:val="SourceCode"/>
+              <w:spacing w:before="0" w:after="0" w:line="200" w:lineRule="auto"/>
+            </w:pPr>
+            <w:r>
+              <w:t xml:space="preserve">1</w:t>
+            </w:r>
+          </w:p>
+        </w:tc>
+      </w:tr>
+    </w:tbl>
+    <w:p>
+      <w:pPr>
+        <w:spacing w:before="0" w:after="0" w:line="120" w:lineRule="exact"/>
+        <w:rPr>
+          <w:sz w:val="4"/>
+          <w:szCs w:val="4"/>
+        </w:rPr>
+      </w:pPr>
     </w:p>
     <w:p>
       <w:pPr>
@@ -3064,201 +3946,299 @@
     </w:p>
     <w:p>
       <w:pPr>
-        <w:pStyle w:val="SourceCode"/>
-        <w:spacing w:before="120" w:after="0" w:line="200" w:lineRule="auto"/>
-      </w:pPr>
-      <w:r>
-        <w:t xml:space="preserve">#!/bin/bash</w:t>
-      </w:r>
-    </w:p>
-    <w:p>
-      <w:pPr>
-        <w:pStyle w:val="SourceCode"/>
-        <w:spacing w:before="0" w:after="0" w:line="200" w:lineRule="auto"/>
-      </w:pPr>
-      <w:r>
-        <w:t xml:space="preserve"># users.sh — розбір текстового файлу з роздільниками</w:t>
-      </w:r>
-    </w:p>
-    <w:p>
-      <w:pPr>
-        <w:pStyle w:val="SourceCode"/>
-        <w:spacing w:before="0" w:after="0" w:line="200" w:lineRule="auto"/>
-      </w:pPr>
-      <w:r>
-        <w:t xml:space="preserve">set -euo pipefail</w:t>
-      </w:r>
-    </w:p>
-    <w:p>
-      <w:pPr>
-        <w:pStyle w:val="SourceCode"/>
-        <w:spacing w:before="0" w:after="0" w:line="200" w:lineRule="auto"/>
-      </w:pPr>
-      <w:r>
-        <w:t xml:space="preserve">input="${1:?Вкажіть файл}"</w:t>
-      </w:r>
-    </w:p>
-    <w:p>
-      <w:pPr>
-        <w:pStyle w:val="SourceCode"/>
-        <w:spacing w:before="0" w:after="0" w:line="200" w:lineRule="auto"/>
-      </w:pPr>
-    </w:p>
-    <w:p>
-      <w:pPr>
-        <w:pStyle w:val="SourceCode"/>
-        <w:spacing w:before="0" w:after="0" w:line="200" w:lineRule="auto"/>
-      </w:pPr>
-      <w:r>
-        <w:t xml:space="preserve">while IFS=';' read -r name dept quota; do</w:t>
-      </w:r>
-    </w:p>
-    <w:p>
-      <w:pPr>
-        <w:pStyle w:val="SourceCode"/>
-        <w:spacing w:before="0" w:after="0" w:line="200" w:lineRule="auto"/>
-      </w:pPr>
-      <w:r>
-        <w:t xml:space="preserve">    [[ "$name" == \#* || -z "$name" ]] &amp;&amp; continue</w:t>
-      </w:r>
-    </w:p>
-    <w:p>
-      <w:pPr>
-        <w:pStyle w:val="SourceCode"/>
-        <w:spacing w:before="0" w:after="0" w:line="200" w:lineRule="auto"/>
-      </w:pPr>
-      <w:r>
-        <w:t xml:space="preserve">    printf "%-12s %-12s %s МБ\n" "$name" "$dept" "$quota"</w:t>
-      </w:r>
-    </w:p>
-    <w:p>
-      <w:pPr>
-        <w:pStyle w:val="SourceCode"/>
-        <w:spacing w:before="0" w:after="0" w:line="200" w:lineRule="auto"/>
-      </w:pPr>
-      <w:r>
-        <w:t xml:space="preserve">    total=$((${total:-0} + quota))</w:t>
-      </w:r>
-    </w:p>
-    <w:p>
-      <w:pPr>
-        <w:pStyle w:val="SourceCode"/>
-        <w:spacing w:before="0" w:after="0" w:line="200" w:lineRule="auto"/>
-      </w:pPr>
-      <w:r>
-        <w:t xml:space="preserve">done &lt; "$input"</w:t>
-      </w:r>
-    </w:p>
-    <w:p>
-      <w:pPr>
-        <w:pStyle w:val="SourceCode"/>
-        <w:spacing w:before="0" w:after="0" w:line="200" w:lineRule="auto"/>
-      </w:pPr>
-    </w:p>
-    <w:p>
-      <w:pPr>
-        <w:pStyle w:val="SourceCode"/>
-        <w:spacing w:before="0" w:after="120" w:line="200" w:lineRule="auto"/>
-      </w:pPr>
-      <w:r>
-        <w:t xml:space="preserve">echo "Загальна квота: ${total:-0} МБ"</w:t>
-      </w:r>
-    </w:p>
-    <w:p>
-      <w:pPr>
-        <w:pStyle w:val="SourceCode"/>
-        <w:spacing w:before="120" w:after="0" w:line="200" w:lineRule="auto"/>
-      </w:pPr>
-      <w:r>
-        <w:t xml:space="preserve">student@lab-vm:~/lab10$ cat users.csv</w:t>
-      </w:r>
-    </w:p>
-    <w:p>
-      <w:pPr>
-        <w:pStyle w:val="SourceCode"/>
-        <w:spacing w:before="0" w:after="0" w:line="200" w:lineRule="auto"/>
-      </w:pPr>
-      <w:r>
-        <w:t xml:space="preserve"># name;department;quota</w:t>
-      </w:r>
-    </w:p>
-    <w:p>
-      <w:pPr>
-        <w:pStyle w:val="SourceCode"/>
-        <w:spacing w:before="0" w:after="0" w:line="200" w:lineRule="auto"/>
-      </w:pPr>
-      <w:r>
-        <w:t xml:space="preserve">ivanov;IT;500</w:t>
-      </w:r>
-    </w:p>
-    <w:p>
-      <w:pPr>
-        <w:pStyle w:val="SourceCode"/>
-        <w:spacing w:before="0" w:after="0" w:line="200" w:lineRule="auto"/>
-      </w:pPr>
-      <w:r>
-        <w:t xml:space="preserve">petrenko;Accounting;200</w:t>
-      </w:r>
-    </w:p>
-    <w:p>
-      <w:pPr>
-        <w:pStyle w:val="SourceCode"/>
-        <w:spacing w:before="0" w:after="0" w:line="200" w:lineRule="auto"/>
-      </w:pPr>
-      <w:r>
-        <w:t xml:space="preserve">kovalenko;IT;800</w:t>
-      </w:r>
-    </w:p>
-    <w:p>
-      <w:pPr>
-        <w:pStyle w:val="SourceCode"/>
-        <w:spacing w:before="0" w:after="0" w:line="200" w:lineRule="auto"/>
-      </w:pPr>
-    </w:p>
-    <w:p>
-      <w:pPr>
-        <w:pStyle w:val="SourceCode"/>
-        <w:spacing w:before="0" w:after="0" w:line="200" w:lineRule="auto"/>
-      </w:pPr>
-      <w:r>
-        <w:t xml:space="preserve">student@lab-vm:~/lab10$ ./users.sh users.csv</w:t>
-      </w:r>
-    </w:p>
-    <w:p>
-      <w:pPr>
-        <w:pStyle w:val="SourceCode"/>
-        <w:spacing w:before="0" w:after="0" w:line="200" w:lineRule="auto"/>
-      </w:pPr>
-      <w:r>
-        <w:t xml:space="preserve">ivanov       IT           500 МБ</w:t>
-      </w:r>
-    </w:p>
-    <w:p>
-      <w:pPr>
-        <w:pStyle w:val="SourceCode"/>
-        <w:spacing w:before="0" w:after="0" w:line="200" w:lineRule="auto"/>
-      </w:pPr>
-      <w:r>
-        <w:t xml:space="preserve">petrenko     Accounting   200 МБ</w:t>
-      </w:r>
-    </w:p>
-    <w:p>
-      <w:pPr>
-        <w:pStyle w:val="SourceCode"/>
-        <w:spacing w:before="0" w:after="0" w:line="200" w:lineRule="auto"/>
-      </w:pPr>
-      <w:r>
-        <w:t xml:space="preserve">kovalenko    IT           800 МБ</w:t>
-      </w:r>
-    </w:p>
-    <w:p>
-      <w:pPr>
-        <w:pStyle w:val="SourceCode"/>
-        <w:spacing w:before="0" w:after="120" w:line="200" w:lineRule="auto"/>
-      </w:pPr>
-      <w:r>
-        <w:t xml:space="preserve">Загальна квота: 1500 МБ</w:t>
-      </w:r>
+        <w:spacing w:before="0" w:after="0" w:line="120" w:lineRule="exact"/>
+        <w:rPr>
+          <w:sz w:val="4"/>
+          <w:szCs w:val="4"/>
+        </w:rPr>
+      </w:pPr>
+    </w:p>
+    <w:tbl>
+      <w:tblPr>
+        <w:tblStyle w:val="SourceCodeTable"/>
+        <w:tblW w:type="dxa" w:w="9637"/>
+        <w:tblInd w:w="0" w:type="dxa"/>
+        <w:tblBorders>
+          <w:top w:color="BFBFBF" w:space="0" w:sz="4" w:val="single"/>
+          <w:left w:color="BFBFBF" w:space="0" w:sz="4" w:val="single"/>
+          <w:bottom w:color="BFBFBF" w:space="0" w:sz="4" w:val="single"/>
+          <w:right w:color="BFBFBF" w:space="0" w:sz="4" w:val="single"/>
+        </w:tblBorders>
+        <w:tblLayout w:type="fixed"/>
+        <w:tblCellMar>
+          <w:top w:type="dxa" w:w="113"/>
+          <w:left w:type="dxa" w:w="113"/>
+          <w:bottom w:type="dxa" w:w="113"/>
+          <w:right w:type="dxa" w:w="113"/>
+        </w:tblCellMar>
+        <w:tblLook w:val="0000" w:firstRow="0" w:lastRow="0" w:firstColumn="0" w:lastColumn="0" w:noHBand="1" w:noVBand="1"/>
+      </w:tblPr>
+      <w:tblGrid>
+        <w:gridCol w:w="9637"/>
+      </w:tblGrid>
+      <w:tr>
+        <w:tc>
+          <w:tcPr>
+            <w:tcW w:type="dxa" w:w="9637"/>
+          </w:tcPr>
+          <w:p>
+            <w:pPr>
+              <w:pStyle w:val="SourceCode"/>
+              <w:spacing w:before="0" w:after="0" w:line="200" w:lineRule="auto"/>
+            </w:pPr>
+            <w:r>
+              <w:t xml:space="preserve">#!/bin/bash</w:t>
+            </w:r>
+          </w:p>
+          <w:p>
+            <w:pPr>
+              <w:pStyle w:val="SourceCode"/>
+              <w:spacing w:before="0" w:after="0" w:line="200" w:lineRule="auto"/>
+            </w:pPr>
+            <w:r>
+              <w:t xml:space="preserve"># users.sh — розбір текстового файлу з роздільниками</w:t>
+            </w:r>
+          </w:p>
+          <w:p>
+            <w:pPr>
+              <w:pStyle w:val="SourceCode"/>
+              <w:spacing w:before="0" w:after="0" w:line="200" w:lineRule="auto"/>
+            </w:pPr>
+            <w:r>
+              <w:t xml:space="preserve">set -euo pipefail</w:t>
+            </w:r>
+          </w:p>
+          <w:p>
+            <w:pPr>
+              <w:pStyle w:val="SourceCode"/>
+              <w:spacing w:before="0" w:after="0" w:line="200" w:lineRule="auto"/>
+            </w:pPr>
+            <w:r>
+              <w:t xml:space="preserve">input="${1:?Вкажіть файл}"</w:t>
+            </w:r>
+          </w:p>
+          <w:p>
+            <w:pPr>
+              <w:pStyle w:val="SourceCode"/>
+              <w:spacing w:before="0" w:after="0" w:line="200" w:lineRule="auto"/>
+            </w:pPr>
+          </w:p>
+          <w:p>
+            <w:pPr>
+              <w:pStyle w:val="SourceCode"/>
+              <w:spacing w:before="0" w:after="0" w:line="200" w:lineRule="auto"/>
+            </w:pPr>
+            <w:r>
+              <w:t xml:space="preserve">while IFS=';' read -r name dept quota; do</w:t>
+            </w:r>
+          </w:p>
+          <w:p>
+            <w:pPr>
+              <w:pStyle w:val="SourceCode"/>
+              <w:spacing w:before="0" w:after="0" w:line="200" w:lineRule="auto"/>
+            </w:pPr>
+            <w:r>
+              <w:t xml:space="preserve">    [[ "$name" == \#* || -z "$name" ]] &amp;&amp; continue</w:t>
+            </w:r>
+          </w:p>
+          <w:p>
+            <w:pPr>
+              <w:pStyle w:val="SourceCode"/>
+              <w:spacing w:before="0" w:after="0" w:line="200" w:lineRule="auto"/>
+            </w:pPr>
+            <w:r>
+              <w:t xml:space="preserve">    printf "%-12s %-12s %s МБ\n" "$name" "$dept" "$quota"</w:t>
+            </w:r>
+          </w:p>
+          <w:p>
+            <w:pPr>
+              <w:pStyle w:val="SourceCode"/>
+              <w:spacing w:before="0" w:after="0" w:line="200" w:lineRule="auto"/>
+            </w:pPr>
+            <w:r>
+              <w:t xml:space="preserve">    total=$((${total:-0} + quota))</w:t>
+            </w:r>
+          </w:p>
+          <w:p>
+            <w:pPr>
+              <w:pStyle w:val="SourceCode"/>
+              <w:spacing w:before="0" w:after="0" w:line="200" w:lineRule="auto"/>
+            </w:pPr>
+            <w:r>
+              <w:t xml:space="preserve">done &lt; "$input"</w:t>
+            </w:r>
+          </w:p>
+          <w:p>
+            <w:pPr>
+              <w:pStyle w:val="SourceCode"/>
+              <w:spacing w:before="0" w:after="0" w:line="200" w:lineRule="auto"/>
+            </w:pPr>
+          </w:p>
+          <w:p>
+            <w:pPr>
+              <w:pStyle w:val="SourceCode"/>
+              <w:spacing w:before="0" w:after="0" w:line="200" w:lineRule="auto"/>
+            </w:pPr>
+            <w:r>
+              <w:t xml:space="preserve">echo "Загальна квота: ${total:-0} МБ"</w:t>
+            </w:r>
+          </w:p>
+        </w:tc>
+      </w:tr>
+    </w:tbl>
+    <w:p>
+      <w:pPr>
+        <w:spacing w:before="0" w:after="0" w:line="120" w:lineRule="exact"/>
+        <w:rPr>
+          <w:sz w:val="4"/>
+          <w:szCs w:val="4"/>
+        </w:rPr>
+      </w:pPr>
+    </w:p>
+    <w:p>
+      <w:pPr>
+        <w:spacing w:before="0" w:after="0" w:line="120" w:lineRule="exact"/>
+        <w:rPr>
+          <w:sz w:val="4"/>
+          <w:szCs w:val="4"/>
+        </w:rPr>
+      </w:pPr>
+    </w:p>
+    <w:tbl>
+      <w:tblPr>
+        <w:tblStyle w:val="SourceCodeTable"/>
+        <w:tblW w:type="dxa" w:w="9637"/>
+        <w:tblInd w:w="0" w:type="dxa"/>
+        <w:tblBorders>
+          <w:top w:color="BFBFBF" w:space="0" w:sz="4" w:val="single"/>
+          <w:left w:color="BFBFBF" w:space="0" w:sz="4" w:val="single"/>
+          <w:bottom w:color="BFBFBF" w:space="0" w:sz="4" w:val="single"/>
+          <w:right w:color="BFBFBF" w:space="0" w:sz="4" w:val="single"/>
+        </w:tblBorders>
+        <w:tblLayout w:type="fixed"/>
+        <w:tblCellMar>
+          <w:top w:type="dxa" w:w="113"/>
+          <w:left w:type="dxa" w:w="113"/>
+          <w:bottom w:type="dxa" w:w="113"/>
+          <w:right w:type="dxa" w:w="113"/>
+        </w:tblCellMar>
+        <w:tblLook w:val="0000" w:firstRow="0" w:lastRow="0" w:firstColumn="0" w:lastColumn="0" w:noHBand="1" w:noVBand="1"/>
+      </w:tblPr>
+      <w:tblGrid>
+        <w:gridCol w:w="9637"/>
+      </w:tblGrid>
+      <w:tr>
+        <w:tc>
+          <w:tcPr>
+            <w:tcW w:type="dxa" w:w="9637"/>
+          </w:tcPr>
+          <w:p>
+            <w:pPr>
+              <w:pStyle w:val="SourceCode"/>
+              <w:spacing w:before="0" w:after="0" w:line="200" w:lineRule="auto"/>
+            </w:pPr>
+            <w:r>
+              <w:t xml:space="preserve">student@lab-vm:~/lab10$ cat users.csv</w:t>
+            </w:r>
+          </w:p>
+          <w:p>
+            <w:pPr>
+              <w:pStyle w:val="SourceCode"/>
+              <w:spacing w:before="0" w:after="0" w:line="200" w:lineRule="auto"/>
+            </w:pPr>
+            <w:r>
+              <w:t xml:space="preserve"># name;department;quota</w:t>
+            </w:r>
+          </w:p>
+          <w:p>
+            <w:pPr>
+              <w:pStyle w:val="SourceCode"/>
+              <w:spacing w:before="0" w:after="0" w:line="200" w:lineRule="auto"/>
+            </w:pPr>
+            <w:r>
+              <w:t xml:space="preserve">ivanov;IT;500</w:t>
+            </w:r>
+          </w:p>
+          <w:p>
+            <w:pPr>
+              <w:pStyle w:val="SourceCode"/>
+              <w:spacing w:before="0" w:after="0" w:line="200" w:lineRule="auto"/>
+            </w:pPr>
+            <w:r>
+              <w:t xml:space="preserve">petrenko;Accounting;200</w:t>
+            </w:r>
+          </w:p>
+          <w:p>
+            <w:pPr>
+              <w:pStyle w:val="SourceCode"/>
+              <w:spacing w:before="0" w:after="0" w:line="200" w:lineRule="auto"/>
+            </w:pPr>
+            <w:r>
+              <w:t xml:space="preserve">kovalenko;IT;800</w:t>
+            </w:r>
+          </w:p>
+          <w:p>
+            <w:pPr>
+              <w:pStyle w:val="SourceCode"/>
+              <w:spacing w:before="0" w:after="0" w:line="200" w:lineRule="auto"/>
+            </w:pPr>
+          </w:p>
+          <w:p>
+            <w:pPr>
+              <w:pStyle w:val="SourceCode"/>
+              <w:spacing w:before="0" w:after="0" w:line="200" w:lineRule="auto"/>
+            </w:pPr>
+            <w:r>
+              <w:t xml:space="preserve">student@lab-vm:~/lab10$ ./users.sh users.csv</w:t>
+            </w:r>
+          </w:p>
+          <w:p>
+            <w:pPr>
+              <w:pStyle w:val="SourceCode"/>
+              <w:spacing w:before="0" w:after="0" w:line="200" w:lineRule="auto"/>
+            </w:pPr>
+            <w:r>
+              <w:t xml:space="preserve">ivanov       IT           500 МБ</w:t>
+            </w:r>
+          </w:p>
+          <w:p>
+            <w:pPr>
+              <w:pStyle w:val="SourceCode"/>
+              <w:spacing w:before="0" w:after="0" w:line="200" w:lineRule="auto"/>
+            </w:pPr>
+            <w:r>
+              <w:t xml:space="preserve">petrenko     Accounting   200 МБ</w:t>
+            </w:r>
+          </w:p>
+          <w:p>
+            <w:pPr>
+              <w:pStyle w:val="SourceCode"/>
+              <w:spacing w:before="0" w:after="0" w:line="200" w:lineRule="auto"/>
+            </w:pPr>
+            <w:r>
+              <w:t xml:space="preserve">kovalenko    IT           800 МБ</w:t>
+            </w:r>
+          </w:p>
+          <w:p>
+            <w:pPr>
+              <w:pStyle w:val="SourceCode"/>
+              <w:spacing w:before="0" w:after="0" w:line="200" w:lineRule="auto"/>
+            </w:pPr>
+            <w:r>
+              <w:t xml:space="preserve">Загальна квота: 1500 МБ</w:t>
+            </w:r>
+          </w:p>
+        </w:tc>
+      </w:tr>
+    </w:tbl>
+    <w:p>
+      <w:pPr>
+        <w:spacing w:before="0" w:after="0" w:line="120" w:lineRule="exact"/>
+        <w:rPr>
+          <w:sz w:val="4"/>
+          <w:szCs w:val="4"/>
+        </w:rPr>
+      </w:pPr>
     </w:p>
     <w:p>
       <w:pPr>
@@ -3295,123 +4275,172 @@
     </w:p>
     <w:p>
       <w:pPr>
-        <w:pStyle w:val="SourceCode"/>
-        <w:spacing w:before="120" w:after="0" w:line="200" w:lineRule="auto"/>
-      </w:pPr>
-      <w:r>
-        <w:t xml:space="preserve">student@lab-vm:~/lab10$ crontab -e</w:t>
-      </w:r>
-    </w:p>
-    <w:p>
-      <w:pPr>
-        <w:pStyle w:val="SourceCode"/>
-        <w:spacing w:before="0" w:after="0" w:line="200" w:lineRule="auto"/>
-      </w:pPr>
-      <w:r>
-        <w:t xml:space="preserve"># додати рядок:</w:t>
-      </w:r>
-    </w:p>
-    <w:p>
-      <w:pPr>
-        <w:pStyle w:val="SourceCode"/>
-        <w:spacing w:before="0" w:after="0" w:line="200" w:lineRule="auto"/>
-      </w:pPr>
-      <w:r>
-        <w:t xml:space="preserve">0 3 * * * /home/student/lab10/backup.sh &gt;&gt; /home/student/lab10/logs/cron.log 2&gt;&amp;1</w:t>
-      </w:r>
-    </w:p>
-    <w:p>
-      <w:pPr>
-        <w:pStyle w:val="SourceCode"/>
-        <w:spacing w:before="0" w:after="0" w:line="200" w:lineRule="auto"/>
-      </w:pPr>
-    </w:p>
-    <w:p>
-      <w:pPr>
-        <w:pStyle w:val="SourceCode"/>
-        <w:spacing w:before="0" w:after="0" w:line="200" w:lineRule="auto"/>
-      </w:pPr>
-      <w:r>
-        <w:t xml:space="preserve">student@lab-vm:~/lab10$ crontab -l | tail -1</w:t>
-      </w:r>
-    </w:p>
-    <w:p>
-      <w:pPr>
-        <w:pStyle w:val="SourceCode"/>
-        <w:spacing w:before="0" w:after="0" w:line="200" w:lineRule="auto"/>
-      </w:pPr>
-      <w:r>
-        <w:t xml:space="preserve">0 3 * * * /home/student/lab10/backup.sh &gt;&gt; /home/student/lab10/logs/cron.log 2&gt;&amp;1</w:t>
-      </w:r>
-    </w:p>
-    <w:p>
-      <w:pPr>
-        <w:pStyle w:val="SourceCode"/>
-        <w:spacing w:before="0" w:after="0" w:line="200" w:lineRule="auto"/>
-      </w:pPr>
-    </w:p>
-    <w:p>
-      <w:pPr>
-        <w:pStyle w:val="SourceCode"/>
-        <w:spacing w:before="0" w:after="0" w:line="200" w:lineRule="auto"/>
-      </w:pPr>
-      <w:r>
-        <w:t xml:space="preserve">student@lab-vm:~/lab10$ ( crontab -l; \</w:t>
-      </w:r>
-    </w:p>
-    <w:p>
-      <w:pPr>
-        <w:pStyle w:val="SourceCode"/>
-        <w:spacing w:before="0" w:after="0" w:line="200" w:lineRule="auto"/>
-      </w:pPr>
-      <w:r>
-        <w:t xml:space="preserve">&gt;     echo "*/2 * * * * /home/student/lab10/backup.sh &gt;&gt; logs/cron.log 2&gt;&amp;1" \</w:t>
-      </w:r>
-    </w:p>
-    <w:p>
-      <w:pPr>
-        <w:pStyle w:val="SourceCode"/>
-        <w:spacing w:before="0" w:after="0" w:line="200" w:lineRule="auto"/>
-      </w:pPr>
-      <w:r>
-        <w:t xml:space="preserve">&gt; ) | crontab -</w:t>
-      </w:r>
-    </w:p>
-    <w:p>
-      <w:pPr>
-        <w:pStyle w:val="SourceCode"/>
-        <w:spacing w:before="0" w:after="0" w:line="200" w:lineRule="auto"/>
-      </w:pPr>
-      <w:r>
-        <w:t xml:space="preserve">student@lab-vm:~/lab10$ sleep 130 &amp;&amp; tail -2 logs/cron.log</w:t>
-      </w:r>
-    </w:p>
-    <w:p>
-      <w:pPr>
-        <w:pStyle w:val="SourceCode"/>
-        <w:spacing w:before="0" w:after="0" w:line="200" w:lineRule="auto"/>
-      </w:pPr>
-      <w:r>
-        <w:t xml:space="preserve">[2026-09-18 12:14:01] Джерело: /home/student/lab10/src</w:t>
-      </w:r>
-    </w:p>
-    <w:p>
-      <w:pPr>
-        <w:pStyle w:val="SourceCode"/>
-        <w:spacing w:before="0" w:after="0" w:line="200" w:lineRule="auto"/>
-      </w:pPr>
-      <w:r>
-        <w:t xml:space="preserve">[2026-09-18 12:14:01] Призначення: /home/student/lab10/bak/2026-09-18</w:t>
-      </w:r>
-    </w:p>
-    <w:p>
-      <w:pPr>
-        <w:pStyle w:val="SourceCode"/>
-        <w:spacing w:before="0" w:after="120" w:line="200" w:lineRule="auto"/>
-      </w:pPr>
-      <w:r>
-        <w:t xml:space="preserve">[2026-09-18 12:14:01] Скопійовано файлів: 3</w:t>
-      </w:r>
+        <w:spacing w:before="0" w:after="0" w:line="120" w:lineRule="exact"/>
+        <w:rPr>
+          <w:sz w:val="4"/>
+          <w:szCs w:val="4"/>
+        </w:rPr>
+      </w:pPr>
+    </w:p>
+    <w:tbl>
+      <w:tblPr>
+        <w:tblStyle w:val="SourceCodeTable"/>
+        <w:tblW w:type="dxa" w:w="9637"/>
+        <w:tblInd w:w="0" w:type="dxa"/>
+        <w:tblBorders>
+          <w:top w:color="BFBFBF" w:space="0" w:sz="4" w:val="single"/>
+          <w:left w:color="BFBFBF" w:space="0" w:sz="4" w:val="single"/>
+          <w:bottom w:color="BFBFBF" w:space="0" w:sz="4" w:val="single"/>
+          <w:right w:color="BFBFBF" w:space="0" w:sz="4" w:val="single"/>
+        </w:tblBorders>
+        <w:tblLayout w:type="fixed"/>
+        <w:tblCellMar>
+          <w:top w:type="dxa" w:w="113"/>
+          <w:left w:type="dxa" w:w="113"/>
+          <w:bottom w:type="dxa" w:w="113"/>
+          <w:right w:type="dxa" w:w="113"/>
+        </w:tblCellMar>
+        <w:tblLook w:val="0000" w:firstRow="0" w:lastRow="0" w:firstColumn="0" w:lastColumn="0" w:noHBand="1" w:noVBand="1"/>
+      </w:tblPr>
+      <w:tblGrid>
+        <w:gridCol w:w="9637"/>
+      </w:tblGrid>
+      <w:tr>
+        <w:tc>
+          <w:tcPr>
+            <w:tcW w:type="dxa" w:w="9637"/>
+          </w:tcPr>
+          <w:p>
+            <w:pPr>
+              <w:pStyle w:val="SourceCode"/>
+              <w:spacing w:before="0" w:after="0" w:line="200" w:lineRule="auto"/>
+            </w:pPr>
+            <w:r>
+              <w:t xml:space="preserve">student@lab-vm:~/lab10$ crontab -e</w:t>
+            </w:r>
+          </w:p>
+          <w:p>
+            <w:pPr>
+              <w:pStyle w:val="SourceCode"/>
+              <w:spacing w:before="0" w:after="0" w:line="200" w:lineRule="auto"/>
+            </w:pPr>
+            <w:r>
+              <w:t xml:space="preserve"># додати рядок:</w:t>
+            </w:r>
+          </w:p>
+          <w:p>
+            <w:pPr>
+              <w:pStyle w:val="SourceCode"/>
+              <w:spacing w:before="0" w:after="0" w:line="200" w:lineRule="auto"/>
+            </w:pPr>
+            <w:r>
+              <w:t xml:space="preserve">0 3 * * * /home/student/lab10/backup.sh &gt;&gt; /home/student/lab10/logs/cron.log 2&gt;&amp;1</w:t>
+            </w:r>
+          </w:p>
+          <w:p>
+            <w:pPr>
+              <w:pStyle w:val="SourceCode"/>
+              <w:spacing w:before="0" w:after="0" w:line="200" w:lineRule="auto"/>
+            </w:pPr>
+          </w:p>
+          <w:p>
+            <w:pPr>
+              <w:pStyle w:val="SourceCode"/>
+              <w:spacing w:before="0" w:after="0" w:line="200" w:lineRule="auto"/>
+            </w:pPr>
+            <w:r>
+              <w:t xml:space="preserve">student@lab-vm:~/lab10$ crontab -l | tail -1</w:t>
+            </w:r>
+          </w:p>
+          <w:p>
+            <w:pPr>
+              <w:pStyle w:val="SourceCode"/>
+              <w:spacing w:before="0" w:after="0" w:line="200" w:lineRule="auto"/>
+            </w:pPr>
+            <w:r>
+              <w:t xml:space="preserve">0 3 * * * /home/student/lab10/backup.sh &gt;&gt; /home/student/lab10/logs/cron.log 2&gt;&amp;1</w:t>
+            </w:r>
+          </w:p>
+          <w:p>
+            <w:pPr>
+              <w:pStyle w:val="SourceCode"/>
+              <w:spacing w:before="0" w:after="0" w:line="200" w:lineRule="auto"/>
+            </w:pPr>
+          </w:p>
+          <w:p>
+            <w:pPr>
+              <w:pStyle w:val="SourceCode"/>
+              <w:spacing w:before="0" w:after="0" w:line="200" w:lineRule="auto"/>
+            </w:pPr>
+            <w:r>
+              <w:t xml:space="preserve">student@lab-vm:~/lab10$ ( crontab -l; \</w:t>
+            </w:r>
+          </w:p>
+          <w:p>
+            <w:pPr>
+              <w:pStyle w:val="SourceCode"/>
+              <w:spacing w:before="0" w:after="0" w:line="200" w:lineRule="auto"/>
+            </w:pPr>
+            <w:r>
+              <w:t xml:space="preserve">&gt;     echo "*/2 * * * * /home/student/lab10/backup.sh &gt;&gt; logs/cron.log 2&gt;&amp;1" \</w:t>
+            </w:r>
+          </w:p>
+          <w:p>
+            <w:pPr>
+              <w:pStyle w:val="SourceCode"/>
+              <w:spacing w:before="0" w:after="0" w:line="200" w:lineRule="auto"/>
+            </w:pPr>
+            <w:r>
+              <w:t xml:space="preserve">&gt; ) | crontab -</w:t>
+            </w:r>
+          </w:p>
+          <w:p>
+            <w:pPr>
+              <w:pStyle w:val="SourceCode"/>
+              <w:spacing w:before="0" w:after="0" w:line="200" w:lineRule="auto"/>
+            </w:pPr>
+            <w:r>
+              <w:t xml:space="preserve">student@lab-vm:~/lab10$ sleep 130 &amp;&amp; tail -2 logs/cron.log</w:t>
+            </w:r>
+          </w:p>
+          <w:p>
+            <w:pPr>
+              <w:pStyle w:val="SourceCode"/>
+              <w:spacing w:before="0" w:after="0" w:line="200" w:lineRule="auto"/>
+            </w:pPr>
+            <w:r>
+              <w:t xml:space="preserve">[2026-09-18 12:14:01] Джерело: /home/student/lab10/src</w:t>
+            </w:r>
+          </w:p>
+          <w:p>
+            <w:pPr>
+              <w:pStyle w:val="SourceCode"/>
+              <w:spacing w:before="0" w:after="0" w:line="200" w:lineRule="auto"/>
+            </w:pPr>
+            <w:r>
+              <w:t xml:space="preserve">[2026-09-18 12:14:01] Призначення: /home/student/lab10/bak/2026-09-18</w:t>
+            </w:r>
+          </w:p>
+          <w:p>
+            <w:pPr>
+              <w:pStyle w:val="SourceCode"/>
+              <w:spacing w:before="0" w:after="0" w:line="200" w:lineRule="auto"/>
+            </w:pPr>
+            <w:r>
+              <w:t xml:space="preserve">[2026-09-18 12:14:01] Скопійовано файлів: 3</w:t>
+            </w:r>
+          </w:p>
+        </w:tc>
+      </w:tr>
+    </w:tbl>
+    <w:p>
+      <w:pPr>
+        <w:spacing w:before="0" w:after="0" w:line="120" w:lineRule="exact"/>
+        <w:rPr>
+          <w:sz w:val="4"/>
+          <w:szCs w:val="4"/>
+        </w:rPr>
+      </w:pPr>
     </w:p>
     <w:p>
       <w:pPr>
@@ -6740,7 +7769,7 @@
     <w:basedOn w:val="Normal"/>
     <w:qFormat/>
     <w:pPr>
-      <w:spacing w:after="120" w:before="120" w:line="200" w:lineRule="auto"/>
+      <w:spacing w:after="0" w:before="0" w:line="200" w:lineRule="auto"/>
       <w:ind w:hanging="340" w:left="340" w:right="0"/>
       <w:jc w:val="left"/>
     </w:pPr>
@@ -6749,6 +7778,26 @@
       <w:sz w:val="18"/>
       <w:szCs w:val="18"/>
     </w:rPr>
+  </w:style>
+  <w:style w:customStyle="1" w:styleId="SourceCodeTable" w:type="table">
+    <w:name w:val="Source Code Table"/>
+    <w:basedOn w:val="TableNormal"/>
+    <w:qFormat/>
+    <w:tblPr>
+      <w:tblInd w:type="dxa" w:w="0"/>
+      <w:tblBorders>
+        <w:top w:color="BFBFBF" w:space="0" w:sz="4" w:val="single"/>
+        <w:left w:color="BFBFBF" w:space="0" w:sz="4" w:val="single"/>
+        <w:bottom w:color="BFBFBF" w:space="0" w:sz="4" w:val="single"/>
+        <w:right w:color="BFBFBF" w:space="0" w:sz="4" w:val="single"/>
+      </w:tblBorders>
+      <w:tblCellMar>
+        <w:top w:type="dxa" w:w="113"/>
+        <w:left w:type="dxa" w:w="113"/>
+        <w:bottom w:type="dxa" w:w="113"/>
+        <w:right w:type="dxa" w:w="113"/>
+      </w:tblCellMar>
+    </w:tblPr>
   </w:style>
   <w:style w:type="paragraph" w:customStyle="1" w:styleId="TableCaption">
     <w:name w:val="TableCaption"/>

--- a/public/labs/os/kmp-24/ЛР10_ОС_Командні_файли_в_середовищі_Linux.docx
+++ b/public/labs/os/kmp-24/ЛР10_ОС_Командні_файли_в_середовищі_Linux.docx
@@ -268,6 +268,7 @@
           <w:bottom w:color="BFBFBF" w:space="0" w:sz="4" w:val="single"/>
           <w:right w:color="BFBFBF" w:space="0" w:sz="4" w:val="single"/>
         </w:tblBorders>
+        <w:shd w:color="auto" w:fill="F4F4F4" w:val="clear"/>
         <w:tblLayout w:type="fixed"/>
         <w:tblCellMar>
           <w:top w:type="dxa" w:w="113"/>
@@ -284,6 +285,7 @@
         <w:tc>
           <w:tcPr>
             <w:tcW w:type="dxa" w:w="9637"/>
+            <w:shd w:color="auto" w:fill="F4F4F4" w:val="clear"/>
           </w:tcPr>
           <w:p>
             <w:pPr>
@@ -367,6 +369,7 @@
           <w:bottom w:color="BFBFBF" w:space="0" w:sz="4" w:val="single"/>
           <w:right w:color="BFBFBF" w:space="0" w:sz="4" w:val="single"/>
         </w:tblBorders>
+        <w:shd w:color="auto" w:fill="F4F4F4" w:val="clear"/>
         <w:tblLayout w:type="fixed"/>
         <w:tblCellMar>
           <w:top w:type="dxa" w:w="113"/>
@@ -383,6 +386,7 @@
         <w:tc>
           <w:tcPr>
             <w:tcW w:type="dxa" w:w="9637"/>
+            <w:shd w:color="auto" w:fill="F4F4F4" w:val="clear"/>
           </w:tcPr>
           <w:p>
             <w:pPr>
@@ -500,6 +504,7 @@
           <w:bottom w:color="BFBFBF" w:space="0" w:sz="4" w:val="single"/>
           <w:right w:color="BFBFBF" w:space="0" w:sz="4" w:val="single"/>
         </w:tblBorders>
+        <w:shd w:color="auto" w:fill="F4F4F4" w:val="clear"/>
         <w:tblLayout w:type="fixed"/>
         <w:tblCellMar>
           <w:top w:type="dxa" w:w="113"/>
@@ -516,6 +521,7 @@
         <w:tc>
           <w:tcPr>
             <w:tcW w:type="dxa" w:w="9637"/>
+            <w:shd w:color="auto" w:fill="F4F4F4" w:val="clear"/>
           </w:tcPr>
           <w:p>
             <w:pPr>
@@ -908,6 +914,7 @@
           <w:bottom w:color="BFBFBF" w:space="0" w:sz="4" w:val="single"/>
           <w:right w:color="BFBFBF" w:space="0" w:sz="4" w:val="single"/>
         </w:tblBorders>
+        <w:shd w:color="auto" w:fill="F4F4F4" w:val="clear"/>
         <w:tblLayout w:type="fixed"/>
         <w:tblCellMar>
           <w:top w:type="dxa" w:w="113"/>
@@ -924,6 +931,7 @@
         <w:tc>
           <w:tcPr>
             <w:tcW w:type="dxa" w:w="9637"/>
+            <w:shd w:color="auto" w:fill="F4F4F4" w:val="clear"/>
           </w:tcPr>
           <w:p>
             <w:pPr>
@@ -1487,6 +1495,7 @@
           <w:bottom w:color="BFBFBF" w:space="0" w:sz="4" w:val="single"/>
           <w:right w:color="BFBFBF" w:space="0" w:sz="4" w:val="single"/>
         </w:tblBorders>
+        <w:shd w:color="auto" w:fill="F4F4F4" w:val="clear"/>
         <w:tblLayout w:type="fixed"/>
         <w:tblCellMar>
           <w:top w:type="dxa" w:w="113"/>
@@ -1503,6 +1512,7 @@
         <w:tc>
           <w:tcPr>
             <w:tcW w:type="dxa" w:w="9637"/>
+            <w:shd w:color="auto" w:fill="F4F4F4" w:val="clear"/>
           </w:tcPr>
           <w:p>
             <w:pPr>
@@ -1719,6 +1729,7 @@
           <w:bottom w:color="BFBFBF" w:space="0" w:sz="4" w:val="single"/>
           <w:right w:color="BFBFBF" w:space="0" w:sz="4" w:val="single"/>
         </w:tblBorders>
+        <w:shd w:color="auto" w:fill="F4F4F4" w:val="clear"/>
         <w:tblLayout w:type="fixed"/>
         <w:tblCellMar>
           <w:top w:type="dxa" w:w="113"/>
@@ -1735,6 +1746,7 @@
         <w:tc>
           <w:tcPr>
             <w:tcW w:type="dxa" w:w="9637"/>
+            <w:shd w:color="auto" w:fill="F4F4F4" w:val="clear"/>
           </w:tcPr>
           <w:p>
             <w:pPr>
@@ -2010,6 +2022,7 @@
           <w:bottom w:color="BFBFBF" w:space="0" w:sz="4" w:val="single"/>
           <w:right w:color="BFBFBF" w:space="0" w:sz="4" w:val="single"/>
         </w:tblBorders>
+        <w:shd w:color="auto" w:fill="F4F4F4" w:val="clear"/>
         <w:tblLayout w:type="fixed"/>
         <w:tblCellMar>
           <w:top w:type="dxa" w:w="113"/>
@@ -2026,6 +2039,7 @@
         <w:tc>
           <w:tcPr>
             <w:tcW w:type="dxa" w:w="9637"/>
+            <w:shd w:color="auto" w:fill="F4F4F4" w:val="clear"/>
           </w:tcPr>
           <w:p>
             <w:pPr>
@@ -2121,6 +2135,7 @@
           <w:bottom w:color="BFBFBF" w:space="0" w:sz="4" w:val="single"/>
           <w:right w:color="BFBFBF" w:space="0" w:sz="4" w:val="single"/>
         </w:tblBorders>
+        <w:shd w:color="auto" w:fill="F4F4F4" w:val="clear"/>
         <w:tblLayout w:type="fixed"/>
         <w:tblCellMar>
           <w:top w:type="dxa" w:w="113"/>
@@ -2137,6 +2152,7 @@
         <w:tc>
           <w:tcPr>
             <w:tcW w:type="dxa" w:w="9637"/>
+            <w:shd w:color="auto" w:fill="F4F4F4" w:val="clear"/>
           </w:tcPr>
           <w:p>
             <w:pPr>
@@ -2198,6 +2214,7 @@
           <w:bottom w:color="BFBFBF" w:space="0" w:sz="4" w:val="single"/>
           <w:right w:color="BFBFBF" w:space="0" w:sz="4" w:val="single"/>
         </w:tblBorders>
+        <w:shd w:color="auto" w:fill="F4F4F4" w:val="clear"/>
         <w:tblLayout w:type="fixed"/>
         <w:tblCellMar>
           <w:top w:type="dxa" w:w="113"/>
@@ -2214,6 +2231,7 @@
         <w:tc>
           <w:tcPr>
             <w:tcW w:type="dxa" w:w="9637"/>
+            <w:shd w:color="auto" w:fill="F4F4F4" w:val="clear"/>
           </w:tcPr>
           <w:p>
             <w:pPr>
@@ -2326,6 +2344,7 @@
           <w:bottom w:color="BFBFBF" w:space="0" w:sz="4" w:val="single"/>
           <w:right w:color="BFBFBF" w:space="0" w:sz="4" w:val="single"/>
         </w:tblBorders>
+        <w:shd w:color="auto" w:fill="F4F4F4" w:val="clear"/>
         <w:tblLayout w:type="fixed"/>
         <w:tblCellMar>
           <w:top w:type="dxa" w:w="113"/>
@@ -2342,6 +2361,7 @@
         <w:tc>
           <w:tcPr>
             <w:tcW w:type="dxa" w:w="9637"/>
+            <w:shd w:color="auto" w:fill="F4F4F4" w:val="clear"/>
           </w:tcPr>
           <w:p>
             <w:pPr>
@@ -2402,6 +2422,7 @@
           <w:bottom w:color="BFBFBF" w:space="0" w:sz="4" w:val="single"/>
           <w:right w:color="BFBFBF" w:space="0" w:sz="4" w:val="single"/>
         </w:tblBorders>
+        <w:shd w:color="auto" w:fill="F4F4F4" w:val="clear"/>
         <w:tblLayout w:type="fixed"/>
         <w:tblCellMar>
           <w:top w:type="dxa" w:w="113"/>
@@ -2418,6 +2439,7 @@
         <w:tc>
           <w:tcPr>
             <w:tcW w:type="dxa" w:w="9637"/>
+            <w:shd w:color="auto" w:fill="F4F4F4" w:val="clear"/>
           </w:tcPr>
           <w:p>
             <w:pPr>
@@ -2514,6 +2536,7 @@
           <w:bottom w:color="BFBFBF" w:space="0" w:sz="4" w:val="single"/>
           <w:right w:color="BFBFBF" w:space="0" w:sz="4" w:val="single"/>
         </w:tblBorders>
+        <w:shd w:color="auto" w:fill="F4F4F4" w:val="clear"/>
         <w:tblLayout w:type="fixed"/>
         <w:tblCellMar>
           <w:top w:type="dxa" w:w="113"/>
@@ -2530,6 +2553,7 @@
         <w:tc>
           <w:tcPr>
             <w:tcW w:type="dxa" w:w="9637"/>
+            <w:shd w:color="auto" w:fill="F4F4F4" w:val="clear"/>
           </w:tcPr>
           <w:p>
             <w:pPr>
@@ -2668,6 +2692,7 @@
           <w:bottom w:color="BFBFBF" w:space="0" w:sz="4" w:val="single"/>
           <w:right w:color="BFBFBF" w:space="0" w:sz="4" w:val="single"/>
         </w:tblBorders>
+        <w:shd w:color="auto" w:fill="F4F4F4" w:val="clear"/>
         <w:tblLayout w:type="fixed"/>
         <w:tblCellMar>
           <w:top w:type="dxa" w:w="113"/>
@@ -2684,6 +2709,7 @@
         <w:tc>
           <w:tcPr>
             <w:tcW w:type="dxa" w:w="9637"/>
+            <w:shd w:color="auto" w:fill="F4F4F4" w:val="clear"/>
           </w:tcPr>
           <w:p>
             <w:pPr>
@@ -2939,6 +2965,7 @@
           <w:bottom w:color="BFBFBF" w:space="0" w:sz="4" w:val="single"/>
           <w:right w:color="BFBFBF" w:space="0" w:sz="4" w:val="single"/>
         </w:tblBorders>
+        <w:shd w:color="auto" w:fill="F4F4F4" w:val="clear"/>
         <w:tblLayout w:type="fixed"/>
         <w:tblCellMar>
           <w:top w:type="dxa" w:w="113"/>
@@ -2955,6 +2982,7 @@
         <w:tc>
           <w:tcPr>
             <w:tcW w:type="dxa" w:w="9637"/>
+            <w:shd w:color="auto" w:fill="F4F4F4" w:val="clear"/>
           </w:tcPr>
           <w:p>
             <w:pPr>
@@ -3144,6 +3172,7 @@
           <w:bottom w:color="BFBFBF" w:space="0" w:sz="4" w:val="single"/>
           <w:right w:color="BFBFBF" w:space="0" w:sz="4" w:val="single"/>
         </w:tblBorders>
+        <w:shd w:color="auto" w:fill="F4F4F4" w:val="clear"/>
         <w:tblLayout w:type="fixed"/>
         <w:tblCellMar>
           <w:top w:type="dxa" w:w="113"/>
@@ -3160,6 +3189,7 @@
         <w:tc>
           <w:tcPr>
             <w:tcW w:type="dxa" w:w="9637"/>
+            <w:shd w:color="auto" w:fill="F4F4F4" w:val="clear"/>
           </w:tcPr>
           <w:p>
             <w:pPr>
@@ -3340,6 +3370,7 @@
           <w:bottom w:color="BFBFBF" w:space="0" w:sz="4" w:val="single"/>
           <w:right w:color="BFBFBF" w:space="0" w:sz="4" w:val="single"/>
         </w:tblBorders>
+        <w:shd w:color="auto" w:fill="F4F4F4" w:val="clear"/>
         <w:tblLayout w:type="fixed"/>
         <w:tblCellMar>
           <w:top w:type="dxa" w:w="113"/>
@@ -3356,6 +3387,7 @@
         <w:tc>
           <w:tcPr>
             <w:tcW w:type="dxa" w:w="9637"/>
+            <w:shd w:color="auto" w:fill="F4F4F4" w:val="clear"/>
           </w:tcPr>
           <w:p>
             <w:pPr>
@@ -3476,6 +3508,7 @@
           <w:bottom w:color="BFBFBF" w:space="0" w:sz="4" w:val="single"/>
           <w:right w:color="BFBFBF" w:space="0" w:sz="4" w:val="single"/>
         </w:tblBorders>
+        <w:shd w:color="auto" w:fill="F4F4F4" w:val="clear"/>
         <w:tblLayout w:type="fixed"/>
         <w:tblCellMar>
           <w:top w:type="dxa" w:w="113"/>
@@ -3492,6 +3525,7 @@
         <w:tc>
           <w:tcPr>
             <w:tcW w:type="dxa" w:w="9637"/>
+            <w:shd w:color="auto" w:fill="F4F4F4" w:val="clear"/>
           </w:tcPr>
           <w:p>
             <w:pPr>
@@ -3795,6 +3829,7 @@
           <w:bottom w:color="BFBFBF" w:space="0" w:sz="4" w:val="single"/>
           <w:right w:color="BFBFBF" w:space="0" w:sz="4" w:val="single"/>
         </w:tblBorders>
+        <w:shd w:color="auto" w:fill="F4F4F4" w:val="clear"/>
         <w:tblLayout w:type="fixed"/>
         <w:tblCellMar>
           <w:top w:type="dxa" w:w="113"/>
@@ -3811,6 +3846,7 @@
         <w:tc>
           <w:tcPr>
             <w:tcW w:type="dxa" w:w="9637"/>
+            <w:shd w:color="auto" w:fill="F4F4F4" w:val="clear"/>
           </w:tcPr>
           <w:p>
             <w:pPr>
@@ -3964,6 +4000,7 @@
           <w:bottom w:color="BFBFBF" w:space="0" w:sz="4" w:val="single"/>
           <w:right w:color="BFBFBF" w:space="0" w:sz="4" w:val="single"/>
         </w:tblBorders>
+        <w:shd w:color="auto" w:fill="F4F4F4" w:val="clear"/>
         <w:tblLayout w:type="fixed"/>
         <w:tblCellMar>
           <w:top w:type="dxa" w:w="113"/>
@@ -3980,6 +4017,7 @@
         <w:tc>
           <w:tcPr>
             <w:tcW w:type="dxa" w:w="9637"/>
+            <w:shd w:color="auto" w:fill="F4F4F4" w:val="clear"/>
           </w:tcPr>
           <w:p>
             <w:pPr>
@@ -4115,6 +4153,7 @@
           <w:bottom w:color="BFBFBF" w:space="0" w:sz="4" w:val="single"/>
           <w:right w:color="BFBFBF" w:space="0" w:sz="4" w:val="single"/>
         </w:tblBorders>
+        <w:shd w:color="auto" w:fill="F4F4F4" w:val="clear"/>
         <w:tblLayout w:type="fixed"/>
         <w:tblCellMar>
           <w:top w:type="dxa" w:w="113"/>
@@ -4131,6 +4170,7 @@
         <w:tc>
           <w:tcPr>
             <w:tcW w:type="dxa" w:w="9637"/>
+            <w:shd w:color="auto" w:fill="F4F4F4" w:val="clear"/>
           </w:tcPr>
           <w:p>
             <w:pPr>
@@ -4293,6 +4333,7 @@
           <w:bottom w:color="BFBFBF" w:space="0" w:sz="4" w:val="single"/>
           <w:right w:color="BFBFBF" w:space="0" w:sz="4" w:val="single"/>
         </w:tblBorders>
+        <w:shd w:color="auto" w:fill="F4F4F4" w:val="clear"/>
         <w:tblLayout w:type="fixed"/>
         <w:tblCellMar>
           <w:top w:type="dxa" w:w="113"/>
@@ -4309,6 +4350,7 @@
         <w:tc>
           <w:tcPr>
             <w:tcW w:type="dxa" w:w="9637"/>
+            <w:shd w:color="auto" w:fill="F4F4F4" w:val="clear"/>
           </w:tcPr>
           <w:p>
             <w:pPr>
@@ -7791,6 +7833,7 @@
         <w:bottom w:color="BFBFBF" w:space="0" w:sz="4" w:val="single"/>
         <w:right w:color="BFBFBF" w:space="0" w:sz="4" w:val="single"/>
       </w:tblBorders>
+      <w:shd w:color="auto" w:fill="F4F4F4" w:val="clear"/>
       <w:tblCellMar>
         <w:top w:type="dxa" w:w="113"/>
         <w:left w:type="dxa" w:w="113"/>

--- a/public/labs/os/kmp-24/ЛР10_ОС_Командні_файли_в_середовищі_Linux.docx
+++ b/public/labs/os/kmp-24/ЛР10_ОС_Командні_файли_в_середовищі_Linux.docx
@@ -250,8 +250,92 @@
     </w:p>
     <w:p>
       <w:pPr>
-        <w:pStyle w:val="SourceCode"/>
-      </w:pPr>
+        <w:spacing w:before="0" w:after="0" w:line="120" w:lineRule="exact"/>
+        <w:rPr>
+          <w:sz w:val="4"/>
+          <w:szCs w:val="4"/>
+        </w:rPr>
+      </w:pPr>
+    </w:p>
+    <w:tbl>
+      <w:tblPr>
+        <w:tblStyle w:val="SourceCodeTable"/>
+        <w:tblW w:type="dxa" w:w="9637"/>
+        <w:tblInd w:w="0" w:type="dxa"/>
+        <w:tblBorders>
+          <w:top w:color="BFBFBF" w:space="0" w:sz="4" w:val="single"/>
+          <w:left w:color="BFBFBF" w:space="0" w:sz="4" w:val="single"/>
+          <w:bottom w:color="BFBFBF" w:space="0" w:sz="4" w:val="single"/>
+          <w:right w:color="BFBFBF" w:space="0" w:sz="4" w:val="single"/>
+        </w:tblBorders>
+        <w:shd w:color="auto" w:fill="F4F4F4" w:val="clear"/>
+        <w:tblLayout w:type="fixed"/>
+        <w:tblCellMar>
+          <w:top w:type="dxa" w:w="113"/>
+          <w:left w:type="dxa" w:w="113"/>
+          <w:bottom w:type="dxa" w:w="113"/>
+          <w:right w:type="dxa" w:w="113"/>
+        </w:tblCellMar>
+        <w:tblLook w:val="0000" w:firstRow="0" w:lastRow="0" w:firstColumn="0" w:lastColumn="0" w:noHBand="1" w:noVBand="1"/>
+      </w:tblPr>
+      <w:tblGrid>
+        <w:gridCol w:w="9637"/>
+      </w:tblGrid>
+      <w:tr>
+        <w:tc>
+          <w:tcPr>
+            <w:tcW w:type="dxa" w:w="9637"/>
+            <w:shd w:color="auto" w:fill="F4F4F4" w:val="clear"/>
+          </w:tcPr>
+          <w:p>
+            <w:pPr>
+              <w:pStyle w:val="SourceCode"/>
+              <w:spacing w:before="0" w:after="0" w:line="200" w:lineRule="auto"/>
+            </w:pPr>
+            <w:r>
+              <w:t xml:space="preserve">#!/bin/bash</w:t>
+            </w:r>
+          </w:p>
+          <w:p>
+            <w:pPr>
+              <w:pStyle w:val="SourceCode"/>
+              <w:spacing w:before="0" w:after="0" w:line="200" w:lineRule="auto"/>
+            </w:pPr>
+            <w:r>
+              <w:t xml:space="preserve"># backup.sh — резервне копіювання документів</w:t>
+            </w:r>
+          </w:p>
+          <w:p>
+            <w:pPr>
+              <w:pStyle w:val="SourceCode"/>
+              <w:spacing w:before="0" w:after="0" w:line="200" w:lineRule="auto"/>
+            </w:pPr>
+            <w:r>
+              <w:t xml:space="preserve">echo "Скрипт: $0"</w:t>
+            </w:r>
+          </w:p>
+        </w:tc>
+      </w:tr>
+    </w:tbl>
+    <w:p>
+      <w:pPr>
+        <w:spacing w:before="0" w:after="0" w:line="120" w:lineRule="exact"/>
+        <w:rPr>
+          <w:sz w:val="4"/>
+          <w:szCs w:val="4"/>
+        </w:rPr>
+      </w:pPr>
+    </w:p>
+    <w:p>
+      <w:pPr>
+        <w:pStyle w:val="FirstParagraph"/>
+      </w:pPr>
+      <w:r>
+        <w:t xml:space="preserve">Перший рядок</w:t>
+      </w:r>
+      <w:r>
+        <w:t xml:space="preserve"> </w:t>
+      </w:r>
       <w:r>
         <w:rPr>
           <w:rStyle w:val="VerbatimChar"/>
@@ -259,41 +343,6 @@
         <w:t xml:space="preserve">#!/bin/bash</w:t>
       </w:r>
       <w:r>
-        <w:br/>
-      </w:r>
-      <w:r>
-        <w:rPr>
-          <w:rStyle w:val="VerbatimChar"/>
-        </w:rPr>
-        <w:t xml:space="preserve"># backup.sh — резервне копіювання документів</w:t>
-      </w:r>
-      <w:r>
-        <w:br/>
-      </w:r>
-      <w:r>
-        <w:rPr>
-          <w:rStyle w:val="VerbatimChar"/>
-        </w:rPr>
-        <w:t xml:space="preserve">echo "Скрипт: $0"</w:t>
-      </w:r>
-    </w:p>
-    <w:p>
-      <w:pPr>
-        <w:pStyle w:val="FirstParagraph"/>
-      </w:pPr>
-      <w:r>
-        <w:t xml:space="preserve">Перший рядок</w:t>
-      </w:r>
-      <w:r>
-        <w:t xml:space="preserve"> </w:t>
-      </w:r>
-      <w:r>
-        <w:rPr>
-          <w:rStyle w:val="VerbatimChar"/>
-        </w:rPr>
-        <w:t xml:space="preserve">#!/bin/bash</w:t>
-      </w:r>
-      <w:r>
         <w:t xml:space="preserve"> </w:t>
       </w:r>
       <w:r>
@@ -302,41 +351,90 @@
     </w:p>
     <w:p>
       <w:pPr>
-        <w:pStyle w:val="SourceCode"/>
-      </w:pPr>
-      <w:r>
-        <w:rPr>
-          <w:rStyle w:val="VerbatimChar"/>
-        </w:rPr>
-        <w:t xml:space="preserve">chmod +x backup.sh     # надати право виконання</w:t>
-      </w:r>
-      <w:r>
-        <w:br/>
-      </w:r>
-      <w:r>
-        <w:rPr>
-          <w:rStyle w:val="VerbatimChar"/>
-        </w:rPr>
-        <w:t xml:space="preserve">./backup.sh            # запустити як програму</w:t>
-      </w:r>
-      <w:r>
-        <w:br/>
-      </w:r>
-      <w:r>
-        <w:rPr>
-          <w:rStyle w:val="VerbatimChar"/>
-        </w:rPr>
-        <w:t xml:space="preserve">bash backup.sh         # запустити явним інтерпретатором</w:t>
-      </w:r>
-      <w:r>
-        <w:br/>
-      </w:r>
-      <w:r>
-        <w:rPr>
-          <w:rStyle w:val="VerbatimChar"/>
-        </w:rPr>
-        <w:t xml:space="preserve">source backup.sh       # виконати в поточній оболонці</w:t>
-      </w:r>
+        <w:spacing w:before="0" w:after="0" w:line="120" w:lineRule="exact"/>
+        <w:rPr>
+          <w:sz w:val="4"/>
+          <w:szCs w:val="4"/>
+        </w:rPr>
+      </w:pPr>
+    </w:p>
+    <w:tbl>
+      <w:tblPr>
+        <w:tblStyle w:val="SourceCodeTable"/>
+        <w:tblW w:type="dxa" w:w="9637"/>
+        <w:tblInd w:w="0" w:type="dxa"/>
+        <w:tblBorders>
+          <w:top w:color="BFBFBF" w:space="0" w:sz="4" w:val="single"/>
+          <w:left w:color="BFBFBF" w:space="0" w:sz="4" w:val="single"/>
+          <w:bottom w:color="BFBFBF" w:space="0" w:sz="4" w:val="single"/>
+          <w:right w:color="BFBFBF" w:space="0" w:sz="4" w:val="single"/>
+        </w:tblBorders>
+        <w:shd w:color="auto" w:fill="F4F4F4" w:val="clear"/>
+        <w:tblLayout w:type="fixed"/>
+        <w:tblCellMar>
+          <w:top w:type="dxa" w:w="113"/>
+          <w:left w:type="dxa" w:w="113"/>
+          <w:bottom w:type="dxa" w:w="113"/>
+          <w:right w:type="dxa" w:w="113"/>
+        </w:tblCellMar>
+        <w:tblLook w:val="0000" w:firstRow="0" w:lastRow="0" w:firstColumn="0" w:lastColumn="0" w:noHBand="1" w:noVBand="1"/>
+      </w:tblPr>
+      <w:tblGrid>
+        <w:gridCol w:w="9637"/>
+      </w:tblGrid>
+      <w:tr>
+        <w:tc>
+          <w:tcPr>
+            <w:tcW w:type="dxa" w:w="9637"/>
+            <w:shd w:color="auto" w:fill="F4F4F4" w:val="clear"/>
+          </w:tcPr>
+          <w:p>
+            <w:pPr>
+              <w:pStyle w:val="SourceCode"/>
+              <w:spacing w:before="0" w:after="0" w:line="200" w:lineRule="auto"/>
+            </w:pPr>
+            <w:r>
+              <w:t xml:space="preserve">chmod +x backup.sh     # надати право виконання</w:t>
+            </w:r>
+          </w:p>
+          <w:p>
+            <w:pPr>
+              <w:pStyle w:val="SourceCode"/>
+              <w:spacing w:before="0" w:after="0" w:line="200" w:lineRule="auto"/>
+            </w:pPr>
+            <w:r>
+              <w:t xml:space="preserve">./backup.sh            # запустити як програму</w:t>
+            </w:r>
+          </w:p>
+          <w:p>
+            <w:pPr>
+              <w:pStyle w:val="SourceCode"/>
+              <w:spacing w:before="0" w:after="0" w:line="200" w:lineRule="auto"/>
+            </w:pPr>
+            <w:r>
+              <w:t xml:space="preserve">bash backup.sh         # запустити явним інтерпретатором</w:t>
+            </w:r>
+          </w:p>
+          <w:p>
+            <w:pPr>
+              <w:pStyle w:val="SourceCode"/>
+              <w:spacing w:before="0" w:after="0" w:line="200" w:lineRule="auto"/>
+            </w:pPr>
+            <w:r>
+              <w:t xml:space="preserve">source backup.sh       # виконати в поточній оболонці</w:t>
+            </w:r>
+          </w:p>
+        </w:tc>
+      </w:tr>
+    </w:tbl>
+    <w:p>
+      <w:pPr>
+        <w:spacing w:before="0" w:after="0" w:line="120" w:lineRule="exact"/>
+        <w:rPr>
+          <w:sz w:val="4"/>
+          <w:szCs w:val="4"/>
+        </w:rPr>
+      </w:pPr>
     </w:p>
     <w:p>
       <w:pPr>
@@ -388,50 +486,99 @@
     </w:p>
     <w:p>
       <w:pPr>
-        <w:pStyle w:val="SourceCode"/>
-      </w:pPr>
-      <w:r>
-        <w:rPr>
-          <w:rStyle w:val="VerbatimChar"/>
-        </w:rPr>
-        <w:t xml:space="preserve">name="LAB10"                     # без пробілів навколо =</w:t>
-      </w:r>
-      <w:r>
-        <w:br/>
-      </w:r>
-      <w:r>
-        <w:rPr>
-          <w:rStyle w:val="VerbatimChar"/>
-        </w:rPr>
-        <w:t xml:space="preserve">dir="$HOME/lab10"                # підстановка іншої змінної</w:t>
-      </w:r>
-      <w:r>
-        <w:br/>
-      </w:r>
-      <w:r>
-        <w:rPr>
-          <w:rStyle w:val="VerbatimChar"/>
-        </w:rPr>
-        <w:t xml:space="preserve">count=$(ls "$dir" | wc -l)       # підстановка результату команди</w:t>
-      </w:r>
-      <w:r>
-        <w:br/>
-      </w:r>
-      <w:r>
-        <w:rPr>
-          <w:rStyle w:val="VerbatimChar"/>
-        </w:rPr>
-        <w:t xml:space="preserve">today=$(date +%F)                # 2026-09-18</w:t>
-      </w:r>
-      <w:r>
-        <w:br/>
-      </w:r>
-      <w:r>
-        <w:rPr>
-          <w:rStyle w:val="VerbatimChar"/>
-        </w:rPr>
-        <w:t xml:space="preserve">echo "У каталозі $dir файлів: $count"</w:t>
-      </w:r>
+        <w:spacing w:before="0" w:after="0" w:line="120" w:lineRule="exact"/>
+        <w:rPr>
+          <w:sz w:val="4"/>
+          <w:szCs w:val="4"/>
+        </w:rPr>
+      </w:pPr>
+    </w:p>
+    <w:tbl>
+      <w:tblPr>
+        <w:tblStyle w:val="SourceCodeTable"/>
+        <w:tblW w:type="dxa" w:w="9637"/>
+        <w:tblInd w:w="0" w:type="dxa"/>
+        <w:tblBorders>
+          <w:top w:color="BFBFBF" w:space="0" w:sz="4" w:val="single"/>
+          <w:left w:color="BFBFBF" w:space="0" w:sz="4" w:val="single"/>
+          <w:bottom w:color="BFBFBF" w:space="0" w:sz="4" w:val="single"/>
+          <w:right w:color="BFBFBF" w:space="0" w:sz="4" w:val="single"/>
+        </w:tblBorders>
+        <w:shd w:color="auto" w:fill="F4F4F4" w:val="clear"/>
+        <w:tblLayout w:type="fixed"/>
+        <w:tblCellMar>
+          <w:top w:type="dxa" w:w="113"/>
+          <w:left w:type="dxa" w:w="113"/>
+          <w:bottom w:type="dxa" w:w="113"/>
+          <w:right w:type="dxa" w:w="113"/>
+        </w:tblCellMar>
+        <w:tblLook w:val="0000" w:firstRow="0" w:lastRow="0" w:firstColumn="0" w:lastColumn="0" w:noHBand="1" w:noVBand="1"/>
+      </w:tblPr>
+      <w:tblGrid>
+        <w:gridCol w:w="9637"/>
+      </w:tblGrid>
+      <w:tr>
+        <w:tc>
+          <w:tcPr>
+            <w:tcW w:type="dxa" w:w="9637"/>
+            <w:shd w:color="auto" w:fill="F4F4F4" w:val="clear"/>
+          </w:tcPr>
+          <w:p>
+            <w:pPr>
+              <w:pStyle w:val="SourceCode"/>
+              <w:spacing w:before="0" w:after="0" w:line="200" w:lineRule="auto"/>
+            </w:pPr>
+            <w:r>
+              <w:t xml:space="preserve">name="LAB10"                     # без пробілів навколо =</w:t>
+            </w:r>
+          </w:p>
+          <w:p>
+            <w:pPr>
+              <w:pStyle w:val="SourceCode"/>
+              <w:spacing w:before="0" w:after="0" w:line="200" w:lineRule="auto"/>
+            </w:pPr>
+            <w:r>
+              <w:t xml:space="preserve">dir="$HOME/lab10"                # підстановка іншої змінної</w:t>
+            </w:r>
+          </w:p>
+          <w:p>
+            <w:pPr>
+              <w:pStyle w:val="SourceCode"/>
+              <w:spacing w:before="0" w:after="0" w:line="200" w:lineRule="auto"/>
+            </w:pPr>
+            <w:r>
+              <w:t xml:space="preserve">count=$(ls "$dir" | wc -l)       # підстановка результату команди</w:t>
+            </w:r>
+          </w:p>
+          <w:p>
+            <w:pPr>
+              <w:pStyle w:val="SourceCode"/>
+              <w:spacing w:before="0" w:after="0" w:line="200" w:lineRule="auto"/>
+            </w:pPr>
+            <w:r>
+              <w:t xml:space="preserve">today=$(date +%F)                # 2026-09-18</w:t>
+            </w:r>
+          </w:p>
+          <w:p>
+            <w:pPr>
+              <w:pStyle w:val="SourceCode"/>
+              <w:spacing w:before="0" w:after="0" w:line="200" w:lineRule="auto"/>
+            </w:pPr>
+            <w:r>
+              <w:t xml:space="preserve">echo "У каталозі $dir файлів: $count"</w:t>
+            </w:r>
+          </w:p>
+        </w:tc>
+      </w:tr>
+    </w:tbl>
+    <w:p>
+      <w:pPr>
+        <w:spacing w:before="0" w:after="0" w:line="120" w:lineRule="exact"/>
+        <w:rPr>
+          <w:sz w:val="4"/>
+          <w:szCs w:val="4"/>
+        </w:rPr>
+      </w:pPr>
     </w:p>
     <w:p>
       <w:pPr>
@@ -749,116 +896,168 @@
     </w:p>
     <w:p>
       <w:pPr>
-        <w:pStyle w:val="SourceCode"/>
-      </w:pPr>
-      <w:r>
-        <w:rPr>
-          <w:rStyle w:val="VerbatimChar"/>
-        </w:rPr>
-        <w:t xml:space="preserve">if [[ $# -eq 0 ]]; then</w:t>
-      </w:r>
-      <w:r>
-        <w:br/>
-      </w:r>
-      <w:r>
-        <w:rPr>
-          <w:rStyle w:val="VerbatimChar"/>
-        </w:rPr>
-        <w:t xml:space="preserve">    echo "Використання: $0 &lt;каталог&gt;" &gt;&amp;2</w:t>
-      </w:r>
-      <w:r>
-        <w:br/>
-      </w:r>
-      <w:r>
-        <w:rPr>
-          <w:rStyle w:val="VerbatimChar"/>
-        </w:rPr>
-        <w:t xml:space="preserve">    exit 1</w:t>
-      </w:r>
-      <w:r>
-        <w:br/>
-      </w:r>
-      <w:r>
-        <w:rPr>
-          <w:rStyle w:val="VerbatimChar"/>
-        </w:rPr>
-        <w:t xml:space="preserve">fi</w:t>
-      </w:r>
-      <w:r>
-        <w:br/>
-      </w:r>
-      <w:r>
-        <w:br/>
-      </w:r>
-      <w:r>
-        <w:rPr>
-          <w:rStyle w:val="VerbatimChar"/>
-        </w:rPr>
-        <w:t xml:space="preserve">if [[ -d "$1" ]]; then</w:t>
-      </w:r>
-      <w:r>
-        <w:br/>
-      </w:r>
-      <w:r>
-        <w:rPr>
-          <w:rStyle w:val="VerbatimChar"/>
-        </w:rPr>
-        <w:t xml:space="preserve">    echo "Це каталог"</w:t>
-      </w:r>
-      <w:r>
-        <w:br/>
-      </w:r>
-      <w:r>
-        <w:rPr>
-          <w:rStyle w:val="VerbatimChar"/>
-        </w:rPr>
-        <w:t xml:space="preserve">elif [[ -f "$1" ]]; then</w:t>
-      </w:r>
-      <w:r>
-        <w:br/>
-      </w:r>
-      <w:r>
-        <w:rPr>
-          <w:rStyle w:val="VerbatimChar"/>
-        </w:rPr>
-        <w:t xml:space="preserve">    echo "Це файл"</w:t>
-      </w:r>
-      <w:r>
-        <w:br/>
-      </w:r>
-      <w:r>
-        <w:rPr>
-          <w:rStyle w:val="VerbatimChar"/>
-        </w:rPr>
-        <w:t xml:space="preserve">else</w:t>
-      </w:r>
-      <w:r>
-        <w:br/>
-      </w:r>
-      <w:r>
-        <w:rPr>
-          <w:rStyle w:val="VerbatimChar"/>
-        </w:rPr>
-        <w:t xml:space="preserve">    echo "Об'єкт не знайдено" &gt;&amp;2</w:t>
-      </w:r>
-      <w:r>
-        <w:br/>
-      </w:r>
-      <w:r>
-        <w:rPr>
-          <w:rStyle w:val="VerbatimChar"/>
-        </w:rPr>
-        <w:t xml:space="preserve">    exit 2</w:t>
-      </w:r>
-      <w:r>
-        <w:br/>
-      </w:r>
-      <w:r>
-        <w:rPr>
-          <w:rStyle w:val="VerbatimChar"/>
-        </w:rPr>
-        <w:t xml:space="preserve">fi</w:t>
-      </w:r>
+        <w:spacing w:before="0" w:after="0" w:line="120" w:lineRule="exact"/>
+        <w:rPr>
+          <w:sz w:val="4"/>
+          <w:szCs w:val="4"/>
+        </w:rPr>
+      </w:pPr>
+    </w:p>
+    <w:tbl>
+      <w:tblPr>
+        <w:tblStyle w:val="SourceCodeTable"/>
+        <w:tblW w:type="dxa" w:w="9637"/>
+        <w:tblInd w:w="0" w:type="dxa"/>
+        <w:tblBorders>
+          <w:top w:color="BFBFBF" w:space="0" w:sz="4" w:val="single"/>
+          <w:left w:color="BFBFBF" w:space="0" w:sz="4" w:val="single"/>
+          <w:bottom w:color="BFBFBF" w:space="0" w:sz="4" w:val="single"/>
+          <w:right w:color="BFBFBF" w:space="0" w:sz="4" w:val="single"/>
+        </w:tblBorders>
+        <w:shd w:color="auto" w:fill="F4F4F4" w:val="clear"/>
+        <w:tblLayout w:type="fixed"/>
+        <w:tblCellMar>
+          <w:top w:type="dxa" w:w="113"/>
+          <w:left w:type="dxa" w:w="113"/>
+          <w:bottom w:type="dxa" w:w="113"/>
+          <w:right w:type="dxa" w:w="113"/>
+        </w:tblCellMar>
+        <w:tblLook w:val="0000" w:firstRow="0" w:lastRow="0" w:firstColumn="0" w:lastColumn="0" w:noHBand="1" w:noVBand="1"/>
+      </w:tblPr>
+      <w:tblGrid>
+        <w:gridCol w:w="9637"/>
+      </w:tblGrid>
+      <w:tr>
+        <w:tc>
+          <w:tcPr>
+            <w:tcW w:type="dxa" w:w="9637"/>
+            <w:shd w:color="auto" w:fill="F4F4F4" w:val="clear"/>
+          </w:tcPr>
+          <w:p>
+            <w:pPr>
+              <w:pStyle w:val="SourceCode"/>
+              <w:spacing w:before="0" w:after="0" w:line="200" w:lineRule="auto"/>
+            </w:pPr>
+            <w:r>
+              <w:t xml:space="preserve">if [[ $# -eq 0 ]]; then</w:t>
+            </w:r>
+          </w:p>
+          <w:p>
+            <w:pPr>
+              <w:pStyle w:val="SourceCode"/>
+              <w:spacing w:before="0" w:after="0" w:line="200" w:lineRule="auto"/>
+            </w:pPr>
+            <w:r>
+              <w:t xml:space="preserve">    echo "Використання: $0 &lt;каталог&gt;" &gt;&amp;2</w:t>
+            </w:r>
+          </w:p>
+          <w:p>
+            <w:pPr>
+              <w:pStyle w:val="SourceCode"/>
+              <w:spacing w:before="0" w:after="0" w:line="200" w:lineRule="auto"/>
+            </w:pPr>
+            <w:r>
+              <w:t xml:space="preserve">    exit 1</w:t>
+            </w:r>
+          </w:p>
+          <w:p>
+            <w:pPr>
+              <w:pStyle w:val="SourceCode"/>
+              <w:spacing w:before="0" w:after="0" w:line="200" w:lineRule="auto"/>
+            </w:pPr>
+            <w:r>
+              <w:t xml:space="preserve">fi</w:t>
+            </w:r>
+          </w:p>
+          <w:p>
+            <w:pPr>
+              <w:pStyle w:val="SourceCode"/>
+              <w:spacing w:before="0" w:after="0" w:line="200" w:lineRule="auto"/>
+            </w:pPr>
+          </w:p>
+          <w:p>
+            <w:pPr>
+              <w:pStyle w:val="SourceCode"/>
+              <w:spacing w:before="0" w:after="0" w:line="200" w:lineRule="auto"/>
+            </w:pPr>
+            <w:r>
+              <w:t xml:space="preserve">if [[ -d "$1" ]]; then</w:t>
+            </w:r>
+          </w:p>
+          <w:p>
+            <w:pPr>
+              <w:pStyle w:val="SourceCode"/>
+              <w:spacing w:before="0" w:after="0" w:line="200" w:lineRule="auto"/>
+            </w:pPr>
+            <w:r>
+              <w:t xml:space="preserve">    echo "Це каталог"</w:t>
+            </w:r>
+          </w:p>
+          <w:p>
+            <w:pPr>
+              <w:pStyle w:val="SourceCode"/>
+              <w:spacing w:before="0" w:after="0" w:line="200" w:lineRule="auto"/>
+            </w:pPr>
+            <w:r>
+              <w:t xml:space="preserve">elif [[ -f "$1" ]]; then</w:t>
+            </w:r>
+          </w:p>
+          <w:p>
+            <w:pPr>
+              <w:pStyle w:val="SourceCode"/>
+              <w:spacing w:before="0" w:after="0" w:line="200" w:lineRule="auto"/>
+            </w:pPr>
+            <w:r>
+              <w:t xml:space="preserve">    echo "Це файл"</w:t>
+            </w:r>
+          </w:p>
+          <w:p>
+            <w:pPr>
+              <w:pStyle w:val="SourceCode"/>
+              <w:spacing w:before="0" w:after="0" w:line="200" w:lineRule="auto"/>
+            </w:pPr>
+            <w:r>
+              <w:t xml:space="preserve">else</w:t>
+            </w:r>
+          </w:p>
+          <w:p>
+            <w:pPr>
+              <w:pStyle w:val="SourceCode"/>
+              <w:spacing w:before="0" w:after="0" w:line="200" w:lineRule="auto"/>
+            </w:pPr>
+            <w:r>
+              <w:t xml:space="preserve">    echo "Об'єкт не знайдено" &gt;&amp;2</w:t>
+            </w:r>
+          </w:p>
+          <w:p>
+            <w:pPr>
+              <w:pStyle w:val="SourceCode"/>
+              <w:spacing w:before="0" w:after="0" w:line="200" w:lineRule="auto"/>
+            </w:pPr>
+            <w:r>
+              <w:t xml:space="preserve">    exit 2</w:t>
+            </w:r>
+          </w:p>
+          <w:p>
+            <w:pPr>
+              <w:pStyle w:val="SourceCode"/>
+              <w:spacing w:before="0" w:after="0" w:line="200" w:lineRule="auto"/>
+            </w:pPr>
+            <w:r>
+              <w:t xml:space="preserve">fi</w:t>
+            </w:r>
+          </w:p>
+        </w:tc>
+      </w:tr>
+    </w:tbl>
+    <w:p>
+      <w:pPr>
+        <w:spacing w:before="0" w:after="0" w:line="120" w:lineRule="exact"/>
+        <w:rPr>
+          <w:sz w:val="4"/>
+          <w:szCs w:val="4"/>
+        </w:rPr>
+      </w:pPr>
     </w:p>
     <w:p>
       <w:pPr>
@@ -1278,131 +1477,189 @@
     </w:p>
     <w:p>
       <w:pPr>
-        <w:pStyle w:val="SourceCode"/>
-      </w:pPr>
-      <w:r>
-        <w:rPr>
-          <w:rStyle w:val="VerbatimChar"/>
-        </w:rPr>
-        <w:t xml:space="preserve">for file in "$dir"/*.log; do</w:t>
-      </w:r>
-      <w:r>
-        <w:br/>
-      </w:r>
-      <w:r>
-        <w:rPr>
-          <w:rStyle w:val="VerbatimChar"/>
-        </w:rPr>
-        <w:t xml:space="preserve">    echo "Обробляю $file"</w:t>
-      </w:r>
-      <w:r>
-        <w:br/>
-      </w:r>
-      <w:r>
-        <w:rPr>
-          <w:rStyle w:val="VerbatimChar"/>
-        </w:rPr>
-        <w:t xml:space="preserve">done</w:t>
-      </w:r>
-      <w:r>
-        <w:br/>
-      </w:r>
-      <w:r>
-        <w:br/>
-      </w:r>
-      <w:r>
-        <w:rPr>
-          <w:rStyle w:val="VerbatimChar"/>
-        </w:rPr>
-        <w:t xml:space="preserve">for i in {1..5}; do</w:t>
-      </w:r>
-      <w:r>
-        <w:br/>
-      </w:r>
-      <w:r>
-        <w:rPr>
-          <w:rStyle w:val="VerbatimChar"/>
-        </w:rPr>
-        <w:t xml:space="preserve">    echo "Ітерація $i"</w:t>
-      </w:r>
-      <w:r>
-        <w:br/>
-      </w:r>
-      <w:r>
-        <w:rPr>
-          <w:rStyle w:val="VerbatimChar"/>
-        </w:rPr>
-        <w:t xml:space="preserve">done</w:t>
-      </w:r>
-      <w:r>
-        <w:br/>
-      </w:r>
-      <w:r>
-        <w:br/>
-      </w:r>
-      <w:r>
-        <w:rPr>
-          <w:rStyle w:val="VerbatimChar"/>
-        </w:rPr>
-        <w:t xml:space="preserve">while read -r line; do</w:t>
-      </w:r>
-      <w:r>
-        <w:br/>
-      </w:r>
-      <w:r>
-        <w:rPr>
-          <w:rStyle w:val="VerbatimChar"/>
-        </w:rPr>
-        <w:t xml:space="preserve">    echo "Рядок: $line"</w:t>
-      </w:r>
-      <w:r>
-        <w:br/>
-      </w:r>
-      <w:r>
-        <w:rPr>
-          <w:rStyle w:val="VerbatimChar"/>
-        </w:rPr>
-        <w:t xml:space="preserve">done &lt; users.txt</w:t>
-      </w:r>
-      <w:r>
-        <w:br/>
-      </w:r>
-      <w:r>
-        <w:br/>
-      </w:r>
-      <w:r>
-        <w:rPr>
-          <w:rStyle w:val="VerbatimChar"/>
-        </w:rPr>
-        <w:t xml:space="preserve">until ping -c1 -W1 "$host" &amp;&gt;/dev/null; do</w:t>
-      </w:r>
-      <w:r>
-        <w:br/>
-      </w:r>
-      <w:r>
-        <w:rPr>
-          <w:rStyle w:val="VerbatimChar"/>
-        </w:rPr>
-        <w:t xml:space="preserve">    echo "Чекаю на $host"</w:t>
-      </w:r>
-      <w:r>
-        <w:br/>
-      </w:r>
-      <w:r>
-        <w:rPr>
-          <w:rStyle w:val="VerbatimChar"/>
-        </w:rPr>
-        <w:t xml:space="preserve">    sleep 2</w:t>
-      </w:r>
-      <w:r>
-        <w:br/>
-      </w:r>
-      <w:r>
-        <w:rPr>
-          <w:rStyle w:val="VerbatimChar"/>
-        </w:rPr>
-        <w:t xml:space="preserve">done</w:t>
-      </w:r>
+        <w:spacing w:before="0" w:after="0" w:line="120" w:lineRule="exact"/>
+        <w:rPr>
+          <w:sz w:val="4"/>
+          <w:szCs w:val="4"/>
+        </w:rPr>
+      </w:pPr>
+    </w:p>
+    <w:tbl>
+      <w:tblPr>
+        <w:tblStyle w:val="SourceCodeTable"/>
+        <w:tblW w:type="dxa" w:w="9637"/>
+        <w:tblInd w:w="0" w:type="dxa"/>
+        <w:tblBorders>
+          <w:top w:color="BFBFBF" w:space="0" w:sz="4" w:val="single"/>
+          <w:left w:color="BFBFBF" w:space="0" w:sz="4" w:val="single"/>
+          <w:bottom w:color="BFBFBF" w:space="0" w:sz="4" w:val="single"/>
+          <w:right w:color="BFBFBF" w:space="0" w:sz="4" w:val="single"/>
+        </w:tblBorders>
+        <w:shd w:color="auto" w:fill="F4F4F4" w:val="clear"/>
+        <w:tblLayout w:type="fixed"/>
+        <w:tblCellMar>
+          <w:top w:type="dxa" w:w="113"/>
+          <w:left w:type="dxa" w:w="113"/>
+          <w:bottom w:type="dxa" w:w="113"/>
+          <w:right w:type="dxa" w:w="113"/>
+        </w:tblCellMar>
+        <w:tblLook w:val="0000" w:firstRow="0" w:lastRow="0" w:firstColumn="0" w:lastColumn="0" w:noHBand="1" w:noVBand="1"/>
+      </w:tblPr>
+      <w:tblGrid>
+        <w:gridCol w:w="9637"/>
+      </w:tblGrid>
+      <w:tr>
+        <w:tc>
+          <w:tcPr>
+            <w:tcW w:type="dxa" w:w="9637"/>
+            <w:shd w:color="auto" w:fill="F4F4F4" w:val="clear"/>
+          </w:tcPr>
+          <w:p>
+            <w:pPr>
+              <w:pStyle w:val="SourceCode"/>
+              <w:spacing w:before="0" w:after="0" w:line="200" w:lineRule="auto"/>
+            </w:pPr>
+            <w:r>
+              <w:t xml:space="preserve">for file in "$dir"/*.log; do</w:t>
+            </w:r>
+          </w:p>
+          <w:p>
+            <w:pPr>
+              <w:pStyle w:val="SourceCode"/>
+              <w:spacing w:before="0" w:after="0" w:line="200" w:lineRule="auto"/>
+            </w:pPr>
+            <w:r>
+              <w:t xml:space="preserve">    echo "Обробляю $file"</w:t>
+            </w:r>
+          </w:p>
+          <w:p>
+            <w:pPr>
+              <w:pStyle w:val="SourceCode"/>
+              <w:spacing w:before="0" w:after="0" w:line="200" w:lineRule="auto"/>
+            </w:pPr>
+            <w:r>
+              <w:t xml:space="preserve">done</w:t>
+            </w:r>
+          </w:p>
+          <w:p>
+            <w:pPr>
+              <w:pStyle w:val="SourceCode"/>
+              <w:spacing w:before="0" w:after="0" w:line="200" w:lineRule="auto"/>
+            </w:pPr>
+          </w:p>
+          <w:p>
+            <w:pPr>
+              <w:pStyle w:val="SourceCode"/>
+              <w:spacing w:before="0" w:after="0" w:line="200" w:lineRule="auto"/>
+            </w:pPr>
+            <w:r>
+              <w:t xml:space="preserve">for i in {1..5}; do</w:t>
+            </w:r>
+          </w:p>
+          <w:p>
+            <w:pPr>
+              <w:pStyle w:val="SourceCode"/>
+              <w:spacing w:before="0" w:after="0" w:line="200" w:lineRule="auto"/>
+            </w:pPr>
+            <w:r>
+              <w:t xml:space="preserve">    echo "Ітерація $i"</w:t>
+            </w:r>
+          </w:p>
+          <w:p>
+            <w:pPr>
+              <w:pStyle w:val="SourceCode"/>
+              <w:spacing w:before="0" w:after="0" w:line="200" w:lineRule="auto"/>
+            </w:pPr>
+            <w:r>
+              <w:t xml:space="preserve">done</w:t>
+            </w:r>
+          </w:p>
+          <w:p>
+            <w:pPr>
+              <w:pStyle w:val="SourceCode"/>
+              <w:spacing w:before="0" w:after="0" w:line="200" w:lineRule="auto"/>
+            </w:pPr>
+          </w:p>
+          <w:p>
+            <w:pPr>
+              <w:pStyle w:val="SourceCode"/>
+              <w:spacing w:before="0" w:after="0" w:line="200" w:lineRule="auto"/>
+            </w:pPr>
+            <w:r>
+              <w:t xml:space="preserve">while read -r line; do</w:t>
+            </w:r>
+          </w:p>
+          <w:p>
+            <w:pPr>
+              <w:pStyle w:val="SourceCode"/>
+              <w:spacing w:before="0" w:after="0" w:line="200" w:lineRule="auto"/>
+            </w:pPr>
+            <w:r>
+              <w:t xml:space="preserve">    echo "Рядок: $line"</w:t>
+            </w:r>
+          </w:p>
+          <w:p>
+            <w:pPr>
+              <w:pStyle w:val="SourceCode"/>
+              <w:spacing w:before="0" w:after="0" w:line="200" w:lineRule="auto"/>
+            </w:pPr>
+            <w:r>
+              <w:t xml:space="preserve">done &lt; users.txt</w:t>
+            </w:r>
+          </w:p>
+          <w:p>
+            <w:pPr>
+              <w:pStyle w:val="SourceCode"/>
+              <w:spacing w:before="0" w:after="0" w:line="200" w:lineRule="auto"/>
+            </w:pPr>
+          </w:p>
+          <w:p>
+            <w:pPr>
+              <w:pStyle w:val="SourceCode"/>
+              <w:spacing w:before="0" w:after="0" w:line="200" w:lineRule="auto"/>
+            </w:pPr>
+            <w:r>
+              <w:t xml:space="preserve">until ping -c1 -W1 "$host" &amp;&gt;/dev/null; do</w:t>
+            </w:r>
+          </w:p>
+          <w:p>
+            <w:pPr>
+              <w:pStyle w:val="SourceCode"/>
+              <w:spacing w:before="0" w:after="0" w:line="200" w:lineRule="auto"/>
+            </w:pPr>
+            <w:r>
+              <w:t xml:space="preserve">    echo "Чекаю на $host"</w:t>
+            </w:r>
+          </w:p>
+          <w:p>
+            <w:pPr>
+              <w:pStyle w:val="SourceCode"/>
+              <w:spacing w:before="0" w:after="0" w:line="200" w:lineRule="auto"/>
+            </w:pPr>
+            <w:r>
+              <w:t xml:space="preserve">    sleep 2</w:t>
+            </w:r>
+          </w:p>
+          <w:p>
+            <w:pPr>
+              <w:pStyle w:val="SourceCode"/>
+              <w:spacing w:before="0" w:after="0" w:line="200" w:lineRule="auto"/>
+            </w:pPr>
+            <w:r>
+              <w:t xml:space="preserve">done</w:t>
+            </w:r>
+          </w:p>
+        </w:tc>
+      </w:tr>
+    </w:tbl>
+    <w:p>
+      <w:pPr>
+        <w:spacing w:before="0" w:after="0" w:line="120" w:lineRule="exact"/>
+        <w:rPr>
+          <w:sz w:val="4"/>
+          <w:szCs w:val="4"/>
+        </w:rPr>
+      </w:pPr>
     </w:p>
     <w:p>
       <w:pPr>
@@ -1454,128 +1711,183 @@
     </w:p>
     <w:p>
       <w:pPr>
-        <w:pStyle w:val="SourceCode"/>
-      </w:pPr>
-      <w:r>
-        <w:rPr>
-          <w:rStyle w:val="VerbatimChar"/>
-        </w:rPr>
-        <w:t xml:space="preserve">log() {</w:t>
-      </w:r>
-      <w:r>
-        <w:br/>
-      </w:r>
-      <w:r>
-        <w:rPr>
-          <w:rStyle w:val="VerbatimChar"/>
-        </w:rPr>
-        <w:t xml:space="preserve">    echo "[$(date '+%F %T')] $*" &gt;&gt; "$LOG"</w:t>
-      </w:r>
-      <w:r>
-        <w:br/>
-      </w:r>
-      <w:r>
-        <w:rPr>
-          <w:rStyle w:val="VerbatimChar"/>
-        </w:rPr>
-        <w:t xml:space="preserve">}</w:t>
-      </w:r>
-      <w:r>
-        <w:br/>
-      </w:r>
-      <w:r>
-        <w:br/>
-      </w:r>
-      <w:r>
-        <w:rPr>
-          <w:rStyle w:val="VerbatimChar"/>
-        </w:rPr>
-        <w:t xml:space="preserve">check_dir() {</w:t>
-      </w:r>
-      <w:r>
-        <w:br/>
-      </w:r>
-      <w:r>
-        <w:rPr>
-          <w:rStyle w:val="VerbatimChar"/>
-        </w:rPr>
-        <w:t xml:space="preserve">    local dir="$1"</w:t>
-      </w:r>
-      <w:r>
-        <w:br/>
-      </w:r>
-      <w:r>
-        <w:rPr>
-          <w:rStyle w:val="VerbatimChar"/>
-        </w:rPr>
-        <w:t xml:space="preserve">    if [[ ! -d "$dir" ]]; then</w:t>
-      </w:r>
-      <w:r>
-        <w:br/>
-      </w:r>
-      <w:r>
-        <w:rPr>
-          <w:rStyle w:val="VerbatimChar"/>
-        </w:rPr>
-        <w:t xml:space="preserve">        log "ПОМИЛКА: каталогу $dir немає"</w:t>
-      </w:r>
-      <w:r>
-        <w:br/>
-      </w:r>
-      <w:r>
-        <w:rPr>
-          <w:rStyle w:val="VerbatimChar"/>
-        </w:rPr>
-        <w:t xml:space="preserve">        return 1</w:t>
-      </w:r>
-      <w:r>
-        <w:br/>
-      </w:r>
-      <w:r>
-        <w:rPr>
-          <w:rStyle w:val="VerbatimChar"/>
-        </w:rPr>
-        <w:t xml:space="preserve">    fi</w:t>
-      </w:r>
-      <w:r>
-        <w:br/>
-      </w:r>
-      <w:r>
-        <w:rPr>
-          <w:rStyle w:val="VerbatimChar"/>
-        </w:rPr>
-        <w:t xml:space="preserve">    return 0</w:t>
-      </w:r>
-      <w:r>
-        <w:br/>
-      </w:r>
-      <w:r>
-        <w:rPr>
-          <w:rStyle w:val="VerbatimChar"/>
-        </w:rPr>
-        <w:t xml:space="preserve">}</w:t>
-      </w:r>
-      <w:r>
-        <w:br/>
-      </w:r>
-      <w:r>
-        <w:br/>
-      </w:r>
-      <w:r>
-        <w:rPr>
-          <w:rStyle w:val="VerbatimChar"/>
-        </w:rPr>
-        <w:t xml:space="preserve">check_dir "$1" || exit 2</w:t>
-      </w:r>
-      <w:r>
-        <w:br/>
-      </w:r>
-      <w:r>
-        <w:rPr>
-          <w:rStyle w:val="VerbatimChar"/>
-        </w:rPr>
-        <w:t xml:space="preserve">log "Каталог перевірено"</w:t>
-      </w:r>
+        <w:spacing w:before="0" w:after="0" w:line="120" w:lineRule="exact"/>
+        <w:rPr>
+          <w:sz w:val="4"/>
+          <w:szCs w:val="4"/>
+        </w:rPr>
+      </w:pPr>
+    </w:p>
+    <w:tbl>
+      <w:tblPr>
+        <w:tblStyle w:val="SourceCodeTable"/>
+        <w:tblW w:type="dxa" w:w="9637"/>
+        <w:tblInd w:w="0" w:type="dxa"/>
+        <w:tblBorders>
+          <w:top w:color="BFBFBF" w:space="0" w:sz="4" w:val="single"/>
+          <w:left w:color="BFBFBF" w:space="0" w:sz="4" w:val="single"/>
+          <w:bottom w:color="BFBFBF" w:space="0" w:sz="4" w:val="single"/>
+          <w:right w:color="BFBFBF" w:space="0" w:sz="4" w:val="single"/>
+        </w:tblBorders>
+        <w:shd w:color="auto" w:fill="F4F4F4" w:val="clear"/>
+        <w:tblLayout w:type="fixed"/>
+        <w:tblCellMar>
+          <w:top w:type="dxa" w:w="113"/>
+          <w:left w:type="dxa" w:w="113"/>
+          <w:bottom w:type="dxa" w:w="113"/>
+          <w:right w:type="dxa" w:w="113"/>
+        </w:tblCellMar>
+        <w:tblLook w:val="0000" w:firstRow="0" w:lastRow="0" w:firstColumn="0" w:lastColumn="0" w:noHBand="1" w:noVBand="1"/>
+      </w:tblPr>
+      <w:tblGrid>
+        <w:gridCol w:w="9637"/>
+      </w:tblGrid>
+      <w:tr>
+        <w:tc>
+          <w:tcPr>
+            <w:tcW w:type="dxa" w:w="9637"/>
+            <w:shd w:color="auto" w:fill="F4F4F4" w:val="clear"/>
+          </w:tcPr>
+          <w:p>
+            <w:pPr>
+              <w:pStyle w:val="SourceCode"/>
+              <w:spacing w:before="0" w:after="0" w:line="200" w:lineRule="auto"/>
+            </w:pPr>
+            <w:r>
+              <w:t xml:space="preserve">log() {</w:t>
+            </w:r>
+          </w:p>
+          <w:p>
+            <w:pPr>
+              <w:pStyle w:val="SourceCode"/>
+              <w:spacing w:before="0" w:after="0" w:line="200" w:lineRule="auto"/>
+            </w:pPr>
+            <w:r>
+              <w:t xml:space="preserve">    echo "[$(date '+%F %T')] $*" &gt;&gt; "$LOG"</w:t>
+            </w:r>
+          </w:p>
+          <w:p>
+            <w:pPr>
+              <w:pStyle w:val="SourceCode"/>
+              <w:spacing w:before="0" w:after="0" w:line="200" w:lineRule="auto"/>
+            </w:pPr>
+            <w:r>
+              <w:t xml:space="preserve">}</w:t>
+            </w:r>
+          </w:p>
+          <w:p>
+            <w:pPr>
+              <w:pStyle w:val="SourceCode"/>
+              <w:spacing w:before="0" w:after="0" w:line="200" w:lineRule="auto"/>
+            </w:pPr>
+          </w:p>
+          <w:p>
+            <w:pPr>
+              <w:pStyle w:val="SourceCode"/>
+              <w:spacing w:before="0" w:after="0" w:line="200" w:lineRule="auto"/>
+            </w:pPr>
+            <w:r>
+              <w:t xml:space="preserve">check_dir() {</w:t>
+            </w:r>
+          </w:p>
+          <w:p>
+            <w:pPr>
+              <w:pStyle w:val="SourceCode"/>
+              <w:spacing w:before="0" w:after="0" w:line="200" w:lineRule="auto"/>
+            </w:pPr>
+            <w:r>
+              <w:t xml:space="preserve">    local dir="$1"</w:t>
+            </w:r>
+          </w:p>
+          <w:p>
+            <w:pPr>
+              <w:pStyle w:val="SourceCode"/>
+              <w:spacing w:before="0" w:after="0" w:line="200" w:lineRule="auto"/>
+            </w:pPr>
+            <w:r>
+              <w:t xml:space="preserve">    if [[ ! -d "$dir" ]]; then</w:t>
+            </w:r>
+          </w:p>
+          <w:p>
+            <w:pPr>
+              <w:pStyle w:val="SourceCode"/>
+              <w:spacing w:before="0" w:after="0" w:line="200" w:lineRule="auto"/>
+            </w:pPr>
+            <w:r>
+              <w:t xml:space="preserve">        log "ПОМИЛКА: каталогу $dir немає"</w:t>
+            </w:r>
+          </w:p>
+          <w:p>
+            <w:pPr>
+              <w:pStyle w:val="SourceCode"/>
+              <w:spacing w:before="0" w:after="0" w:line="200" w:lineRule="auto"/>
+            </w:pPr>
+            <w:r>
+              <w:t xml:space="preserve">        return 1</w:t>
+            </w:r>
+          </w:p>
+          <w:p>
+            <w:pPr>
+              <w:pStyle w:val="SourceCode"/>
+              <w:spacing w:before="0" w:after="0" w:line="200" w:lineRule="auto"/>
+            </w:pPr>
+            <w:r>
+              <w:t xml:space="preserve">    fi</w:t>
+            </w:r>
+          </w:p>
+          <w:p>
+            <w:pPr>
+              <w:pStyle w:val="SourceCode"/>
+              <w:spacing w:before="0" w:after="0" w:line="200" w:lineRule="auto"/>
+            </w:pPr>
+            <w:r>
+              <w:t xml:space="preserve">    return 0</w:t>
+            </w:r>
+          </w:p>
+          <w:p>
+            <w:pPr>
+              <w:pStyle w:val="SourceCode"/>
+              <w:spacing w:before="0" w:after="0" w:line="200" w:lineRule="auto"/>
+            </w:pPr>
+            <w:r>
+              <w:t xml:space="preserve">}</w:t>
+            </w:r>
+          </w:p>
+          <w:p>
+            <w:pPr>
+              <w:pStyle w:val="SourceCode"/>
+              <w:spacing w:before="0" w:after="0" w:line="200" w:lineRule="auto"/>
+            </w:pPr>
+          </w:p>
+          <w:p>
+            <w:pPr>
+              <w:pStyle w:val="SourceCode"/>
+              <w:spacing w:before="0" w:after="0" w:line="200" w:lineRule="auto"/>
+            </w:pPr>
+            <w:r>
+              <w:t xml:space="preserve">check_dir "$1" || exit 2</w:t>
+            </w:r>
+          </w:p>
+          <w:p>
+            <w:pPr>
+              <w:pStyle w:val="SourceCode"/>
+              <w:spacing w:before="0" w:after="0" w:line="200" w:lineRule="auto"/>
+            </w:pPr>
+            <w:r>
+              <w:t xml:space="preserve">log "Каталог перевірено"</w:t>
+            </w:r>
+          </w:p>
+        </w:tc>
+      </w:tr>
+    </w:tbl>
+    <w:p>
+      <w:pPr>
+        <w:spacing w:before="0" w:after="0" w:line="120" w:lineRule="exact"/>
+        <w:rPr>
+          <w:sz w:val="4"/>
+          <w:szCs w:val="4"/>
+        </w:rPr>
+      </w:pPr>
     </w:p>
     <w:p>
       <w:pPr>
@@ -1692,21 +2004,85 @@
     </w:p>
     <w:p>
       <w:pPr>
-        <w:pStyle w:val="SourceCode"/>
-      </w:pPr>
+        <w:spacing w:before="0" w:after="0" w:line="120" w:lineRule="exact"/>
+        <w:rPr>
+          <w:sz w:val="4"/>
+          <w:szCs w:val="4"/>
+        </w:rPr>
+      </w:pPr>
+    </w:p>
+    <w:tbl>
+      <w:tblPr>
+        <w:tblStyle w:val="SourceCodeTable"/>
+        <w:tblW w:type="dxa" w:w="9637"/>
+        <w:tblInd w:w="0" w:type="dxa"/>
+        <w:tblBorders>
+          <w:top w:color="BFBFBF" w:space="0" w:sz="4" w:val="single"/>
+          <w:left w:color="BFBFBF" w:space="0" w:sz="4" w:val="single"/>
+          <w:bottom w:color="BFBFBF" w:space="0" w:sz="4" w:val="single"/>
+          <w:right w:color="BFBFBF" w:space="0" w:sz="4" w:val="single"/>
+        </w:tblBorders>
+        <w:shd w:color="auto" w:fill="F4F4F4" w:val="clear"/>
+        <w:tblLayout w:type="fixed"/>
+        <w:tblCellMar>
+          <w:top w:type="dxa" w:w="113"/>
+          <w:left w:type="dxa" w:w="113"/>
+          <w:bottom w:type="dxa" w:w="113"/>
+          <w:right w:type="dxa" w:w="113"/>
+        </w:tblCellMar>
+        <w:tblLook w:val="0000" w:firstRow="0" w:lastRow="0" w:firstColumn="0" w:lastColumn="0" w:noHBand="1" w:noVBand="1"/>
+      </w:tblPr>
+      <w:tblGrid>
+        <w:gridCol w:w="9637"/>
+      </w:tblGrid>
+      <w:tr>
+        <w:tc>
+          <w:tcPr>
+            <w:tcW w:type="dxa" w:w="9637"/>
+            <w:shd w:color="auto" w:fill="F4F4F4" w:val="clear"/>
+          </w:tcPr>
+          <w:p>
+            <w:pPr>
+              <w:pStyle w:val="SourceCode"/>
+              <w:spacing w:before="0" w:after="0" w:line="200" w:lineRule="auto"/>
+            </w:pPr>
+            <w:r>
+              <w:t xml:space="preserve">set -euo pipefail</w:t>
+            </w:r>
+          </w:p>
+        </w:tc>
+      </w:tr>
+    </w:tbl>
+    <w:p>
+      <w:pPr>
+        <w:spacing w:before="0" w:after="0" w:line="120" w:lineRule="exact"/>
+        <w:rPr>
+          <w:sz w:val="4"/>
+          <w:szCs w:val="4"/>
+        </w:rPr>
+      </w:pPr>
+    </w:p>
+    <w:p>
+      <w:pPr>
+        <w:pStyle w:val="FirstParagraph"/>
+      </w:pPr>
+      <w:r>
+        <w:t xml:space="preserve">Три параметри перетворюють «мовчазний» скрипт на передбачуваний:</w:t>
+      </w:r>
+      <w:r>
+        <w:t xml:space="preserve"> </w:t>
+      </w:r>
       <w:r>
         <w:rPr>
           <w:rStyle w:val="VerbatimChar"/>
         </w:rPr>
-        <w:t xml:space="preserve">set -euo pipefail</w:t>
-      </w:r>
-    </w:p>
-    <w:p>
-      <w:pPr>
-        <w:pStyle w:val="FirstParagraph"/>
-      </w:pPr>
-      <w:r>
-        <w:t xml:space="preserve">Три параметри перетворюють «мовчазний» скрипт на передбачуваний:</w:t>
+        <w:t xml:space="preserve">-e</w:t>
+      </w:r>
+      <w:r>
+        <w:t xml:space="preserve"> </w:t>
+      </w:r>
+      <w:r>
+        <w:t xml:space="preserve">зупиняє виконання після першої помилки,</w:t>
       </w:r>
       <w:r>
         <w:t xml:space="preserve"> </w:t>
@@ -1715,13 +2091,13 @@
         <w:rPr>
           <w:rStyle w:val="VerbatimChar"/>
         </w:rPr>
-        <w:t xml:space="preserve">-e</w:t>
-      </w:r>
-      <w:r>
-        <w:t xml:space="preserve"> </w:t>
-      </w:r>
-      <w:r>
-        <w:t xml:space="preserve">зупиняє виконання після першої помилки,</w:t>
+        <w:t xml:space="preserve">-u</w:t>
+      </w:r>
+      <w:r>
+        <w:t xml:space="preserve"> </w:t>
+      </w:r>
+      <w:r>
+        <w:t xml:space="preserve">робить помилкою звертання до неоголошеної змінної,</w:t>
       </w:r>
       <w:r>
         <w:t xml:space="preserve"> </w:t>
@@ -1730,21 +2106,6 @@
         <w:rPr>
           <w:rStyle w:val="VerbatimChar"/>
         </w:rPr>
-        <w:t xml:space="preserve">-u</w:t>
-      </w:r>
-      <w:r>
-        <w:t xml:space="preserve"> </w:t>
-      </w:r>
-      <w:r>
-        <w:t xml:space="preserve">робить помилкою звертання до неоголошеної змінної,</w:t>
-      </w:r>
-      <w:r>
-        <w:t xml:space="preserve"> </w:t>
-      </w:r>
-      <w:r>
-        <w:rPr>
-          <w:rStyle w:val="VerbatimChar"/>
-        </w:rPr>
         <w:t xml:space="preserve">-o pipefail</w:t>
       </w:r>
       <w:r>
@@ -1756,23 +2117,72 @@
     </w:p>
     <w:p>
       <w:pPr>
-        <w:pStyle w:val="SourceCode"/>
-      </w:pPr>
-      <w:r>
-        <w:rPr>
-          <w:rStyle w:val="VerbatimChar"/>
-        </w:rPr>
-        <w:t xml:space="preserve">trap 'rm -f "$tmp"' EXIT          # прибрати тимчасовий файл за будь-якого виходу</w:t>
-      </w:r>
-      <w:r>
-        <w:br/>
-      </w:r>
-      <w:r>
-        <w:rPr>
-          <w:rStyle w:val="VerbatimChar"/>
-        </w:rPr>
-        <w:t xml:space="preserve">tmp=$(mktemp)                     # безпечне створення тимчасового файлу</w:t>
-      </w:r>
+        <w:spacing w:before="0" w:after="0" w:line="120" w:lineRule="exact"/>
+        <w:rPr>
+          <w:sz w:val="4"/>
+          <w:szCs w:val="4"/>
+        </w:rPr>
+      </w:pPr>
+    </w:p>
+    <w:tbl>
+      <w:tblPr>
+        <w:tblStyle w:val="SourceCodeTable"/>
+        <w:tblW w:type="dxa" w:w="9637"/>
+        <w:tblInd w:w="0" w:type="dxa"/>
+        <w:tblBorders>
+          <w:top w:color="BFBFBF" w:space="0" w:sz="4" w:val="single"/>
+          <w:left w:color="BFBFBF" w:space="0" w:sz="4" w:val="single"/>
+          <w:bottom w:color="BFBFBF" w:space="0" w:sz="4" w:val="single"/>
+          <w:right w:color="BFBFBF" w:space="0" w:sz="4" w:val="single"/>
+        </w:tblBorders>
+        <w:shd w:color="auto" w:fill="F4F4F4" w:val="clear"/>
+        <w:tblLayout w:type="fixed"/>
+        <w:tblCellMar>
+          <w:top w:type="dxa" w:w="113"/>
+          <w:left w:type="dxa" w:w="113"/>
+          <w:bottom w:type="dxa" w:w="113"/>
+          <w:right w:type="dxa" w:w="113"/>
+        </w:tblCellMar>
+        <w:tblLook w:val="0000" w:firstRow="0" w:lastRow="0" w:firstColumn="0" w:lastColumn="0" w:noHBand="1" w:noVBand="1"/>
+      </w:tblPr>
+      <w:tblGrid>
+        <w:gridCol w:w="9637"/>
+      </w:tblGrid>
+      <w:tr>
+        <w:tc>
+          <w:tcPr>
+            <w:tcW w:type="dxa" w:w="9637"/>
+            <w:shd w:color="auto" w:fill="F4F4F4" w:val="clear"/>
+          </w:tcPr>
+          <w:p>
+            <w:pPr>
+              <w:pStyle w:val="SourceCode"/>
+              <w:spacing w:before="0" w:after="0" w:line="200" w:lineRule="auto"/>
+            </w:pPr>
+            <w:r>
+              <w:t xml:space="preserve">trap 'rm -f "$tmp"' EXIT          # прибрати тимчасовий файл за будь-якого виходу</w:t>
+            </w:r>
+          </w:p>
+          <w:p>
+            <w:pPr>
+              <w:pStyle w:val="SourceCode"/>
+              <w:spacing w:before="0" w:after="0" w:line="200" w:lineRule="auto"/>
+            </w:pPr>
+            <w:r>
+              <w:t xml:space="preserve">tmp=$(mktemp)                     # безпечне створення тимчасового файлу</w:t>
+            </w:r>
+          </w:p>
+        </w:tc>
+      </w:tr>
+    </w:tbl>
+    <w:p>
+      <w:pPr>
+        <w:spacing w:before="0" w:after="0" w:line="120" w:lineRule="exact"/>
+        <w:rPr>
+          <w:sz w:val="4"/>
+          <w:szCs w:val="4"/>
+        </w:rPr>
+      </w:pPr>
     </w:p>
     <w:bookmarkEnd w:id="14"/>
     <w:bookmarkStart w:id="15" w:name="запуск-за-розкладом"/>
@@ -1786,41 +2196,90 @@
     </w:p>
     <w:p>
       <w:pPr>
-        <w:pStyle w:val="SourceCode"/>
-      </w:pPr>
-      <w:r>
-        <w:rPr>
-          <w:rStyle w:val="VerbatimChar"/>
-        </w:rPr>
-        <w:t xml:space="preserve">crontab -e                        # редагувати розклад користувача</w:t>
-      </w:r>
-      <w:r>
-        <w:br/>
-      </w:r>
-      <w:r>
-        <w:rPr>
-          <w:rStyle w:val="VerbatimChar"/>
-        </w:rPr>
-        <w:t xml:space="preserve">crontab -l                        # переглянути</w:t>
-      </w:r>
-      <w:r>
-        <w:br/>
-      </w:r>
-      <w:r>
-        <w:rPr>
-          <w:rStyle w:val="VerbatimChar"/>
-        </w:rPr>
-        <w:t xml:space="preserve"># ┌ хвилина ┌ година ┌ день ┌ місяць ┌ день тижня</w:t>
-      </w:r>
-      <w:r>
-        <w:br/>
-      </w:r>
-      <w:r>
-        <w:rPr>
-          <w:rStyle w:val="VerbatimChar"/>
-        </w:rPr>
-        <w:t xml:space="preserve">  0          3        *      *       *   /home/student/lab10/backup.sh &gt;&gt; /home/student/lab10/cron.log 2&gt;&amp;1</w:t>
-      </w:r>
+        <w:spacing w:before="0" w:after="0" w:line="120" w:lineRule="exact"/>
+        <w:rPr>
+          <w:sz w:val="4"/>
+          <w:szCs w:val="4"/>
+        </w:rPr>
+      </w:pPr>
+    </w:p>
+    <w:tbl>
+      <w:tblPr>
+        <w:tblStyle w:val="SourceCodeTable"/>
+        <w:tblW w:type="dxa" w:w="9637"/>
+        <w:tblInd w:w="0" w:type="dxa"/>
+        <w:tblBorders>
+          <w:top w:color="BFBFBF" w:space="0" w:sz="4" w:val="single"/>
+          <w:left w:color="BFBFBF" w:space="0" w:sz="4" w:val="single"/>
+          <w:bottom w:color="BFBFBF" w:space="0" w:sz="4" w:val="single"/>
+          <w:right w:color="BFBFBF" w:space="0" w:sz="4" w:val="single"/>
+        </w:tblBorders>
+        <w:shd w:color="auto" w:fill="F4F4F4" w:val="clear"/>
+        <w:tblLayout w:type="fixed"/>
+        <w:tblCellMar>
+          <w:top w:type="dxa" w:w="113"/>
+          <w:left w:type="dxa" w:w="113"/>
+          <w:bottom w:type="dxa" w:w="113"/>
+          <w:right w:type="dxa" w:w="113"/>
+        </w:tblCellMar>
+        <w:tblLook w:val="0000" w:firstRow="0" w:lastRow="0" w:firstColumn="0" w:lastColumn="0" w:noHBand="1" w:noVBand="1"/>
+      </w:tblPr>
+      <w:tblGrid>
+        <w:gridCol w:w="9637"/>
+      </w:tblGrid>
+      <w:tr>
+        <w:tc>
+          <w:tcPr>
+            <w:tcW w:type="dxa" w:w="9637"/>
+            <w:shd w:color="auto" w:fill="F4F4F4" w:val="clear"/>
+          </w:tcPr>
+          <w:p>
+            <w:pPr>
+              <w:pStyle w:val="SourceCode"/>
+              <w:spacing w:before="0" w:after="0" w:line="200" w:lineRule="auto"/>
+            </w:pPr>
+            <w:r>
+              <w:t xml:space="preserve">crontab -e                        # редагувати розклад користувача</w:t>
+            </w:r>
+          </w:p>
+          <w:p>
+            <w:pPr>
+              <w:pStyle w:val="SourceCode"/>
+              <w:spacing w:before="0" w:after="0" w:line="200" w:lineRule="auto"/>
+            </w:pPr>
+            <w:r>
+              <w:t xml:space="preserve">crontab -l                        # переглянути</w:t>
+            </w:r>
+          </w:p>
+          <w:p>
+            <w:pPr>
+              <w:pStyle w:val="SourceCode"/>
+              <w:spacing w:before="0" w:after="0" w:line="200" w:lineRule="auto"/>
+            </w:pPr>
+            <w:r>
+              <w:t xml:space="preserve"># ┌ хв ┌ год ┌ день ┌ міс ┌ день тижня</w:t>
+            </w:r>
+          </w:p>
+          <w:p>
+            <w:pPr>
+              <w:pStyle w:val="SourceCode"/>
+              <w:spacing w:before="0" w:after="0" w:line="200" w:lineRule="auto"/>
+            </w:pPr>
+            <w:r>
+              <w:t xml:space="preserve">  0     3     *      *     *   /home/student/lab10/backup.sh &gt;&gt; lab10/cron.log 2&gt;&amp;1</w:t>
+            </w:r>
+          </w:p>
+        </w:tc>
+      </w:tr>
+    </w:tbl>
+    <w:p>
+      <w:pPr>
+        <w:spacing w:before="0" w:after="0" w:line="120" w:lineRule="exact"/>
+        <w:rPr>
+          <w:sz w:val="4"/>
+          <w:szCs w:val="4"/>
+        </w:rPr>
+      </w:pPr>
     </w:p>
     <w:p>
       <w:pPr>
@@ -1867,183 +2326,333 @@
     </w:p>
     <w:p>
       <w:pPr>
-        <w:pStyle w:val="SourceCode"/>
-      </w:pPr>
-      <w:r>
-        <w:rPr>
-          <w:rStyle w:val="VerbatimChar"/>
-        </w:rPr>
-        <w:t xml:space="preserve">student@lab-vm:~$ mkdir -p ~/lab10/{src,bak,logs} &amp;&amp; cd ~/lab10</w:t>
-      </w:r>
-      <w:r>
-        <w:br/>
-      </w:r>
-      <w:r>
-        <w:rPr>
-          <w:rStyle w:val="VerbatimChar"/>
-        </w:rPr>
-        <w:t xml:space="preserve">student@lab-vm:~/lab10$ cp /etc/hosts /etc/passwd /etc/services src/</w:t>
-      </w:r>
-      <w:r>
-        <w:br/>
-      </w:r>
-      <w:r>
-        <w:rPr>
-          <w:rStyle w:val="VerbatimChar"/>
-        </w:rPr>
-        <w:t xml:space="preserve">student@lab-vm:~/lab10$ vi hello.sh</w:t>
-      </w:r>
-    </w:p>
-    <w:p>
-      <w:pPr>
-        <w:pStyle w:val="SourceCode"/>
-      </w:pPr>
-      <w:r>
-        <w:rPr>
-          <w:rStyle w:val="VerbatimChar"/>
-        </w:rPr>
-        <w:t xml:space="preserve">#!/bin/bash</w:t>
-      </w:r>
-      <w:r>
-        <w:br/>
-      </w:r>
-      <w:r>
-        <w:rPr>
-          <w:rStyle w:val="VerbatimChar"/>
-        </w:rPr>
-        <w:t xml:space="preserve"># hello.sh — перший скрипт</w:t>
-      </w:r>
-      <w:r>
-        <w:br/>
-      </w:r>
-      <w:r>
-        <w:rPr>
-          <w:rStyle w:val="VerbatimChar"/>
-        </w:rPr>
-        <w:t xml:space="preserve">echo "Скрипт:      $0"</w:t>
-      </w:r>
-      <w:r>
-        <w:br/>
-      </w:r>
-      <w:r>
-        <w:rPr>
-          <w:rStyle w:val="VerbatimChar"/>
-        </w:rPr>
-        <w:t xml:space="preserve">echo "Параметрів:  $#"</w:t>
-      </w:r>
-      <w:r>
-        <w:br/>
-      </w:r>
-      <w:r>
-        <w:rPr>
-          <w:rStyle w:val="VerbatimChar"/>
-        </w:rPr>
-        <w:t xml:space="preserve">echo "Користувач:  $USER"</w:t>
-      </w:r>
-      <w:r>
-        <w:br/>
-      </w:r>
-      <w:r>
-        <w:rPr>
-          <w:rStyle w:val="VerbatimChar"/>
-        </w:rPr>
-        <w:t xml:space="preserve">echo "Каталог:     $PWD"</w:t>
-      </w:r>
-      <w:r>
-        <w:br/>
-      </w:r>
-      <w:r>
-        <w:rPr>
-          <w:rStyle w:val="VerbatimChar"/>
-        </w:rPr>
-        <w:t xml:space="preserve">echo "PID:         $$"</w:t>
-      </w:r>
-    </w:p>
-    <w:p>
-      <w:pPr>
-        <w:pStyle w:val="SourceCode"/>
-      </w:pPr>
-      <w:r>
-        <w:rPr>
-          <w:rStyle w:val="VerbatimChar"/>
-        </w:rPr>
-        <w:t xml:space="preserve">student@lab-vm:~/lab10$ ./hello.sh</w:t>
-      </w:r>
-      <w:r>
-        <w:br/>
-      </w:r>
-      <w:r>
-        <w:rPr>
-          <w:rStyle w:val="VerbatimChar"/>
-        </w:rPr>
-        <w:t xml:space="preserve">bash: ./hello.sh: Permission denied</w:t>
-      </w:r>
-      <w:r>
-        <w:br/>
-      </w:r>
-      <w:r>
-        <w:br/>
-      </w:r>
-      <w:r>
-        <w:rPr>
-          <w:rStyle w:val="VerbatimChar"/>
-        </w:rPr>
-        <w:t xml:space="preserve">student@lab-vm:~/lab10$ chmod +x hello.sh</w:t>
-      </w:r>
-      <w:r>
-        <w:br/>
-      </w:r>
-      <w:r>
-        <w:rPr>
-          <w:rStyle w:val="VerbatimChar"/>
-        </w:rPr>
-        <w:t xml:space="preserve">student@lab-vm:~/lab10$ ./hello.sh Студент</w:t>
-      </w:r>
-      <w:r>
-        <w:br/>
-      </w:r>
-      <w:r>
-        <w:rPr>
-          <w:rStyle w:val="VerbatimChar"/>
-        </w:rPr>
-        <w:t xml:space="preserve">Скрипт:      ./hello.sh</w:t>
-      </w:r>
-      <w:r>
-        <w:br/>
-      </w:r>
-      <w:r>
-        <w:rPr>
-          <w:rStyle w:val="VerbatimChar"/>
-        </w:rPr>
-        <w:t xml:space="preserve">Параметрів:  1</w:t>
-      </w:r>
-      <w:r>
-        <w:br/>
-      </w:r>
-      <w:r>
-        <w:rPr>
-          <w:rStyle w:val="VerbatimChar"/>
-        </w:rPr>
-        <w:t xml:space="preserve">Користувач:  student</w:t>
-      </w:r>
-      <w:r>
-        <w:br/>
-      </w:r>
-      <w:r>
-        <w:rPr>
-          <w:rStyle w:val="VerbatimChar"/>
-        </w:rPr>
-        <w:t xml:space="preserve">Каталог:     /home/student/lab10</w:t>
-      </w:r>
-      <w:r>
-        <w:br/>
-      </w:r>
-      <w:r>
-        <w:rPr>
-          <w:rStyle w:val="VerbatimChar"/>
-        </w:rPr>
-        <w:t xml:space="preserve">PID:         4821</w:t>
-      </w:r>
+        <w:spacing w:before="0" w:after="0" w:line="120" w:lineRule="exact"/>
+        <w:rPr>
+          <w:sz w:val="4"/>
+          <w:szCs w:val="4"/>
+        </w:rPr>
+      </w:pPr>
+    </w:p>
+    <w:tbl>
+      <w:tblPr>
+        <w:tblStyle w:val="SourceCodeTable"/>
+        <w:tblW w:type="dxa" w:w="9637"/>
+        <w:tblInd w:w="0" w:type="dxa"/>
+        <w:tblBorders>
+          <w:top w:color="BFBFBF" w:space="0" w:sz="4" w:val="single"/>
+          <w:left w:color="BFBFBF" w:space="0" w:sz="4" w:val="single"/>
+          <w:bottom w:color="BFBFBF" w:space="0" w:sz="4" w:val="single"/>
+          <w:right w:color="BFBFBF" w:space="0" w:sz="4" w:val="single"/>
+        </w:tblBorders>
+        <w:shd w:color="auto" w:fill="F4F4F4" w:val="clear"/>
+        <w:tblLayout w:type="fixed"/>
+        <w:tblCellMar>
+          <w:top w:type="dxa" w:w="113"/>
+          <w:left w:type="dxa" w:w="113"/>
+          <w:bottom w:type="dxa" w:w="113"/>
+          <w:right w:type="dxa" w:w="113"/>
+        </w:tblCellMar>
+        <w:tblLook w:val="0000" w:firstRow="0" w:lastRow="0" w:firstColumn="0" w:lastColumn="0" w:noHBand="1" w:noVBand="1"/>
+      </w:tblPr>
+      <w:tblGrid>
+        <w:gridCol w:w="9637"/>
+      </w:tblGrid>
+      <w:tr>
+        <w:tc>
+          <w:tcPr>
+            <w:tcW w:type="dxa" w:w="9637"/>
+            <w:shd w:color="auto" w:fill="F4F4F4" w:val="clear"/>
+          </w:tcPr>
+          <w:p>
+            <w:pPr>
+              <w:pStyle w:val="SourceCode"/>
+              <w:spacing w:before="0" w:after="0" w:line="200" w:lineRule="auto"/>
+            </w:pPr>
+            <w:r>
+              <w:t xml:space="preserve">student@lab-vm:~$ mkdir -p ~/lab10/{src,bak,logs} &amp;&amp; cd ~/lab10</w:t>
+            </w:r>
+          </w:p>
+          <w:p>
+            <w:pPr>
+              <w:pStyle w:val="SourceCode"/>
+              <w:spacing w:before="0" w:after="0" w:line="200" w:lineRule="auto"/>
+            </w:pPr>
+            <w:r>
+              <w:t xml:space="preserve">student@lab-vm:~/lab10$ cp /etc/hosts /etc/passwd /etc/services src/</w:t>
+            </w:r>
+          </w:p>
+          <w:p>
+            <w:pPr>
+              <w:pStyle w:val="SourceCode"/>
+              <w:spacing w:before="0" w:after="0" w:line="200" w:lineRule="auto"/>
+            </w:pPr>
+            <w:r>
+              <w:t xml:space="preserve">student@lab-vm:~/lab10$ vi hello.sh</w:t>
+            </w:r>
+          </w:p>
+        </w:tc>
+      </w:tr>
+    </w:tbl>
+    <w:p>
+      <w:pPr>
+        <w:spacing w:before="0" w:after="0" w:line="120" w:lineRule="exact"/>
+        <w:rPr>
+          <w:sz w:val="4"/>
+          <w:szCs w:val="4"/>
+        </w:rPr>
+      </w:pPr>
+    </w:p>
+    <w:p>
+      <w:pPr>
+        <w:spacing w:before="0" w:after="0" w:line="120" w:lineRule="exact"/>
+        <w:rPr>
+          <w:sz w:val="4"/>
+          <w:szCs w:val="4"/>
+        </w:rPr>
+      </w:pPr>
+    </w:p>
+    <w:tbl>
+      <w:tblPr>
+        <w:tblStyle w:val="SourceCodeTable"/>
+        <w:tblW w:type="dxa" w:w="9637"/>
+        <w:tblInd w:w="0" w:type="dxa"/>
+        <w:tblBorders>
+          <w:top w:color="BFBFBF" w:space="0" w:sz="4" w:val="single"/>
+          <w:left w:color="BFBFBF" w:space="0" w:sz="4" w:val="single"/>
+          <w:bottom w:color="BFBFBF" w:space="0" w:sz="4" w:val="single"/>
+          <w:right w:color="BFBFBF" w:space="0" w:sz="4" w:val="single"/>
+        </w:tblBorders>
+        <w:shd w:color="auto" w:fill="F4F4F4" w:val="clear"/>
+        <w:tblLayout w:type="fixed"/>
+        <w:tblCellMar>
+          <w:top w:type="dxa" w:w="113"/>
+          <w:left w:type="dxa" w:w="113"/>
+          <w:bottom w:type="dxa" w:w="113"/>
+          <w:right w:type="dxa" w:w="113"/>
+        </w:tblCellMar>
+        <w:tblLook w:val="0000" w:firstRow="0" w:lastRow="0" w:firstColumn="0" w:lastColumn="0" w:noHBand="1" w:noVBand="1"/>
+      </w:tblPr>
+      <w:tblGrid>
+        <w:gridCol w:w="9637"/>
+      </w:tblGrid>
+      <w:tr>
+        <w:tc>
+          <w:tcPr>
+            <w:tcW w:type="dxa" w:w="9637"/>
+            <w:shd w:color="auto" w:fill="F4F4F4" w:val="clear"/>
+          </w:tcPr>
+          <w:p>
+            <w:pPr>
+              <w:pStyle w:val="SourceCode"/>
+              <w:spacing w:before="0" w:after="0" w:line="200" w:lineRule="auto"/>
+            </w:pPr>
+            <w:r>
+              <w:t xml:space="preserve">#!/bin/bash</w:t>
+            </w:r>
+          </w:p>
+          <w:p>
+            <w:pPr>
+              <w:pStyle w:val="SourceCode"/>
+              <w:spacing w:before="0" w:after="0" w:line="200" w:lineRule="auto"/>
+            </w:pPr>
+            <w:r>
+              <w:t xml:space="preserve"># hello.sh — перший скрипт</w:t>
+            </w:r>
+          </w:p>
+          <w:p>
+            <w:pPr>
+              <w:pStyle w:val="SourceCode"/>
+              <w:spacing w:before="0" w:after="0" w:line="200" w:lineRule="auto"/>
+            </w:pPr>
+            <w:r>
+              <w:t xml:space="preserve">echo "Скрипт:      $0"</w:t>
+            </w:r>
+          </w:p>
+          <w:p>
+            <w:pPr>
+              <w:pStyle w:val="SourceCode"/>
+              <w:spacing w:before="0" w:after="0" w:line="200" w:lineRule="auto"/>
+            </w:pPr>
+            <w:r>
+              <w:t xml:space="preserve">echo "Параметрів:  $#"</w:t>
+            </w:r>
+          </w:p>
+          <w:p>
+            <w:pPr>
+              <w:pStyle w:val="SourceCode"/>
+              <w:spacing w:before="0" w:after="0" w:line="200" w:lineRule="auto"/>
+            </w:pPr>
+            <w:r>
+              <w:t xml:space="preserve">echo "Користувач:  $USER"</w:t>
+            </w:r>
+          </w:p>
+          <w:p>
+            <w:pPr>
+              <w:pStyle w:val="SourceCode"/>
+              <w:spacing w:before="0" w:after="0" w:line="200" w:lineRule="auto"/>
+            </w:pPr>
+            <w:r>
+              <w:t xml:space="preserve">echo "Каталог:     $PWD"</w:t>
+            </w:r>
+          </w:p>
+          <w:p>
+            <w:pPr>
+              <w:pStyle w:val="SourceCode"/>
+              <w:spacing w:before="0" w:after="0" w:line="200" w:lineRule="auto"/>
+            </w:pPr>
+            <w:r>
+              <w:t xml:space="preserve">echo "PID:         $$"</w:t>
+            </w:r>
+          </w:p>
+        </w:tc>
+      </w:tr>
+    </w:tbl>
+    <w:p>
+      <w:pPr>
+        <w:spacing w:before="0" w:after="0" w:line="120" w:lineRule="exact"/>
+        <w:rPr>
+          <w:sz w:val="4"/>
+          <w:szCs w:val="4"/>
+        </w:rPr>
+      </w:pPr>
+    </w:p>
+    <w:p>
+      <w:pPr>
+        <w:spacing w:before="0" w:after="0" w:line="120" w:lineRule="exact"/>
+        <w:rPr>
+          <w:sz w:val="4"/>
+          <w:szCs w:val="4"/>
+        </w:rPr>
+      </w:pPr>
+    </w:p>
+    <w:tbl>
+      <w:tblPr>
+        <w:tblStyle w:val="SourceCodeTable"/>
+        <w:tblW w:type="dxa" w:w="9637"/>
+        <w:tblInd w:w="0" w:type="dxa"/>
+        <w:tblBorders>
+          <w:top w:color="BFBFBF" w:space="0" w:sz="4" w:val="single"/>
+          <w:left w:color="BFBFBF" w:space="0" w:sz="4" w:val="single"/>
+          <w:bottom w:color="BFBFBF" w:space="0" w:sz="4" w:val="single"/>
+          <w:right w:color="BFBFBF" w:space="0" w:sz="4" w:val="single"/>
+        </w:tblBorders>
+        <w:shd w:color="auto" w:fill="F4F4F4" w:val="clear"/>
+        <w:tblLayout w:type="fixed"/>
+        <w:tblCellMar>
+          <w:top w:type="dxa" w:w="113"/>
+          <w:left w:type="dxa" w:w="113"/>
+          <w:bottom w:type="dxa" w:w="113"/>
+          <w:right w:type="dxa" w:w="113"/>
+        </w:tblCellMar>
+        <w:tblLook w:val="0000" w:firstRow="0" w:lastRow="0" w:firstColumn="0" w:lastColumn="0" w:noHBand="1" w:noVBand="1"/>
+      </w:tblPr>
+      <w:tblGrid>
+        <w:gridCol w:w="9637"/>
+      </w:tblGrid>
+      <w:tr>
+        <w:tc>
+          <w:tcPr>
+            <w:tcW w:type="dxa" w:w="9637"/>
+            <w:shd w:color="auto" w:fill="F4F4F4" w:val="clear"/>
+          </w:tcPr>
+          <w:p>
+            <w:pPr>
+              <w:pStyle w:val="SourceCode"/>
+              <w:spacing w:before="0" w:after="0" w:line="200" w:lineRule="auto"/>
+            </w:pPr>
+            <w:r>
+              <w:t xml:space="preserve">student@lab-vm:~/lab10$ ./hello.sh</w:t>
+            </w:r>
+          </w:p>
+          <w:p>
+            <w:pPr>
+              <w:pStyle w:val="SourceCode"/>
+              <w:spacing w:before="0" w:after="0" w:line="200" w:lineRule="auto"/>
+            </w:pPr>
+            <w:r>
+              <w:t xml:space="preserve">bash: ./hello.sh: Permission denied</w:t>
+            </w:r>
+          </w:p>
+          <w:p>
+            <w:pPr>
+              <w:pStyle w:val="SourceCode"/>
+              <w:spacing w:before="0" w:after="0" w:line="200" w:lineRule="auto"/>
+            </w:pPr>
+          </w:p>
+          <w:p>
+            <w:pPr>
+              <w:pStyle w:val="SourceCode"/>
+              <w:spacing w:before="0" w:after="0" w:line="200" w:lineRule="auto"/>
+            </w:pPr>
+            <w:r>
+              <w:t xml:space="preserve">student@lab-vm:~/lab10$ chmod +x hello.sh</w:t>
+            </w:r>
+          </w:p>
+          <w:p>
+            <w:pPr>
+              <w:pStyle w:val="SourceCode"/>
+              <w:spacing w:before="0" w:after="0" w:line="200" w:lineRule="auto"/>
+            </w:pPr>
+            <w:r>
+              <w:t xml:space="preserve">student@lab-vm:~/lab10$ ./hello.sh Студент</w:t>
+            </w:r>
+          </w:p>
+          <w:p>
+            <w:pPr>
+              <w:pStyle w:val="SourceCode"/>
+              <w:spacing w:before="0" w:after="0" w:line="200" w:lineRule="auto"/>
+            </w:pPr>
+            <w:r>
+              <w:t xml:space="preserve">Скрипт:      ./hello.sh</w:t>
+            </w:r>
+          </w:p>
+          <w:p>
+            <w:pPr>
+              <w:pStyle w:val="SourceCode"/>
+              <w:spacing w:before="0" w:after="0" w:line="200" w:lineRule="auto"/>
+            </w:pPr>
+            <w:r>
+              <w:t xml:space="preserve">Параметрів:  1</w:t>
+            </w:r>
+          </w:p>
+          <w:p>
+            <w:pPr>
+              <w:pStyle w:val="SourceCode"/>
+              <w:spacing w:before="0" w:after="0" w:line="200" w:lineRule="auto"/>
+            </w:pPr>
+            <w:r>
+              <w:t xml:space="preserve">Користувач:  student</w:t>
+            </w:r>
+          </w:p>
+          <w:p>
+            <w:pPr>
+              <w:pStyle w:val="SourceCode"/>
+              <w:spacing w:before="0" w:after="0" w:line="200" w:lineRule="auto"/>
+            </w:pPr>
+            <w:r>
+              <w:t xml:space="preserve">Каталог:     /home/student/lab10</w:t>
+            </w:r>
+          </w:p>
+          <w:p>
+            <w:pPr>
+              <w:pStyle w:val="SourceCode"/>
+              <w:spacing w:before="0" w:after="0" w:line="200" w:lineRule="auto"/>
+            </w:pPr>
+            <w:r>
+              <w:t xml:space="preserve">PID:         4821</w:t>
+            </w:r>
+          </w:p>
+        </w:tc>
+      </w:tr>
+    </w:tbl>
+    <w:p>
+      <w:pPr>
+        <w:spacing w:before="0" w:after="0" w:line="120" w:lineRule="exact"/>
+        <w:rPr>
+          <w:sz w:val="4"/>
+          <w:szCs w:val="4"/>
+        </w:rPr>
+      </w:pPr>
     </w:p>
     <w:p>
       <w:pPr>
@@ -2065,349 +2674,465 @@
     </w:p>
     <w:p>
       <w:pPr>
-        <w:pStyle w:val="SourceCode"/>
-      </w:pPr>
-      <w:r>
-        <w:rPr>
-          <w:rStyle w:val="VerbatimChar"/>
-        </w:rPr>
-        <w:t xml:space="preserve">#!/bin/bash</w:t>
-      </w:r>
-      <w:r>
-        <w:br/>
-      </w:r>
-      <w:r>
-        <w:rPr>
-          <w:rStyle w:val="VerbatimChar"/>
-        </w:rPr>
-        <w:t xml:space="preserve"># info.sh — відомості про об'єкт файлової системи</w:t>
-      </w:r>
-      <w:r>
-        <w:br/>
-      </w:r>
-      <w:r>
-        <w:rPr>
-          <w:rStyle w:val="VerbatimChar"/>
-        </w:rPr>
-        <w:t xml:space="preserve">set -euo pipefail</w:t>
-      </w:r>
-      <w:r>
-        <w:br/>
-      </w:r>
-      <w:r>
-        <w:br/>
-      </w:r>
-      <w:r>
-        <w:rPr>
-          <w:rStyle w:val="VerbatimChar"/>
-        </w:rPr>
-        <w:t xml:space="preserve">if [[ $# -eq 0 ]]; then</w:t>
-      </w:r>
-      <w:r>
-        <w:br/>
-      </w:r>
-      <w:r>
-        <w:rPr>
-          <w:rStyle w:val="VerbatimChar"/>
-        </w:rPr>
-        <w:t xml:space="preserve">    echo "Використання: $0 &lt;шлях&gt;" &gt;&amp;2</w:t>
-      </w:r>
-      <w:r>
-        <w:br/>
-      </w:r>
-      <w:r>
-        <w:rPr>
-          <w:rStyle w:val="VerbatimChar"/>
-        </w:rPr>
-        <w:t xml:space="preserve">    exit 1</w:t>
-      </w:r>
-      <w:r>
-        <w:br/>
-      </w:r>
-      <w:r>
-        <w:rPr>
-          <w:rStyle w:val="VerbatimChar"/>
-        </w:rPr>
-        <w:t xml:space="preserve">fi</w:t>
-      </w:r>
-      <w:r>
-        <w:br/>
-      </w:r>
-      <w:r>
-        <w:br/>
-      </w:r>
-      <w:r>
-        <w:rPr>
-          <w:rStyle w:val="VerbatimChar"/>
-        </w:rPr>
-        <w:t xml:space="preserve">target="$1"</w:t>
-      </w:r>
-      <w:r>
-        <w:br/>
-      </w:r>
-      <w:r>
-        <w:br/>
-      </w:r>
-      <w:r>
-        <w:rPr>
-          <w:rStyle w:val="VerbatimChar"/>
-        </w:rPr>
-        <w:t xml:space="preserve">if [[ ! -e "$target" ]]; then</w:t>
-      </w:r>
-      <w:r>
-        <w:br/>
-      </w:r>
-      <w:r>
-        <w:rPr>
-          <w:rStyle w:val="VerbatimChar"/>
-        </w:rPr>
-        <w:t xml:space="preserve">    echo "Об'єкт '$target' не існує" &gt;&amp;2</w:t>
-      </w:r>
-      <w:r>
-        <w:br/>
-      </w:r>
-      <w:r>
-        <w:rPr>
-          <w:rStyle w:val="VerbatimChar"/>
-        </w:rPr>
-        <w:t xml:space="preserve">    exit 2</w:t>
-      </w:r>
-      <w:r>
-        <w:br/>
-      </w:r>
-      <w:r>
-        <w:rPr>
-          <w:rStyle w:val="VerbatimChar"/>
-        </w:rPr>
-        <w:t xml:space="preserve">fi</w:t>
-      </w:r>
-      <w:r>
-        <w:br/>
-      </w:r>
-      <w:r>
-        <w:br/>
-      </w:r>
-      <w:r>
-        <w:rPr>
-          <w:rStyle w:val="VerbatimChar"/>
-        </w:rPr>
-        <w:t xml:space="preserve">if [[ -d "$target" ]]; then</w:t>
-      </w:r>
-      <w:r>
-        <w:br/>
-      </w:r>
-      <w:r>
-        <w:rPr>
-          <w:rStyle w:val="VerbatimChar"/>
-        </w:rPr>
-        <w:t xml:space="preserve">    echo "Тип:     каталог"</w:t>
-      </w:r>
-      <w:r>
-        <w:br/>
-      </w:r>
-      <w:r>
-        <w:rPr>
-          <w:rStyle w:val="VerbatimChar"/>
-        </w:rPr>
-        <w:t xml:space="preserve">    echo "Файлів:  $(find "$target" -maxdepth 1 -type f | wc -l)"</w:t>
-      </w:r>
-      <w:r>
-        <w:br/>
-      </w:r>
-      <w:r>
-        <w:rPr>
-          <w:rStyle w:val="VerbatimChar"/>
-        </w:rPr>
-        <w:t xml:space="preserve">else</w:t>
-      </w:r>
-      <w:r>
-        <w:br/>
-      </w:r>
-      <w:r>
-        <w:rPr>
-          <w:rStyle w:val="VerbatimChar"/>
-        </w:rPr>
-        <w:t xml:space="preserve">    echo "Тип:     файл"</w:t>
-      </w:r>
-      <w:r>
-        <w:br/>
-      </w:r>
-      <w:r>
-        <w:rPr>
-          <w:rStyle w:val="VerbatimChar"/>
-        </w:rPr>
-        <w:t xml:space="preserve">    echo "Розмір:  $(stat -c%s "$target") байт"</w:t>
-      </w:r>
-      <w:r>
-        <w:br/>
-      </w:r>
-      <w:r>
-        <w:rPr>
-          <w:rStyle w:val="VerbatimChar"/>
-        </w:rPr>
-        <w:t xml:space="preserve">    echo "Рядків:  $(wc -l &lt; "$target")"</w:t>
-      </w:r>
-      <w:r>
-        <w:br/>
-      </w:r>
-      <w:r>
-        <w:rPr>
-          <w:rStyle w:val="VerbatimChar"/>
-        </w:rPr>
-        <w:t xml:space="preserve">fi</w:t>
-      </w:r>
-      <w:r>
-        <w:br/>
-      </w:r>
-      <w:r>
-        <w:rPr>
-          <w:rStyle w:val="VerbatimChar"/>
-        </w:rPr>
-        <w:t xml:space="preserve">echo "Власник: $(stat -c%U "$target")"</w:t>
-      </w:r>
-      <w:r>
-        <w:br/>
-      </w:r>
-      <w:r>
-        <w:rPr>
-          <w:rStyle w:val="VerbatimChar"/>
-        </w:rPr>
-        <w:t xml:space="preserve">echo "Права:   $(stat -c%A "$target")"</w:t>
-      </w:r>
-    </w:p>
-    <w:p>
-      <w:pPr>
-        <w:pStyle w:val="SourceCode"/>
-      </w:pPr>
-      <w:r>
-        <w:rPr>
-          <w:rStyle w:val="VerbatimChar"/>
-        </w:rPr>
-        <w:t xml:space="preserve">student@lab-vm:~/lab10$ ./info.sh</w:t>
-      </w:r>
-      <w:r>
-        <w:br/>
-      </w:r>
-      <w:r>
-        <w:rPr>
-          <w:rStyle w:val="VerbatimChar"/>
-        </w:rPr>
-        <w:t xml:space="preserve">Використання: ./info.sh &lt;шлях&gt;</w:t>
-      </w:r>
-      <w:r>
-        <w:br/>
-      </w:r>
-      <w:r>
-        <w:rPr>
-          <w:rStyle w:val="VerbatimChar"/>
-        </w:rPr>
-        <w:t xml:space="preserve">student@lab-vm:~/lab10$ echo $?</w:t>
-      </w:r>
-      <w:r>
-        <w:br/>
-      </w:r>
-      <w:r>
-        <w:rPr>
-          <w:rStyle w:val="VerbatimChar"/>
-        </w:rPr>
-        <w:t xml:space="preserve">1</w:t>
-      </w:r>
-      <w:r>
-        <w:br/>
-      </w:r>
-      <w:r>
-        <w:br/>
-      </w:r>
-      <w:r>
-        <w:rPr>
-          <w:rStyle w:val="VerbatimChar"/>
-        </w:rPr>
-        <w:t xml:space="preserve">student@lab-vm:~/lab10$ ./info.sh src/hosts</w:t>
-      </w:r>
-      <w:r>
-        <w:br/>
-      </w:r>
-      <w:r>
-        <w:rPr>
-          <w:rStyle w:val="VerbatimChar"/>
-        </w:rPr>
-        <w:t xml:space="preserve">Тип:     файл</w:t>
-      </w:r>
-      <w:r>
-        <w:br/>
-      </w:r>
-      <w:r>
-        <w:rPr>
-          <w:rStyle w:val="VerbatimChar"/>
-        </w:rPr>
-        <w:t xml:space="preserve">Розмір:  221 байт</w:t>
-      </w:r>
-      <w:r>
-        <w:br/>
-      </w:r>
-      <w:r>
-        <w:rPr>
-          <w:rStyle w:val="VerbatimChar"/>
-        </w:rPr>
-        <w:t xml:space="preserve">Рядків:  12</w:t>
-      </w:r>
-      <w:r>
-        <w:br/>
-      </w:r>
-      <w:r>
-        <w:rPr>
-          <w:rStyle w:val="VerbatimChar"/>
-        </w:rPr>
-        <w:t xml:space="preserve">Власник: student</w:t>
-      </w:r>
-      <w:r>
-        <w:br/>
-      </w:r>
-      <w:r>
-        <w:rPr>
-          <w:rStyle w:val="VerbatimChar"/>
-        </w:rPr>
-        <w:t xml:space="preserve">Права:   -rw-r--r--</w:t>
-      </w:r>
-      <w:r>
-        <w:br/>
-      </w:r>
-      <w:r>
-        <w:br/>
-      </w:r>
-      <w:r>
-        <w:rPr>
-          <w:rStyle w:val="VerbatimChar"/>
-        </w:rPr>
-        <w:t xml:space="preserve">student@lab-vm:~/lab10$ ./info.sh /nonexistent</w:t>
-      </w:r>
-      <w:r>
-        <w:br/>
-      </w:r>
-      <w:r>
-        <w:rPr>
-          <w:rStyle w:val="VerbatimChar"/>
-        </w:rPr>
-        <w:t xml:space="preserve">Об'єкт '/nonexistent' не існує</w:t>
-      </w:r>
-      <w:r>
-        <w:br/>
-      </w:r>
-      <w:r>
-        <w:rPr>
-          <w:rStyle w:val="VerbatimChar"/>
-        </w:rPr>
-        <w:t xml:space="preserve">student@lab-vm:~/lab10$ echo $?</w:t>
-      </w:r>
-      <w:r>
-        <w:br/>
-      </w:r>
-      <w:r>
-        <w:rPr>
-          <w:rStyle w:val="VerbatimChar"/>
-        </w:rPr>
-        <w:t xml:space="preserve">2</w:t>
-      </w:r>
+        <w:spacing w:before="0" w:after="0" w:line="120" w:lineRule="exact"/>
+        <w:rPr>
+          <w:sz w:val="4"/>
+          <w:szCs w:val="4"/>
+        </w:rPr>
+      </w:pPr>
+    </w:p>
+    <w:tbl>
+      <w:tblPr>
+        <w:tblStyle w:val="SourceCodeTable"/>
+        <w:tblW w:type="dxa" w:w="9637"/>
+        <w:tblInd w:w="0" w:type="dxa"/>
+        <w:tblBorders>
+          <w:top w:color="BFBFBF" w:space="0" w:sz="4" w:val="single"/>
+          <w:left w:color="BFBFBF" w:space="0" w:sz="4" w:val="single"/>
+          <w:bottom w:color="BFBFBF" w:space="0" w:sz="4" w:val="single"/>
+          <w:right w:color="BFBFBF" w:space="0" w:sz="4" w:val="single"/>
+        </w:tblBorders>
+        <w:shd w:color="auto" w:fill="F4F4F4" w:val="clear"/>
+        <w:tblLayout w:type="fixed"/>
+        <w:tblCellMar>
+          <w:top w:type="dxa" w:w="113"/>
+          <w:left w:type="dxa" w:w="113"/>
+          <w:bottom w:type="dxa" w:w="113"/>
+          <w:right w:type="dxa" w:w="113"/>
+        </w:tblCellMar>
+        <w:tblLook w:val="0000" w:firstRow="0" w:lastRow="0" w:firstColumn="0" w:lastColumn="0" w:noHBand="1" w:noVBand="1"/>
+      </w:tblPr>
+      <w:tblGrid>
+        <w:gridCol w:w="9637"/>
+      </w:tblGrid>
+      <w:tr>
+        <w:tc>
+          <w:tcPr>
+            <w:tcW w:type="dxa" w:w="9637"/>
+            <w:shd w:color="auto" w:fill="F4F4F4" w:val="clear"/>
+          </w:tcPr>
+          <w:p>
+            <w:pPr>
+              <w:pStyle w:val="SourceCode"/>
+              <w:spacing w:before="0" w:after="0" w:line="200" w:lineRule="auto"/>
+            </w:pPr>
+            <w:r>
+              <w:t xml:space="preserve">#!/bin/bash</w:t>
+            </w:r>
+          </w:p>
+          <w:p>
+            <w:pPr>
+              <w:pStyle w:val="SourceCode"/>
+              <w:spacing w:before="0" w:after="0" w:line="200" w:lineRule="auto"/>
+            </w:pPr>
+            <w:r>
+              <w:t xml:space="preserve"># info.sh — відомості про об'єкт файлової системи</w:t>
+            </w:r>
+          </w:p>
+          <w:p>
+            <w:pPr>
+              <w:pStyle w:val="SourceCode"/>
+              <w:spacing w:before="0" w:after="0" w:line="200" w:lineRule="auto"/>
+            </w:pPr>
+            <w:r>
+              <w:t xml:space="preserve">set -euo pipefail</w:t>
+            </w:r>
+          </w:p>
+          <w:p>
+            <w:pPr>
+              <w:pStyle w:val="SourceCode"/>
+              <w:spacing w:before="0" w:after="0" w:line="200" w:lineRule="auto"/>
+            </w:pPr>
+          </w:p>
+          <w:p>
+            <w:pPr>
+              <w:pStyle w:val="SourceCode"/>
+              <w:spacing w:before="0" w:after="0" w:line="200" w:lineRule="auto"/>
+            </w:pPr>
+            <w:r>
+              <w:t xml:space="preserve">if [[ $# -eq 0 ]]; then</w:t>
+            </w:r>
+          </w:p>
+          <w:p>
+            <w:pPr>
+              <w:pStyle w:val="SourceCode"/>
+              <w:spacing w:before="0" w:after="0" w:line="200" w:lineRule="auto"/>
+            </w:pPr>
+            <w:r>
+              <w:t xml:space="preserve">    echo "Використання: $0 &lt;шлях&gt;" &gt;&amp;2</w:t>
+            </w:r>
+          </w:p>
+          <w:p>
+            <w:pPr>
+              <w:pStyle w:val="SourceCode"/>
+              <w:spacing w:before="0" w:after="0" w:line="200" w:lineRule="auto"/>
+            </w:pPr>
+            <w:r>
+              <w:t xml:space="preserve">    exit 1</w:t>
+            </w:r>
+          </w:p>
+          <w:p>
+            <w:pPr>
+              <w:pStyle w:val="SourceCode"/>
+              <w:spacing w:before="0" w:after="0" w:line="200" w:lineRule="auto"/>
+            </w:pPr>
+            <w:r>
+              <w:t xml:space="preserve">fi</w:t>
+            </w:r>
+          </w:p>
+          <w:p>
+            <w:pPr>
+              <w:pStyle w:val="SourceCode"/>
+              <w:spacing w:before="0" w:after="0" w:line="200" w:lineRule="auto"/>
+            </w:pPr>
+          </w:p>
+          <w:p>
+            <w:pPr>
+              <w:pStyle w:val="SourceCode"/>
+              <w:spacing w:before="0" w:after="0" w:line="200" w:lineRule="auto"/>
+            </w:pPr>
+            <w:r>
+              <w:t xml:space="preserve">target="$1"</w:t>
+            </w:r>
+          </w:p>
+          <w:p>
+            <w:pPr>
+              <w:pStyle w:val="SourceCode"/>
+              <w:spacing w:before="0" w:after="0" w:line="200" w:lineRule="auto"/>
+            </w:pPr>
+          </w:p>
+          <w:p>
+            <w:pPr>
+              <w:pStyle w:val="SourceCode"/>
+              <w:spacing w:before="0" w:after="0" w:line="200" w:lineRule="auto"/>
+            </w:pPr>
+            <w:r>
+              <w:t xml:space="preserve">if [[ ! -e "$target" ]]; then</w:t>
+            </w:r>
+          </w:p>
+          <w:p>
+            <w:pPr>
+              <w:pStyle w:val="SourceCode"/>
+              <w:spacing w:before="0" w:after="0" w:line="200" w:lineRule="auto"/>
+            </w:pPr>
+            <w:r>
+              <w:t xml:space="preserve">    echo "Об'єкт '$target' не існує" &gt;&amp;2</w:t>
+            </w:r>
+          </w:p>
+          <w:p>
+            <w:pPr>
+              <w:pStyle w:val="SourceCode"/>
+              <w:spacing w:before="0" w:after="0" w:line="200" w:lineRule="auto"/>
+            </w:pPr>
+            <w:r>
+              <w:t xml:space="preserve">    exit 2</w:t>
+            </w:r>
+          </w:p>
+          <w:p>
+            <w:pPr>
+              <w:pStyle w:val="SourceCode"/>
+              <w:spacing w:before="0" w:after="0" w:line="200" w:lineRule="auto"/>
+            </w:pPr>
+            <w:r>
+              <w:t xml:space="preserve">fi</w:t>
+            </w:r>
+          </w:p>
+          <w:p>
+            <w:pPr>
+              <w:pStyle w:val="SourceCode"/>
+              <w:spacing w:before="0" w:after="0" w:line="200" w:lineRule="auto"/>
+            </w:pPr>
+          </w:p>
+          <w:p>
+            <w:pPr>
+              <w:pStyle w:val="SourceCode"/>
+              <w:spacing w:before="0" w:after="0" w:line="200" w:lineRule="auto"/>
+            </w:pPr>
+            <w:r>
+              <w:t xml:space="preserve">if [[ -d "$target" ]]; then</w:t>
+            </w:r>
+          </w:p>
+          <w:p>
+            <w:pPr>
+              <w:pStyle w:val="SourceCode"/>
+              <w:spacing w:before="0" w:after="0" w:line="200" w:lineRule="auto"/>
+            </w:pPr>
+            <w:r>
+              <w:t xml:space="preserve">    echo "Тип:     каталог"</w:t>
+            </w:r>
+          </w:p>
+          <w:p>
+            <w:pPr>
+              <w:pStyle w:val="SourceCode"/>
+              <w:spacing w:before="0" w:after="0" w:line="200" w:lineRule="auto"/>
+            </w:pPr>
+            <w:r>
+              <w:t xml:space="preserve">    echo "Файлів:  $(find "$target" -maxdepth 1 -type f | wc -l)"</w:t>
+            </w:r>
+          </w:p>
+          <w:p>
+            <w:pPr>
+              <w:pStyle w:val="SourceCode"/>
+              <w:spacing w:before="0" w:after="0" w:line="200" w:lineRule="auto"/>
+            </w:pPr>
+            <w:r>
+              <w:t xml:space="preserve">else</w:t>
+            </w:r>
+          </w:p>
+          <w:p>
+            <w:pPr>
+              <w:pStyle w:val="SourceCode"/>
+              <w:spacing w:before="0" w:after="0" w:line="200" w:lineRule="auto"/>
+            </w:pPr>
+            <w:r>
+              <w:t xml:space="preserve">    echo "Тип:     файл"</w:t>
+            </w:r>
+          </w:p>
+          <w:p>
+            <w:pPr>
+              <w:pStyle w:val="SourceCode"/>
+              <w:spacing w:before="0" w:after="0" w:line="200" w:lineRule="auto"/>
+            </w:pPr>
+            <w:r>
+              <w:t xml:space="preserve">    echo "Розмір:  $(stat -c%s "$target") байт"</w:t>
+            </w:r>
+          </w:p>
+          <w:p>
+            <w:pPr>
+              <w:pStyle w:val="SourceCode"/>
+              <w:spacing w:before="0" w:after="0" w:line="200" w:lineRule="auto"/>
+            </w:pPr>
+            <w:r>
+              <w:t xml:space="preserve">    echo "Рядків:  $(wc -l &lt; "$target")"</w:t>
+            </w:r>
+          </w:p>
+          <w:p>
+            <w:pPr>
+              <w:pStyle w:val="SourceCode"/>
+              <w:spacing w:before="0" w:after="0" w:line="200" w:lineRule="auto"/>
+            </w:pPr>
+            <w:r>
+              <w:t xml:space="preserve">fi</w:t>
+            </w:r>
+          </w:p>
+          <w:p>
+            <w:pPr>
+              <w:pStyle w:val="SourceCode"/>
+              <w:spacing w:before="0" w:after="0" w:line="200" w:lineRule="auto"/>
+            </w:pPr>
+            <w:r>
+              <w:t xml:space="preserve">echo "Власник: $(stat -c%U "$target")"</w:t>
+            </w:r>
+          </w:p>
+          <w:p>
+            <w:pPr>
+              <w:pStyle w:val="SourceCode"/>
+              <w:spacing w:before="0" w:after="0" w:line="200" w:lineRule="auto"/>
+            </w:pPr>
+            <w:r>
+              <w:t xml:space="preserve">echo "Права:   $(stat -c%A "$target")"</w:t>
+            </w:r>
+          </w:p>
+        </w:tc>
+      </w:tr>
+    </w:tbl>
+    <w:p>
+      <w:pPr>
+        <w:spacing w:before="0" w:after="0" w:line="120" w:lineRule="exact"/>
+        <w:rPr>
+          <w:sz w:val="4"/>
+          <w:szCs w:val="4"/>
+        </w:rPr>
+      </w:pPr>
+    </w:p>
+    <w:p>
+      <w:pPr>
+        <w:spacing w:before="0" w:after="0" w:line="120" w:lineRule="exact"/>
+        <w:rPr>
+          <w:sz w:val="4"/>
+          <w:szCs w:val="4"/>
+        </w:rPr>
+      </w:pPr>
+    </w:p>
+    <w:tbl>
+      <w:tblPr>
+        <w:tblStyle w:val="SourceCodeTable"/>
+        <w:tblW w:type="dxa" w:w="9637"/>
+        <w:tblInd w:w="0" w:type="dxa"/>
+        <w:tblBorders>
+          <w:top w:color="BFBFBF" w:space="0" w:sz="4" w:val="single"/>
+          <w:left w:color="BFBFBF" w:space="0" w:sz="4" w:val="single"/>
+          <w:bottom w:color="BFBFBF" w:space="0" w:sz="4" w:val="single"/>
+          <w:right w:color="BFBFBF" w:space="0" w:sz="4" w:val="single"/>
+        </w:tblBorders>
+        <w:shd w:color="auto" w:fill="F4F4F4" w:val="clear"/>
+        <w:tblLayout w:type="fixed"/>
+        <w:tblCellMar>
+          <w:top w:type="dxa" w:w="113"/>
+          <w:left w:type="dxa" w:w="113"/>
+          <w:bottom w:type="dxa" w:w="113"/>
+          <w:right w:type="dxa" w:w="113"/>
+        </w:tblCellMar>
+        <w:tblLook w:val="0000" w:firstRow="0" w:lastRow="0" w:firstColumn="0" w:lastColumn="0" w:noHBand="1" w:noVBand="1"/>
+      </w:tblPr>
+      <w:tblGrid>
+        <w:gridCol w:w="9637"/>
+      </w:tblGrid>
+      <w:tr>
+        <w:tc>
+          <w:tcPr>
+            <w:tcW w:type="dxa" w:w="9637"/>
+            <w:shd w:color="auto" w:fill="F4F4F4" w:val="clear"/>
+          </w:tcPr>
+          <w:p>
+            <w:pPr>
+              <w:pStyle w:val="SourceCode"/>
+              <w:spacing w:before="0" w:after="0" w:line="200" w:lineRule="auto"/>
+            </w:pPr>
+            <w:r>
+              <w:t xml:space="preserve">student@lab-vm:~/lab10$ ./info.sh</w:t>
+            </w:r>
+          </w:p>
+          <w:p>
+            <w:pPr>
+              <w:pStyle w:val="SourceCode"/>
+              <w:spacing w:before="0" w:after="0" w:line="200" w:lineRule="auto"/>
+            </w:pPr>
+            <w:r>
+              <w:t xml:space="preserve">Використання: ./info.sh &lt;шлях&gt;</w:t>
+            </w:r>
+          </w:p>
+          <w:p>
+            <w:pPr>
+              <w:pStyle w:val="SourceCode"/>
+              <w:spacing w:before="0" w:after="0" w:line="200" w:lineRule="auto"/>
+            </w:pPr>
+            <w:r>
+              <w:t xml:space="preserve">student@lab-vm:~/lab10$ echo $?</w:t>
+            </w:r>
+          </w:p>
+          <w:p>
+            <w:pPr>
+              <w:pStyle w:val="SourceCode"/>
+              <w:spacing w:before="0" w:after="0" w:line="200" w:lineRule="auto"/>
+            </w:pPr>
+            <w:r>
+              <w:t xml:space="preserve">1</w:t>
+            </w:r>
+          </w:p>
+          <w:p>
+            <w:pPr>
+              <w:pStyle w:val="SourceCode"/>
+              <w:spacing w:before="0" w:after="0" w:line="200" w:lineRule="auto"/>
+            </w:pPr>
+          </w:p>
+          <w:p>
+            <w:pPr>
+              <w:pStyle w:val="SourceCode"/>
+              <w:spacing w:before="0" w:after="0" w:line="200" w:lineRule="auto"/>
+            </w:pPr>
+            <w:r>
+              <w:t xml:space="preserve">student@lab-vm:~/lab10$ ./info.sh src/hosts</w:t>
+            </w:r>
+          </w:p>
+          <w:p>
+            <w:pPr>
+              <w:pStyle w:val="SourceCode"/>
+              <w:spacing w:before="0" w:after="0" w:line="200" w:lineRule="auto"/>
+            </w:pPr>
+            <w:r>
+              <w:t xml:space="preserve">Тип:     файл</w:t>
+            </w:r>
+          </w:p>
+          <w:p>
+            <w:pPr>
+              <w:pStyle w:val="SourceCode"/>
+              <w:spacing w:before="0" w:after="0" w:line="200" w:lineRule="auto"/>
+            </w:pPr>
+            <w:r>
+              <w:t xml:space="preserve">Розмір:  221 байт</w:t>
+            </w:r>
+          </w:p>
+          <w:p>
+            <w:pPr>
+              <w:pStyle w:val="SourceCode"/>
+              <w:spacing w:before="0" w:after="0" w:line="200" w:lineRule="auto"/>
+            </w:pPr>
+            <w:r>
+              <w:t xml:space="preserve">Рядків:  12</w:t>
+            </w:r>
+          </w:p>
+          <w:p>
+            <w:pPr>
+              <w:pStyle w:val="SourceCode"/>
+              <w:spacing w:before="0" w:after="0" w:line="200" w:lineRule="auto"/>
+            </w:pPr>
+            <w:r>
+              <w:t xml:space="preserve">Власник: student</w:t>
+            </w:r>
+          </w:p>
+          <w:p>
+            <w:pPr>
+              <w:pStyle w:val="SourceCode"/>
+              <w:spacing w:before="0" w:after="0" w:line="200" w:lineRule="auto"/>
+            </w:pPr>
+            <w:r>
+              <w:t xml:space="preserve">Права:   -rw-r--r--</w:t>
+            </w:r>
+          </w:p>
+          <w:p>
+            <w:pPr>
+              <w:pStyle w:val="SourceCode"/>
+              <w:spacing w:before="0" w:after="0" w:line="200" w:lineRule="auto"/>
+            </w:pPr>
+          </w:p>
+          <w:p>
+            <w:pPr>
+              <w:pStyle w:val="SourceCode"/>
+              <w:spacing w:before="0" w:after="0" w:line="200" w:lineRule="auto"/>
+            </w:pPr>
+            <w:r>
+              <w:t xml:space="preserve">student@lab-vm:~/lab10$ ./info.sh /nonexistent</w:t>
+            </w:r>
+          </w:p>
+          <w:p>
+            <w:pPr>
+              <w:pStyle w:val="SourceCode"/>
+              <w:spacing w:before="0" w:after="0" w:line="200" w:lineRule="auto"/>
+            </w:pPr>
+            <w:r>
+              <w:t xml:space="preserve">Об'єкт '/nonexistent' не існує</w:t>
+            </w:r>
+          </w:p>
+          <w:p>
+            <w:pPr>
+              <w:pStyle w:val="SourceCode"/>
+              <w:spacing w:before="0" w:after="0" w:line="200" w:lineRule="auto"/>
+            </w:pPr>
+            <w:r>
+              <w:t xml:space="preserve">student@lab-vm:~/lab10$ echo $?</w:t>
+            </w:r>
+          </w:p>
+          <w:p>
+            <w:pPr>
+              <w:pStyle w:val="SourceCode"/>
+              <w:spacing w:before="0" w:after="0" w:line="200" w:lineRule="auto"/>
+            </w:pPr>
+            <w:r>
+              <w:t xml:space="preserve">2</w:t>
+            </w:r>
+          </w:p>
+        </w:tc>
+      </w:tr>
+    </w:tbl>
+    <w:p>
+      <w:pPr>
+        <w:spacing w:before="0" w:after="0" w:line="120" w:lineRule="exact"/>
+        <w:rPr>
+          <w:sz w:val="4"/>
+          <w:szCs w:val="4"/>
+        </w:rPr>
+      </w:pPr>
     </w:p>
     <w:p>
       <w:pPr>
@@ -2429,202 +3154,306 @@
     </w:p>
     <w:p>
       <w:pPr>
-        <w:pStyle w:val="SourceCode"/>
-      </w:pPr>
-      <w:r>
-        <w:rPr>
-          <w:rStyle w:val="VerbatimChar"/>
-        </w:rPr>
-        <w:t xml:space="preserve">#!/bin/bash</w:t>
-      </w:r>
-      <w:r>
-        <w:br/>
-      </w:r>
-      <w:r>
-        <w:rPr>
-          <w:rStyle w:val="VerbatimChar"/>
-        </w:rPr>
-        <w:t xml:space="preserve"># count.sh — статистика каталогу</w:t>
-      </w:r>
-      <w:r>
-        <w:br/>
-      </w:r>
-      <w:r>
-        <w:rPr>
-          <w:rStyle w:val="VerbatimChar"/>
-        </w:rPr>
-        <w:t xml:space="preserve">set -euo pipefail</w:t>
-      </w:r>
-      <w:r>
-        <w:br/>
-      </w:r>
-      <w:r>
-        <w:rPr>
-          <w:rStyle w:val="VerbatimChar"/>
-        </w:rPr>
-        <w:t xml:space="preserve">dir="${1:-$PWD}"</w:t>
-      </w:r>
-      <w:r>
-        <w:br/>
-      </w:r>
-      <w:r>
-        <w:rPr>
-          <w:rStyle w:val="VerbatimChar"/>
-        </w:rPr>
-        <w:t xml:space="preserve">count=0</w:t>
-      </w:r>
-      <w:r>
-        <w:br/>
-      </w:r>
-      <w:r>
-        <w:rPr>
-          <w:rStyle w:val="VerbatimChar"/>
-        </w:rPr>
-        <w:t xml:space="preserve">bytes=0</w:t>
-      </w:r>
-      <w:r>
-        <w:br/>
-      </w:r>
-      <w:r>
-        <w:br/>
-      </w:r>
-      <w:r>
-        <w:rPr>
-          <w:rStyle w:val="VerbatimChar"/>
-        </w:rPr>
-        <w:t xml:space="preserve">for file in "$dir"/*; do</w:t>
-      </w:r>
-      <w:r>
-        <w:br/>
-      </w:r>
-      <w:r>
-        <w:rPr>
-          <w:rStyle w:val="VerbatimChar"/>
-        </w:rPr>
-        <w:t xml:space="preserve">    [[ -f "$file" ]] || continue</w:t>
-      </w:r>
-      <w:r>
-        <w:br/>
-      </w:r>
-      <w:r>
-        <w:rPr>
-          <w:rStyle w:val="VerbatimChar"/>
-        </w:rPr>
-        <w:t xml:space="preserve">    size=$(stat -c%s "$file")</w:t>
-      </w:r>
-      <w:r>
-        <w:br/>
-      </w:r>
-      <w:r>
-        <w:rPr>
-          <w:rStyle w:val="VerbatimChar"/>
-        </w:rPr>
-        <w:t xml:space="preserve">    count=$((count + 1))</w:t>
-      </w:r>
-      <w:r>
-        <w:br/>
-      </w:r>
-      <w:r>
-        <w:rPr>
-          <w:rStyle w:val="VerbatimChar"/>
-        </w:rPr>
-        <w:t xml:space="preserve">    bytes=$((bytes + size))</w:t>
-      </w:r>
-      <w:r>
-        <w:br/>
-      </w:r>
-      <w:r>
-        <w:rPr>
-          <w:rStyle w:val="VerbatimChar"/>
-        </w:rPr>
-        <w:t xml:space="preserve">    printf "%2d) %-20s %8d байт\n" "$count" "$(basename "$file")" "$size"</w:t>
-      </w:r>
-      <w:r>
-        <w:br/>
-      </w:r>
-      <w:r>
-        <w:rPr>
-          <w:rStyle w:val="VerbatimChar"/>
-        </w:rPr>
-        <w:t xml:space="preserve">done</w:t>
-      </w:r>
-      <w:r>
-        <w:br/>
-      </w:r>
-      <w:r>
-        <w:br/>
-      </w:r>
-      <w:r>
-        <w:rPr>
-          <w:rStyle w:val="VerbatimChar"/>
-        </w:rPr>
-        <w:t xml:space="preserve">echo "Разом: $count файлів, $bytes байт"</w:t>
-      </w:r>
-      <w:r>
-        <w:br/>
-      </w:r>
-      <w:r>
-        <w:rPr>
-          <w:rStyle w:val="VerbatimChar"/>
-        </w:rPr>
-        <w:t xml:space="preserve">[[ $count -gt 0 ]] &amp;&amp; echo "Середній розмір: $((bytes / count)) байт"</w:t>
-      </w:r>
-    </w:p>
-    <w:p>
-      <w:pPr>
-        <w:pStyle w:val="SourceCode"/>
-      </w:pPr>
-      <w:r>
-        <w:rPr>
-          <w:rStyle w:val="VerbatimChar"/>
-        </w:rPr>
-        <w:t xml:space="preserve">student@lab-vm:~/lab10$ ./count.sh src</w:t>
-      </w:r>
-      <w:r>
-        <w:br/>
-      </w:r>
-      <w:r>
-        <w:rPr>
-          <w:rStyle w:val="VerbatimChar"/>
-        </w:rPr>
-        <w:t xml:space="preserve"> 1) hosts                     221 байт</w:t>
-      </w:r>
-      <w:r>
-        <w:br/>
-      </w:r>
-      <w:r>
-        <w:rPr>
-          <w:rStyle w:val="VerbatimChar"/>
-        </w:rPr>
-        <w:t xml:space="preserve"> 2) passwd                   3020 байт</w:t>
-      </w:r>
-      <w:r>
-        <w:br/>
-      </w:r>
-      <w:r>
-        <w:rPr>
-          <w:rStyle w:val="VerbatimChar"/>
-        </w:rPr>
-        <w:t xml:space="preserve"> 3) services                19183 байт</w:t>
-      </w:r>
-      <w:r>
-        <w:br/>
-      </w:r>
-      <w:r>
-        <w:rPr>
-          <w:rStyle w:val="VerbatimChar"/>
-        </w:rPr>
-        <w:t xml:space="preserve">Разом: 3 файлів, 22424 байт</w:t>
-      </w:r>
-      <w:r>
-        <w:br/>
-      </w:r>
-      <w:r>
-        <w:rPr>
-          <w:rStyle w:val="VerbatimChar"/>
-        </w:rPr>
-        <w:t xml:space="preserve">Середній розмір: 7474 байт</w:t>
-      </w:r>
+        <w:spacing w:before="0" w:after="0" w:line="120" w:lineRule="exact"/>
+        <w:rPr>
+          <w:sz w:val="4"/>
+          <w:szCs w:val="4"/>
+        </w:rPr>
+      </w:pPr>
+    </w:p>
+    <w:tbl>
+      <w:tblPr>
+        <w:tblStyle w:val="SourceCodeTable"/>
+        <w:tblW w:type="dxa" w:w="9637"/>
+        <w:tblInd w:w="0" w:type="dxa"/>
+        <w:tblBorders>
+          <w:top w:color="BFBFBF" w:space="0" w:sz="4" w:val="single"/>
+          <w:left w:color="BFBFBF" w:space="0" w:sz="4" w:val="single"/>
+          <w:bottom w:color="BFBFBF" w:space="0" w:sz="4" w:val="single"/>
+          <w:right w:color="BFBFBF" w:space="0" w:sz="4" w:val="single"/>
+        </w:tblBorders>
+        <w:shd w:color="auto" w:fill="F4F4F4" w:val="clear"/>
+        <w:tblLayout w:type="fixed"/>
+        <w:tblCellMar>
+          <w:top w:type="dxa" w:w="113"/>
+          <w:left w:type="dxa" w:w="113"/>
+          <w:bottom w:type="dxa" w:w="113"/>
+          <w:right w:type="dxa" w:w="113"/>
+        </w:tblCellMar>
+        <w:tblLook w:val="0000" w:firstRow="0" w:lastRow="0" w:firstColumn="0" w:lastColumn="0" w:noHBand="1" w:noVBand="1"/>
+      </w:tblPr>
+      <w:tblGrid>
+        <w:gridCol w:w="9637"/>
+      </w:tblGrid>
+      <w:tr>
+        <w:tc>
+          <w:tcPr>
+            <w:tcW w:type="dxa" w:w="9637"/>
+            <w:shd w:color="auto" w:fill="F4F4F4" w:val="clear"/>
+          </w:tcPr>
+          <w:p>
+            <w:pPr>
+              <w:pStyle w:val="SourceCode"/>
+              <w:spacing w:before="0" w:after="0" w:line="200" w:lineRule="auto"/>
+            </w:pPr>
+            <w:r>
+              <w:t xml:space="preserve">#!/bin/bash</w:t>
+            </w:r>
+          </w:p>
+          <w:p>
+            <w:pPr>
+              <w:pStyle w:val="SourceCode"/>
+              <w:spacing w:before="0" w:after="0" w:line="200" w:lineRule="auto"/>
+            </w:pPr>
+            <w:r>
+              <w:t xml:space="preserve"># count.sh — статистика каталогу</w:t>
+            </w:r>
+          </w:p>
+          <w:p>
+            <w:pPr>
+              <w:pStyle w:val="SourceCode"/>
+              <w:spacing w:before="0" w:after="0" w:line="200" w:lineRule="auto"/>
+            </w:pPr>
+            <w:r>
+              <w:t xml:space="preserve">set -euo pipefail</w:t>
+            </w:r>
+          </w:p>
+          <w:p>
+            <w:pPr>
+              <w:pStyle w:val="SourceCode"/>
+              <w:spacing w:before="0" w:after="0" w:line="200" w:lineRule="auto"/>
+            </w:pPr>
+            <w:r>
+              <w:t xml:space="preserve">dir="${1:-$PWD}"</w:t>
+            </w:r>
+          </w:p>
+          <w:p>
+            <w:pPr>
+              <w:pStyle w:val="SourceCode"/>
+              <w:spacing w:before="0" w:after="0" w:line="200" w:lineRule="auto"/>
+            </w:pPr>
+            <w:r>
+              <w:t xml:space="preserve">count=0</w:t>
+            </w:r>
+          </w:p>
+          <w:p>
+            <w:pPr>
+              <w:pStyle w:val="SourceCode"/>
+              <w:spacing w:before="0" w:after="0" w:line="200" w:lineRule="auto"/>
+            </w:pPr>
+            <w:r>
+              <w:t xml:space="preserve">bytes=0</w:t>
+            </w:r>
+          </w:p>
+          <w:p>
+            <w:pPr>
+              <w:pStyle w:val="SourceCode"/>
+              <w:spacing w:before="0" w:after="0" w:line="200" w:lineRule="auto"/>
+            </w:pPr>
+          </w:p>
+          <w:p>
+            <w:pPr>
+              <w:pStyle w:val="SourceCode"/>
+              <w:spacing w:before="0" w:after="0" w:line="200" w:lineRule="auto"/>
+            </w:pPr>
+            <w:r>
+              <w:t xml:space="preserve">for file in "$dir"/*; do</w:t>
+            </w:r>
+          </w:p>
+          <w:p>
+            <w:pPr>
+              <w:pStyle w:val="SourceCode"/>
+              <w:spacing w:before="0" w:after="0" w:line="200" w:lineRule="auto"/>
+            </w:pPr>
+            <w:r>
+              <w:t xml:space="preserve">    [[ -f "$file" ]] || continue</w:t>
+            </w:r>
+          </w:p>
+          <w:p>
+            <w:pPr>
+              <w:pStyle w:val="SourceCode"/>
+              <w:spacing w:before="0" w:after="0" w:line="200" w:lineRule="auto"/>
+            </w:pPr>
+            <w:r>
+              <w:t xml:space="preserve">    size=$(stat -c%s "$file")</w:t>
+            </w:r>
+          </w:p>
+          <w:p>
+            <w:pPr>
+              <w:pStyle w:val="SourceCode"/>
+              <w:spacing w:before="0" w:after="0" w:line="200" w:lineRule="auto"/>
+            </w:pPr>
+            <w:r>
+              <w:t xml:space="preserve">    count=$((count + 1))</w:t>
+            </w:r>
+          </w:p>
+          <w:p>
+            <w:pPr>
+              <w:pStyle w:val="SourceCode"/>
+              <w:spacing w:before="0" w:after="0" w:line="200" w:lineRule="auto"/>
+            </w:pPr>
+            <w:r>
+              <w:t xml:space="preserve">    bytes=$((bytes + size))</w:t>
+            </w:r>
+          </w:p>
+          <w:p>
+            <w:pPr>
+              <w:pStyle w:val="SourceCode"/>
+              <w:spacing w:before="0" w:after="0" w:line="200" w:lineRule="auto"/>
+            </w:pPr>
+            <w:r>
+              <w:t xml:space="preserve">    printf "%2d) %-20s %8d байт\n" "$count" "$(basename "$file")" "$size"</w:t>
+            </w:r>
+          </w:p>
+          <w:p>
+            <w:pPr>
+              <w:pStyle w:val="SourceCode"/>
+              <w:spacing w:before="0" w:after="0" w:line="200" w:lineRule="auto"/>
+            </w:pPr>
+            <w:r>
+              <w:t xml:space="preserve">done</w:t>
+            </w:r>
+          </w:p>
+          <w:p>
+            <w:pPr>
+              <w:pStyle w:val="SourceCode"/>
+              <w:spacing w:before="0" w:after="0" w:line="200" w:lineRule="auto"/>
+            </w:pPr>
+          </w:p>
+          <w:p>
+            <w:pPr>
+              <w:pStyle w:val="SourceCode"/>
+              <w:spacing w:before="0" w:after="0" w:line="200" w:lineRule="auto"/>
+            </w:pPr>
+            <w:r>
+              <w:t xml:space="preserve">echo "Разом: $count файлів, $bytes байт"</w:t>
+            </w:r>
+          </w:p>
+          <w:p>
+            <w:pPr>
+              <w:pStyle w:val="SourceCode"/>
+              <w:spacing w:before="0" w:after="0" w:line="200" w:lineRule="auto"/>
+            </w:pPr>
+            <w:r>
+              <w:t xml:space="preserve">[[ $count -gt 0 ]] &amp;&amp; echo "Середній розмір: $((bytes / count)) байт"</w:t>
+            </w:r>
+          </w:p>
+        </w:tc>
+      </w:tr>
+    </w:tbl>
+    <w:p>
+      <w:pPr>
+        <w:spacing w:before="0" w:after="0" w:line="120" w:lineRule="exact"/>
+        <w:rPr>
+          <w:sz w:val="4"/>
+          <w:szCs w:val="4"/>
+        </w:rPr>
+      </w:pPr>
+    </w:p>
+    <w:p>
+      <w:pPr>
+        <w:spacing w:before="0" w:after="0" w:line="120" w:lineRule="exact"/>
+        <w:rPr>
+          <w:sz w:val="4"/>
+          <w:szCs w:val="4"/>
+        </w:rPr>
+      </w:pPr>
+    </w:p>
+    <w:tbl>
+      <w:tblPr>
+        <w:tblStyle w:val="SourceCodeTable"/>
+        <w:tblW w:type="dxa" w:w="9637"/>
+        <w:tblInd w:w="0" w:type="dxa"/>
+        <w:tblBorders>
+          <w:top w:color="BFBFBF" w:space="0" w:sz="4" w:val="single"/>
+          <w:left w:color="BFBFBF" w:space="0" w:sz="4" w:val="single"/>
+          <w:bottom w:color="BFBFBF" w:space="0" w:sz="4" w:val="single"/>
+          <w:right w:color="BFBFBF" w:space="0" w:sz="4" w:val="single"/>
+        </w:tblBorders>
+        <w:shd w:color="auto" w:fill="F4F4F4" w:val="clear"/>
+        <w:tblLayout w:type="fixed"/>
+        <w:tblCellMar>
+          <w:top w:type="dxa" w:w="113"/>
+          <w:left w:type="dxa" w:w="113"/>
+          <w:bottom w:type="dxa" w:w="113"/>
+          <w:right w:type="dxa" w:w="113"/>
+        </w:tblCellMar>
+        <w:tblLook w:val="0000" w:firstRow="0" w:lastRow="0" w:firstColumn="0" w:lastColumn="0" w:noHBand="1" w:noVBand="1"/>
+      </w:tblPr>
+      <w:tblGrid>
+        <w:gridCol w:w="9637"/>
+      </w:tblGrid>
+      <w:tr>
+        <w:tc>
+          <w:tcPr>
+            <w:tcW w:type="dxa" w:w="9637"/>
+            <w:shd w:color="auto" w:fill="F4F4F4" w:val="clear"/>
+          </w:tcPr>
+          <w:p>
+            <w:pPr>
+              <w:pStyle w:val="SourceCode"/>
+              <w:spacing w:before="0" w:after="0" w:line="200" w:lineRule="auto"/>
+            </w:pPr>
+            <w:r>
+              <w:t xml:space="preserve">student@lab-vm:~/lab10$ ./count.sh src</w:t>
+            </w:r>
+          </w:p>
+          <w:p>
+            <w:pPr>
+              <w:pStyle w:val="SourceCode"/>
+              <w:spacing w:before="0" w:after="0" w:line="200" w:lineRule="auto"/>
+            </w:pPr>
+            <w:r>
+              <w:t xml:space="preserve"> 1) hosts                     221 байт</w:t>
+            </w:r>
+          </w:p>
+          <w:p>
+            <w:pPr>
+              <w:pStyle w:val="SourceCode"/>
+              <w:spacing w:before="0" w:after="0" w:line="200" w:lineRule="auto"/>
+            </w:pPr>
+            <w:r>
+              <w:t xml:space="preserve"> 2) passwd                   3020 байт</w:t>
+            </w:r>
+          </w:p>
+          <w:p>
+            <w:pPr>
+              <w:pStyle w:val="SourceCode"/>
+              <w:spacing w:before="0" w:after="0" w:line="200" w:lineRule="auto"/>
+            </w:pPr>
+            <w:r>
+              <w:t xml:space="preserve"> 3) services                19183 байт</w:t>
+            </w:r>
+          </w:p>
+          <w:p>
+            <w:pPr>
+              <w:pStyle w:val="SourceCode"/>
+              <w:spacing w:before="0" w:after="0" w:line="200" w:lineRule="auto"/>
+            </w:pPr>
+            <w:r>
+              <w:t xml:space="preserve">Разом: 3 файлів, 22424 байт</w:t>
+            </w:r>
+          </w:p>
+          <w:p>
+            <w:pPr>
+              <w:pStyle w:val="SourceCode"/>
+              <w:spacing w:before="0" w:after="0" w:line="200" w:lineRule="auto"/>
+            </w:pPr>
+            <w:r>
+              <w:t xml:space="preserve">Середній розмір: 7474 байт</w:t>
+            </w:r>
+          </w:p>
+        </w:tc>
+      </w:tr>
+    </w:tbl>
+    <w:p>
+      <w:pPr>
+        <w:spacing w:before="0" w:after="0" w:line="120" w:lineRule="exact"/>
+        <w:rPr>
+          <w:sz w:val="4"/>
+          <w:szCs w:val="4"/>
+        </w:rPr>
+      </w:pPr>
     </w:p>
     <w:p>
       <w:pPr>
@@ -2661,325 +3490,462 @@
     </w:p>
     <w:p>
       <w:pPr>
-        <w:pStyle w:val="SourceCode"/>
-      </w:pPr>
-      <w:r>
-        <w:rPr>
-          <w:rStyle w:val="VerbatimChar"/>
-        </w:rPr>
-        <w:t xml:space="preserve">#!/bin/bash</w:t>
-      </w:r>
-      <w:r>
-        <w:br/>
-      </w:r>
-      <w:r>
-        <w:rPr>
-          <w:rStyle w:val="VerbatimChar"/>
-        </w:rPr>
-        <w:t xml:space="preserve"># backup.sh — резервне копіювання з журналом</w:t>
-      </w:r>
-      <w:r>
-        <w:br/>
-      </w:r>
-      <w:r>
-        <w:rPr>
-          <w:rStyle w:val="VerbatimChar"/>
-        </w:rPr>
-        <w:t xml:space="preserve">set -euo pipefail</w:t>
-      </w:r>
-      <w:r>
-        <w:br/>
-      </w:r>
-      <w:r>
-        <w:br/>
-      </w:r>
-      <w:r>
-        <w:rPr>
-          <w:rStyle w:val="VerbatimChar"/>
-        </w:rPr>
-        <w:t xml:space="preserve">readonly SRC="${1:-$HOME/lab10/src}"</w:t>
-      </w:r>
-      <w:r>
-        <w:br/>
-      </w:r>
-      <w:r>
-        <w:rPr>
-          <w:rStyle w:val="VerbatimChar"/>
-        </w:rPr>
-        <w:t xml:space="preserve">readonly DST="$HOME/lab10/bak/$(date +%F)"</w:t>
-      </w:r>
-      <w:r>
-        <w:br/>
-      </w:r>
-      <w:r>
-        <w:rPr>
-          <w:rStyle w:val="VerbatimChar"/>
-        </w:rPr>
-        <w:t xml:space="preserve">readonly LOG="$HOME/lab10/logs/backup.log"</w:t>
-      </w:r>
-      <w:r>
-        <w:br/>
-      </w:r>
-      <w:r>
-        <w:br/>
-      </w:r>
-      <w:r>
-        <w:rPr>
-          <w:rStyle w:val="VerbatimChar"/>
-        </w:rPr>
-        <w:t xml:space="preserve">log() {</w:t>
-      </w:r>
-      <w:r>
-        <w:br/>
-      </w:r>
-      <w:r>
-        <w:rPr>
-          <w:rStyle w:val="VerbatimChar"/>
-        </w:rPr>
-        <w:t xml:space="preserve">    echo "[$(date '+%F %T')] $*" | tee -a "$LOG"</w:t>
-      </w:r>
-      <w:r>
-        <w:br/>
-      </w:r>
-      <w:r>
-        <w:rPr>
-          <w:rStyle w:val="VerbatimChar"/>
-        </w:rPr>
-        <w:t xml:space="preserve">}</w:t>
-      </w:r>
-      <w:r>
-        <w:br/>
-      </w:r>
-      <w:r>
-        <w:br/>
-      </w:r>
-      <w:r>
-        <w:rPr>
-          <w:rStyle w:val="VerbatimChar"/>
-        </w:rPr>
-        <w:t xml:space="preserve">die() {</w:t>
-      </w:r>
-      <w:r>
-        <w:br/>
-      </w:r>
-      <w:r>
-        <w:rPr>
-          <w:rStyle w:val="VerbatimChar"/>
-        </w:rPr>
-        <w:t xml:space="preserve">    log "ПОМИЛКА: $*"</w:t>
-      </w:r>
-      <w:r>
-        <w:br/>
-      </w:r>
-      <w:r>
-        <w:rPr>
-          <w:rStyle w:val="VerbatimChar"/>
-        </w:rPr>
-        <w:t xml:space="preserve">    exit 1</w:t>
-      </w:r>
-      <w:r>
-        <w:br/>
-      </w:r>
-      <w:r>
-        <w:rPr>
-          <w:rStyle w:val="VerbatimChar"/>
-        </w:rPr>
-        <w:t xml:space="preserve">}</w:t>
-      </w:r>
-      <w:r>
-        <w:br/>
-      </w:r>
-      <w:r>
-        <w:br/>
-      </w:r>
-      <w:r>
-        <w:rPr>
-          <w:rStyle w:val="VerbatimChar"/>
-        </w:rPr>
-        <w:t xml:space="preserve">[[ -d "$SRC" ]] || die "каталог $SRC не існує"</w:t>
-      </w:r>
-      <w:r>
-        <w:br/>
-      </w:r>
-      <w:r>
-        <w:rPr>
-          <w:rStyle w:val="VerbatimChar"/>
-        </w:rPr>
-        <w:t xml:space="preserve">mkdir -p "$DST" "$(dirname "$LOG")"</w:t>
-      </w:r>
-      <w:r>
-        <w:br/>
-      </w:r>
-      <w:r>
-        <w:br/>
-      </w:r>
-      <w:r>
-        <w:rPr>
-          <w:rStyle w:val="VerbatimChar"/>
-        </w:rPr>
-        <w:t xml:space="preserve">log "Початок копіювання $SRC → $DST"</w:t>
-      </w:r>
-      <w:r>
-        <w:br/>
-      </w:r>
-      <w:r>
-        <w:rPr>
-          <w:rStyle w:val="VerbatimChar"/>
-        </w:rPr>
-        <w:t xml:space="preserve">if cp -a "$SRC"/. "$DST"/; then</w:t>
-      </w:r>
-      <w:r>
-        <w:br/>
-      </w:r>
-      <w:r>
-        <w:rPr>
-          <w:rStyle w:val="VerbatimChar"/>
-        </w:rPr>
-        <w:t xml:space="preserve">    files=$(find "$DST" -type f | wc -l)</w:t>
-      </w:r>
-      <w:r>
-        <w:br/>
-      </w:r>
-      <w:r>
-        <w:rPr>
-          <w:rStyle w:val="VerbatimChar"/>
-        </w:rPr>
-        <w:t xml:space="preserve">    log "Скопійовано файлів: $files"</w:t>
-      </w:r>
-      <w:r>
-        <w:br/>
-      </w:r>
-      <w:r>
-        <w:rPr>
-          <w:rStyle w:val="VerbatimChar"/>
-        </w:rPr>
-        <w:t xml:space="preserve">else</w:t>
-      </w:r>
-      <w:r>
-        <w:br/>
-      </w:r>
-      <w:r>
-        <w:rPr>
-          <w:rStyle w:val="VerbatimChar"/>
-        </w:rPr>
-        <w:t xml:space="preserve">    die "копіювання не вдалося (код $?)"</w:t>
-      </w:r>
-      <w:r>
-        <w:br/>
-      </w:r>
-      <w:r>
-        <w:rPr>
-          <w:rStyle w:val="VerbatimChar"/>
-        </w:rPr>
-        <w:t xml:space="preserve">fi</w:t>
-      </w:r>
-      <w:r>
-        <w:br/>
-      </w:r>
-      <w:r>
-        <w:br/>
-      </w:r>
-      <w:r>
-        <w:rPr>
-          <w:rStyle w:val="VerbatimChar"/>
-        </w:rPr>
-        <w:t xml:space="preserve">archive="$HOME/lab10/bak/backup-$(date +%F).tar.gz"</w:t>
-      </w:r>
-      <w:r>
-        <w:br/>
-      </w:r>
-      <w:r>
-        <w:rPr>
-          <w:rStyle w:val="VerbatimChar"/>
-        </w:rPr>
-        <w:t xml:space="preserve">tar -czf "$archive" -C "$DST" . || die "архівування не вдалося"</w:t>
-      </w:r>
-      <w:r>
-        <w:br/>
-      </w:r>
-      <w:r>
-        <w:rPr>
-          <w:rStyle w:val="VerbatimChar"/>
-        </w:rPr>
-        <w:t xml:space="preserve">log "Архів: $archive ($(stat -c%s "$archive") байт)"</w:t>
-      </w:r>
-    </w:p>
-    <w:p>
-      <w:pPr>
-        <w:pStyle w:val="SourceCode"/>
-      </w:pPr>
-      <w:r>
-        <w:rPr>
-          <w:rStyle w:val="VerbatimChar"/>
-        </w:rPr>
-        <w:t xml:space="preserve">student@lab-vm:~/lab10$ ./backup.sh</w:t>
-      </w:r>
-      <w:r>
-        <w:br/>
-      </w:r>
-      <w:r>
-        <w:rPr>
-          <w:rStyle w:val="VerbatimChar"/>
-        </w:rPr>
-        <w:t xml:space="preserve">[2026-09-18 12:05:11] Початок копіювання /home/student/lab10/src → /home/student/lab10/bak/2026-09-18</w:t>
-      </w:r>
-      <w:r>
-        <w:br/>
-      </w:r>
-      <w:r>
-        <w:rPr>
-          <w:rStyle w:val="VerbatimChar"/>
-        </w:rPr>
-        <w:t xml:space="preserve">[2026-09-18 12:05:11] Скопійовано файлів: 3</w:t>
-      </w:r>
-      <w:r>
-        <w:br/>
-      </w:r>
-      <w:r>
-        <w:rPr>
-          <w:rStyle w:val="VerbatimChar"/>
-        </w:rPr>
-        <w:t xml:space="preserve">[2026-09-18 12:05:11] Архів: /home/student/lab10/bak/backup-2026-09-18.tar.gz (6482 байт)</w:t>
-      </w:r>
-      <w:r>
-        <w:br/>
-      </w:r>
-      <w:r>
-        <w:br/>
-      </w:r>
-      <w:r>
-        <w:rPr>
-          <w:rStyle w:val="VerbatimChar"/>
-        </w:rPr>
-        <w:t xml:space="preserve">student@lab-vm:~/lab10$ ./backup.sh /nonexistent</w:t>
-      </w:r>
-      <w:r>
-        <w:br/>
-      </w:r>
-      <w:r>
-        <w:rPr>
-          <w:rStyle w:val="VerbatimChar"/>
-        </w:rPr>
-        <w:t xml:space="preserve">[2026-09-18 12:06:02] ПОМИЛКА: каталог /nonexistent не існує</w:t>
-      </w:r>
-      <w:r>
-        <w:br/>
-      </w:r>
-      <w:r>
-        <w:rPr>
-          <w:rStyle w:val="VerbatimChar"/>
-        </w:rPr>
-        <w:t xml:space="preserve">student@lab-vm:~/lab10$ echo $?</w:t>
-      </w:r>
-      <w:r>
-        <w:br/>
-      </w:r>
-      <w:r>
-        <w:rPr>
-          <w:rStyle w:val="VerbatimChar"/>
-        </w:rPr>
-        <w:t xml:space="preserve">1</w:t>
-      </w:r>
+        <w:spacing w:before="0" w:after="0" w:line="120" w:lineRule="exact"/>
+        <w:rPr>
+          <w:sz w:val="4"/>
+          <w:szCs w:val="4"/>
+        </w:rPr>
+      </w:pPr>
+    </w:p>
+    <w:tbl>
+      <w:tblPr>
+        <w:tblStyle w:val="SourceCodeTable"/>
+        <w:tblW w:type="dxa" w:w="9637"/>
+        <w:tblInd w:w="0" w:type="dxa"/>
+        <w:tblBorders>
+          <w:top w:color="BFBFBF" w:space="0" w:sz="4" w:val="single"/>
+          <w:left w:color="BFBFBF" w:space="0" w:sz="4" w:val="single"/>
+          <w:bottom w:color="BFBFBF" w:space="0" w:sz="4" w:val="single"/>
+          <w:right w:color="BFBFBF" w:space="0" w:sz="4" w:val="single"/>
+        </w:tblBorders>
+        <w:shd w:color="auto" w:fill="F4F4F4" w:val="clear"/>
+        <w:tblLayout w:type="fixed"/>
+        <w:tblCellMar>
+          <w:top w:type="dxa" w:w="113"/>
+          <w:left w:type="dxa" w:w="113"/>
+          <w:bottom w:type="dxa" w:w="113"/>
+          <w:right w:type="dxa" w:w="113"/>
+        </w:tblCellMar>
+        <w:tblLook w:val="0000" w:firstRow="0" w:lastRow="0" w:firstColumn="0" w:lastColumn="0" w:noHBand="1" w:noVBand="1"/>
+      </w:tblPr>
+      <w:tblGrid>
+        <w:gridCol w:w="9637"/>
+      </w:tblGrid>
+      <w:tr>
+        <w:tc>
+          <w:tcPr>
+            <w:tcW w:type="dxa" w:w="9637"/>
+            <w:shd w:color="auto" w:fill="F4F4F4" w:val="clear"/>
+          </w:tcPr>
+          <w:p>
+            <w:pPr>
+              <w:pStyle w:val="SourceCode"/>
+              <w:spacing w:before="0" w:after="0" w:line="200" w:lineRule="auto"/>
+            </w:pPr>
+            <w:r>
+              <w:t xml:space="preserve">#!/bin/bash</w:t>
+            </w:r>
+          </w:p>
+          <w:p>
+            <w:pPr>
+              <w:pStyle w:val="SourceCode"/>
+              <w:spacing w:before="0" w:after="0" w:line="200" w:lineRule="auto"/>
+            </w:pPr>
+            <w:r>
+              <w:t xml:space="preserve"># backup.sh — резервне копіювання з журналом</w:t>
+            </w:r>
+          </w:p>
+          <w:p>
+            <w:pPr>
+              <w:pStyle w:val="SourceCode"/>
+              <w:spacing w:before="0" w:after="0" w:line="200" w:lineRule="auto"/>
+            </w:pPr>
+            <w:r>
+              <w:t xml:space="preserve">set -euo pipefail</w:t>
+            </w:r>
+          </w:p>
+          <w:p>
+            <w:pPr>
+              <w:pStyle w:val="SourceCode"/>
+              <w:spacing w:before="0" w:after="0" w:line="200" w:lineRule="auto"/>
+            </w:pPr>
+          </w:p>
+          <w:p>
+            <w:pPr>
+              <w:pStyle w:val="SourceCode"/>
+              <w:spacing w:before="0" w:after="0" w:line="200" w:lineRule="auto"/>
+            </w:pPr>
+            <w:r>
+              <w:t xml:space="preserve">readonly SRC="${1:-$HOME/lab10/src}"</w:t>
+            </w:r>
+          </w:p>
+          <w:p>
+            <w:pPr>
+              <w:pStyle w:val="SourceCode"/>
+              <w:spacing w:before="0" w:after="0" w:line="200" w:lineRule="auto"/>
+            </w:pPr>
+            <w:r>
+              <w:t xml:space="preserve">readonly DST="$HOME/lab10/bak/$(date +%F)"</w:t>
+            </w:r>
+          </w:p>
+          <w:p>
+            <w:pPr>
+              <w:pStyle w:val="SourceCode"/>
+              <w:spacing w:before="0" w:after="0" w:line="200" w:lineRule="auto"/>
+            </w:pPr>
+            <w:r>
+              <w:t xml:space="preserve">readonly LOG="$HOME/lab10/logs/backup.log"</w:t>
+            </w:r>
+          </w:p>
+          <w:p>
+            <w:pPr>
+              <w:pStyle w:val="SourceCode"/>
+              <w:spacing w:before="0" w:after="0" w:line="200" w:lineRule="auto"/>
+            </w:pPr>
+          </w:p>
+          <w:p>
+            <w:pPr>
+              <w:pStyle w:val="SourceCode"/>
+              <w:spacing w:before="0" w:after="0" w:line="200" w:lineRule="auto"/>
+            </w:pPr>
+            <w:r>
+              <w:t xml:space="preserve">log() {</w:t>
+            </w:r>
+          </w:p>
+          <w:p>
+            <w:pPr>
+              <w:pStyle w:val="SourceCode"/>
+              <w:spacing w:before="0" w:after="0" w:line="200" w:lineRule="auto"/>
+            </w:pPr>
+            <w:r>
+              <w:t xml:space="preserve">    echo "[$(date '+%F %T')] $*" | tee -a "$LOG"</w:t>
+            </w:r>
+          </w:p>
+          <w:p>
+            <w:pPr>
+              <w:pStyle w:val="SourceCode"/>
+              <w:spacing w:before="0" w:after="0" w:line="200" w:lineRule="auto"/>
+            </w:pPr>
+            <w:r>
+              <w:t xml:space="preserve">}</w:t>
+            </w:r>
+          </w:p>
+          <w:p>
+            <w:pPr>
+              <w:pStyle w:val="SourceCode"/>
+              <w:spacing w:before="0" w:after="0" w:line="200" w:lineRule="auto"/>
+            </w:pPr>
+          </w:p>
+          <w:p>
+            <w:pPr>
+              <w:pStyle w:val="SourceCode"/>
+              <w:spacing w:before="0" w:after="0" w:line="200" w:lineRule="auto"/>
+            </w:pPr>
+            <w:r>
+              <w:t xml:space="preserve">die() {</w:t>
+            </w:r>
+          </w:p>
+          <w:p>
+            <w:pPr>
+              <w:pStyle w:val="SourceCode"/>
+              <w:spacing w:before="0" w:after="0" w:line="200" w:lineRule="auto"/>
+            </w:pPr>
+            <w:r>
+              <w:t xml:space="preserve">    log "ПОМИЛКА: $*"</w:t>
+            </w:r>
+          </w:p>
+          <w:p>
+            <w:pPr>
+              <w:pStyle w:val="SourceCode"/>
+              <w:spacing w:before="0" w:after="0" w:line="200" w:lineRule="auto"/>
+            </w:pPr>
+            <w:r>
+              <w:t xml:space="preserve">    exit 1</w:t>
+            </w:r>
+          </w:p>
+          <w:p>
+            <w:pPr>
+              <w:pStyle w:val="SourceCode"/>
+              <w:spacing w:before="0" w:after="0" w:line="200" w:lineRule="auto"/>
+            </w:pPr>
+            <w:r>
+              <w:t xml:space="preserve">}</w:t>
+            </w:r>
+          </w:p>
+          <w:p>
+            <w:pPr>
+              <w:pStyle w:val="SourceCode"/>
+              <w:spacing w:before="0" w:after="0" w:line="200" w:lineRule="auto"/>
+            </w:pPr>
+          </w:p>
+          <w:p>
+            <w:pPr>
+              <w:pStyle w:val="SourceCode"/>
+              <w:spacing w:before="0" w:after="0" w:line="200" w:lineRule="auto"/>
+            </w:pPr>
+            <w:r>
+              <w:t xml:space="preserve">[[ -d "$SRC" ]] || die "каталог $SRC не існує"</w:t>
+            </w:r>
+          </w:p>
+          <w:p>
+            <w:pPr>
+              <w:pStyle w:val="SourceCode"/>
+              <w:spacing w:before="0" w:after="0" w:line="200" w:lineRule="auto"/>
+            </w:pPr>
+            <w:r>
+              <w:t xml:space="preserve">mkdir -p "$DST" "$(dirname "$LOG")"</w:t>
+            </w:r>
+          </w:p>
+          <w:p>
+            <w:pPr>
+              <w:pStyle w:val="SourceCode"/>
+              <w:spacing w:before="0" w:after="0" w:line="200" w:lineRule="auto"/>
+            </w:pPr>
+          </w:p>
+          <w:p>
+            <w:pPr>
+              <w:pStyle w:val="SourceCode"/>
+              <w:spacing w:before="0" w:after="0" w:line="200" w:lineRule="auto"/>
+            </w:pPr>
+            <w:r>
+              <w:t xml:space="preserve">log "Джерело: $SRC"</w:t>
+            </w:r>
+          </w:p>
+          <w:p>
+            <w:pPr>
+              <w:pStyle w:val="SourceCode"/>
+              <w:spacing w:before="0" w:after="0" w:line="200" w:lineRule="auto"/>
+            </w:pPr>
+            <w:r>
+              <w:t xml:space="preserve">log "Призначення: $DST"</w:t>
+            </w:r>
+          </w:p>
+          <w:p>
+            <w:pPr>
+              <w:pStyle w:val="SourceCode"/>
+              <w:spacing w:before="0" w:after="0" w:line="200" w:lineRule="auto"/>
+            </w:pPr>
+            <w:r>
+              <w:t xml:space="preserve">if cp -a "$SRC"/. "$DST"/; then</w:t>
+            </w:r>
+          </w:p>
+          <w:p>
+            <w:pPr>
+              <w:pStyle w:val="SourceCode"/>
+              <w:spacing w:before="0" w:after="0" w:line="200" w:lineRule="auto"/>
+            </w:pPr>
+            <w:r>
+              <w:t xml:space="preserve">    files=$(find "$DST" -type f | wc -l)</w:t>
+            </w:r>
+          </w:p>
+          <w:p>
+            <w:pPr>
+              <w:pStyle w:val="SourceCode"/>
+              <w:spacing w:before="0" w:after="0" w:line="200" w:lineRule="auto"/>
+            </w:pPr>
+            <w:r>
+              <w:t xml:space="preserve">    log "Скопійовано файлів: $files"</w:t>
+            </w:r>
+          </w:p>
+          <w:p>
+            <w:pPr>
+              <w:pStyle w:val="SourceCode"/>
+              <w:spacing w:before="0" w:after="0" w:line="200" w:lineRule="auto"/>
+            </w:pPr>
+            <w:r>
+              <w:t xml:space="preserve">else</w:t>
+            </w:r>
+          </w:p>
+          <w:p>
+            <w:pPr>
+              <w:pStyle w:val="SourceCode"/>
+              <w:spacing w:before="0" w:after="0" w:line="200" w:lineRule="auto"/>
+            </w:pPr>
+            <w:r>
+              <w:t xml:space="preserve">    die "копіювання не вдалося (код $?)"</w:t>
+            </w:r>
+          </w:p>
+          <w:p>
+            <w:pPr>
+              <w:pStyle w:val="SourceCode"/>
+              <w:spacing w:before="0" w:after="0" w:line="200" w:lineRule="auto"/>
+            </w:pPr>
+            <w:r>
+              <w:t xml:space="preserve">fi</w:t>
+            </w:r>
+          </w:p>
+          <w:p>
+            <w:pPr>
+              <w:pStyle w:val="SourceCode"/>
+              <w:spacing w:before="0" w:after="0" w:line="200" w:lineRule="auto"/>
+            </w:pPr>
+          </w:p>
+          <w:p>
+            <w:pPr>
+              <w:pStyle w:val="SourceCode"/>
+              <w:spacing w:before="0" w:after="0" w:line="200" w:lineRule="auto"/>
+            </w:pPr>
+            <w:r>
+              <w:t xml:space="preserve">archive="$HOME/lab10/bak/backup-$(date +%F).tar.gz"</w:t>
+            </w:r>
+          </w:p>
+          <w:p>
+            <w:pPr>
+              <w:pStyle w:val="SourceCode"/>
+              <w:spacing w:before="0" w:after="0" w:line="200" w:lineRule="auto"/>
+            </w:pPr>
+            <w:r>
+              <w:t xml:space="preserve">tar -czf "$archive" -C "$DST" . || die "архівування не вдалося"</w:t>
+            </w:r>
+          </w:p>
+          <w:p>
+            <w:pPr>
+              <w:pStyle w:val="SourceCode"/>
+              <w:spacing w:before="0" w:after="0" w:line="200" w:lineRule="auto"/>
+            </w:pPr>
+            <w:r>
+              <w:t xml:space="preserve">log "Архів: $archive ($(stat -c%s "$archive") Б)"</w:t>
+            </w:r>
+          </w:p>
+        </w:tc>
+      </w:tr>
+    </w:tbl>
+    <w:p>
+      <w:pPr>
+        <w:spacing w:before="0" w:after="0" w:line="120" w:lineRule="exact"/>
+        <w:rPr>
+          <w:sz w:val="4"/>
+          <w:szCs w:val="4"/>
+        </w:rPr>
+      </w:pPr>
+    </w:p>
+    <w:p>
+      <w:pPr>
+        <w:spacing w:before="0" w:after="0" w:line="120" w:lineRule="exact"/>
+        <w:rPr>
+          <w:sz w:val="4"/>
+          <w:szCs w:val="4"/>
+        </w:rPr>
+      </w:pPr>
+    </w:p>
+    <w:tbl>
+      <w:tblPr>
+        <w:tblStyle w:val="SourceCodeTable"/>
+        <w:tblW w:type="dxa" w:w="9637"/>
+        <w:tblInd w:w="0" w:type="dxa"/>
+        <w:tblBorders>
+          <w:top w:color="BFBFBF" w:space="0" w:sz="4" w:val="single"/>
+          <w:left w:color="BFBFBF" w:space="0" w:sz="4" w:val="single"/>
+          <w:bottom w:color="BFBFBF" w:space="0" w:sz="4" w:val="single"/>
+          <w:right w:color="BFBFBF" w:space="0" w:sz="4" w:val="single"/>
+        </w:tblBorders>
+        <w:shd w:color="auto" w:fill="F4F4F4" w:val="clear"/>
+        <w:tblLayout w:type="fixed"/>
+        <w:tblCellMar>
+          <w:top w:type="dxa" w:w="113"/>
+          <w:left w:type="dxa" w:w="113"/>
+          <w:bottom w:type="dxa" w:w="113"/>
+          <w:right w:type="dxa" w:w="113"/>
+        </w:tblCellMar>
+        <w:tblLook w:val="0000" w:firstRow="0" w:lastRow="0" w:firstColumn="0" w:lastColumn="0" w:noHBand="1" w:noVBand="1"/>
+      </w:tblPr>
+      <w:tblGrid>
+        <w:gridCol w:w="9637"/>
+      </w:tblGrid>
+      <w:tr>
+        <w:tc>
+          <w:tcPr>
+            <w:tcW w:type="dxa" w:w="9637"/>
+            <w:shd w:color="auto" w:fill="F4F4F4" w:val="clear"/>
+          </w:tcPr>
+          <w:p>
+            <w:pPr>
+              <w:pStyle w:val="SourceCode"/>
+              <w:spacing w:before="0" w:after="0" w:line="200" w:lineRule="auto"/>
+            </w:pPr>
+            <w:r>
+              <w:t xml:space="preserve">student@lab-vm:~/lab10$ ./backup.sh</w:t>
+            </w:r>
+          </w:p>
+          <w:p>
+            <w:pPr>
+              <w:pStyle w:val="SourceCode"/>
+              <w:spacing w:before="0" w:after="0" w:line="200" w:lineRule="auto"/>
+            </w:pPr>
+            <w:r>
+              <w:t xml:space="preserve">[2026-09-18 12:05:11] Джерело: /home/student/lab10/src</w:t>
+            </w:r>
+          </w:p>
+          <w:p>
+            <w:pPr>
+              <w:pStyle w:val="SourceCode"/>
+              <w:spacing w:before="0" w:after="0" w:line="200" w:lineRule="auto"/>
+            </w:pPr>
+            <w:r>
+              <w:t xml:space="preserve">[2026-09-18 12:05:11] Призначення: /home/student/lab10/bak/2026-09-18</w:t>
+            </w:r>
+          </w:p>
+          <w:p>
+            <w:pPr>
+              <w:pStyle w:val="SourceCode"/>
+              <w:spacing w:before="0" w:after="0" w:line="200" w:lineRule="auto"/>
+            </w:pPr>
+            <w:r>
+              <w:t xml:space="preserve">[2026-09-18 12:05:11] Скопійовано файлів: 3</w:t>
+            </w:r>
+          </w:p>
+          <w:p>
+            <w:pPr>
+              <w:pStyle w:val="SourceCode"/>
+              <w:spacing w:before="0" w:after="0" w:line="200" w:lineRule="auto"/>
+            </w:pPr>
+            <w:r>
+              <w:t xml:space="preserve">[2026-09-18 12:05:11] Архів: /home/student/lab10/bak/backup-2026-09-18.tar.gz (6482 Б)</w:t>
+            </w:r>
+          </w:p>
+          <w:p>
+            <w:pPr>
+              <w:pStyle w:val="SourceCode"/>
+              <w:spacing w:before="0" w:after="0" w:line="200" w:lineRule="auto"/>
+            </w:pPr>
+          </w:p>
+          <w:p>
+            <w:pPr>
+              <w:pStyle w:val="SourceCode"/>
+              <w:spacing w:before="0" w:after="0" w:line="200" w:lineRule="auto"/>
+            </w:pPr>
+            <w:r>
+              <w:t xml:space="preserve">student@lab-vm:~/lab10$ ./backup.sh /nonexistent</w:t>
+            </w:r>
+          </w:p>
+          <w:p>
+            <w:pPr>
+              <w:pStyle w:val="SourceCode"/>
+              <w:spacing w:before="0" w:after="0" w:line="200" w:lineRule="auto"/>
+            </w:pPr>
+            <w:r>
+              <w:t xml:space="preserve">[2026-09-18 12:06:02] ПОМИЛКА: каталог /nonexistent не існує</w:t>
+            </w:r>
+          </w:p>
+          <w:p>
+            <w:pPr>
+              <w:pStyle w:val="SourceCode"/>
+              <w:spacing w:before="0" w:after="0" w:line="200" w:lineRule="auto"/>
+            </w:pPr>
+            <w:r>
+              <w:t xml:space="preserve">student@lab-vm:~/lab10$ echo $?</w:t>
+            </w:r>
+          </w:p>
+          <w:p>
+            <w:pPr>
+              <w:pStyle w:val="SourceCode"/>
+              <w:spacing w:before="0" w:after="0" w:line="200" w:lineRule="auto"/>
+            </w:pPr>
+            <w:r>
+              <w:t xml:space="preserve">1</w:t>
+            </w:r>
+          </w:p>
+        </w:tc>
+      </w:tr>
+    </w:tbl>
+    <w:p>
+      <w:pPr>
+        <w:spacing w:before="0" w:after="0" w:line="120" w:lineRule="exact"/>
+        <w:rPr>
+          <w:sz w:val="4"/>
+          <w:szCs w:val="4"/>
+        </w:rPr>
+      </w:pPr>
     </w:p>
     <w:p>
       <w:pPr>
@@ -3016,196 +3982,303 @@
     </w:p>
     <w:p>
       <w:pPr>
-        <w:pStyle w:val="SourceCode"/>
-      </w:pPr>
-      <w:r>
-        <w:rPr>
-          <w:rStyle w:val="VerbatimChar"/>
-        </w:rPr>
-        <w:t xml:space="preserve">#!/bin/bash</w:t>
-      </w:r>
-      <w:r>
-        <w:br/>
-      </w:r>
-      <w:r>
-        <w:rPr>
-          <w:rStyle w:val="VerbatimChar"/>
-        </w:rPr>
-        <w:t xml:space="preserve"># users.sh — розбір текстового файлу з роздільниками</w:t>
-      </w:r>
-      <w:r>
-        <w:br/>
-      </w:r>
-      <w:r>
-        <w:rPr>
-          <w:rStyle w:val="VerbatimChar"/>
-        </w:rPr>
-        <w:t xml:space="preserve">set -euo pipefail</w:t>
-      </w:r>
-      <w:r>
-        <w:br/>
-      </w:r>
-      <w:r>
-        <w:rPr>
-          <w:rStyle w:val="VerbatimChar"/>
-        </w:rPr>
-        <w:t xml:space="preserve">input="${1:?Вкажіть файл}"</w:t>
-      </w:r>
-      <w:r>
-        <w:br/>
-      </w:r>
-      <w:r>
-        <w:br/>
-      </w:r>
-      <w:r>
-        <w:rPr>
-          <w:rStyle w:val="VerbatimChar"/>
-        </w:rPr>
-        <w:t xml:space="preserve">while IFS=';' read -r name dept quota; do</w:t>
-      </w:r>
-      <w:r>
-        <w:br/>
-      </w:r>
-      <w:r>
-        <w:rPr>
-          <w:rStyle w:val="VerbatimChar"/>
-        </w:rPr>
-        <w:t xml:space="preserve">    [[ "$name" == \#* || -z "$name" ]] &amp;&amp; continue</w:t>
-      </w:r>
-      <w:r>
-        <w:br/>
-      </w:r>
-      <w:r>
-        <w:rPr>
-          <w:rStyle w:val="VerbatimChar"/>
-        </w:rPr>
-        <w:t xml:space="preserve">    printf "%-12s %-12s %s МБ\n" "$name" "$dept" "$quota"</w:t>
-      </w:r>
-      <w:r>
-        <w:br/>
-      </w:r>
-      <w:r>
-        <w:rPr>
-          <w:rStyle w:val="VerbatimChar"/>
-        </w:rPr>
-        <w:t xml:space="preserve">    total=$((${total:-0} + quota))</w:t>
-      </w:r>
-      <w:r>
-        <w:br/>
-      </w:r>
-      <w:r>
-        <w:rPr>
-          <w:rStyle w:val="VerbatimChar"/>
-        </w:rPr>
-        <w:t xml:space="preserve">done &lt; "$input"</w:t>
-      </w:r>
-      <w:r>
-        <w:br/>
-      </w:r>
-      <w:r>
-        <w:br/>
-      </w:r>
-      <w:r>
-        <w:rPr>
-          <w:rStyle w:val="VerbatimChar"/>
-        </w:rPr>
-        <w:t xml:space="preserve">echo "Загальна квота: ${total:-0} МБ"</w:t>
-      </w:r>
-    </w:p>
-    <w:p>
-      <w:pPr>
-        <w:pStyle w:val="SourceCode"/>
-      </w:pPr>
-      <w:r>
-        <w:rPr>
-          <w:rStyle w:val="VerbatimChar"/>
-        </w:rPr>
-        <w:t xml:space="preserve">student@lab-vm:~/lab10$ cat users.csv</w:t>
-      </w:r>
-      <w:r>
-        <w:br/>
-      </w:r>
-      <w:r>
-        <w:rPr>
-          <w:rStyle w:val="VerbatimChar"/>
-        </w:rPr>
-        <w:t xml:space="preserve"># name;department;quota</w:t>
-      </w:r>
-      <w:r>
-        <w:br/>
-      </w:r>
-      <w:r>
-        <w:rPr>
-          <w:rStyle w:val="VerbatimChar"/>
-        </w:rPr>
-        <w:t xml:space="preserve">ivanov;IT;500</w:t>
-      </w:r>
-      <w:r>
-        <w:br/>
-      </w:r>
-      <w:r>
-        <w:rPr>
-          <w:rStyle w:val="VerbatimChar"/>
-        </w:rPr>
-        <w:t xml:space="preserve">petrenko;Accounting;200</w:t>
-      </w:r>
-      <w:r>
-        <w:br/>
-      </w:r>
-      <w:r>
-        <w:rPr>
-          <w:rStyle w:val="VerbatimChar"/>
-        </w:rPr>
-        <w:t xml:space="preserve">kovalenko;IT;800</w:t>
-      </w:r>
-      <w:r>
-        <w:br/>
-      </w:r>
-      <w:r>
-        <w:br/>
-      </w:r>
-      <w:r>
-        <w:rPr>
-          <w:rStyle w:val="VerbatimChar"/>
-        </w:rPr>
-        <w:t xml:space="preserve">student@lab-vm:~/lab10$ ./users.sh users.csv</w:t>
-      </w:r>
-      <w:r>
-        <w:br/>
-      </w:r>
-      <w:r>
-        <w:rPr>
-          <w:rStyle w:val="VerbatimChar"/>
-        </w:rPr>
-        <w:t xml:space="preserve">ivanov       IT           500 МБ</w:t>
-      </w:r>
-      <w:r>
-        <w:br/>
-      </w:r>
-      <w:r>
-        <w:rPr>
-          <w:rStyle w:val="VerbatimChar"/>
-        </w:rPr>
-        <w:t xml:space="preserve">petrenko     Accounting   200 МБ</w:t>
-      </w:r>
-      <w:r>
-        <w:br/>
-      </w:r>
-      <w:r>
-        <w:rPr>
-          <w:rStyle w:val="VerbatimChar"/>
-        </w:rPr>
-        <w:t xml:space="preserve">kovalenko    IT           800 МБ</w:t>
-      </w:r>
-      <w:r>
-        <w:br/>
-      </w:r>
-      <w:r>
-        <w:rPr>
-          <w:rStyle w:val="VerbatimChar"/>
-        </w:rPr>
-        <w:t xml:space="preserve">Загальна квота: 1500 МБ</w:t>
-      </w:r>
+        <w:spacing w:before="0" w:after="0" w:line="120" w:lineRule="exact"/>
+        <w:rPr>
+          <w:sz w:val="4"/>
+          <w:szCs w:val="4"/>
+        </w:rPr>
+      </w:pPr>
+    </w:p>
+    <w:tbl>
+      <w:tblPr>
+        <w:tblStyle w:val="SourceCodeTable"/>
+        <w:tblW w:type="dxa" w:w="9637"/>
+        <w:tblInd w:w="0" w:type="dxa"/>
+        <w:tblBorders>
+          <w:top w:color="BFBFBF" w:space="0" w:sz="4" w:val="single"/>
+          <w:left w:color="BFBFBF" w:space="0" w:sz="4" w:val="single"/>
+          <w:bottom w:color="BFBFBF" w:space="0" w:sz="4" w:val="single"/>
+          <w:right w:color="BFBFBF" w:space="0" w:sz="4" w:val="single"/>
+        </w:tblBorders>
+        <w:shd w:color="auto" w:fill="F4F4F4" w:val="clear"/>
+        <w:tblLayout w:type="fixed"/>
+        <w:tblCellMar>
+          <w:top w:type="dxa" w:w="113"/>
+          <w:left w:type="dxa" w:w="113"/>
+          <w:bottom w:type="dxa" w:w="113"/>
+          <w:right w:type="dxa" w:w="113"/>
+        </w:tblCellMar>
+        <w:tblLook w:val="0000" w:firstRow="0" w:lastRow="0" w:firstColumn="0" w:lastColumn="0" w:noHBand="1" w:noVBand="1"/>
+      </w:tblPr>
+      <w:tblGrid>
+        <w:gridCol w:w="9637"/>
+      </w:tblGrid>
+      <w:tr>
+        <w:tc>
+          <w:tcPr>
+            <w:tcW w:type="dxa" w:w="9637"/>
+            <w:shd w:color="auto" w:fill="F4F4F4" w:val="clear"/>
+          </w:tcPr>
+          <w:p>
+            <w:pPr>
+              <w:pStyle w:val="SourceCode"/>
+              <w:spacing w:before="0" w:after="0" w:line="200" w:lineRule="auto"/>
+            </w:pPr>
+            <w:r>
+              <w:t xml:space="preserve">#!/bin/bash</w:t>
+            </w:r>
+          </w:p>
+          <w:p>
+            <w:pPr>
+              <w:pStyle w:val="SourceCode"/>
+              <w:spacing w:before="0" w:after="0" w:line="200" w:lineRule="auto"/>
+            </w:pPr>
+            <w:r>
+              <w:t xml:space="preserve"># users.sh — розбір текстового файлу з роздільниками</w:t>
+            </w:r>
+          </w:p>
+          <w:p>
+            <w:pPr>
+              <w:pStyle w:val="SourceCode"/>
+              <w:spacing w:before="0" w:after="0" w:line="200" w:lineRule="auto"/>
+            </w:pPr>
+            <w:r>
+              <w:t xml:space="preserve">set -euo pipefail</w:t>
+            </w:r>
+          </w:p>
+          <w:p>
+            <w:pPr>
+              <w:pStyle w:val="SourceCode"/>
+              <w:spacing w:before="0" w:after="0" w:line="200" w:lineRule="auto"/>
+            </w:pPr>
+            <w:r>
+              <w:t xml:space="preserve">input="${1:?Вкажіть файл}"</w:t>
+            </w:r>
+          </w:p>
+          <w:p>
+            <w:pPr>
+              <w:pStyle w:val="SourceCode"/>
+              <w:spacing w:before="0" w:after="0" w:line="200" w:lineRule="auto"/>
+            </w:pPr>
+          </w:p>
+          <w:p>
+            <w:pPr>
+              <w:pStyle w:val="SourceCode"/>
+              <w:spacing w:before="0" w:after="0" w:line="200" w:lineRule="auto"/>
+            </w:pPr>
+            <w:r>
+              <w:t xml:space="preserve">while IFS=';' read -r name dept quota; do</w:t>
+            </w:r>
+          </w:p>
+          <w:p>
+            <w:pPr>
+              <w:pStyle w:val="SourceCode"/>
+              <w:spacing w:before="0" w:after="0" w:line="200" w:lineRule="auto"/>
+            </w:pPr>
+            <w:r>
+              <w:t xml:space="preserve">    [[ "$name" == \#* || -z "$name" ]] &amp;&amp; continue</w:t>
+            </w:r>
+          </w:p>
+          <w:p>
+            <w:pPr>
+              <w:pStyle w:val="SourceCode"/>
+              <w:spacing w:before="0" w:after="0" w:line="200" w:lineRule="auto"/>
+            </w:pPr>
+            <w:r>
+              <w:t xml:space="preserve">    printf "%-12s %-12s %s МБ\n" "$name" "$dept" "$quota"</w:t>
+            </w:r>
+          </w:p>
+          <w:p>
+            <w:pPr>
+              <w:pStyle w:val="SourceCode"/>
+              <w:spacing w:before="0" w:after="0" w:line="200" w:lineRule="auto"/>
+            </w:pPr>
+            <w:r>
+              <w:t xml:space="preserve">    total=$((${total:-0} + quota))</w:t>
+            </w:r>
+          </w:p>
+          <w:p>
+            <w:pPr>
+              <w:pStyle w:val="SourceCode"/>
+              <w:spacing w:before="0" w:after="0" w:line="200" w:lineRule="auto"/>
+            </w:pPr>
+            <w:r>
+              <w:t xml:space="preserve">done &lt; "$input"</w:t>
+            </w:r>
+          </w:p>
+          <w:p>
+            <w:pPr>
+              <w:pStyle w:val="SourceCode"/>
+              <w:spacing w:before="0" w:after="0" w:line="200" w:lineRule="auto"/>
+            </w:pPr>
+          </w:p>
+          <w:p>
+            <w:pPr>
+              <w:pStyle w:val="SourceCode"/>
+              <w:spacing w:before="0" w:after="0" w:line="200" w:lineRule="auto"/>
+            </w:pPr>
+            <w:r>
+              <w:t xml:space="preserve">echo "Загальна квота: ${total:-0} МБ"</w:t>
+            </w:r>
+          </w:p>
+        </w:tc>
+      </w:tr>
+    </w:tbl>
+    <w:p>
+      <w:pPr>
+        <w:spacing w:before="0" w:after="0" w:line="120" w:lineRule="exact"/>
+        <w:rPr>
+          <w:sz w:val="4"/>
+          <w:szCs w:val="4"/>
+        </w:rPr>
+      </w:pPr>
+    </w:p>
+    <w:p>
+      <w:pPr>
+        <w:spacing w:before="0" w:after="0" w:line="120" w:lineRule="exact"/>
+        <w:rPr>
+          <w:sz w:val="4"/>
+          <w:szCs w:val="4"/>
+        </w:rPr>
+      </w:pPr>
+    </w:p>
+    <w:tbl>
+      <w:tblPr>
+        <w:tblStyle w:val="SourceCodeTable"/>
+        <w:tblW w:type="dxa" w:w="9637"/>
+        <w:tblInd w:w="0" w:type="dxa"/>
+        <w:tblBorders>
+          <w:top w:color="BFBFBF" w:space="0" w:sz="4" w:val="single"/>
+          <w:left w:color="BFBFBF" w:space="0" w:sz="4" w:val="single"/>
+          <w:bottom w:color="BFBFBF" w:space="0" w:sz="4" w:val="single"/>
+          <w:right w:color="BFBFBF" w:space="0" w:sz="4" w:val="single"/>
+        </w:tblBorders>
+        <w:shd w:color="auto" w:fill="F4F4F4" w:val="clear"/>
+        <w:tblLayout w:type="fixed"/>
+        <w:tblCellMar>
+          <w:top w:type="dxa" w:w="113"/>
+          <w:left w:type="dxa" w:w="113"/>
+          <w:bottom w:type="dxa" w:w="113"/>
+          <w:right w:type="dxa" w:w="113"/>
+        </w:tblCellMar>
+        <w:tblLook w:val="0000" w:firstRow="0" w:lastRow="0" w:firstColumn="0" w:lastColumn="0" w:noHBand="1" w:noVBand="1"/>
+      </w:tblPr>
+      <w:tblGrid>
+        <w:gridCol w:w="9637"/>
+      </w:tblGrid>
+      <w:tr>
+        <w:tc>
+          <w:tcPr>
+            <w:tcW w:type="dxa" w:w="9637"/>
+            <w:shd w:color="auto" w:fill="F4F4F4" w:val="clear"/>
+          </w:tcPr>
+          <w:p>
+            <w:pPr>
+              <w:pStyle w:val="SourceCode"/>
+              <w:spacing w:before="0" w:after="0" w:line="200" w:lineRule="auto"/>
+            </w:pPr>
+            <w:r>
+              <w:t xml:space="preserve">student@lab-vm:~/lab10$ cat users.csv</w:t>
+            </w:r>
+          </w:p>
+          <w:p>
+            <w:pPr>
+              <w:pStyle w:val="SourceCode"/>
+              <w:spacing w:before="0" w:after="0" w:line="200" w:lineRule="auto"/>
+            </w:pPr>
+            <w:r>
+              <w:t xml:space="preserve"># name;department;quota</w:t>
+            </w:r>
+          </w:p>
+          <w:p>
+            <w:pPr>
+              <w:pStyle w:val="SourceCode"/>
+              <w:spacing w:before="0" w:after="0" w:line="200" w:lineRule="auto"/>
+            </w:pPr>
+            <w:r>
+              <w:t xml:space="preserve">ivanov;IT;500</w:t>
+            </w:r>
+          </w:p>
+          <w:p>
+            <w:pPr>
+              <w:pStyle w:val="SourceCode"/>
+              <w:spacing w:before="0" w:after="0" w:line="200" w:lineRule="auto"/>
+            </w:pPr>
+            <w:r>
+              <w:t xml:space="preserve">petrenko;Accounting;200</w:t>
+            </w:r>
+          </w:p>
+          <w:p>
+            <w:pPr>
+              <w:pStyle w:val="SourceCode"/>
+              <w:spacing w:before="0" w:after="0" w:line="200" w:lineRule="auto"/>
+            </w:pPr>
+            <w:r>
+              <w:t xml:space="preserve">kovalenko;IT;800</w:t>
+            </w:r>
+          </w:p>
+          <w:p>
+            <w:pPr>
+              <w:pStyle w:val="SourceCode"/>
+              <w:spacing w:before="0" w:after="0" w:line="200" w:lineRule="auto"/>
+            </w:pPr>
+          </w:p>
+          <w:p>
+            <w:pPr>
+              <w:pStyle w:val="SourceCode"/>
+              <w:spacing w:before="0" w:after="0" w:line="200" w:lineRule="auto"/>
+            </w:pPr>
+            <w:r>
+              <w:t xml:space="preserve">student@lab-vm:~/lab10$ ./users.sh users.csv</w:t>
+            </w:r>
+          </w:p>
+          <w:p>
+            <w:pPr>
+              <w:pStyle w:val="SourceCode"/>
+              <w:spacing w:before="0" w:after="0" w:line="200" w:lineRule="auto"/>
+            </w:pPr>
+            <w:r>
+              <w:t xml:space="preserve">ivanov       IT           500 МБ</w:t>
+            </w:r>
+          </w:p>
+          <w:p>
+            <w:pPr>
+              <w:pStyle w:val="SourceCode"/>
+              <w:spacing w:before="0" w:after="0" w:line="200" w:lineRule="auto"/>
+            </w:pPr>
+            <w:r>
+              <w:t xml:space="preserve">petrenko     Accounting   200 МБ</w:t>
+            </w:r>
+          </w:p>
+          <w:p>
+            <w:pPr>
+              <w:pStyle w:val="SourceCode"/>
+              <w:spacing w:before="0" w:after="0" w:line="200" w:lineRule="auto"/>
+            </w:pPr>
+            <w:r>
+              <w:t xml:space="preserve">kovalenko    IT           800 МБ</w:t>
+            </w:r>
+          </w:p>
+          <w:p>
+            <w:pPr>
+              <w:pStyle w:val="SourceCode"/>
+              <w:spacing w:before="0" w:after="0" w:line="200" w:lineRule="auto"/>
+            </w:pPr>
+            <w:r>
+              <w:t xml:space="preserve">Загальна квота: 1500 МБ</w:t>
+            </w:r>
+          </w:p>
+        </w:tc>
+      </w:tr>
+    </w:tbl>
+    <w:p>
+      <w:pPr>
+        <w:spacing w:before="0" w:after="0" w:line="120" w:lineRule="exact"/>
+        <w:rPr>
+          <w:sz w:val="4"/>
+          <w:szCs w:val="4"/>
+        </w:rPr>
+      </w:pPr>
     </w:p>
     <w:p>
       <w:pPr>
@@ -3242,92 +4315,174 @@
     </w:p>
     <w:p>
       <w:pPr>
-        <w:pStyle w:val="SourceCode"/>
-      </w:pPr>
-      <w:r>
-        <w:rPr>
-          <w:rStyle w:val="VerbatimChar"/>
-        </w:rPr>
-        <w:t xml:space="preserve">student@lab-vm:~/lab10$ crontab -e</w:t>
-      </w:r>
-      <w:r>
-        <w:br/>
-      </w:r>
-      <w:r>
-        <w:rPr>
-          <w:rStyle w:val="VerbatimChar"/>
-        </w:rPr>
-        <w:t xml:space="preserve"># додати рядок:</w:t>
-      </w:r>
-      <w:r>
-        <w:br/>
-      </w:r>
-      <w:r>
-        <w:rPr>
-          <w:rStyle w:val="VerbatimChar"/>
-        </w:rPr>
-        <w:t xml:space="preserve">0 3 * * * /home/student/lab10/backup.sh &gt;&gt; /home/student/lab10/logs/cron.log 2&gt;&amp;1</w:t>
-      </w:r>
-      <w:r>
-        <w:br/>
-      </w:r>
-      <w:r>
-        <w:br/>
-      </w:r>
-      <w:r>
-        <w:rPr>
-          <w:rStyle w:val="VerbatimChar"/>
-        </w:rPr>
-        <w:t xml:space="preserve">student@lab-vm:~/lab10$ crontab -l | tail -1</w:t>
-      </w:r>
-      <w:r>
-        <w:br/>
-      </w:r>
-      <w:r>
-        <w:rPr>
-          <w:rStyle w:val="VerbatimChar"/>
-        </w:rPr>
-        <w:t xml:space="preserve">0 3 * * * /home/student/lab10/backup.sh &gt;&gt; /home/student/lab10/logs/cron.log 2&gt;&amp;1</w:t>
-      </w:r>
-      <w:r>
-        <w:br/>
-      </w:r>
-      <w:r>
-        <w:br/>
-      </w:r>
-      <w:r>
-        <w:rPr>
-          <w:rStyle w:val="VerbatimChar"/>
-        </w:rPr>
-        <w:t xml:space="preserve">student@lab-vm:~/lab10$ ( crontab -l; echo "*/2 * * * * /home/student/lab10/backup.sh &gt;&gt; /home/student/lab10/logs/cron.log 2&gt;&amp;1" ) | crontab -</w:t>
-      </w:r>
-      <w:r>
-        <w:br/>
-      </w:r>
-      <w:r>
-        <w:rPr>
-          <w:rStyle w:val="VerbatimChar"/>
-        </w:rPr>
-        <w:t xml:space="preserve">student@lab-vm:~/lab10$ sleep 130 &amp;&amp; tail -2 logs/cron.log</w:t>
-      </w:r>
-      <w:r>
-        <w:br/>
-      </w:r>
-      <w:r>
-        <w:rPr>
-          <w:rStyle w:val="VerbatimChar"/>
-        </w:rPr>
-        <w:t xml:space="preserve">[2026-09-18 12:14:01] Початок копіювання /home/student/lab10/src → /home/student/lab10/bak/2026-09-18</w:t>
-      </w:r>
-      <w:r>
-        <w:br/>
-      </w:r>
-      <w:r>
-        <w:rPr>
-          <w:rStyle w:val="VerbatimChar"/>
-        </w:rPr>
-        <w:t xml:space="preserve">[2026-09-18 12:14:01] Скопійовано файлів: 3</w:t>
-      </w:r>
+        <w:spacing w:before="0" w:after="0" w:line="120" w:lineRule="exact"/>
+        <w:rPr>
+          <w:sz w:val="4"/>
+          <w:szCs w:val="4"/>
+        </w:rPr>
+      </w:pPr>
+    </w:p>
+    <w:tbl>
+      <w:tblPr>
+        <w:tblStyle w:val="SourceCodeTable"/>
+        <w:tblW w:type="dxa" w:w="9637"/>
+        <w:tblInd w:w="0" w:type="dxa"/>
+        <w:tblBorders>
+          <w:top w:color="BFBFBF" w:space="0" w:sz="4" w:val="single"/>
+          <w:left w:color="BFBFBF" w:space="0" w:sz="4" w:val="single"/>
+          <w:bottom w:color="BFBFBF" w:space="0" w:sz="4" w:val="single"/>
+          <w:right w:color="BFBFBF" w:space="0" w:sz="4" w:val="single"/>
+        </w:tblBorders>
+        <w:shd w:color="auto" w:fill="F4F4F4" w:val="clear"/>
+        <w:tblLayout w:type="fixed"/>
+        <w:tblCellMar>
+          <w:top w:type="dxa" w:w="113"/>
+          <w:left w:type="dxa" w:w="113"/>
+          <w:bottom w:type="dxa" w:w="113"/>
+          <w:right w:type="dxa" w:w="113"/>
+        </w:tblCellMar>
+        <w:tblLook w:val="0000" w:firstRow="0" w:lastRow="0" w:firstColumn="0" w:lastColumn="0" w:noHBand="1" w:noVBand="1"/>
+      </w:tblPr>
+      <w:tblGrid>
+        <w:gridCol w:w="9637"/>
+      </w:tblGrid>
+      <w:tr>
+        <w:tc>
+          <w:tcPr>
+            <w:tcW w:type="dxa" w:w="9637"/>
+            <w:shd w:color="auto" w:fill="F4F4F4" w:val="clear"/>
+          </w:tcPr>
+          <w:p>
+            <w:pPr>
+              <w:pStyle w:val="SourceCode"/>
+              <w:spacing w:before="0" w:after="0" w:line="200" w:lineRule="auto"/>
+            </w:pPr>
+            <w:r>
+              <w:t xml:space="preserve">student@lab-vm:~/lab10$ crontab -e</w:t>
+            </w:r>
+          </w:p>
+          <w:p>
+            <w:pPr>
+              <w:pStyle w:val="SourceCode"/>
+              <w:spacing w:before="0" w:after="0" w:line="200" w:lineRule="auto"/>
+            </w:pPr>
+            <w:r>
+              <w:t xml:space="preserve"># додати рядок:</w:t>
+            </w:r>
+          </w:p>
+          <w:p>
+            <w:pPr>
+              <w:pStyle w:val="SourceCode"/>
+              <w:spacing w:before="0" w:after="0" w:line="200" w:lineRule="auto"/>
+            </w:pPr>
+            <w:r>
+              <w:t xml:space="preserve">0 3 * * * /home/student/lab10/backup.sh &gt;&gt; /home/student/lab10/logs/cron.log 2&gt;&amp;1</w:t>
+            </w:r>
+          </w:p>
+          <w:p>
+            <w:pPr>
+              <w:pStyle w:val="SourceCode"/>
+              <w:spacing w:before="0" w:after="0" w:line="200" w:lineRule="auto"/>
+            </w:pPr>
+          </w:p>
+          <w:p>
+            <w:pPr>
+              <w:pStyle w:val="SourceCode"/>
+              <w:spacing w:before="0" w:after="0" w:line="200" w:lineRule="auto"/>
+            </w:pPr>
+            <w:r>
+              <w:t xml:space="preserve">student@lab-vm:~/lab10$ crontab -l | tail -1</w:t>
+            </w:r>
+          </w:p>
+          <w:p>
+            <w:pPr>
+              <w:pStyle w:val="SourceCode"/>
+              <w:spacing w:before="0" w:after="0" w:line="200" w:lineRule="auto"/>
+            </w:pPr>
+            <w:r>
+              <w:t xml:space="preserve">0 3 * * * /home/student/lab10/backup.sh &gt;&gt; /home/student/lab10/logs/cron.log 2&gt;&amp;1</w:t>
+            </w:r>
+          </w:p>
+          <w:p>
+            <w:pPr>
+              <w:pStyle w:val="SourceCode"/>
+              <w:spacing w:before="0" w:after="0" w:line="200" w:lineRule="auto"/>
+            </w:pPr>
+          </w:p>
+          <w:p>
+            <w:pPr>
+              <w:pStyle w:val="SourceCode"/>
+              <w:spacing w:before="0" w:after="0" w:line="200" w:lineRule="auto"/>
+            </w:pPr>
+            <w:r>
+              <w:t xml:space="preserve">student@lab-vm:~/lab10$ ( crontab -l; \</w:t>
+            </w:r>
+          </w:p>
+          <w:p>
+            <w:pPr>
+              <w:pStyle w:val="SourceCode"/>
+              <w:spacing w:before="0" w:after="0" w:line="200" w:lineRule="auto"/>
+            </w:pPr>
+            <w:r>
+              <w:t xml:space="preserve">&gt;     echo "*/2 * * * * /home/student/lab10/backup.sh &gt;&gt; logs/cron.log 2&gt;&amp;1" \</w:t>
+            </w:r>
+          </w:p>
+          <w:p>
+            <w:pPr>
+              <w:pStyle w:val="SourceCode"/>
+              <w:spacing w:before="0" w:after="0" w:line="200" w:lineRule="auto"/>
+            </w:pPr>
+            <w:r>
+              <w:t xml:space="preserve">&gt; ) | crontab -</w:t>
+            </w:r>
+          </w:p>
+          <w:p>
+            <w:pPr>
+              <w:pStyle w:val="SourceCode"/>
+              <w:spacing w:before="0" w:after="0" w:line="200" w:lineRule="auto"/>
+            </w:pPr>
+            <w:r>
+              <w:t xml:space="preserve">student@lab-vm:~/lab10$ sleep 130 &amp;&amp; tail -2 logs/cron.log</w:t>
+            </w:r>
+          </w:p>
+          <w:p>
+            <w:pPr>
+              <w:pStyle w:val="SourceCode"/>
+              <w:spacing w:before="0" w:after="0" w:line="200" w:lineRule="auto"/>
+            </w:pPr>
+            <w:r>
+              <w:t xml:space="preserve">[2026-09-18 12:14:01] Джерело: /home/student/lab10/src</w:t>
+            </w:r>
+          </w:p>
+          <w:p>
+            <w:pPr>
+              <w:pStyle w:val="SourceCode"/>
+              <w:spacing w:before="0" w:after="0" w:line="200" w:lineRule="auto"/>
+            </w:pPr>
+            <w:r>
+              <w:t xml:space="preserve">[2026-09-18 12:14:01] Призначення: /home/student/lab10/bak/2026-09-18</w:t>
+            </w:r>
+          </w:p>
+          <w:p>
+            <w:pPr>
+              <w:pStyle w:val="SourceCode"/>
+              <w:spacing w:before="0" w:after="0" w:line="200" w:lineRule="auto"/>
+            </w:pPr>
+            <w:r>
+              <w:t xml:space="preserve">[2026-09-18 12:14:01] Скопійовано файлів: 3</w:t>
+            </w:r>
+          </w:p>
+        </w:tc>
+      </w:tr>
+    </w:tbl>
+    <w:p>
+      <w:pPr>
+        <w:spacing w:before="0" w:after="0" w:line="120" w:lineRule="exact"/>
+        <w:rPr>
+          <w:sz w:val="4"/>
+          <w:szCs w:val="4"/>
+        </w:rPr>
+      </w:pPr>
     </w:p>
     <w:p>
       <w:pPr>
@@ -6656,15 +7811,8 @@
     <w:basedOn w:val="Normal"/>
     <w:qFormat/>
     <w:pPr>
-      <w:pBdr>
-        <w:top w:color="BFBFBF" w:space="4" w:sz="4" w:val="single"/>
-        <w:left w:color="BFBFBF" w:space="4" w:sz="4" w:val="single"/>
-        <w:bottom w:color="BFBFBF" w:space="4" w:sz="4" w:val="single"/>
-        <w:right w:color="BFBFBF" w:space="4" w:sz="4" w:val="single"/>
-      </w:pBdr>
-      <w:shd w:color="auto" w:fill="F4F4F4" w:val="clear"/>
-      <w:spacing w:after="120" w:before="120" w:line="200" w:lineRule="auto"/>
-      <w:ind w:firstLine="0" w:left="284" w:right="284"/>
+      <w:spacing w:after="0" w:before="0" w:line="200" w:lineRule="auto"/>
+      <w:ind w:hanging="340" w:left="340" w:right="0"/>
       <w:jc w:val="left"/>
     </w:pPr>
     <w:rPr>
@@ -6672,6 +7820,27 @@
       <w:sz w:val="18"/>
       <w:szCs w:val="18"/>
     </w:rPr>
+  </w:style>
+  <w:style w:customStyle="1" w:styleId="SourceCodeTable" w:type="table">
+    <w:name w:val="Source Code Table"/>
+    <w:basedOn w:val="TableNormal"/>
+    <w:qFormat/>
+    <w:tblPr>
+      <w:tblInd w:type="dxa" w:w="0"/>
+      <w:tblBorders>
+        <w:top w:color="BFBFBF" w:space="0" w:sz="4" w:val="single"/>
+        <w:left w:color="BFBFBF" w:space="0" w:sz="4" w:val="single"/>
+        <w:bottom w:color="BFBFBF" w:space="0" w:sz="4" w:val="single"/>
+        <w:right w:color="BFBFBF" w:space="0" w:sz="4" w:val="single"/>
+      </w:tblBorders>
+      <w:shd w:color="auto" w:fill="F4F4F4" w:val="clear"/>
+      <w:tblCellMar>
+        <w:top w:type="dxa" w:w="113"/>
+        <w:left w:type="dxa" w:w="113"/>
+        <w:bottom w:type="dxa" w:w="113"/>
+        <w:right w:type="dxa" w:w="113"/>
+      </w:tblCellMar>
+    </w:tblPr>
   </w:style>
   <w:style w:type="paragraph" w:customStyle="1" w:styleId="TableCaption">
     <w:name w:val="TableCaption"/>

--- a/public/labs/os/kmp-24/ЛР10_ОС_Командні_файли_в_середовищі_Linux.docx
+++ b/public/labs/os/kmp-24/ЛР10_ОС_Командні_файли_в_середовищі_Linux.docx
@@ -346,7 +346,64 @@
         <w:t xml:space="preserve"> </w:t>
       </w:r>
       <w:r>
-        <w:t xml:space="preserve">називається shebang: ядро читає ці два символи й запускає вказаний інтерпретатор, передаючи йому файл. Без shebang скрипт виконається поточною оболонкою, і команди, специфічні для bash, можуть не спрацювати в системі, де за замовчуванням стоїть dash.</w:t>
+        <w:t xml:space="preserve">називається shebang: під час виклику</w:t>
+      </w:r>
+      <w:r>
+        <w:t xml:space="preserve"> </w:t>
+      </w:r>
+      <w:r>
+        <w:rPr>
+          <w:rStyle w:val="VerbatimChar"/>
+        </w:rPr>
+        <w:t xml:space="preserve">execve</w:t>
+      </w:r>
+      <w:r>
+        <w:t xml:space="preserve"> </w:t>
+      </w:r>
+      <w:r>
+        <w:t xml:space="preserve">ядро бачить на початку файлу символи</w:t>
+      </w:r>
+      <w:r>
+        <w:t xml:space="preserve"> </w:t>
+      </w:r>
+      <w:r>
+        <w:rPr>
+          <w:rStyle w:val="VerbatimChar"/>
+        </w:rPr>
+        <w:t xml:space="preserve">#!</w:t>
+      </w:r>
+      <w:r>
+        <w:t xml:space="preserve">, запускає вказаний інтерпретатор і передає йому шлях до файлу як аргумент. Той самий механізм запускає скрипти Python (</w:t>
+      </w:r>
+      <w:r>
+        <w:rPr>
+          <w:rStyle w:val="VerbatimChar"/>
+        </w:rPr>
+        <w:t xml:space="preserve">#!/usr/bin/env python3</w:t>
+      </w:r>
+      <w:r>
+        <w:t xml:space="preserve">). Без shebang ядро відмовляється виконати файл, і тоді оболонка, з якої його запустили, виконує його сама: bash — копією bash, а dash чи cron — через</w:t>
+      </w:r>
+      <w:r>
+        <w:t xml:space="preserve"> </w:t>
+      </w:r>
+      <w:r>
+        <w:rPr>
+          <w:rStyle w:val="VerbatimChar"/>
+        </w:rPr>
+        <w:t xml:space="preserve">/bin/sh</w:t>
+      </w:r>
+      <w:r>
+        <w:t xml:space="preserve">, тобто в Debian і Ubuntu через dash, де конструкцій bash (</w:t>
+      </w:r>
+      <w:r>
+        <w:rPr>
+          <w:rStyle w:val="VerbatimChar"/>
+        </w:rPr>
+        <w:t xml:space="preserve">[[ ]]</w:t>
+      </w:r>
+      <w:r>
+        <w:t xml:space="preserve">, масивів) немає.</w:t>
       </w:r>
     </w:p>
     <w:p>
@@ -1462,7 +1519,103 @@
         <w:t xml:space="preserve">[ ]</w:t>
       </w:r>
       <w:r>
-        <w:t xml:space="preserve">, бо не потребує лапок навколо змінних і підтримує шаблони.</w:t>
+        <w:t xml:space="preserve">, бо змінна в ній не розпадається на слова навіть без лапок, і підтримує шаблони. Одна пастка: праворуч від</w:t>
+      </w:r>
+      <w:r>
+        <w:t xml:space="preserve"> </w:t>
+      </w:r>
+      <w:r>
+        <w:rPr>
+          <w:rStyle w:val="VerbatimChar"/>
+        </w:rPr>
+        <w:t xml:space="preserve">==</w:t>
+      </w:r>
+      <w:r>
+        <w:t xml:space="preserve"> </w:t>
+      </w:r>
+      <w:r>
+        <w:t xml:space="preserve">значення без лапок сприймається як шаблон, тож</w:t>
+      </w:r>
+      <w:r>
+        <w:t xml:space="preserve"> </w:t>
+      </w:r>
+      <w:r>
+        <w:rPr>
+          <w:rStyle w:val="VerbatimChar"/>
+        </w:rPr>
+        <w:t xml:space="preserve">[[ $a == $b ]]</w:t>
+      </w:r>
+      <w:r>
+        <w:t xml:space="preserve"> </w:t>
+      </w:r>
+      <w:r>
+        <w:t xml:space="preserve">при</w:t>
+      </w:r>
+      <w:r>
+        <w:t xml:space="preserve"> </w:t>
+      </w:r>
+      <w:r>
+        <w:rPr>
+          <w:rStyle w:val="VerbatimChar"/>
+        </w:rPr>
+        <w:t xml:space="preserve">b='*'</w:t>
+      </w:r>
+      <w:r>
+        <w:t xml:space="preserve"> </w:t>
+      </w:r>
+      <w:r>
+        <w:t xml:space="preserve">істинне для будь-якого</w:t>
+      </w:r>
+      <w:r>
+        <w:t xml:space="preserve"> </w:t>
+      </w:r>
+      <w:r>
+        <w:rPr>
+          <w:rStyle w:val="VerbatimChar"/>
+        </w:rPr>
+        <w:t xml:space="preserve">a</w:t>
+      </w:r>
+      <w:r>
+        <w:t xml:space="preserve">. Для точного порівняння рядків праву частину беруть у лапки:</w:t>
+      </w:r>
+      <w:r>
+        <w:t xml:space="preserve"> </w:t>
+      </w:r>
+      <w:r>
+        <w:rPr>
+          <w:rStyle w:val="VerbatimChar"/>
+        </w:rPr>
+        <w:t xml:space="preserve">[[ $a == "$b" ]]</w:t>
+      </w:r>
+      <w:r>
+        <w:t xml:space="preserve">. Одинарні</w:t>
+      </w:r>
+      <w:r>
+        <w:t xml:space="preserve"> </w:t>
+      </w:r>
+      <w:r>
+        <w:rPr>
+          <w:rStyle w:val="VerbatimChar"/>
+        </w:rPr>
+        <w:t xml:space="preserve">[ ]</w:t>
+      </w:r>
+      <w:r>
+        <w:t xml:space="preserve"> </w:t>
+      </w:r>
+      <w:r>
+        <w:t xml:space="preserve">— це команда</w:t>
+      </w:r>
+      <w:r>
+        <w:t xml:space="preserve"> </w:t>
+      </w:r>
+      <w:r>
+        <w:rPr>
+          <w:rStyle w:val="VerbatimChar"/>
+        </w:rPr>
+        <w:t xml:space="preserve">test</w:t>
+      </w:r>
+      <w:r>
+        <w:t xml:space="preserve">, вона є і в dash, і в будь-якій POSIX-оболонці.</w:t>
       </w:r>
     </w:p>
     <w:bookmarkEnd w:id="11"/>
@@ -2117,6 +2270,126 @@
     </w:p>
     <w:p>
       <w:pPr>
+        <w:pStyle w:val="BodyText"/>
+      </w:pPr>
+      <w:r>
+        <w:t xml:space="preserve">У</w:t>
+      </w:r>
+      <w:r>
+        <w:t xml:space="preserve"> </w:t>
+      </w:r>
+      <w:r>
+        <w:rPr>
+          <w:rStyle w:val="VerbatimChar"/>
+        </w:rPr>
+        <w:t xml:space="preserve">-e</w:t>
+      </w:r>
+      <w:r>
+        <w:t xml:space="preserve"> </w:t>
+      </w:r>
+      <w:r>
+        <w:t xml:space="preserve">є винятки, які треба знати: помилка команди в умові</w:t>
+      </w:r>
+      <w:r>
+        <w:t xml:space="preserve"> </w:t>
+      </w:r>
+      <w:r>
+        <w:rPr>
+          <w:rStyle w:val="VerbatimChar"/>
+        </w:rPr>
+        <w:t xml:space="preserve">if</w:t>
+      </w:r>
+      <w:r>
+        <w:t xml:space="preserve">, у ланцюжку</w:t>
+      </w:r>
+      <w:r>
+        <w:t xml:space="preserve"> </w:t>
+      </w:r>
+      <w:r>
+        <w:rPr>
+          <w:rStyle w:val="VerbatimChar"/>
+        </w:rPr>
+        <w:t xml:space="preserve">&amp;&amp;</w:t>
+      </w:r>
+      <w:r>
+        <w:t xml:space="preserve"> </w:t>
+      </w:r>
+      <w:r>
+        <w:t xml:space="preserve">/</w:t>
+      </w:r>
+      <w:r>
+        <w:t xml:space="preserve"> </w:t>
+      </w:r>
+      <w:r>
+        <w:rPr>
+          <w:rStyle w:val="VerbatimChar"/>
+        </w:rPr>
+        <w:t xml:space="preserve">||</w:t>
+      </w:r>
+      <w:r>
+        <w:t xml:space="preserve"> </w:t>
+      </w:r>
+      <w:r>
+        <w:t xml:space="preserve">чи з</w:t>
+      </w:r>
+      <w:r>
+        <w:t xml:space="preserve"> </w:t>
+      </w:r>
+      <w:r>
+        <w:rPr>
+          <w:rStyle w:val="VerbatimChar"/>
+        </w:rPr>
+        <w:t xml:space="preserve">!</w:t>
+      </w:r>
+      <w:r>
+        <w:t xml:space="preserve"> </w:t>
+      </w:r>
+      <w:r>
+        <w:t xml:space="preserve">скрипт не зупиняє, — інакше неможливо було б нічого перевірити. Звідси пастка: якщо</w:t>
+      </w:r>
+      <w:r>
+        <w:t xml:space="preserve"> </w:t>
+      </w:r>
+      <w:r>
+        <w:rPr>
+          <w:b/>
+          <w:bCs/>
+        </w:rPr>
+        <w:t xml:space="preserve">останній</w:t>
+      </w:r>
+      <w:r>
+        <w:t xml:space="preserve"> </w:t>
+      </w:r>
+      <w:r>
+        <w:t xml:space="preserve">рядок скрипта —</w:t>
+      </w:r>
+      <w:r>
+        <w:t xml:space="preserve"> </w:t>
+      </w:r>
+      <w:r>
+        <w:rPr>
+          <w:rStyle w:val="VerbatimChar"/>
+        </w:rPr>
+        <w:t xml:space="preserve">[[ умова ]] &amp;&amp; команда</w:t>
+      </w:r>
+      <w:r>
+        <w:t xml:space="preserve">, а умова хибна, увесь скрипт завершиться з кодом 1, хоча все відпрацювало. Для таких перевірок наприкінці краще писати повний</w:t>
+      </w:r>
+      <w:r>
+        <w:t xml:space="preserve"> </w:t>
+      </w:r>
+      <w:r>
+        <w:rPr>
+          <w:rStyle w:val="VerbatimChar"/>
+        </w:rPr>
+        <w:t xml:space="preserve">if</w:t>
+      </w:r>
+      <w:r>
+        <w:t xml:space="preserve">.</w:t>
+      </w:r>
+    </w:p>
+    <w:p>
+      <w:pPr>
         <w:spacing w:before="0" w:after="0" w:line="120" w:lineRule="exact"/>
         <w:rPr>
           <w:sz w:val="4"/>
@@ -2160,16 +2433,16 @@
               <w:spacing w:before="0" w:after="0" w:line="200" w:lineRule="auto"/>
             </w:pPr>
             <w:r>
-              <w:t xml:space="preserve">trap 'rm -f "$tmp"' EXIT          # прибрати тимчасовий файл за будь-якого виходу</w:t>
-            </w:r>
-          </w:p>
-          <w:p>
-            <w:pPr>
-              <w:pStyle w:val="SourceCode"/>
-              <w:spacing w:before="0" w:after="0" w:line="200" w:lineRule="auto"/>
-            </w:pPr>
-            <w:r>
               <w:t xml:space="preserve">tmp=$(mktemp)                     # безпечне створення тимчасового файлу</w:t>
+            </w:r>
+          </w:p>
+          <w:p>
+            <w:pPr>
+              <w:pStyle w:val="SourceCode"/>
+              <w:spacing w:before="0" w:after="0" w:line="200" w:lineRule="auto"/>
+            </w:pPr>
+            <w:r>
+              <w:t xml:space="preserve">trap 'rm -f "$tmp"' EXIT          # прибрати його за будь-якого виходу</w:t>
             </w:r>
           </w:p>
         </w:tc>
@@ -2183,6 +2456,56 @@
           <w:szCs w:val="4"/>
         </w:rPr>
       </w:pPr>
+    </w:p>
+    <w:p>
+      <w:pPr>
+        <w:pStyle w:val="FirstParagraph"/>
+      </w:pPr>
+      <w:r>
+        <w:t xml:space="preserve">Порядок рядків важливий: якщо поставити</w:t>
+      </w:r>
+      <w:r>
+        <w:t xml:space="preserve"> </w:t>
+      </w:r>
+      <w:r>
+        <w:rPr>
+          <w:rStyle w:val="VerbatimChar"/>
+        </w:rPr>
+        <w:t xml:space="preserve">trap</w:t>
+      </w:r>
+      <w:r>
+        <w:t xml:space="preserve"> </w:t>
+      </w:r>
+      <w:r>
+        <w:t xml:space="preserve">першим і скрипт завершиться до створення файлу, за</w:t>
+      </w:r>
+      <w:r>
+        <w:t xml:space="preserve"> </w:t>
+      </w:r>
+      <w:r>
+        <w:rPr>
+          <w:rStyle w:val="VerbatimChar"/>
+        </w:rPr>
+        <w:t xml:space="preserve">set -u</w:t>
+      </w:r>
+      <w:r>
+        <w:t xml:space="preserve"> </w:t>
+      </w:r>
+      <w:r>
+        <w:t xml:space="preserve">сам обробник виходу впаде на неоголошеній змінній</w:t>
+      </w:r>
+      <w:r>
+        <w:t xml:space="preserve"> </w:t>
+      </w:r>
+      <w:r>
+        <w:rPr>
+          <w:rStyle w:val="VerbatimChar"/>
+        </w:rPr>
+        <w:t xml:space="preserve">tmp</w:t>
+      </w:r>
+      <w:r>
+        <w:t xml:space="preserve">.</w:t>
+      </w:r>
     </w:p>
     <w:bookmarkEnd w:id="14"/>
     <w:bookmarkStart w:id="15" w:name="запуск-за-розкладом"/>
@@ -2266,7 +2589,25 @@
               <w:spacing w:before="0" w:after="0" w:line="200" w:lineRule="auto"/>
             </w:pPr>
             <w:r>
-              <w:t xml:space="preserve">  0     3     *      *     *   /home/student/lab10/backup.sh &gt;&gt; lab10/cron.log 2&gt;&amp;1</w:t>
+              <w:t xml:space="preserve">  0     3     *      *     *   /home/student/lab10/backup.sh \</w:t>
+            </w:r>
+          </w:p>
+          <w:p>
+            <w:pPr>
+              <w:pStyle w:val="SourceCode"/>
+              <w:spacing w:before="0" w:after="0" w:line="200" w:lineRule="auto"/>
+            </w:pPr>
+            <w:r>
+              <w:t xml:space="preserve">                                 &gt;&gt; /home/student/lab10/logs/cron.log 2&gt;&amp;1</w:t>
+            </w:r>
+          </w:p>
+          <w:p>
+            <w:pPr>
+              <w:pStyle w:val="SourceCode"/>
+              <w:spacing w:before="0" w:after="0" w:line="200" w:lineRule="auto"/>
+            </w:pPr>
+            <w:r>
+              <w:t xml:space="preserve"># (у самому crontab — одним рядком: cron не підтримує перенесення)</w:t>
             </w:r>
           </w:p>
         </w:tc>
@@ -2301,7 +2642,55 @@
         <w:t xml:space="preserve"> </w:t>
       </w:r>
       <w:r>
-        <w:t xml:space="preserve">коротша, робочий каталог — домашній, графічних діалогів немає. Саме тому в скриптах для розкладу використовують абсолютні шляхи й перенаправляють вивід у журнал.</w:t>
+        <w:t xml:space="preserve">зазвичай лише</w:t>
+      </w:r>
+      <w:r>
+        <w:t xml:space="preserve"> </w:t>
+      </w:r>
+      <w:r>
+        <w:rPr>
+          <w:rStyle w:val="VerbatimChar"/>
+        </w:rPr>
+        <w:t xml:space="preserve">/usr/bin:/bin</w:t>
+      </w:r>
+      <w:r>
+        <w:t xml:space="preserve">, робочий каталог — домашній, оболонка —</w:t>
+      </w:r>
+      <w:r>
+        <w:t xml:space="preserve"> </w:t>
+      </w:r>
+      <w:r>
+        <w:rPr>
+          <w:rStyle w:val="VerbatimChar"/>
+        </w:rPr>
+        <w:t xml:space="preserve">/bin/sh</w:t>
+      </w:r>
+      <w:r>
+        <w:t xml:space="preserve">, графічних діалогів немає. Саме тому в скриптах для розкладу використовують абсолютні шляхи й перенаправляють вивід у журнал. Сучасна альтернатива cron — таймери systemd (</w:t>
+      </w:r>
+      <w:r>
+        <w:rPr>
+          <w:rStyle w:val="VerbatimChar"/>
+        </w:rPr>
+        <w:t xml:space="preserve">systemctl list-timers</w:t>
+      </w:r>
+      <w:r>
+        <w:t xml:space="preserve">): вони пишуть вивід у журнал</w:t>
+      </w:r>
+      <w:r>
+        <w:t xml:space="preserve"> </w:t>
+      </w:r>
+      <w:r>
+        <w:rPr>
+          <w:rStyle w:val="VerbatimChar"/>
+        </w:rPr>
+        <w:t xml:space="preserve">journalctl</w:t>
+      </w:r>
+      <w:r>
+        <w:t xml:space="preserve"> </w:t>
+      </w:r>
+      <w:r>
+        <w:t xml:space="preserve">і вміють наздогнати пропущений запуск, якщо комп’ютер був вимкнений.</w:t>
       </w:r>
     </w:p>
     <w:bookmarkEnd w:id="15"/>
@@ -3059,7 +3448,7 @@
               <w:spacing w:before="0" w:after="0" w:line="200" w:lineRule="auto"/>
             </w:pPr>
             <w:r>
-              <w:t xml:space="preserve">Рядків:  12</w:t>
+              <w:t xml:space="preserve">Рядків:  9</w:t>
             </w:r>
           </w:p>
           <w:p>
@@ -3335,7 +3724,25 @@
               <w:spacing w:before="0" w:after="0" w:line="200" w:lineRule="auto"/>
             </w:pPr>
             <w:r>
-              <w:t xml:space="preserve">[[ $count -gt 0 ]] &amp;&amp; echo "Середній розмір: $((bytes / count)) байт"</w:t>
+              <w:t xml:space="preserve">if [[ $count -gt 0 ]]; then</w:t>
+            </w:r>
+          </w:p>
+          <w:p>
+            <w:pPr>
+              <w:pStyle w:val="SourceCode"/>
+              <w:spacing w:before="0" w:after="0" w:line="200" w:lineRule="auto"/>
+            </w:pPr>
+            <w:r>
+              <w:t xml:space="preserve">    echo "Середній розмір: $((bytes / count)) байт"</w:t>
+            </w:r>
+          </w:p>
+          <w:p>
+            <w:pPr>
+              <w:pStyle w:val="SourceCode"/>
+              <w:spacing w:before="0" w:after="0" w:line="200" w:lineRule="auto"/>
+            </w:pPr>
+            <w:r>
+              <w:t xml:space="preserve">fi</w:t>
             </w:r>
           </w:p>
         </w:tc>
@@ -3422,25 +3829,25 @@
               <w:spacing w:before="0" w:after="0" w:line="200" w:lineRule="auto"/>
             </w:pPr>
             <w:r>
-              <w:t xml:space="preserve"> 3) services                19183 байт</w:t>
-            </w:r>
-          </w:p>
-          <w:p>
-            <w:pPr>
-              <w:pStyle w:val="SourceCode"/>
-              <w:spacing w:before="0" w:after="0" w:line="200" w:lineRule="auto"/>
-            </w:pPr>
-            <w:r>
-              <w:t xml:space="preserve">Разом: 3 файлів, 22424 байт</w:t>
-            </w:r>
-          </w:p>
-          <w:p>
-            <w:pPr>
-              <w:pStyle w:val="SourceCode"/>
-              <w:spacing w:before="0" w:after="0" w:line="200" w:lineRule="auto"/>
-            </w:pPr>
-            <w:r>
-              <w:t xml:space="preserve">Середній розмір: 7474 байт</w:t>
+              <w:t xml:space="preserve"> 3) services                12813 байт</w:t>
+            </w:r>
+          </w:p>
+          <w:p>
+            <w:pPr>
+              <w:pStyle w:val="SourceCode"/>
+              <w:spacing w:before="0" w:after="0" w:line="200" w:lineRule="auto"/>
+            </w:pPr>
+            <w:r>
+              <w:t xml:space="preserve">Разом: 3 файлів, 16054 байт</w:t>
+            </w:r>
+          </w:p>
+          <w:p>
+            <w:pPr>
+              <w:pStyle w:val="SourceCode"/>
+              <w:spacing w:before="0" w:after="0" w:line="200" w:lineRule="auto"/>
+            </w:pPr>
+            <w:r>
+              <w:t xml:space="preserve">Середній розмір: 5351 байт</w:t>
             </w:r>
           </w:p>
         </w:tc>
@@ -3475,7 +3882,31 @@
         <w:t xml:space="preserve"> </w:t>
       </w:r>
       <w:r>
-        <w:t xml:space="preserve">задає значення за замовчуванням: якщо параметр не переданий, скрипт працює з поточним каталогом.</w:t>
+        <w:t xml:space="preserve">задає значення за замовчуванням: якщо параметр не переданий, скрипт працює з поточним каталогом. Останню перевірку записано повним</w:t>
+      </w:r>
+      <w:r>
+        <w:t xml:space="preserve"> </w:t>
+      </w:r>
+      <w:r>
+        <w:rPr>
+          <w:rStyle w:val="VerbatimChar"/>
+        </w:rPr>
+        <w:t xml:space="preserve">if</w:t>
+      </w:r>
+      <w:r>
+        <w:t xml:space="preserve">, а не</w:t>
+      </w:r>
+      <w:r>
+        <w:t xml:space="preserve"> </w:t>
+      </w:r>
+      <w:r>
+        <w:rPr>
+          <w:rStyle w:val="VerbatimChar"/>
+        </w:rPr>
+        <w:t xml:space="preserve">[[ ... ]] &amp;&amp; echo</w:t>
+      </w:r>
+      <w:r>
+        <w:t xml:space="preserve">: для порожнього каталогу скорочений запис зробив би код завершення всього скрипта рівним 1.</w:t>
       </w:r>
     </w:p>
     <w:bookmarkEnd w:id="19"/>
@@ -3890,7 +4321,7 @@
               <w:spacing w:before="0" w:after="0" w:line="200" w:lineRule="auto"/>
             </w:pPr>
             <w:r>
-              <w:t xml:space="preserve">[2026-09-18 12:05:11] Архів: /home/student/lab10/bak/backup-2026-09-18.tar.gz (6482 Б)</w:t>
+              <w:t xml:space="preserve">[2026-09-18 12:05:11] Архів: /home/student/lab10/bak/backup-2026-09-18.tar.gz (5214 Б)</w:t>
             </w:r>
           </w:p>
           <w:p>
@@ -4424,7 +4855,7 @@
               <w:spacing w:before="0" w:after="0" w:line="200" w:lineRule="auto"/>
             </w:pPr>
             <w:r>
-              <w:t xml:space="preserve">&gt;     echo "*/2 * * * * /home/student/lab10/backup.sh &gt;&gt; logs/cron.log 2&gt;&amp;1" \</w:t>
+              <w:t xml:space="preserve">&gt;     echo "*/2 * * * * $HOME/lab10/backup.sh &gt;&gt; $HOME/lab10/logs/cron.log 2&gt;&amp;1" \</w:t>
             </w:r>
           </w:p>
           <w:p>
@@ -4442,7 +4873,7 @@
               <w:spacing w:before="0" w:after="0" w:line="200" w:lineRule="auto"/>
             </w:pPr>
             <w:r>
-              <w:t xml:space="preserve">student@lab-vm:~/lab10$ sleep 130 &amp;&amp; tail -2 logs/cron.log</w:t>
+              <w:t xml:space="preserve">student@lab-vm:~/lab10$ sleep 130 &amp;&amp; tail -3 logs/cron.log</w:t>
             </w:r>
           </w:p>
           <w:p>
@@ -4489,7 +4920,7 @@
         <w:pStyle w:val="FirstParagraph"/>
       </w:pPr>
       <w:r>
-        <w:t xml:space="preserve">Скрипт спрацював за розкладом саме тому, що в ньому використано абсолютні шляхи: відносний шлях</w:t>
+        <w:t xml:space="preserve">Скрипт спрацював за розкладом саме тому, що і в ньому, і в рядку розкладу використано абсолютні шляхи. Змінна</w:t>
       </w:r>
       <w:r>
         <w:t xml:space="preserve"> </w:t>
@@ -4498,13 +4929,67 @@
         <w:rPr>
           <w:rStyle w:val="VerbatimChar"/>
         </w:rPr>
-        <w:t xml:space="preserve">src</w:t>
-      </w:r>
-      <w:r>
-        <w:t xml:space="preserve"> </w:t>
-      </w:r>
-      <w:r>
-        <w:t xml:space="preserve">cron не знайшов би.</w:t>
+        <w:t xml:space="preserve">$HOME</w:t>
+      </w:r>
+      <w:r>
+        <w:t xml:space="preserve"> </w:t>
+      </w:r>
+      <w:r>
+        <w:t xml:space="preserve">у команді</w:t>
+      </w:r>
+      <w:r>
+        <w:t xml:space="preserve"> </w:t>
+      </w:r>
+      <w:r>
+        <w:rPr>
+          <w:rStyle w:val="VerbatimChar"/>
+        </w:rPr>
+        <w:t xml:space="preserve">echo</w:t>
+      </w:r>
+      <w:r>
+        <w:t xml:space="preserve"> </w:t>
+      </w:r>
+      <w:r>
+        <w:t xml:space="preserve">підставилася під час додавання рядка, тож у розклад потрапив повний шлях. Відносний шлях</w:t>
+      </w:r>
+      <w:r>
+        <w:t xml:space="preserve"> </w:t>
+      </w:r>
+      <w:r>
+        <w:rPr>
+          <w:rStyle w:val="VerbatimChar"/>
+        </w:rPr>
+        <w:t xml:space="preserve">logs/cron.log</w:t>
+      </w:r>
+      <w:r>
+        <w:t xml:space="preserve"> </w:t>
+      </w:r>
+      <w:r>
+        <w:t xml:space="preserve">cron шукав би від домашнього каталогу, не знайшов би каталогу</w:t>
+      </w:r>
+      <w:r>
+        <w:t xml:space="preserve"> </w:t>
+      </w:r>
+      <w:r>
+        <w:rPr>
+          <w:rStyle w:val="VerbatimChar"/>
+        </w:rPr>
+        <w:t xml:space="preserve">~/logs</w:t>
+      </w:r>
+      <w:r>
+        <w:t xml:space="preserve">, і завдання не запустилося б узагалі. Після перевірки тестовий рядок з розкладу прибирають:</w:t>
+      </w:r>
+      <w:r>
+        <w:t xml:space="preserve"> </w:t>
+      </w:r>
+      <w:r>
+        <w:rPr>
+          <w:rStyle w:val="VerbatimChar"/>
+        </w:rPr>
+        <w:t xml:space="preserve">crontab -e</w:t>
+      </w:r>
+      <w:r>
+        <w:t xml:space="preserve">.</w:t>
       </w:r>
     </w:p>
     <w:bookmarkEnd w:id="22"/>
